--- a/encargo_semanal.docx
+++ b/encargo_semanal.docx
@@ -2,6 +2,48 @@
 <file path=word/document.xml><?xml version="1.0" encoding="utf-8"?>
 <w:document xmlns:mc="http://schemas.openxmlformats.org/markup-compatibility/2006" xmlns:o="urn:schemas-microsoft-com:office:office" xmlns:r="http://schemas.openxmlformats.org/officeDocument/2006/relationships" xmlns:m="http://schemas.openxmlformats.org/officeDocument/2006/math" xmlns:v="urn:schemas-microsoft-com:vml" xmlns:wp="http://schemas.openxmlformats.org/drawingml/2006/wordprocessingDrawing" xmlns:w10="urn:schemas-microsoft-com:office:word" xmlns:w="http://schemas.openxmlformats.org/wordprocessingml/2006/main" xmlns:wne="http://schemas.microsoft.com/office/word/2006/wordml" xmlns:sl="http://schemas.openxmlformats.org/schemaLibrary/2006/main" xmlns:a="http://schemas.openxmlformats.org/drawingml/2006/main" xmlns:pic="http://schemas.openxmlformats.org/drawingml/2006/picture" xmlns:c="http://schemas.openxmlformats.org/drawingml/2006/chart" xmlns:lc="http://schemas.openxmlformats.org/drawingml/2006/lockedCanvas" xmlns:dgm="http://schemas.openxmlformats.org/drawingml/2006/diagram" xmlns:wps="http://schemas.microsoft.com/office/word/2010/wordprocessingShape" xmlns:wpg="http://schemas.microsoft.com/office/word/2010/wordprocessingGroup" xmlns:w14="http://schemas.microsoft.com/office/word/2010/wordml" xmlns:w15="http://schemas.microsoft.com/office/word/2012/wordml" xmlns:w16="http://schemas.microsoft.com/office/word/2018/wordml" xmlns:w16cex="http://schemas.microsoft.com/office/word/2018/wordml/cex" xmlns:w16cid="http://schemas.microsoft.com/office/word/2016/wordml/cid" xmlns="http://schemas.microsoft.com/office/tasks/2019/documenttasks" xmlns:cr="http://schemas.microsoft.com/office/comments/2020/reactions">
   <w:body>
+    <w:p>
+      <w:pPr>
+        <w:keepNext w:val="0"/>
+        <w:keepLines w:val="0"/>
+        <w:pageBreakBefore w:val="0"/>
+        <w:widowControl w:val="0"/>
+        <w:pBdr>
+          <w:top w:space="0" w:sz="0" w:val="nil"/>
+          <w:left w:space="0" w:sz="0" w:val="nil"/>
+          <w:bottom w:space="0" w:sz="0" w:val="nil"/>
+          <w:right w:space="0" w:sz="0" w:val="nil"/>
+          <w:between w:space="0" w:sz="0" w:val="nil"/>
+        </w:pBdr>
+        <w:shd w:fill="auto" w:val="clear"/>
+        <w:spacing w:after="0" w:before="0" w:line="276" w:lineRule="auto"/>
+        <w:ind w:left="0" w:right="0" w:firstLine="0"/>
+        <w:jc w:val="left"/>
+      </w:pPr>
+      <w:r>
+        <w:pict>
+          <v:shapetype id="_x0000_t75" coordsize="21600,21600" filled="f" stroked="f" o:spt="75.0" o:preferrelative="t" path="m@4@5l@4@11@9@11@9@5xe">
+            <v:stroke joinstyle="miter"/>
+            <v:formulas>
+              <v:f eqn="if lineDrawn pixelLineWidth 0"/>
+              <v:f eqn="sum @0 1 0"/>
+              <v:f eqn="sum 0 0 @1"/>
+              <v:f eqn="prod @2 1 2"/>
+              <v:f eqn="prod @3 21600 pixelWidth"/>
+              <v:f eqn="prod @3 21600 pixelHeight"/>
+              <v:f eqn="sum @0 0 1"/>
+              <v:f eqn="prod @6 1 2"/>
+              <v:f eqn="prod @7 21600 pixelWidth"/>
+              <v:f eqn="sum @8 21600 0"/>
+              <v:f eqn="prod @7 21600 pixelHeight"/>
+              <v:f eqn="sum @10 21600 0"/>
+            </v:formulas>
+            <v:path o:connecttype="rect" o:extrusionok="f" gradientshapeok="t"/>
+            <o:lock v:ext="edit" aspectratio="t"/>
+          </v:shapetype>
+        </w:pict>
+      </w:r>
+    </w:p>
     <w:p>
       <w:pPr>
         <w:rPr/>
@@ -24,16 +66,16 @@
             <wp:extent cx="2066290" cy="560705"/>
             <wp:effectExtent b="0" l="0" r="0" t="0"/>
             <wp:wrapNone/>
-            <wp:docPr id="2116379866" name="image10.png"/>
+            <wp:docPr id="2116379867" name="image3.png"/>
             <a:graphic>
               <a:graphicData uri="http://schemas.openxmlformats.org/drawingml/2006/picture">
                 <pic:pic>
                   <pic:nvPicPr>
-                    <pic:cNvPr id="0" name="image10.png"/>
+                    <pic:cNvPr id="0" name="image3.png"/>
                     <pic:cNvPicPr preferRelativeResize="0"/>
                   </pic:nvPicPr>
                   <pic:blipFill>
-                    <a:blip r:embed="rId7"/>
+                    <a:blip r:embed="rId11"/>
                     <a:srcRect b="0" l="0" r="0" t="0"/>
                     <a:stretch>
                       <a:fillRect/>
@@ -68,12 +110,12 @@
                 <wp:extent cx="4796790" cy="272415"/>
                 <wp:effectExtent b="0" l="0" r="0" t="0"/>
                 <wp:wrapNone/>
-                <wp:docPr id="2116379859" name=""/>
+                <wp:docPr id="2116379863" name=""/>
                 <a:graphic>
                   <a:graphicData uri="http://schemas.microsoft.com/office/word/2010/wordprocessingShape">
                     <wps:wsp>
                       <wps:cNvSpPr/>
-                      <wps:cNvPr id="3" name="Shape 3"/>
+                      <wps:cNvPr id="14" name="Shape 14"/>
                       <wps:spPr>
                         <a:xfrm>
                           <a:off x="2952368" y="3648555"/>
@@ -125,16 +167,16 @@
                 <wp:extent cx="4796790" cy="272415"/>
                 <wp:effectExtent b="0" l="0" r="0" t="0"/>
                 <wp:wrapNone/>
-                <wp:docPr id="2116379859" name="image16.png"/>
+                <wp:docPr id="2116379863" name="image21.png"/>
                 <a:graphic>
                   <a:graphicData uri="http://schemas.openxmlformats.org/drawingml/2006/picture">
                     <pic:pic>
                       <pic:nvPicPr>
-                        <pic:cNvPr id="0" name="image16.png"/>
+                        <pic:cNvPr id="0" name="image21.png"/>
                         <pic:cNvPicPr preferRelativeResize="0"/>
                       </pic:nvPicPr>
                       <pic:blipFill>
-                        <a:blip r:embed="rId8"/>
+                        <a:blip r:embed="rId12"/>
                         <a:srcRect/>
                         <a:stretch>
                           <a:fillRect/>
@@ -171,12 +213,12 @@
                 <wp:extent cx="7054229" cy="3857625"/>
                 <wp:effectExtent b="0" l="0" r="0" t="0"/>
                 <wp:wrapNone/>
-                <wp:docPr id="2116379858" name=""/>
+                <wp:docPr id="2116379860" name=""/>
                 <a:graphic>
                   <a:graphicData uri="http://schemas.microsoft.com/office/word/2010/wordprocessingShape">
                     <wps:wsp>
                       <wps:cNvSpPr/>
-                      <wps:cNvPr id="2" name="Shape 2"/>
+                      <wps:cNvPr id="11" name="Shape 11"/>
                       <wps:spPr>
                         <a:xfrm>
                           <a:off x="1823648" y="1855950"/>
@@ -188,7 +230,7 @@
                           </a:avLst>
                         </a:prstGeom>
                         <a:blipFill rotWithShape="1">
-                          <a:blip r:embed="rId9">
+                          <a:blip r:embed="rId13">
                             <a:alphaModFix/>
                           </a:blip>
                           <a:stretch>
@@ -233,16 +275,16 @@
                 <wp:extent cx="7054229" cy="3857625"/>
                 <wp:effectExtent b="0" l="0" r="0" t="0"/>
                 <wp:wrapNone/>
-                <wp:docPr id="2116379858" name="image15.png"/>
+                <wp:docPr id="2116379860" name="image18.png"/>
                 <a:graphic>
                   <a:graphicData uri="http://schemas.openxmlformats.org/drawingml/2006/picture">
                     <pic:pic>
                       <pic:nvPicPr>
-                        <pic:cNvPr id="0" name="image15.png"/>
+                        <pic:cNvPr id="0" name="image18.png"/>
                         <pic:cNvPicPr preferRelativeResize="0"/>
                       </pic:nvPicPr>
                       <pic:blipFill>
-                        <a:blip r:embed="rId8"/>
+                        <a:blip r:embed="rId12"/>
                         <a:srcRect/>
                         <a:stretch>
                           <a:fillRect/>
@@ -347,9 +389,12 @@
     </w:p>
     <w:p>
       <w:pPr>
-        <w:pStyle w:val="Title"/>
         <w:ind w:firstLine="0"/>
-        <w:rPr/>
+        <w:rPr>
+          <w:color w:val="333333"/>
+          <w:sz w:val="32"/>
+          <w:szCs w:val="32"/>
+        </w:rPr>
       </w:pPr>
       <w:r>
         <w:rPr>
@@ -378,24 +423,24 @@
               <wp:anchor allowOverlap="1" behindDoc="0" distB="0" distT="0" distL="114300" distR="114300" hidden="0" layoutInCell="1" locked="0" relativeHeight="0" simplePos="0">
                 <wp:simplePos x="0" y="0"/>
                 <wp:positionH relativeFrom="column">
-                  <wp:posOffset>-322800</wp:posOffset>
+                  <wp:posOffset>-320464</wp:posOffset>
                 </wp:positionH>
                 <wp:positionV relativeFrom="paragraph">
-                  <wp:posOffset>438517</wp:posOffset>
+                  <wp:posOffset>446722</wp:posOffset>
                 </wp:positionV>
-                <wp:extent cx="134620" cy="910541"/>
+                <wp:extent cx="118110" cy="729525"/>
                 <wp:effectExtent b="0" l="0" r="0" t="0"/>
                 <wp:wrapNone/>
-                <wp:docPr id="2116379860" name=""/>
+                <wp:docPr id="2116379861" name=""/>
                 <a:graphic>
                   <a:graphicData uri="http://schemas.microsoft.com/office/word/2010/wordprocessingShape">
                     <wps:wsp>
                       <wps:cNvSpPr/>
-                      <wps:cNvPr id="4" name="Shape 4"/>
+                      <wps:cNvPr id="12" name="Shape 12"/>
                       <wps:spPr>
                         <a:xfrm>
-                          <a:off x="5283453" y="3329492"/>
-                          <a:ext cx="125095" cy="901016"/>
+                          <a:off x="5291708" y="3420000"/>
+                          <a:ext cx="108585" cy="720000"/>
                         </a:xfrm>
                         <a:prstGeom prst="roundRect">
                           <a:avLst>
@@ -435,24 +480,24 @@
               <wp:anchor allowOverlap="1" behindDoc="0" distB="0" distT="0" distL="114300" distR="114300" hidden="0" layoutInCell="1" locked="0" relativeHeight="0" simplePos="0">
                 <wp:simplePos x="0" y="0"/>
                 <wp:positionH relativeFrom="column">
-                  <wp:posOffset>-322800</wp:posOffset>
+                  <wp:posOffset>-320464</wp:posOffset>
                 </wp:positionH>
                 <wp:positionV relativeFrom="paragraph">
-                  <wp:posOffset>438517</wp:posOffset>
+                  <wp:posOffset>446722</wp:posOffset>
                 </wp:positionV>
-                <wp:extent cx="134620" cy="910541"/>
+                <wp:extent cx="118110" cy="729525"/>
                 <wp:effectExtent b="0" l="0" r="0" t="0"/>
                 <wp:wrapNone/>
-                <wp:docPr id="2116379860" name="image17.png"/>
+                <wp:docPr id="2116379861" name="image19.png"/>
                 <a:graphic>
                   <a:graphicData uri="http://schemas.openxmlformats.org/drawingml/2006/picture">
                     <pic:pic>
                       <pic:nvPicPr>
-                        <pic:cNvPr id="0" name="image17.png"/>
+                        <pic:cNvPr id="0" name="image19.png"/>
                         <pic:cNvPicPr preferRelativeResize="0"/>
                       </pic:nvPicPr>
                       <pic:blipFill>
-                        <a:blip r:embed="rId8"/>
+                        <a:blip r:embed="rId12"/>
                         <a:srcRect/>
                         <a:stretch>
                           <a:fillRect/>
@@ -461,7 +506,7 @@
                       <pic:spPr>
                         <a:xfrm>
                           <a:off x="0" y="0"/>
-                          <a:ext cx="134620" cy="910541"/>
+                          <a:ext cx="118110" cy="729525"/>
                         </a:xfrm>
                         <a:prstGeom prst="rect"/>
                         <a:ln/>
@@ -503,7 +548,7 @@
           <w:color w:val="404040"/>
           <w:sz w:val="48"/>
           <w:szCs w:val="48"/>
-          <w:u w:val="single"/>
+          <w:u w:val="none"/>
           <w:shd w:fill="auto" w:val="clear"/>
           <w:vertAlign w:val="baseline"/>
         </w:rPr>
@@ -525,12 +570,7 @@
           <w:vertAlign w:val="baseline"/>
           <w:rtl w:val="0"/>
         </w:rPr>
-        <w:t xml:space="preserve">Semana 1</w:t>
-      </w:r>
-      <w:r>
-        <w:rPr>
-          <w:rtl w:val="0"/>
-        </w:rPr>
+        <w:t xml:space="preserve">Semana 3</w:t>
       </w:r>
     </w:p>
     <w:p>
@@ -583,7 +623,17 @@
           <w:vertAlign w:val="baseline"/>
           <w:rtl w:val="0"/>
         </w:rPr>
-        <w:t xml:space="preserve">Modelamiento de Bases de Datos</w:t>
+        <w:t xml:space="preserve">Modelamiento de Bases de Datos </w:t>
+      </w:r>
+    </w:p>
+    <w:p>
+      <w:pPr>
+        <w:rPr/>
+      </w:pPr>
+      <w:r>
+        <w:rPr>
+          <w:rtl w:val="0"/>
+        </w:rPr>
       </w:r>
     </w:p>
     <w:p>
@@ -621,28 +671,6 @@
       </w:pPr>
       <w:r>
         <w:rPr>
-          <w:rtl w:val="0"/>
-        </w:rPr>
-      </w:r>
-    </w:p>
-    <w:p>
-      <w:pPr>
-        <w:keepNext w:val="0"/>
-        <w:keepLines w:val="0"/>
-        <w:pageBreakBefore w:val="0"/>
-        <w:widowControl w:val="1"/>
-        <w:pBdr>
-          <w:top w:space="0" w:sz="0" w:val="nil"/>
-          <w:left w:space="0" w:sz="0" w:val="nil"/>
-          <w:bottom w:space="0" w:sz="0" w:val="nil"/>
-          <w:right w:space="0" w:sz="0" w:val="nil"/>
-          <w:between w:space="0" w:sz="0" w:val="nil"/>
-        </w:pBdr>
-        <w:shd w:fill="auto" w:val="clear"/>
-        <w:spacing w:after="160" w:before="0" w:line="259" w:lineRule="auto"/>
-        <w:ind w:left="0" w:right="0" w:firstLine="0"/>
-        <w:jc w:val="left"/>
-        <w:rPr>
           <w:rFonts w:ascii="Arial" w:cs="Arial" w:eastAsia="Arial" w:hAnsi="Arial"/>
           <w:b w:val="0"/>
           <w:bCs w:val="0"/>
@@ -656,23 +684,6 @@
           <w:u w:val="none"/>
           <w:shd w:fill="auto" w:val="clear"/>
           <w:vertAlign w:val="baseline"/>
-        </w:rPr>
-      </w:pPr>
-      <w:r>
-        <w:rPr>
-          <w:rFonts w:ascii="Arial" w:cs="Arial" w:eastAsia="Arial" w:hAnsi="Arial"/>
-          <w:b w:val="0"/>
-          <w:bCs w:val="0"/>
-          <w:i w:val="0"/>
-          <w:iCs w:val="0"/>
-          <w:smallCaps w:val="0"/>
-          <w:strike w:val="0"/>
-          <w:color w:val="404040"/>
-          <w:sz w:val="32"/>
-          <w:szCs w:val="32"/>
-          <w:u w:val="none"/>
-          <w:shd w:fill="auto" w:val="clear"/>
-          <w:vertAlign w:val="baseline"/>
           <w:rtl w:val="0"/>
         </w:rPr>
         <w:t xml:space="preserve">Formato de respuesta</w:t>
@@ -681,45 +692,49 @@
     <w:tbl>
       <w:tblPr>
         <w:tblStyle w:val="Table1"/>
-        <w:tblW w:w="9900.0" w:type="dxa"/>
+        <w:tblW w:w="9913.0" w:type="dxa"/>
         <w:jc w:val="left"/>
         <w:tblBorders>
-          <w:top w:color="000000" w:space="0" w:sz="6" w:val="single"/>
-          <w:left w:color="000000" w:space="0" w:sz="6" w:val="single"/>
-          <w:bottom w:color="000000" w:space="0" w:sz="6" w:val="single"/>
-          <w:right w:color="000000" w:space="0" w:sz="6" w:val="single"/>
+          <w:top w:color="000000" w:space="0" w:sz="4" w:val="single"/>
+          <w:left w:color="000000" w:space="0" w:sz="4" w:val="single"/>
+          <w:bottom w:color="000000" w:space="0" w:sz="4" w:val="single"/>
+          <w:right w:color="000000" w:space="0" w:sz="4" w:val="single"/>
+          <w:insideH w:color="000000" w:space="0" w:sz="4" w:val="single"/>
+          <w:insideV w:color="000000" w:space="0" w:sz="4" w:val="single"/>
         </w:tblBorders>
         <w:tblLayout w:type="fixed"/>
-        <w:tblLook w:val="0400"/>
+        <w:tblLook w:val="0600"/>
       </w:tblPr>
       <w:tblGrid>
-        <w:gridCol w:w="4950"/>
-        <w:gridCol w:w="4950"/>
+        <w:gridCol w:w="4961"/>
+        <w:gridCol w:w="4952"/>
         <w:tblGridChange w:id="0">
           <w:tblGrid>
-            <w:gridCol w:w="4950"/>
-            <w:gridCol w:w="4950"/>
+            <w:gridCol w:w="4961"/>
+            <w:gridCol w:w="4952"/>
           </w:tblGrid>
         </w:tblGridChange>
       </w:tblGrid>
       <w:tr>
         <w:trPr>
           <w:cantSplit w:val="0"/>
-          <w:trHeight w:val="300" w:hRule="atLeast"/>
-          <w:tblHeader w:val="0"/>
+          <w:trHeight w:val="510" w:hRule="atLeast"/>
+          <w:tblHeader w:val="1"/>
         </w:trPr>
         <w:tc>
           <w:tcPr>
             <w:tcBorders>
-              <w:top w:color="404040" w:space="0" w:sz="6" w:val="single"/>
-              <w:left w:color="404040" w:space="0" w:sz="6" w:val="single"/>
-              <w:bottom w:color="404040" w:space="0" w:sz="6" w:val="single"/>
-              <w:right w:color="404040" w:space="0" w:sz="6" w:val="single"/>
+              <w:top w:color="404040" w:space="0" w:sz="4" w:val="single"/>
+              <w:left w:color="404040" w:space="0" w:sz="4" w:val="single"/>
+              <w:bottom w:color="404040" w:space="0" w:sz="4" w:val="single"/>
+              <w:right w:color="404040" w:space="0" w:sz="4" w:val="single"/>
             </w:tcBorders>
             <w:vAlign w:val="center"/>
           </w:tcPr>
           <w:p>
             <w:pPr>
+              <w:spacing w:before="120" w:lineRule="auto"/>
+              <w:ind w:firstLine="0"/>
               <w:rPr/>
             </w:pPr>
             <w:r>
@@ -734,29 +749,30 @@
               <w:rPr>
                 <w:rtl w:val="0"/>
               </w:rPr>
-              <w:t xml:space="preserve"> FRANCISCA MUÑOZ JAQUE</w:t>
             </w:r>
           </w:p>
         </w:tc>
         <w:tc>
           <w:tcPr>
             <w:tcBorders>
-              <w:top w:color="404040" w:space="0" w:sz="6" w:val="single"/>
-              <w:left w:color="404040" w:space="0" w:sz="6" w:val="single"/>
-              <w:bottom w:color="404040" w:space="0" w:sz="6" w:val="single"/>
-              <w:right w:color="404040" w:space="0" w:sz="6" w:val="single"/>
+              <w:top w:color="404040" w:space="0" w:sz="4" w:val="single"/>
+              <w:left w:color="404040" w:space="0" w:sz="4" w:val="single"/>
+              <w:bottom w:color="404040" w:space="0" w:sz="4" w:val="single"/>
+              <w:right w:color="404040" w:space="0" w:sz="4" w:val="single"/>
             </w:tcBorders>
             <w:vAlign w:val="center"/>
           </w:tcPr>
           <w:p>
             <w:pPr>
+              <w:spacing w:before="120" w:lineRule="auto"/>
+              <w:ind w:firstLine="0"/>
               <w:rPr/>
             </w:pPr>
             <w:r>
               <w:rPr>
                 <w:rtl w:val="0"/>
               </w:rPr>
-              <w:t xml:space="preserve"> </w:t>
+              <w:t xml:space="preserve">Francisca Muñoz</w:t>
             </w:r>
           </w:p>
         </w:tc>
@@ -764,21 +780,88 @@
       <w:tr>
         <w:trPr>
           <w:cantSplit w:val="0"/>
-          <w:trHeight w:val="300" w:hRule="atLeast"/>
-          <w:tblHeader w:val="0"/>
+          <w:trHeight w:val="531" w:hRule="atLeast"/>
+          <w:tblHeader w:val="1"/>
         </w:trPr>
         <w:tc>
           <w:tcPr>
             <w:tcBorders>
-              <w:top w:color="404040" w:space="0" w:sz="6" w:val="single"/>
-              <w:left w:color="404040" w:space="0" w:sz="6" w:val="single"/>
-              <w:bottom w:color="404040" w:space="0" w:sz="6" w:val="single"/>
-              <w:right w:color="404040" w:space="0" w:sz="6" w:val="single"/>
+              <w:top w:color="404040" w:space="0" w:sz="4" w:val="single"/>
+              <w:left w:color="404040" w:space="0" w:sz="4" w:val="single"/>
+              <w:bottom w:color="404040" w:space="0" w:sz="4" w:val="single"/>
+              <w:right w:color="404040" w:space="0" w:sz="4" w:val="single"/>
             </w:tcBorders>
             <w:vAlign w:val="center"/>
           </w:tcPr>
           <w:p>
             <w:pPr>
+              <w:spacing w:before="120" w:lineRule="auto"/>
+              <w:ind w:firstLine="0"/>
+              <w:rPr>
+                <w:b w:val="1"/>
+                <w:bCs w:val="1"/>
+              </w:rPr>
+            </w:pPr>
+            <w:r>
+              <w:rPr>
+                <w:b w:val="1"/>
+                <w:bCs w:val="1"/>
+                <w:rtl w:val="0"/>
+              </w:rPr>
+              <w:t xml:space="preserve">Asignatura: modelamiento de bases de datos</w:t>
+            </w:r>
+          </w:p>
+        </w:tc>
+        <w:tc>
+          <w:tcPr>
+            <w:tcBorders>
+              <w:top w:color="404040" w:space="0" w:sz="4" w:val="single"/>
+              <w:left w:color="404040" w:space="0" w:sz="4" w:val="single"/>
+              <w:bottom w:color="404040" w:space="0" w:sz="4" w:val="single"/>
+              <w:right w:color="404040" w:space="0" w:sz="4" w:val="single"/>
+            </w:tcBorders>
+            <w:vAlign w:val="center"/>
+          </w:tcPr>
+          <w:p>
+            <w:pPr>
+              <w:spacing w:before="120" w:lineRule="auto"/>
+              <w:ind w:firstLine="0"/>
+              <w:rPr>
+                <w:b w:val="1"/>
+                <w:bCs w:val="1"/>
+              </w:rPr>
+            </w:pPr>
+            <w:r>
+              <w:rPr>
+                <w:b w:val="1"/>
+                <w:bCs w:val="1"/>
+                <w:rtl w:val="0"/>
+              </w:rPr>
+              <w:t xml:space="preserve">Carrera: analista programador</w:t>
+            </w:r>
+          </w:p>
+        </w:tc>
+      </w:tr>
+      <w:tr>
+        <w:trPr>
+          <w:cantSplit w:val="0"/>
+          <w:trHeight w:val="536" w:hRule="atLeast"/>
+          <w:tblHeader w:val="1"/>
+        </w:trPr>
+        <w:tc>
+          <w:tcPr>
+            <w:tcBorders>
+              <w:top w:color="404040" w:space="0" w:sz="4" w:val="single"/>
+              <w:left w:color="404040" w:space="0" w:sz="4" w:val="single"/>
+              <w:bottom w:color="404040" w:space="0" w:sz="4" w:val="single"/>
+              <w:right w:color="404040" w:space="0" w:sz="4" w:val="single"/>
+            </w:tcBorders>
+            <w:vAlign w:val="center"/>
+          </w:tcPr>
+          <w:p>
+            <w:pPr>
+              <w:spacing w:before="120" w:lineRule="auto"/>
+              <w:ind w:firstLine="0"/>
               <w:rPr/>
             </w:pPr>
             <w:r>
@@ -787,28 +870,29 @@
                 <w:bCs w:val="1"/>
                 <w:rtl w:val="0"/>
               </w:rPr>
-              <w:t xml:space="preserve">Asignatura:</w:t>
+              <w:t xml:space="preserve">Profesor: Sebastián Vásquez</w:t>
             </w:r>
             <w:r>
               <w:rPr>
                 <w:rtl w:val="0"/>
               </w:rPr>
-              <w:t xml:space="preserve"> MODELAMIENTO DE BASES DE DATOS_002A</w:t>
             </w:r>
           </w:p>
         </w:tc>
         <w:tc>
           <w:tcPr>
             <w:tcBorders>
-              <w:top w:color="404040" w:space="0" w:sz="6" w:val="single"/>
-              <w:left w:color="404040" w:space="0" w:sz="6" w:val="single"/>
-              <w:bottom w:color="404040" w:space="0" w:sz="6" w:val="single"/>
-              <w:right w:color="404040" w:space="0" w:sz="6" w:val="single"/>
+              <w:top w:color="404040" w:space="0" w:sz="4" w:val="single"/>
+              <w:left w:color="404040" w:space="0" w:sz="4" w:val="single"/>
+              <w:bottom w:color="404040" w:space="0" w:sz="4" w:val="single"/>
+              <w:right w:color="404040" w:space="0" w:sz="4" w:val="single"/>
             </w:tcBorders>
             <w:vAlign w:val="center"/>
           </w:tcPr>
           <w:p>
             <w:pPr>
+              <w:spacing w:before="120" w:lineRule="auto"/>
+              <w:ind w:firstLine="0"/>
               <w:rPr/>
             </w:pPr>
             <w:r>
@@ -817,80 +901,12 @@
                 <w:bCs w:val="1"/>
                 <w:rtl w:val="0"/>
               </w:rPr>
-              <w:t xml:space="preserve">Carrera:</w:t>
+              <w:t xml:space="preserve">Fecha: 31/08/2026 </w:t>
             </w:r>
             <w:r>
               <w:rPr>
                 <w:rtl w:val="0"/>
               </w:rPr>
-              <w:t xml:space="preserve"> Analista Programador</w:t>
-            </w:r>
-          </w:p>
-        </w:tc>
-      </w:tr>
-      <w:tr>
-        <w:trPr>
-          <w:cantSplit w:val="0"/>
-          <w:trHeight w:val="300" w:hRule="atLeast"/>
-          <w:tblHeader w:val="0"/>
-        </w:trPr>
-        <w:tc>
-          <w:tcPr>
-            <w:tcBorders>
-              <w:top w:color="404040" w:space="0" w:sz="6" w:val="single"/>
-              <w:left w:color="404040" w:space="0" w:sz="6" w:val="single"/>
-              <w:bottom w:color="404040" w:space="0" w:sz="6" w:val="single"/>
-              <w:right w:color="404040" w:space="0" w:sz="6" w:val="single"/>
-            </w:tcBorders>
-            <w:vAlign w:val="center"/>
-          </w:tcPr>
-          <w:p>
-            <w:pPr>
-              <w:rPr/>
-            </w:pPr>
-            <w:r>
-              <w:rPr>
-                <w:b w:val="1"/>
-                <w:bCs w:val="1"/>
-                <w:rtl w:val="0"/>
-              </w:rPr>
-              <w:t xml:space="preserve">Profesor:</w:t>
-            </w:r>
-            <w:r>
-              <w:rPr>
-                <w:rtl w:val="0"/>
-              </w:rPr>
-              <w:t xml:space="preserve"> SEBASTIAN VASQUEZ BASAEZ</w:t>
-            </w:r>
-          </w:p>
-        </w:tc>
-        <w:tc>
-          <w:tcPr>
-            <w:tcBorders>
-              <w:top w:color="404040" w:space="0" w:sz="6" w:val="single"/>
-              <w:left w:color="404040" w:space="0" w:sz="6" w:val="single"/>
-              <w:bottom w:color="404040" w:space="0" w:sz="6" w:val="single"/>
-              <w:right w:color="404040" w:space="0" w:sz="6" w:val="single"/>
-            </w:tcBorders>
-            <w:vAlign w:val="center"/>
-          </w:tcPr>
-          <w:p>
-            <w:pPr>
-              <w:rPr/>
-            </w:pPr>
-            <w:r>
-              <w:rPr>
-                <w:b w:val="1"/>
-                <w:bCs w:val="1"/>
-                <w:rtl w:val="0"/>
-              </w:rPr>
-              <w:t xml:space="preserve">Fecha:</w:t>
-            </w:r>
-            <w:r>
-              <w:rPr>
-                <w:rtl w:val="0"/>
-              </w:rPr>
-              <w:t xml:space="preserve"> 16/08/2026</w:t>
             </w:r>
           </w:p>
         </w:tc>
@@ -898,14 +914,253 @@
     </w:tbl>
     <w:p>
       <w:pPr>
-        <w:ind w:left="459" w:firstLine="0"/>
-        <w:rPr>
+        <w:rPr/>
+      </w:pPr>
+      <w:r>
+        <w:br w:type="page"/>
+      </w:r>
+      <w:r>
+        <w:rPr>
+          <w:rtl w:val="0"/>
+        </w:rPr>
+      </w:r>
+    </w:p>
+    <w:p>
+      <w:pPr>
+        <w:pStyle w:val="Heading1"/>
+        <w:ind w:firstLine="0"/>
+        <w:rPr/>
+      </w:pPr>
+      <w:r>
+        <w:rPr>
+          <w:rtl w:val="0"/>
+        </w:rPr>
+        <w:t xml:space="preserve">Descripción de la actividad</w:t>
+      </w:r>
+    </w:p>
+    <w:p>
+      <w:pPr>
+        <w:rPr/>
+      </w:pPr>
+      <w:r>
+        <w:rPr>
+          <w:rtl w:val="0"/>
+        </w:rPr>
+        <w:t xml:space="preserve">En esta tercera semana, realizarás una actividad sumativa individual llamada "Modelando jerarquía entre entidades", donde deberás dar solución al caso de negocio planteado, desarrollando un Modelo Entidad-Relación-Extendido (MER-E) basado en un contexto de la vida real. En esta actividad, será necesario que:</w:t>
+      </w:r>
+    </w:p>
+    <w:p>
+      <w:pPr>
+        <w:keepNext w:val="0"/>
+        <w:keepLines w:val="0"/>
+        <w:pageBreakBefore w:val="0"/>
+        <w:widowControl w:val="1"/>
+        <w:numPr>
+          <w:ilvl w:val="0"/>
+          <w:numId w:val="3"/>
+        </w:numPr>
+        <w:pBdr>
+          <w:top w:space="0" w:sz="0" w:val="nil"/>
+          <w:left w:space="0" w:sz="0" w:val="nil"/>
+          <w:bottom w:space="0" w:sz="0" w:val="nil"/>
+          <w:right w:space="0" w:sz="0" w:val="nil"/>
+          <w:between w:space="0" w:sz="0" w:val="nil"/>
+        </w:pBdr>
+        <w:shd w:fill="auto" w:val="clear"/>
+        <w:spacing w:after="0" w:before="0" w:line="360" w:lineRule="auto"/>
+        <w:ind w:left="720" w:right="0" w:hanging="360"/>
+        <w:jc w:val="left"/>
+        <w:rPr/>
+      </w:pPr>
+      <w:r>
+        <w:rPr>
+          <w:rFonts w:ascii="Arial" w:cs="Arial" w:eastAsia="Arial" w:hAnsi="Arial"/>
+          <w:b w:val="0"/>
+          <w:bCs w:val="0"/>
+          <w:i w:val="0"/>
+          <w:iCs w:val="0"/>
+          <w:smallCaps w:val="0"/>
+          <w:strike w:val="0"/>
+          <w:color w:val="404040"/>
+          <w:sz w:val="24"/>
+          <w:szCs w:val="24"/>
+          <w:u w:val="none"/>
+          <w:shd w:fill="auto" w:val="clear"/>
+          <w:vertAlign w:val="baseline"/>
+          <w:rtl w:val="0"/>
+        </w:rPr>
+        <w:t xml:space="preserve">Identifiques todas las entidades, los supertipos y subtipos con sus atributos identificadores, atributos obligatorios y opcionales.</w:t>
+      </w:r>
+    </w:p>
+    <w:p>
+      <w:pPr>
+        <w:keepNext w:val="0"/>
+        <w:keepLines w:val="0"/>
+        <w:pageBreakBefore w:val="0"/>
+        <w:widowControl w:val="1"/>
+        <w:numPr>
+          <w:ilvl w:val="0"/>
+          <w:numId w:val="3"/>
+        </w:numPr>
+        <w:pBdr>
+          <w:top w:space="0" w:sz="0" w:val="nil"/>
+          <w:left w:space="0" w:sz="0" w:val="nil"/>
+          <w:bottom w:space="0" w:sz="0" w:val="nil"/>
+          <w:right w:space="0" w:sz="0" w:val="nil"/>
+          <w:between w:space="0" w:sz="0" w:val="nil"/>
+        </w:pBdr>
+        <w:shd w:fill="auto" w:val="clear"/>
+        <w:spacing w:after="0" w:before="0" w:line="360" w:lineRule="auto"/>
+        <w:ind w:left="720" w:right="0" w:hanging="360"/>
+        <w:jc w:val="left"/>
+        <w:rPr/>
+      </w:pPr>
+      <w:r>
+        <w:rPr>
+          <w:rFonts w:ascii="Arial" w:cs="Arial" w:eastAsia="Arial" w:hAnsi="Arial"/>
+          <w:b w:val="0"/>
+          <w:bCs w:val="0"/>
+          <w:i w:val="0"/>
+          <w:iCs w:val="0"/>
+          <w:smallCaps w:val="0"/>
+          <w:strike w:val="0"/>
+          <w:color w:val="404040"/>
+          <w:sz w:val="24"/>
+          <w:szCs w:val="24"/>
+          <w:u w:val="none"/>
+          <w:shd w:fill="auto" w:val="clear"/>
+          <w:vertAlign w:val="baseline"/>
+          <w:rtl w:val="0"/>
+        </w:rPr>
+        <w:t xml:space="preserve">Identifiques las relaciones entre las entidades.</w:t>
+      </w:r>
+    </w:p>
+    <w:p>
+      <w:pPr>
+        <w:keepNext w:val="0"/>
+        <w:keepLines w:val="0"/>
+        <w:pageBreakBefore w:val="0"/>
+        <w:widowControl w:val="1"/>
+        <w:numPr>
+          <w:ilvl w:val="0"/>
+          <w:numId w:val="3"/>
+        </w:numPr>
+        <w:pBdr>
+          <w:top w:space="0" w:sz="0" w:val="nil"/>
+          <w:left w:space="0" w:sz="0" w:val="nil"/>
+          <w:bottom w:space="0" w:sz="0" w:val="nil"/>
+          <w:right w:space="0" w:sz="0" w:val="nil"/>
+          <w:between w:space="0" w:sz="0" w:val="nil"/>
+        </w:pBdr>
+        <w:shd w:fill="auto" w:val="clear"/>
+        <w:spacing w:after="160" w:before="0" w:line="360" w:lineRule="auto"/>
+        <w:ind w:left="720" w:right="0" w:hanging="360"/>
+        <w:jc w:val="left"/>
+        <w:rPr/>
+      </w:pPr>
+      <w:r>
+        <w:rPr>
+          <w:rFonts w:ascii="Arial" w:cs="Arial" w:eastAsia="Arial" w:hAnsi="Arial"/>
+          <w:b w:val="0"/>
+          <w:bCs w:val="0"/>
+          <w:i w:val="0"/>
+          <w:iCs w:val="0"/>
+          <w:smallCaps w:val="0"/>
+          <w:strike w:val="0"/>
+          <w:color w:val="404040"/>
+          <w:sz w:val="24"/>
+          <w:szCs w:val="24"/>
+          <w:u w:val="none"/>
+          <w:shd w:fill="auto" w:val="clear"/>
+          <w:vertAlign w:val="baseline"/>
+          <w:rtl w:val="0"/>
+        </w:rPr>
+        <w:t xml:space="preserve">Analices y determines los tipos de datos más adecuados para cada atributo, así como su dominio. </w:t>
+      </w:r>
+    </w:p>
+    <w:p>
+      <w:pPr>
+        <w:rPr/>
+      </w:pPr>
+      <w:r>
+        <w:rPr>
+          <w:rtl w:val="0"/>
+        </w:rPr>
+      </w:r>
+    </w:p>
+    <w:p>
+      <w:pPr>
+        <w:pStyle w:val="Heading2"/>
+        <w:ind w:firstLine="0"/>
+        <w:rPr/>
+      </w:pPr>
+      <w:r>
+        <w:rPr>
+          <w:rtl w:val="0"/>
+        </w:rPr>
+        <w:t xml:space="preserve">Instrucciones específicas</w:t>
+      </w:r>
+    </w:p>
+    <w:p>
+      <w:pPr>
+        <w:rPr/>
+      </w:pPr>
+      <w:r>
+        <w:rPr>
+          <w:rtl w:val="0"/>
+        </w:rPr>
+        <w:t xml:space="preserve">Para llevar a cabo la actividad sumativa de la semana, a continuación te presentaremos el</w:t>
+        <w:br w:type="textWrapping"/>
+        <w:t xml:space="preserve">contexto de negocio que deberás analizar en detalle:</w:t>
+      </w:r>
+    </w:p>
+    <w:p>
+      <w:pPr>
+        <w:ind w:firstLine="0"/>
+        <w:rPr>
+          <w:rFonts w:ascii="Arial" w:cs="Arial" w:eastAsia="Arial" w:hAnsi="Arial"/>
           <w:b w:val="1"/>
           <w:bCs w:val="1"/>
-          <w:sz w:val="44"/>
-          <w:szCs w:val="44"/>
-        </w:rPr>
-      </w:pPr>
+          <w:color w:val="404040"/>
+          <w:sz w:val="24"/>
+          <w:szCs w:val="24"/>
+        </w:rPr>
+      </w:pPr>
+      <w:r>
+        <w:rPr>
+          <w:rFonts w:ascii="Arial" w:cs="Arial" w:eastAsia="Arial" w:hAnsi="Arial"/>
+          <w:b w:val="1"/>
+          <w:bCs w:val="1"/>
+          <w:color w:val="404040"/>
+          <w:sz w:val="24"/>
+          <w:szCs w:val="24"/>
+          <w:rtl w:val="0"/>
+        </w:rPr>
+        <w:t xml:space="preserve">CONTEXTO CASO: Compañía HiLogic Solutions </w:t>
+      </w:r>
+    </w:p>
+    <w:p>
+      <w:pPr>
+        <w:ind w:firstLine="0"/>
+        <w:rPr/>
+      </w:pPr>
+      <w:r>
+        <w:rPr>
+          <w:rtl w:val="0"/>
+        </w:rPr>
+        <w:t xml:space="preserve">HiLogic Solutions es una empresa especializada en la comercialización de productos y servicios tecnológicos, con el objetivo de satisfacer las necesidades tanto de empresas como de consumidores individuales. En un mercado caracterizado por la constante innovación, HiLogic se ha consolidado como un actor clave, ofreciendo soluciones tecnológicas avanzadas en áreas como hardware, dispositivos móviles y equipos de comunicación. </w:t>
+      </w:r>
+    </w:p>
+    <w:p>
+      <w:pPr>
+        <w:rPr/>
+      </w:pPr>
+      <w:r>
+        <w:rPr>
+          <w:rtl w:val="0"/>
+        </w:rPr>
+        <w:t xml:space="preserve">Actualmente la empresa ofrece una variedad de productos de tecnología a un muy buen precio, tales como: PC, teléfonos celulares, módems, notebooks, impresoras, dispositivos tecnológicos, y una variedad de accesorios, que ofrece en ocho sucursales ubicadas estratégicamente.  Existe la posibilidad de abrir cinco nuevas sucursales en los próximos años. </w:t>
+      </w:r>
       <w:r>
         <w:br w:type="page"/>
       </w:r>
@@ -917,7 +1172,17 @@
     </w:p>
     <w:p>
       <w:pPr>
-        <w:pStyle w:val="Heading1"/>
+        <w:rPr/>
+      </w:pPr>
+      <w:r>
+        <w:rPr>
+          <w:rtl w:val="0"/>
+        </w:rPr>
+        <w:t xml:space="preserve">En los últimos periodos de facturación, la compañía ha enfrentado diversos problemas relacionados con la cuadratura de los ingresos por ventas y en las comisiones asociadas a ventas que eventualmente se asignan a vendedores y supervisores contratados. Por este motivo, ha decidido recopilar la información relevante para implementar una base de datos de calidad en el corto plazo.</w:t>
+      </w:r>
+    </w:p>
+    <w:p>
+      <w:pPr>
         <w:ind w:firstLine="0"/>
         <w:rPr/>
       </w:pPr>
@@ -925,18 +1190,24 @@
         <w:rPr>
           <w:rtl w:val="0"/>
         </w:rPr>
-        <w:t xml:space="preserve">Descripción de la actividad</w:t>
-      </w:r>
-    </w:p>
-    <w:p>
-      <w:pPr>
-        <w:rPr/>
-      </w:pPr>
-      <w:r>
-        <w:rPr>
-          <w:rtl w:val="0"/>
-        </w:rPr>
-        <w:t xml:space="preserve">En esta primera semana, realizarás una actividad formativa en pareja llamada "Aplicando conceptos de modelamiento inicial". El objetivo es dar tu primer paso en el proceso de modelado de bases de datos, aplicando conceptos básicos asociados al modelamiento de datos, como la identificación de estructuras y el conjunto de relaciones que permiten representar la información del mundo real.</w:t>
+        <w:t xml:space="preserve">Para esta fase del desarrollo, se solicita la generación del modelo Entidad-Relación Extendido (MER-E), según los requisitos de negocio detallados a continuación.</w:t>
+      </w:r>
+    </w:p>
+    <w:p>
+      <w:pPr>
+        <w:ind w:firstLine="0"/>
+        <w:rPr>
+          <w:b w:val="1"/>
+          <w:bCs w:val="1"/>
+        </w:rPr>
+      </w:pPr>
+      <w:r>
+        <w:rPr>
+          <w:b w:val="1"/>
+          <w:bCs w:val="1"/>
+          <w:rtl w:val="0"/>
+        </w:rPr>
+        <w:t xml:space="preserve">Reglas de negocio:</w:t>
       </w:r>
     </w:p>
     <w:p>
@@ -960,7 +1231,20 @@
         <w:spacing w:after="0" w:before="0" w:line="360" w:lineRule="auto"/>
         <w:ind w:left="720" w:right="0" w:hanging="360"/>
         <w:jc w:val="left"/>
-        <w:rPr/>
+        <w:rPr>
+          <w:b w:val="0"/>
+          <w:bCs w:val="0"/>
+          <w:i w:val="0"/>
+          <w:iCs w:val="0"/>
+          <w:smallCaps w:val="0"/>
+          <w:strike w:val="0"/>
+          <w:color w:val="404040"/>
+          <w:sz w:val="24"/>
+          <w:szCs w:val="24"/>
+          <w:u w:val="none"/>
+          <w:shd w:fill="auto" w:val="clear"/>
+          <w:vertAlign w:val="baseline"/>
+        </w:rPr>
       </w:pPr>
       <w:r>
         <w:rPr>
@@ -979,7 +1263,399 @@
           <w:vertAlign w:val="baseline"/>
           <w:rtl w:val="0"/>
         </w:rPr>
-        <w:t xml:space="preserve">Identificar las entidades y sus respectivos atributos, diferenciando cuáles serán los atributos clave principales del sistema y cuáles tendrán un papel secundario.</w:t>
+        <w:t xml:space="preserve">La compañía tiene 8 sucursales ubicadas en distintas comunas. De las sucursales se requiere almacenar el “número de sucursal” que identifique a cada una de ellas, el nombre y la dirección completa. El nombre de la sucursal no puede repetirse en la base de datos.</w:t>
+      </w:r>
+    </w:p>
+    <w:p>
+      <w:pPr>
+        <w:keepNext w:val="0"/>
+        <w:keepLines w:val="0"/>
+        <w:pageBreakBefore w:val="0"/>
+        <w:widowControl w:val="1"/>
+        <w:numPr>
+          <w:ilvl w:val="0"/>
+          <w:numId w:val="2"/>
+        </w:numPr>
+        <w:pBdr>
+          <w:top w:space="0" w:sz="0" w:val="nil"/>
+          <w:left w:space="0" w:sz="0" w:val="nil"/>
+          <w:bottom w:space="0" w:sz="0" w:val="nil"/>
+          <w:right w:space="0" w:sz="0" w:val="nil"/>
+          <w:between w:space="0" w:sz="0" w:val="nil"/>
+        </w:pBdr>
+        <w:shd w:fill="auto" w:val="clear"/>
+        <w:spacing w:after="0" w:before="0" w:line="360" w:lineRule="auto"/>
+        <w:ind w:left="720" w:right="0" w:hanging="360"/>
+        <w:jc w:val="left"/>
+        <w:rPr>
+          <w:b w:val="0"/>
+          <w:bCs w:val="0"/>
+          <w:i w:val="0"/>
+          <w:iCs w:val="0"/>
+          <w:smallCaps w:val="0"/>
+          <w:strike w:val="0"/>
+          <w:color w:val="404040"/>
+          <w:sz w:val="24"/>
+          <w:szCs w:val="24"/>
+          <w:u w:val="none"/>
+          <w:shd w:fill="auto" w:val="clear"/>
+          <w:vertAlign w:val="baseline"/>
+        </w:rPr>
+      </w:pPr>
+      <w:r>
+        <w:rPr>
+          <w:rFonts w:ascii="Arial" w:cs="Arial" w:eastAsia="Arial" w:hAnsi="Arial"/>
+          <w:b w:val="0"/>
+          <w:bCs w:val="0"/>
+          <w:i w:val="0"/>
+          <w:iCs w:val="0"/>
+          <w:smallCaps w:val="0"/>
+          <w:strike w:val="0"/>
+          <w:color w:val="404040"/>
+          <w:sz w:val="24"/>
+          <w:szCs w:val="24"/>
+          <w:u w:val="none"/>
+          <w:shd w:fill="auto" w:val="clear"/>
+          <w:vertAlign w:val="baseline"/>
+          <w:rtl w:val="0"/>
+        </w:rPr>
+        <w:t xml:space="preserve">La compañía vende diferentes productos que se identifican por un código numérico, una descripción, un valor (precio unitario que puede estar entre los 2 mil pesos hasta los 5 millones de pesos), marca del producto y el stock disponible en la bodega. La cantidad de productos en bodega no puede superar las 3.000 unidades.</w:t>
+      </w:r>
+    </w:p>
+    <w:p>
+      <w:pPr>
+        <w:keepNext w:val="0"/>
+        <w:keepLines w:val="0"/>
+        <w:pageBreakBefore w:val="0"/>
+        <w:widowControl w:val="1"/>
+        <w:numPr>
+          <w:ilvl w:val="0"/>
+          <w:numId w:val="2"/>
+        </w:numPr>
+        <w:pBdr>
+          <w:top w:space="0" w:sz="0" w:val="nil"/>
+          <w:left w:space="0" w:sz="0" w:val="nil"/>
+          <w:bottom w:space="0" w:sz="0" w:val="nil"/>
+          <w:right w:space="0" w:sz="0" w:val="nil"/>
+          <w:between w:space="0" w:sz="0" w:val="nil"/>
+        </w:pBdr>
+        <w:shd w:fill="auto" w:val="clear"/>
+        <w:spacing w:after="0" w:before="0" w:line="360" w:lineRule="auto"/>
+        <w:ind w:left="720" w:right="0" w:hanging="360"/>
+        <w:jc w:val="left"/>
+        <w:rPr>
+          <w:b w:val="0"/>
+          <w:bCs w:val="0"/>
+          <w:i w:val="0"/>
+          <w:iCs w:val="0"/>
+          <w:smallCaps w:val="0"/>
+          <w:strike w:val="0"/>
+          <w:color w:val="404040"/>
+          <w:sz w:val="24"/>
+          <w:szCs w:val="24"/>
+          <w:u w:val="none"/>
+          <w:shd w:fill="auto" w:val="clear"/>
+          <w:vertAlign w:val="baseline"/>
+        </w:rPr>
+      </w:pPr>
+      <w:r>
+        <w:rPr>
+          <w:rFonts w:ascii="Arial" w:cs="Arial" w:eastAsia="Arial" w:hAnsi="Arial"/>
+          <w:b w:val="0"/>
+          <w:bCs w:val="0"/>
+          <w:i w:val="0"/>
+          <w:iCs w:val="0"/>
+          <w:smallCaps w:val="0"/>
+          <w:strike w:val="0"/>
+          <w:color w:val="404040"/>
+          <w:sz w:val="24"/>
+          <w:szCs w:val="24"/>
+          <w:u w:val="none"/>
+          <w:shd w:fill="auto" w:val="clear"/>
+          <w:vertAlign w:val="baseline"/>
+          <w:rtl w:val="0"/>
+        </w:rPr>
+        <w:t xml:space="preserve">Los clientes pueden adquirir del orden de 5.000 productos distintos en cualquiera de las sucursales disponibles.</w:t>
+      </w:r>
+    </w:p>
+    <w:p>
+      <w:pPr>
+        <w:keepNext w:val="0"/>
+        <w:keepLines w:val="0"/>
+        <w:pageBreakBefore w:val="0"/>
+        <w:widowControl w:val="1"/>
+        <w:numPr>
+          <w:ilvl w:val="0"/>
+          <w:numId w:val="2"/>
+        </w:numPr>
+        <w:pBdr>
+          <w:top w:space="0" w:sz="0" w:val="nil"/>
+          <w:left w:space="0" w:sz="0" w:val="nil"/>
+          <w:bottom w:space="0" w:sz="0" w:val="nil"/>
+          <w:right w:space="0" w:sz="0" w:val="nil"/>
+          <w:between w:space="0" w:sz="0" w:val="nil"/>
+        </w:pBdr>
+        <w:shd w:fill="auto" w:val="clear"/>
+        <w:spacing w:after="0" w:before="0" w:line="360" w:lineRule="auto"/>
+        <w:ind w:left="720" w:right="0" w:hanging="360"/>
+        <w:jc w:val="left"/>
+        <w:rPr>
+          <w:b w:val="0"/>
+          <w:bCs w:val="0"/>
+          <w:i w:val="0"/>
+          <w:iCs w:val="0"/>
+          <w:smallCaps w:val="0"/>
+          <w:strike w:val="0"/>
+          <w:color w:val="404040"/>
+          <w:sz w:val="24"/>
+          <w:szCs w:val="24"/>
+          <w:u w:val="none"/>
+          <w:shd w:fill="auto" w:val="clear"/>
+          <w:vertAlign w:val="baseline"/>
+        </w:rPr>
+      </w:pPr>
+      <w:r>
+        <w:rPr>
+          <w:rFonts w:ascii="Arial" w:cs="Arial" w:eastAsia="Arial" w:hAnsi="Arial"/>
+          <w:b w:val="0"/>
+          <w:bCs w:val="0"/>
+          <w:i w:val="0"/>
+          <w:iCs w:val="0"/>
+          <w:smallCaps w:val="0"/>
+          <w:strike w:val="0"/>
+          <w:color w:val="404040"/>
+          <w:sz w:val="24"/>
+          <w:szCs w:val="24"/>
+          <w:u w:val="none"/>
+          <w:shd w:fill="auto" w:val="clear"/>
+          <w:vertAlign w:val="baseline"/>
+          <w:rtl w:val="0"/>
+        </w:rPr>
+        <w:t xml:space="preserve">Cuando el cliente realiza una compra el vendedor le debe emitir una boleta con el siguiente detalle: número de boleta, fecha de boleta, monto de venta, cantidad de productos.</w:t>
+      </w:r>
+    </w:p>
+    <w:p>
+      <w:pPr>
+        <w:keepNext w:val="0"/>
+        <w:keepLines w:val="0"/>
+        <w:pageBreakBefore w:val="0"/>
+        <w:widowControl w:val="1"/>
+        <w:numPr>
+          <w:ilvl w:val="0"/>
+          <w:numId w:val="2"/>
+        </w:numPr>
+        <w:pBdr>
+          <w:top w:space="0" w:sz="0" w:val="nil"/>
+          <w:left w:space="0" w:sz="0" w:val="nil"/>
+          <w:bottom w:space="0" w:sz="0" w:val="nil"/>
+          <w:right w:space="0" w:sz="0" w:val="nil"/>
+          <w:between w:space="0" w:sz="0" w:val="nil"/>
+        </w:pBdr>
+        <w:shd w:fill="auto" w:val="clear"/>
+        <w:spacing w:after="0" w:before="0" w:line="360" w:lineRule="auto"/>
+        <w:ind w:left="720" w:right="0" w:hanging="360"/>
+        <w:jc w:val="left"/>
+        <w:rPr>
+          <w:b w:val="0"/>
+          <w:bCs w:val="0"/>
+          <w:i w:val="0"/>
+          <w:iCs w:val="0"/>
+          <w:smallCaps w:val="0"/>
+          <w:strike w:val="0"/>
+          <w:color w:val="404040"/>
+          <w:sz w:val="24"/>
+          <w:szCs w:val="24"/>
+          <w:u w:val="none"/>
+          <w:shd w:fill="auto" w:val="clear"/>
+          <w:vertAlign w:val="baseline"/>
+        </w:rPr>
+      </w:pPr>
+      <w:r>
+        <w:rPr>
+          <w:rFonts w:ascii="Arial" w:cs="Arial" w:eastAsia="Arial" w:hAnsi="Arial"/>
+          <w:b w:val="0"/>
+          <w:bCs w:val="0"/>
+          <w:i w:val="0"/>
+          <w:iCs w:val="0"/>
+          <w:smallCaps w:val="0"/>
+          <w:strike w:val="0"/>
+          <w:color w:val="404040"/>
+          <w:sz w:val="24"/>
+          <w:szCs w:val="24"/>
+          <w:u w:val="none"/>
+          <w:shd w:fill="auto" w:val="clear"/>
+          <w:vertAlign w:val="baseline"/>
+          <w:rtl w:val="0"/>
+        </w:rPr>
+        <w:t xml:space="preserve">Con el tiempo, los clientes acumulan puntos en función de las compras realizadas, lo que permite clasificar a dos tipos de clientes. Según el puntaje acumulado, se identifica al Cliente VIP, quien recibirá un porcentaje de descuento (entre 1% y 99.9%) en futuras compras. Por otro lado, los clientes Normales recibirán un descuento fijo en pesos, que se aplicará en la siguiente compra y tendrá un límite máximo de 20.000 pesos. </w:t>
+      </w:r>
+    </w:p>
+    <w:p>
+      <w:pPr>
+        <w:keepNext w:val="0"/>
+        <w:keepLines w:val="0"/>
+        <w:pageBreakBefore w:val="0"/>
+        <w:widowControl w:val="1"/>
+        <w:numPr>
+          <w:ilvl w:val="0"/>
+          <w:numId w:val="2"/>
+        </w:numPr>
+        <w:pBdr>
+          <w:top w:space="0" w:sz="0" w:val="nil"/>
+          <w:left w:space="0" w:sz="0" w:val="nil"/>
+          <w:bottom w:space="0" w:sz="0" w:val="nil"/>
+          <w:right w:space="0" w:sz="0" w:val="nil"/>
+          <w:between w:space="0" w:sz="0" w:val="nil"/>
+        </w:pBdr>
+        <w:shd w:fill="auto" w:val="clear"/>
+        <w:spacing w:after="0" w:before="0" w:line="360" w:lineRule="auto"/>
+        <w:ind w:left="720" w:right="0" w:hanging="360"/>
+        <w:jc w:val="left"/>
+        <w:rPr>
+          <w:b w:val="0"/>
+          <w:bCs w:val="0"/>
+          <w:i w:val="0"/>
+          <w:iCs w:val="0"/>
+          <w:smallCaps w:val="0"/>
+          <w:strike w:val="0"/>
+          <w:color w:val="404040"/>
+          <w:sz w:val="24"/>
+          <w:szCs w:val="24"/>
+          <w:u w:val="none"/>
+          <w:shd w:fill="auto" w:val="clear"/>
+          <w:vertAlign w:val="baseline"/>
+        </w:rPr>
+      </w:pPr>
+      <w:r>
+        <w:rPr>
+          <w:rFonts w:ascii="Arial" w:cs="Arial" w:eastAsia="Arial" w:hAnsi="Arial"/>
+          <w:b w:val="0"/>
+          <w:bCs w:val="0"/>
+          <w:i w:val="0"/>
+          <w:iCs w:val="0"/>
+          <w:smallCaps w:val="0"/>
+          <w:strike w:val="0"/>
+          <w:color w:val="404040"/>
+          <w:sz w:val="24"/>
+          <w:szCs w:val="24"/>
+          <w:u w:val="none"/>
+          <w:shd w:fill="auto" w:val="clear"/>
+          <w:vertAlign w:val="baseline"/>
+          <w:rtl w:val="0"/>
+        </w:rPr>
+        <w:t xml:space="preserve">Los trabajadores contratados pueden tener un sólo cargo en la empresa, tales como:  administrativo, gerente, supervisor, jefe de área, vendedores, etc.   Debe registrarse en el contrato a qué sucursal pertenecerán, que es parte de la identificación de contrato. No se debe permitir que un trabajador se cambie de sucursal, debe permanecer en la sucursal que lo contrató.</w:t>
+      </w:r>
+    </w:p>
+    <w:p>
+      <w:pPr>
+        <w:keepNext w:val="0"/>
+        <w:keepLines w:val="0"/>
+        <w:pageBreakBefore w:val="0"/>
+        <w:widowControl w:val="1"/>
+        <w:numPr>
+          <w:ilvl w:val="0"/>
+          <w:numId w:val="2"/>
+        </w:numPr>
+        <w:pBdr>
+          <w:top w:space="0" w:sz="0" w:val="nil"/>
+          <w:left w:space="0" w:sz="0" w:val="nil"/>
+          <w:bottom w:space="0" w:sz="0" w:val="nil"/>
+          <w:right w:space="0" w:sz="0" w:val="nil"/>
+          <w:between w:space="0" w:sz="0" w:val="nil"/>
+        </w:pBdr>
+        <w:shd w:fill="auto" w:val="clear"/>
+        <w:spacing w:after="0" w:before="0" w:line="360" w:lineRule="auto"/>
+        <w:ind w:left="720" w:right="0" w:hanging="360"/>
+        <w:jc w:val="left"/>
+        <w:rPr>
+          <w:b w:val="0"/>
+          <w:bCs w:val="0"/>
+          <w:i w:val="0"/>
+          <w:iCs w:val="0"/>
+          <w:smallCaps w:val="0"/>
+          <w:strike w:val="0"/>
+          <w:color w:val="404040"/>
+          <w:sz w:val="24"/>
+          <w:szCs w:val="24"/>
+          <w:u w:val="none"/>
+          <w:shd w:fill="auto" w:val="clear"/>
+          <w:vertAlign w:val="baseline"/>
+        </w:rPr>
+      </w:pPr>
+      <w:r>
+        <w:rPr>
+          <w:rFonts w:ascii="Arial" w:cs="Arial" w:eastAsia="Arial" w:hAnsi="Arial"/>
+          <w:b w:val="0"/>
+          <w:bCs w:val="0"/>
+          <w:i w:val="0"/>
+          <w:iCs w:val="0"/>
+          <w:smallCaps w:val="0"/>
+          <w:strike w:val="0"/>
+          <w:color w:val="404040"/>
+          <w:sz w:val="24"/>
+          <w:szCs w:val="24"/>
+          <w:u w:val="none"/>
+          <w:shd w:fill="auto" w:val="clear"/>
+          <w:vertAlign w:val="baseline"/>
+          <w:rtl w:val="0"/>
+        </w:rPr>
+        <w:t xml:space="preserve">Existe un listado de quince cargos en la empresa tipificados con código numérico y una descripción. Se sabe que hay cargos aún no han sido asignados.</w:t>
+      </w:r>
+    </w:p>
+    <w:p>
+      <w:pPr>
+        <w:keepNext w:val="0"/>
+        <w:keepLines w:val="0"/>
+        <w:pageBreakBefore w:val="0"/>
+        <w:widowControl w:val="1"/>
+        <w:numPr>
+          <w:ilvl w:val="0"/>
+          <w:numId w:val="2"/>
+        </w:numPr>
+        <w:pBdr>
+          <w:top w:space="0" w:sz="0" w:val="nil"/>
+          <w:left w:space="0" w:sz="0" w:val="nil"/>
+          <w:bottom w:space="0" w:sz="0" w:val="nil"/>
+          <w:right w:space="0" w:sz="0" w:val="nil"/>
+          <w:between w:space="0" w:sz="0" w:val="nil"/>
+        </w:pBdr>
+        <w:shd w:fill="auto" w:val="clear"/>
+        <w:spacing w:after="0" w:before="0" w:line="360" w:lineRule="auto"/>
+        <w:ind w:left="720" w:right="0" w:hanging="360"/>
+        <w:jc w:val="left"/>
+        <w:rPr>
+          <w:b w:val="0"/>
+          <w:bCs w:val="0"/>
+          <w:i w:val="0"/>
+          <w:iCs w:val="0"/>
+          <w:smallCaps w:val="0"/>
+          <w:strike w:val="0"/>
+          <w:color w:val="404040"/>
+          <w:sz w:val="24"/>
+          <w:szCs w:val="24"/>
+          <w:u w:val="none"/>
+          <w:shd w:fill="auto" w:val="clear"/>
+          <w:vertAlign w:val="baseline"/>
+        </w:rPr>
+      </w:pPr>
+      <w:r>
+        <w:rPr>
+          <w:rFonts w:ascii="Arial" w:cs="Arial" w:eastAsia="Arial" w:hAnsi="Arial"/>
+          <w:b w:val="0"/>
+          <w:bCs w:val="0"/>
+          <w:i w:val="0"/>
+          <w:iCs w:val="0"/>
+          <w:smallCaps w:val="0"/>
+          <w:strike w:val="0"/>
+          <w:color w:val="404040"/>
+          <w:sz w:val="24"/>
+          <w:szCs w:val="24"/>
+          <w:u w:val="none"/>
+          <w:shd w:fill="auto" w:val="clear"/>
+          <w:vertAlign w:val="baseline"/>
+          <w:rtl w:val="0"/>
+        </w:rPr>
+        <w:t xml:space="preserve">Está la posibilidad que un trabajador sea recontratado por la compañía en otra fecha posterior y en otra sucursal, para lo que habría que realizar un nuevo contrato.</w:t>
       </w:r>
     </w:p>
     <w:p>
@@ -1003,7 +1679,20 @@
         <w:spacing w:after="160" w:before="0" w:line="360" w:lineRule="auto"/>
         <w:ind w:left="720" w:right="0" w:hanging="360"/>
         <w:jc w:val="left"/>
-        <w:rPr/>
+        <w:rPr>
+          <w:b w:val="0"/>
+          <w:bCs w:val="0"/>
+          <w:i w:val="0"/>
+          <w:iCs w:val="0"/>
+          <w:smallCaps w:val="0"/>
+          <w:strike w:val="0"/>
+          <w:color w:val="404040"/>
+          <w:sz w:val="24"/>
+          <w:szCs w:val="24"/>
+          <w:u w:val="none"/>
+          <w:shd w:fill="auto" w:val="clear"/>
+          <w:vertAlign w:val="baseline"/>
+        </w:rPr>
       </w:pPr>
       <w:r>
         <w:rPr>
@@ -1022,1025 +1711,25 @@
           <w:vertAlign w:val="baseline"/>
           <w:rtl w:val="0"/>
         </w:rPr>
-        <w:t xml:space="preserve">Analizar y determinar qué tipos de datos son los más adecuados para cada atributo.</w:t>
-      </w:r>
-    </w:p>
-    <w:p>
-      <w:pPr>
-        <w:pStyle w:val="Heading2"/>
-        <w:ind w:firstLine="0"/>
-        <w:rPr/>
-      </w:pPr>
-      <w:r>
-        <w:rPr>
-          <w:rtl w:val="0"/>
-        </w:rPr>
-        <w:t xml:space="preserve">Instrucciones específicas</w:t>
-      </w:r>
-    </w:p>
-    <w:p>
-      <w:pPr>
-        <w:rPr/>
-      </w:pPr>
-      <w:r>
-        <w:rPr>
-          <w:rtl w:val="0"/>
-        </w:rPr>
-        <w:t xml:space="preserve">Para llevar a cabo la actividad formativa de la semana, a continuación, te presentaremos el contexto de negocio que deberás analizar en detalle: </w:t>
-      </w:r>
-    </w:p>
-    <w:p>
-      <w:pPr>
-        <w:pStyle w:val="Heading3"/>
-        <w:ind w:firstLine="0"/>
-        <w:rPr/>
-      </w:pPr>
-      <w:r>
-        <w:rPr>
-          <w:rtl w:val="0"/>
-        </w:rPr>
-        <w:t xml:space="preserve">Contexto de negocio: Línea Aérea BT&amp;Airways</w:t>
-      </w:r>
-    </w:p>
-    <w:p>
-      <w:pPr>
-        <w:rPr/>
-      </w:pPr>
-      <w:r>
-        <w:rPr>
-          <w:rtl w:val="0"/>
-        </w:rPr>
-        <w:t xml:space="preserve">Se te ha propuesto realizar una asesoría para la línea aérea BT&amp;Airways, que lleva más de 25 años de actividad en el mercado del transporte de pasajeros por los 5 continentes.  La compañía ha crecido sustancialmente en los últimos 10 años, y ha presentado algunos problemas con sus plataformas IT, especialmente en el módulo en donde se registra la venta de vuelos. Se sabe que existen del orden de los 35 mil vuelos, y que este número podría triplicarse en los próximos años. </w:t>
-      </w:r>
-    </w:p>
-    <w:p>
-      <w:pPr>
+        <w:t xml:space="preserve">La empresa en los últimos años está recibiendo alumnos pasantes para capacitarlos en ventas, a los que se le realiza un contrato diferente al resto de los trabajadores con contrato indefinido (ver vista de usuario).  Por ejemplo: los practicantes pueden o no tener un cargo asignado, en cambio a los trabajadores con contrato indefinido se les debe registrar un cargo, una AFP, y un sistema de salud. Revisa en detalle la siguiente vista de usuario, para observar las diferencias contractuales.</w:t>
+      </w:r>
+    </w:p>
+    <w:p>
+      <w:pPr>
+        <w:spacing w:line="240" w:lineRule="auto"/>
         <w:ind w:firstLine="0"/>
         <w:rPr>
           <w:b w:val="1"/>
           <w:bCs w:val="1"/>
-          <w:sz w:val="44"/>
-          <w:szCs w:val="44"/>
-        </w:rPr>
-      </w:pPr>
-      <w:r>
-        <w:rPr>
-          <w:rtl w:val="0"/>
-        </w:rPr>
-        <w:t xml:space="preserve">Dado lo anteriormente expuesto, la empresa ha decidido levantar toda la información relevante, para implementar una Base de Datos de buena calidad en el largo plazo, pero en esta primera etapa se te solicita solamente identificar todas las entidades de su negocio, con sus atributos y tipos de datos (dominio).</w:t>
-      </w:r>
-      <w:r>
-        <w:br w:type="page"/>
-      </w:r>
-      <w:r>
-        <w:rPr>
-          <w:rtl w:val="0"/>
-        </w:rPr>
-      </w:r>
-    </w:p>
-    <w:p>
-      <w:pPr>
-        <w:ind w:firstLine="0"/>
+        </w:rPr>
+      </w:pPr>
+      <w:r>
         <w:rPr>
           <w:b w:val="1"/>
           <w:bCs w:val="1"/>
-        </w:rPr>
-      </w:pPr>
-      <w:r>
-        <w:rPr>
-          <w:b w:val="1"/>
-          <w:bCs w:val="1"/>
-          <w:rtl w:val="0"/>
-        </w:rPr>
-        <w:t xml:space="preserve">Las operaciones principales y los datos relevantes de la empresa son los siguientes </w:t>
-      </w:r>
-    </w:p>
-    <w:p>
-      <w:pPr>
-        <w:keepNext w:val="0"/>
-        <w:keepLines w:val="0"/>
-        <w:pageBreakBefore w:val="0"/>
-        <w:widowControl w:val="1"/>
-        <w:numPr>
-          <w:ilvl w:val="0"/>
-          <w:numId w:val="3"/>
-        </w:numPr>
-        <w:pBdr>
-          <w:top w:space="0" w:sz="0" w:val="nil"/>
-          <w:left w:space="0" w:sz="0" w:val="nil"/>
-          <w:bottom w:space="0" w:sz="0" w:val="nil"/>
-          <w:right w:space="0" w:sz="0" w:val="nil"/>
-          <w:between w:space="0" w:sz="0" w:val="nil"/>
-        </w:pBdr>
-        <w:shd w:fill="auto" w:val="clear"/>
-        <w:spacing w:after="0" w:before="0" w:line="360" w:lineRule="auto"/>
-        <w:ind w:left="720" w:right="0" w:hanging="360"/>
-        <w:jc w:val="left"/>
-        <w:rPr/>
-      </w:pPr>
-      <w:r>
-        <w:rPr>
-          <w:rFonts w:ascii="Arial" w:cs="Arial" w:eastAsia="Arial" w:hAnsi="Arial"/>
-          <w:b w:val="0"/>
-          <w:bCs w:val="0"/>
-          <w:i w:val="0"/>
-          <w:iCs w:val="0"/>
-          <w:smallCaps w:val="0"/>
-          <w:strike w:val="0"/>
-          <w:color w:val="404040"/>
-          <w:sz w:val="24"/>
-          <w:szCs w:val="24"/>
-          <w:u w:val="none"/>
-          <w:shd w:fill="auto" w:val="clear"/>
-          <w:vertAlign w:val="baseline"/>
-          <w:rtl w:val="0"/>
-        </w:rPr>
-        <w:t xml:space="preserve">La compañía se dedica al transporte de pasajeros a diferentes destinos, y para llevar a los pasajeros a su destino, se deben vender pasajes de avión, que por simplicidad denominaremos vuelos.  </w:t>
-      </w:r>
-    </w:p>
-    <w:p>
-      <w:pPr>
-        <w:keepNext w:val="0"/>
-        <w:keepLines w:val="0"/>
-        <w:pageBreakBefore w:val="0"/>
-        <w:widowControl w:val="1"/>
-        <w:numPr>
-          <w:ilvl w:val="0"/>
-          <w:numId w:val="3"/>
-        </w:numPr>
-        <w:pBdr>
-          <w:top w:space="0" w:sz="0" w:val="nil"/>
-          <w:left w:space="0" w:sz="0" w:val="nil"/>
-          <w:bottom w:space="0" w:sz="0" w:val="nil"/>
-          <w:right w:space="0" w:sz="0" w:val="nil"/>
-          <w:between w:space="0" w:sz="0" w:val="nil"/>
-        </w:pBdr>
-        <w:shd w:fill="auto" w:val="clear"/>
-        <w:spacing w:after="0" w:before="0" w:line="360" w:lineRule="auto"/>
-        <w:ind w:left="720" w:right="0" w:hanging="360"/>
-        <w:jc w:val="left"/>
-        <w:rPr/>
-      </w:pPr>
-      <w:r>
-        <w:rPr>
-          <w:rFonts w:ascii="Arial" w:cs="Arial" w:eastAsia="Arial" w:hAnsi="Arial"/>
-          <w:b w:val="0"/>
-          <w:bCs w:val="0"/>
-          <w:i w:val="0"/>
-          <w:iCs w:val="0"/>
-          <w:smallCaps w:val="0"/>
-          <w:strike w:val="0"/>
-          <w:color w:val="404040"/>
-          <w:sz w:val="24"/>
-          <w:szCs w:val="24"/>
-          <w:u w:val="none"/>
-          <w:shd w:fill="auto" w:val="clear"/>
-          <w:vertAlign w:val="baseline"/>
-          <w:rtl w:val="0"/>
-        </w:rPr>
-        <w:t xml:space="preserve">Para que un pasajero pueda viajar, primero debe realizar una reserva del vuelo, y para ello se debe registrar un número de reserva, la fecha reserva del vuelo, la fecha del viaje, y el estado (que puede ser confirmado o nula). </w:t>
-      </w:r>
-    </w:p>
-    <w:p>
-      <w:pPr>
-        <w:keepNext w:val="0"/>
-        <w:keepLines w:val="0"/>
-        <w:pageBreakBefore w:val="0"/>
-        <w:widowControl w:val="1"/>
-        <w:numPr>
-          <w:ilvl w:val="0"/>
-          <w:numId w:val="3"/>
-        </w:numPr>
-        <w:pBdr>
-          <w:top w:space="0" w:sz="0" w:val="nil"/>
-          <w:left w:space="0" w:sz="0" w:val="nil"/>
-          <w:bottom w:space="0" w:sz="0" w:val="nil"/>
-          <w:right w:space="0" w:sz="0" w:val="nil"/>
-          <w:between w:space="0" w:sz="0" w:val="nil"/>
-        </w:pBdr>
-        <w:shd w:fill="auto" w:val="clear"/>
-        <w:spacing w:after="0" w:before="0" w:line="360" w:lineRule="auto"/>
-        <w:ind w:left="720" w:right="0" w:hanging="360"/>
-        <w:jc w:val="left"/>
-        <w:rPr/>
-      </w:pPr>
-      <w:r>
-        <w:rPr>
-          <w:rFonts w:ascii="Arial" w:cs="Arial" w:eastAsia="Arial" w:hAnsi="Arial"/>
-          <w:b w:val="0"/>
-          <w:bCs w:val="0"/>
-          <w:i w:val="0"/>
-          <w:iCs w:val="0"/>
-          <w:smallCaps w:val="0"/>
-          <w:strike w:val="0"/>
-          <w:color w:val="404040"/>
-          <w:sz w:val="24"/>
-          <w:szCs w:val="24"/>
-          <w:u w:val="none"/>
-          <w:shd w:fill="auto" w:val="clear"/>
-          <w:vertAlign w:val="baseline"/>
-          <w:rtl w:val="0"/>
-        </w:rPr>
-        <w:t xml:space="preserve">Un empleado de la compañía atenderá al pasajero y, a través del sistema, le asignará un número de vuelo. La compañía tiene 450 empleados de los que se registra: </w:t>
-      </w:r>
-    </w:p>
-    <w:p>
-      <w:pPr>
-        <w:keepNext w:val="0"/>
-        <w:keepLines w:val="0"/>
-        <w:pageBreakBefore w:val="0"/>
-        <w:widowControl w:val="1"/>
-        <w:numPr>
-          <w:ilvl w:val="1"/>
-          <w:numId w:val="3"/>
-        </w:numPr>
-        <w:pBdr>
-          <w:top w:space="0" w:sz="0" w:val="nil"/>
-          <w:left w:space="0" w:sz="0" w:val="nil"/>
-          <w:bottom w:space="0" w:sz="0" w:val="nil"/>
-          <w:right w:space="0" w:sz="0" w:val="nil"/>
-          <w:between w:space="0" w:sz="0" w:val="nil"/>
-        </w:pBdr>
-        <w:shd w:fill="auto" w:val="clear"/>
-        <w:spacing w:after="0" w:before="0" w:line="360" w:lineRule="auto"/>
-        <w:ind w:left="1440" w:right="0" w:hanging="360"/>
-        <w:jc w:val="left"/>
-        <w:rPr/>
-      </w:pPr>
-      <w:r>
-        <w:rPr>
-          <w:rFonts w:ascii="Arial" w:cs="Arial" w:eastAsia="Arial" w:hAnsi="Arial"/>
-          <w:b w:val="0"/>
-          <w:bCs w:val="0"/>
-          <w:i w:val="0"/>
-          <w:iCs w:val="0"/>
-          <w:smallCaps w:val="0"/>
-          <w:strike w:val="0"/>
-          <w:color w:val="404040"/>
-          <w:sz w:val="24"/>
-          <w:szCs w:val="24"/>
-          <w:u w:val="none"/>
-          <w:shd w:fill="auto" w:val="clear"/>
-          <w:vertAlign w:val="baseline"/>
-          <w:rtl w:val="0"/>
-        </w:rPr>
-        <w:t xml:space="preserve">RUT.</w:t>
-      </w:r>
-    </w:p>
-    <w:p>
-      <w:pPr>
-        <w:keepNext w:val="0"/>
-        <w:keepLines w:val="0"/>
-        <w:pageBreakBefore w:val="0"/>
-        <w:widowControl w:val="1"/>
-        <w:numPr>
-          <w:ilvl w:val="1"/>
-          <w:numId w:val="3"/>
-        </w:numPr>
-        <w:pBdr>
-          <w:top w:space="0" w:sz="0" w:val="nil"/>
-          <w:left w:space="0" w:sz="0" w:val="nil"/>
-          <w:bottom w:space="0" w:sz="0" w:val="nil"/>
-          <w:right w:space="0" w:sz="0" w:val="nil"/>
-          <w:between w:space="0" w:sz="0" w:val="nil"/>
-        </w:pBdr>
-        <w:shd w:fill="auto" w:val="clear"/>
-        <w:spacing w:after="0" w:before="0" w:line="360" w:lineRule="auto"/>
-        <w:ind w:left="1440" w:right="0" w:hanging="360"/>
-        <w:jc w:val="left"/>
-        <w:rPr/>
-      </w:pPr>
-      <w:r>
-        <w:rPr>
-          <w:rFonts w:ascii="Arial" w:cs="Arial" w:eastAsia="Arial" w:hAnsi="Arial"/>
-          <w:b w:val="0"/>
-          <w:bCs w:val="0"/>
-          <w:i w:val="0"/>
-          <w:iCs w:val="0"/>
-          <w:smallCaps w:val="0"/>
-          <w:strike w:val="0"/>
-          <w:color w:val="404040"/>
-          <w:sz w:val="24"/>
-          <w:szCs w:val="24"/>
-          <w:u w:val="none"/>
-          <w:shd w:fill="auto" w:val="clear"/>
-          <w:vertAlign w:val="baseline"/>
-          <w:rtl w:val="0"/>
-        </w:rPr>
-        <w:t xml:space="preserve">Nombre completo.</w:t>
-      </w:r>
-    </w:p>
-    <w:p>
-      <w:pPr>
-        <w:keepNext w:val="0"/>
-        <w:keepLines w:val="0"/>
-        <w:pageBreakBefore w:val="0"/>
-        <w:widowControl w:val="1"/>
-        <w:numPr>
-          <w:ilvl w:val="1"/>
-          <w:numId w:val="3"/>
-        </w:numPr>
-        <w:pBdr>
-          <w:top w:space="0" w:sz="0" w:val="nil"/>
-          <w:left w:space="0" w:sz="0" w:val="nil"/>
-          <w:bottom w:space="0" w:sz="0" w:val="nil"/>
-          <w:right w:space="0" w:sz="0" w:val="nil"/>
-          <w:between w:space="0" w:sz="0" w:val="nil"/>
-        </w:pBdr>
-        <w:shd w:fill="auto" w:val="clear"/>
-        <w:spacing w:after="0" w:before="0" w:line="360" w:lineRule="auto"/>
-        <w:ind w:left="1440" w:right="0" w:hanging="360"/>
-        <w:jc w:val="left"/>
-        <w:rPr/>
-      </w:pPr>
-      <w:r>
-        <w:rPr>
-          <w:rFonts w:ascii="Arial" w:cs="Arial" w:eastAsia="Arial" w:hAnsi="Arial"/>
-          <w:b w:val="0"/>
-          <w:bCs w:val="0"/>
-          <w:i w:val="0"/>
-          <w:iCs w:val="0"/>
-          <w:smallCaps w:val="0"/>
-          <w:strike w:val="0"/>
-          <w:color w:val="404040"/>
-          <w:sz w:val="24"/>
-          <w:szCs w:val="24"/>
-          <w:u w:val="none"/>
-          <w:shd w:fill="auto" w:val="clear"/>
-          <w:vertAlign w:val="baseline"/>
-          <w:rtl w:val="0"/>
-        </w:rPr>
-        <w:t xml:space="preserve">Dirección.</w:t>
-      </w:r>
-    </w:p>
-    <w:p>
-      <w:pPr>
-        <w:keepNext w:val="0"/>
-        <w:keepLines w:val="0"/>
-        <w:pageBreakBefore w:val="0"/>
-        <w:widowControl w:val="1"/>
-        <w:numPr>
-          <w:ilvl w:val="1"/>
-          <w:numId w:val="3"/>
-        </w:numPr>
-        <w:pBdr>
-          <w:top w:space="0" w:sz="0" w:val="nil"/>
-          <w:left w:space="0" w:sz="0" w:val="nil"/>
-          <w:bottom w:space="0" w:sz="0" w:val="nil"/>
-          <w:right w:space="0" w:sz="0" w:val="nil"/>
-          <w:between w:space="0" w:sz="0" w:val="nil"/>
-        </w:pBdr>
-        <w:shd w:fill="auto" w:val="clear"/>
-        <w:spacing w:after="0" w:before="0" w:line="360" w:lineRule="auto"/>
-        <w:ind w:left="1440" w:right="0" w:hanging="360"/>
-        <w:jc w:val="left"/>
-        <w:rPr/>
-      </w:pPr>
-      <w:r>
-        <w:rPr>
-          <w:rFonts w:ascii="Arial" w:cs="Arial" w:eastAsia="Arial" w:hAnsi="Arial"/>
-          <w:b w:val="0"/>
-          <w:bCs w:val="0"/>
-          <w:i w:val="0"/>
-          <w:iCs w:val="0"/>
-          <w:smallCaps w:val="0"/>
-          <w:strike w:val="0"/>
-          <w:color w:val="404040"/>
-          <w:sz w:val="24"/>
-          <w:szCs w:val="24"/>
-          <w:u w:val="none"/>
-          <w:shd w:fill="auto" w:val="clear"/>
-          <w:vertAlign w:val="baseline"/>
-          <w:rtl w:val="0"/>
-        </w:rPr>
-        <w:t xml:space="preserve">Sueldo base.</w:t>
-      </w:r>
-    </w:p>
-    <w:p>
-      <w:pPr>
-        <w:keepNext w:val="0"/>
-        <w:keepLines w:val="0"/>
-        <w:pageBreakBefore w:val="0"/>
-        <w:widowControl w:val="1"/>
-        <w:numPr>
-          <w:ilvl w:val="1"/>
-          <w:numId w:val="3"/>
-        </w:numPr>
-        <w:pBdr>
-          <w:top w:space="0" w:sz="0" w:val="nil"/>
-          <w:left w:space="0" w:sz="0" w:val="nil"/>
-          <w:bottom w:space="0" w:sz="0" w:val="nil"/>
-          <w:right w:space="0" w:sz="0" w:val="nil"/>
-          <w:between w:space="0" w:sz="0" w:val="nil"/>
-        </w:pBdr>
-        <w:shd w:fill="auto" w:val="clear"/>
-        <w:spacing w:after="0" w:before="0" w:line="360" w:lineRule="auto"/>
-        <w:ind w:left="1440" w:right="0" w:hanging="360"/>
-        <w:jc w:val="left"/>
-        <w:rPr/>
-      </w:pPr>
-      <w:r>
-        <w:rPr>
-          <w:rFonts w:ascii="Arial" w:cs="Arial" w:eastAsia="Arial" w:hAnsi="Arial"/>
-          <w:b w:val="0"/>
-          <w:bCs w:val="0"/>
-          <w:i w:val="0"/>
-          <w:iCs w:val="0"/>
-          <w:smallCaps w:val="0"/>
-          <w:strike w:val="0"/>
-          <w:color w:val="404040"/>
-          <w:sz w:val="24"/>
-          <w:szCs w:val="24"/>
-          <w:u w:val="none"/>
-          <w:shd w:fill="auto" w:val="clear"/>
-          <w:vertAlign w:val="baseline"/>
-          <w:rtl w:val="0"/>
-        </w:rPr>
-        <w:t xml:space="preserve">Fecha de ingreso a la compañía.</w:t>
-      </w:r>
-    </w:p>
-    <w:p>
-      <w:pPr>
-        <w:keepNext w:val="0"/>
-        <w:keepLines w:val="0"/>
-        <w:pageBreakBefore w:val="0"/>
-        <w:widowControl w:val="1"/>
-        <w:numPr>
-          <w:ilvl w:val="1"/>
-          <w:numId w:val="3"/>
-        </w:numPr>
-        <w:pBdr>
-          <w:top w:space="0" w:sz="0" w:val="nil"/>
-          <w:left w:space="0" w:sz="0" w:val="nil"/>
-          <w:bottom w:space="0" w:sz="0" w:val="nil"/>
-          <w:right w:space="0" w:sz="0" w:val="nil"/>
-          <w:between w:space="0" w:sz="0" w:val="nil"/>
-        </w:pBdr>
-        <w:shd w:fill="auto" w:val="clear"/>
-        <w:spacing w:after="0" w:before="0" w:line="360" w:lineRule="auto"/>
-        <w:ind w:left="1440" w:right="0" w:hanging="360"/>
-        <w:jc w:val="left"/>
-        <w:rPr/>
-      </w:pPr>
-      <w:r>
-        <w:rPr>
-          <w:rFonts w:ascii="Arial" w:cs="Arial" w:eastAsia="Arial" w:hAnsi="Arial"/>
-          <w:b w:val="0"/>
-          <w:bCs w:val="0"/>
-          <w:i w:val="0"/>
-          <w:iCs w:val="0"/>
-          <w:smallCaps w:val="0"/>
-          <w:strike w:val="0"/>
-          <w:color w:val="404040"/>
-          <w:sz w:val="24"/>
-          <w:szCs w:val="24"/>
-          <w:u w:val="none"/>
-          <w:shd w:fill="auto" w:val="clear"/>
-          <w:vertAlign w:val="baseline"/>
-          <w:rtl w:val="0"/>
-        </w:rPr>
-        <w:t xml:space="preserve">Género (masculino, femenino u otro).</w:t>
-      </w:r>
-    </w:p>
-    <w:p>
-      <w:pPr>
-        <w:keepNext w:val="0"/>
-        <w:keepLines w:val="0"/>
-        <w:pageBreakBefore w:val="0"/>
-        <w:widowControl w:val="1"/>
-        <w:numPr>
-          <w:ilvl w:val="1"/>
-          <w:numId w:val="3"/>
-        </w:numPr>
-        <w:pBdr>
-          <w:top w:space="0" w:sz="0" w:val="nil"/>
-          <w:left w:space="0" w:sz="0" w:val="nil"/>
-          <w:bottom w:space="0" w:sz="0" w:val="nil"/>
-          <w:right w:space="0" w:sz="0" w:val="nil"/>
-          <w:between w:space="0" w:sz="0" w:val="nil"/>
-        </w:pBdr>
-        <w:shd w:fill="auto" w:val="clear"/>
-        <w:spacing w:after="0" w:before="0" w:line="360" w:lineRule="auto"/>
-        <w:ind w:left="1440" w:right="0" w:hanging="360"/>
-        <w:jc w:val="left"/>
-        <w:rPr/>
-      </w:pPr>
-      <w:r>
-        <w:rPr>
-          <w:rFonts w:ascii="Arial" w:cs="Arial" w:eastAsia="Arial" w:hAnsi="Arial"/>
-          <w:b w:val="0"/>
-          <w:bCs w:val="0"/>
-          <w:i w:val="0"/>
-          <w:iCs w:val="0"/>
-          <w:smallCaps w:val="0"/>
-          <w:strike w:val="0"/>
-          <w:color w:val="404040"/>
-          <w:sz w:val="24"/>
-          <w:szCs w:val="24"/>
-          <w:u w:val="none"/>
-          <w:shd w:fill="auto" w:val="clear"/>
-          <w:vertAlign w:val="baseline"/>
-          <w:rtl w:val="0"/>
-        </w:rPr>
-        <w:t xml:space="preserve">Teléfono móvil y algún teléfono de contacto si es que lo posee. </w:t>
-      </w:r>
-    </w:p>
-    <w:p>
-      <w:pPr>
-        <w:keepNext w:val="0"/>
-        <w:keepLines w:val="0"/>
-        <w:pageBreakBefore w:val="0"/>
-        <w:widowControl w:val="1"/>
-        <w:numPr>
-          <w:ilvl w:val="0"/>
-          <w:numId w:val="3"/>
-        </w:numPr>
-        <w:pBdr>
-          <w:top w:space="0" w:sz="0" w:val="nil"/>
-          <w:left w:space="0" w:sz="0" w:val="nil"/>
-          <w:bottom w:space="0" w:sz="0" w:val="nil"/>
-          <w:right w:space="0" w:sz="0" w:val="nil"/>
-          <w:between w:space="0" w:sz="0" w:val="nil"/>
-        </w:pBdr>
-        <w:shd w:fill="auto" w:val="clear"/>
-        <w:spacing w:after="0" w:before="0" w:line="360" w:lineRule="auto"/>
-        <w:ind w:left="720" w:right="0" w:hanging="360"/>
-        <w:jc w:val="left"/>
-        <w:rPr/>
-      </w:pPr>
-      <w:r>
-        <w:rPr>
-          <w:rFonts w:ascii="Arial" w:cs="Arial" w:eastAsia="Arial" w:hAnsi="Arial"/>
-          <w:b w:val="0"/>
-          <w:bCs w:val="0"/>
-          <w:i w:val="0"/>
-          <w:iCs w:val="0"/>
-          <w:smallCaps w:val="0"/>
-          <w:strike w:val="0"/>
-          <w:color w:val="404040"/>
-          <w:sz w:val="24"/>
-          <w:szCs w:val="24"/>
-          <w:u w:val="none"/>
-          <w:shd w:fill="auto" w:val="clear"/>
-          <w:vertAlign w:val="baseline"/>
-          <w:rtl w:val="0"/>
-        </w:rPr>
-        <w:t xml:space="preserve">De cada vuelo, se requiere almacenar la siguiente información: </w:t>
-      </w:r>
-    </w:p>
-    <w:p>
-      <w:pPr>
-        <w:keepNext w:val="0"/>
-        <w:keepLines w:val="0"/>
-        <w:pageBreakBefore w:val="0"/>
-        <w:widowControl w:val="1"/>
-        <w:numPr>
-          <w:ilvl w:val="1"/>
-          <w:numId w:val="3"/>
-        </w:numPr>
-        <w:pBdr>
-          <w:top w:space="0" w:sz="0" w:val="nil"/>
-          <w:left w:space="0" w:sz="0" w:val="nil"/>
-          <w:bottom w:space="0" w:sz="0" w:val="nil"/>
-          <w:right w:space="0" w:sz="0" w:val="nil"/>
-          <w:between w:space="0" w:sz="0" w:val="nil"/>
-        </w:pBdr>
-        <w:shd w:fill="auto" w:val="clear"/>
-        <w:spacing w:after="0" w:before="0" w:line="360" w:lineRule="auto"/>
-        <w:ind w:left="1440" w:right="0" w:hanging="360"/>
-        <w:jc w:val="left"/>
-        <w:rPr/>
-      </w:pPr>
-      <w:r>
-        <w:rPr>
-          <w:rFonts w:ascii="Arial" w:cs="Arial" w:eastAsia="Arial" w:hAnsi="Arial"/>
-          <w:b w:val="0"/>
-          <w:bCs w:val="0"/>
-          <w:i w:val="0"/>
-          <w:iCs w:val="0"/>
-          <w:smallCaps w:val="0"/>
-          <w:strike w:val="0"/>
-          <w:color w:val="404040"/>
-          <w:sz w:val="24"/>
-          <w:szCs w:val="24"/>
-          <w:u w:val="none"/>
-          <w:shd w:fill="auto" w:val="clear"/>
-          <w:vertAlign w:val="baseline"/>
-          <w:rtl w:val="0"/>
-        </w:rPr>
-        <w:t xml:space="preserve">Fecha de salida</w:t>
-      </w:r>
-    </w:p>
-    <w:p>
-      <w:pPr>
-        <w:keepNext w:val="0"/>
-        <w:keepLines w:val="0"/>
-        <w:pageBreakBefore w:val="0"/>
-        <w:widowControl w:val="1"/>
-        <w:numPr>
-          <w:ilvl w:val="1"/>
-          <w:numId w:val="3"/>
-        </w:numPr>
-        <w:pBdr>
-          <w:top w:space="0" w:sz="0" w:val="nil"/>
-          <w:left w:space="0" w:sz="0" w:val="nil"/>
-          <w:bottom w:space="0" w:sz="0" w:val="nil"/>
-          <w:right w:space="0" w:sz="0" w:val="nil"/>
-          <w:between w:space="0" w:sz="0" w:val="nil"/>
-        </w:pBdr>
-        <w:shd w:fill="auto" w:val="clear"/>
-        <w:spacing w:after="0" w:before="0" w:line="360" w:lineRule="auto"/>
-        <w:ind w:left="1440" w:right="0" w:hanging="360"/>
-        <w:jc w:val="left"/>
-        <w:rPr/>
-      </w:pPr>
-      <w:r>
-        <w:rPr>
-          <w:rFonts w:ascii="Arial" w:cs="Arial" w:eastAsia="Arial" w:hAnsi="Arial"/>
-          <w:b w:val="0"/>
-          <w:bCs w:val="0"/>
-          <w:i w:val="0"/>
-          <w:iCs w:val="0"/>
-          <w:smallCaps w:val="0"/>
-          <w:strike w:val="0"/>
-          <w:color w:val="404040"/>
-          <w:sz w:val="24"/>
-          <w:szCs w:val="24"/>
-          <w:u w:val="none"/>
-          <w:shd w:fill="auto" w:val="clear"/>
-          <w:vertAlign w:val="baseline"/>
-          <w:rtl w:val="0"/>
-        </w:rPr>
-        <w:t xml:space="preserve">Fecha de llegada al aeropuerto de destino</w:t>
-      </w:r>
-    </w:p>
-    <w:p>
-      <w:pPr>
-        <w:keepNext w:val="0"/>
-        <w:keepLines w:val="0"/>
-        <w:pageBreakBefore w:val="0"/>
-        <w:widowControl w:val="1"/>
-        <w:numPr>
-          <w:ilvl w:val="1"/>
-          <w:numId w:val="3"/>
-        </w:numPr>
-        <w:pBdr>
-          <w:top w:space="0" w:sz="0" w:val="nil"/>
-          <w:left w:space="0" w:sz="0" w:val="nil"/>
-          <w:bottom w:space="0" w:sz="0" w:val="nil"/>
-          <w:right w:space="0" w:sz="0" w:val="nil"/>
-          <w:between w:space="0" w:sz="0" w:val="nil"/>
-        </w:pBdr>
-        <w:shd w:fill="auto" w:val="clear"/>
-        <w:spacing w:after="0" w:before="0" w:line="360" w:lineRule="auto"/>
-        <w:ind w:left="1440" w:right="0" w:hanging="360"/>
-        <w:jc w:val="left"/>
-        <w:rPr/>
-      </w:pPr>
-      <w:r>
-        <w:rPr>
-          <w:rFonts w:ascii="Arial" w:cs="Arial" w:eastAsia="Arial" w:hAnsi="Arial"/>
-          <w:b w:val="0"/>
-          <w:bCs w:val="0"/>
-          <w:i w:val="0"/>
-          <w:iCs w:val="0"/>
-          <w:smallCaps w:val="0"/>
-          <w:strike w:val="0"/>
-          <w:color w:val="404040"/>
-          <w:sz w:val="24"/>
-          <w:szCs w:val="24"/>
-          <w:u w:val="none"/>
-          <w:shd w:fill="auto" w:val="clear"/>
-          <w:vertAlign w:val="baseline"/>
-          <w:rtl w:val="0"/>
-        </w:rPr>
-        <w:t xml:space="preserve">Número de vuelo.</w:t>
-      </w:r>
-    </w:p>
-    <w:p>
-      <w:pPr>
-        <w:keepNext w:val="0"/>
-        <w:keepLines w:val="0"/>
-        <w:pageBreakBefore w:val="0"/>
-        <w:widowControl w:val="1"/>
-        <w:numPr>
-          <w:ilvl w:val="1"/>
-          <w:numId w:val="3"/>
-        </w:numPr>
-        <w:pBdr>
-          <w:top w:space="0" w:sz="0" w:val="nil"/>
-          <w:left w:space="0" w:sz="0" w:val="nil"/>
-          <w:bottom w:space="0" w:sz="0" w:val="nil"/>
-          <w:right w:space="0" w:sz="0" w:val="nil"/>
-          <w:between w:space="0" w:sz="0" w:val="nil"/>
-        </w:pBdr>
-        <w:shd w:fill="auto" w:val="clear"/>
-        <w:spacing w:after="0" w:before="0" w:line="360" w:lineRule="auto"/>
-        <w:ind w:left="1440" w:right="0" w:hanging="360"/>
-        <w:jc w:val="left"/>
-        <w:rPr/>
-      </w:pPr>
-      <w:r>
-        <w:rPr>
-          <w:rFonts w:ascii="Arial" w:cs="Arial" w:eastAsia="Arial" w:hAnsi="Arial"/>
-          <w:b w:val="0"/>
-          <w:bCs w:val="0"/>
-          <w:i w:val="0"/>
-          <w:iCs w:val="0"/>
-          <w:smallCaps w:val="0"/>
-          <w:strike w:val="0"/>
-          <w:color w:val="404040"/>
-          <w:sz w:val="24"/>
-          <w:szCs w:val="24"/>
-          <w:u w:val="none"/>
-          <w:shd w:fill="auto" w:val="clear"/>
-          <w:vertAlign w:val="baseline"/>
-          <w:rtl w:val="0"/>
-        </w:rPr>
-        <w:t xml:space="preserve">Hora salida del aeropuerto. </w:t>
-      </w:r>
-    </w:p>
-    <w:p>
-      <w:pPr>
-        <w:keepNext w:val="0"/>
-        <w:keepLines w:val="0"/>
-        <w:pageBreakBefore w:val="0"/>
-        <w:widowControl w:val="1"/>
-        <w:numPr>
-          <w:ilvl w:val="0"/>
-          <w:numId w:val="3"/>
-        </w:numPr>
-        <w:pBdr>
-          <w:top w:space="0" w:sz="0" w:val="nil"/>
-          <w:left w:space="0" w:sz="0" w:val="nil"/>
-          <w:bottom w:space="0" w:sz="0" w:val="nil"/>
-          <w:right w:space="0" w:sz="0" w:val="nil"/>
-          <w:between w:space="0" w:sz="0" w:val="nil"/>
-        </w:pBdr>
-        <w:shd w:fill="auto" w:val="clear"/>
-        <w:spacing w:after="0" w:before="0" w:line="360" w:lineRule="auto"/>
-        <w:ind w:left="720" w:right="0" w:hanging="360"/>
-        <w:jc w:val="left"/>
-        <w:rPr/>
-      </w:pPr>
-      <w:r>
-        <w:rPr>
-          <w:rFonts w:ascii="Arial" w:cs="Arial" w:eastAsia="Arial" w:hAnsi="Arial"/>
-          <w:b w:val="0"/>
-          <w:bCs w:val="0"/>
-          <w:i w:val="0"/>
-          <w:iCs w:val="0"/>
-          <w:smallCaps w:val="0"/>
-          <w:strike w:val="0"/>
-          <w:color w:val="404040"/>
-          <w:sz w:val="24"/>
-          <w:szCs w:val="24"/>
-          <w:u w:val="none"/>
-          <w:shd w:fill="auto" w:val="clear"/>
-          <w:vertAlign w:val="baseline"/>
-          <w:rtl w:val="0"/>
-        </w:rPr>
-        <w:t xml:space="preserve">Para cada pasajero, se requiere almacenar los siguientes datos:</w:t>
-      </w:r>
-    </w:p>
-    <w:p>
-      <w:pPr>
-        <w:keepNext w:val="0"/>
-        <w:keepLines w:val="0"/>
-        <w:pageBreakBefore w:val="0"/>
-        <w:widowControl w:val="1"/>
-        <w:numPr>
-          <w:ilvl w:val="1"/>
-          <w:numId w:val="3"/>
-        </w:numPr>
-        <w:pBdr>
-          <w:top w:space="0" w:sz="0" w:val="nil"/>
-          <w:left w:space="0" w:sz="0" w:val="nil"/>
-          <w:bottom w:space="0" w:sz="0" w:val="nil"/>
-          <w:right w:space="0" w:sz="0" w:val="nil"/>
-          <w:between w:space="0" w:sz="0" w:val="nil"/>
-        </w:pBdr>
-        <w:shd w:fill="auto" w:val="clear"/>
-        <w:spacing w:after="0" w:before="0" w:line="360" w:lineRule="auto"/>
-        <w:ind w:left="1440" w:right="0" w:hanging="360"/>
-        <w:jc w:val="left"/>
-        <w:rPr/>
-      </w:pPr>
-      <w:r>
-        <w:rPr>
-          <w:rFonts w:ascii="Arial" w:cs="Arial" w:eastAsia="Arial" w:hAnsi="Arial"/>
-          <w:b w:val="0"/>
-          <w:bCs w:val="0"/>
-          <w:i w:val="0"/>
-          <w:iCs w:val="0"/>
-          <w:smallCaps w:val="0"/>
-          <w:strike w:val="0"/>
-          <w:color w:val="404040"/>
-          <w:sz w:val="24"/>
-          <w:szCs w:val="24"/>
-          <w:u w:val="none"/>
-          <w:shd w:fill="auto" w:val="clear"/>
-          <w:vertAlign w:val="baseline"/>
-          <w:rtl w:val="0"/>
-        </w:rPr>
-        <w:t xml:space="preserve">Número de pasaporte o cédula de identidad.</w:t>
-      </w:r>
-    </w:p>
-    <w:p>
-      <w:pPr>
-        <w:keepNext w:val="0"/>
-        <w:keepLines w:val="0"/>
-        <w:pageBreakBefore w:val="0"/>
-        <w:widowControl w:val="1"/>
-        <w:numPr>
-          <w:ilvl w:val="1"/>
-          <w:numId w:val="3"/>
-        </w:numPr>
-        <w:pBdr>
-          <w:top w:space="0" w:sz="0" w:val="nil"/>
-          <w:left w:space="0" w:sz="0" w:val="nil"/>
-          <w:bottom w:space="0" w:sz="0" w:val="nil"/>
-          <w:right w:space="0" w:sz="0" w:val="nil"/>
-          <w:between w:space="0" w:sz="0" w:val="nil"/>
-        </w:pBdr>
-        <w:shd w:fill="auto" w:val="clear"/>
-        <w:spacing w:after="0" w:before="0" w:line="360" w:lineRule="auto"/>
-        <w:ind w:left="1440" w:right="0" w:hanging="360"/>
-        <w:jc w:val="left"/>
-        <w:rPr/>
-      </w:pPr>
-      <w:r>
-        <w:rPr>
-          <w:rFonts w:ascii="Arial" w:cs="Arial" w:eastAsia="Arial" w:hAnsi="Arial"/>
-          <w:b w:val="0"/>
-          <w:bCs w:val="0"/>
-          <w:i w:val="0"/>
-          <w:iCs w:val="0"/>
-          <w:smallCaps w:val="0"/>
-          <w:strike w:val="0"/>
-          <w:color w:val="404040"/>
-          <w:sz w:val="24"/>
-          <w:szCs w:val="24"/>
-          <w:u w:val="none"/>
-          <w:shd w:fill="auto" w:val="clear"/>
-          <w:vertAlign w:val="baseline"/>
-          <w:rtl w:val="0"/>
-        </w:rPr>
-        <w:t xml:space="preserve">Nombre completo.</w:t>
-      </w:r>
-    </w:p>
-    <w:p>
-      <w:pPr>
-        <w:keepNext w:val="0"/>
-        <w:keepLines w:val="0"/>
-        <w:pageBreakBefore w:val="0"/>
-        <w:widowControl w:val="1"/>
-        <w:numPr>
-          <w:ilvl w:val="1"/>
-          <w:numId w:val="3"/>
-        </w:numPr>
-        <w:pBdr>
-          <w:top w:space="0" w:sz="0" w:val="nil"/>
-          <w:left w:space="0" w:sz="0" w:val="nil"/>
-          <w:bottom w:space="0" w:sz="0" w:val="nil"/>
-          <w:right w:space="0" w:sz="0" w:val="nil"/>
-          <w:between w:space="0" w:sz="0" w:val="nil"/>
-        </w:pBdr>
-        <w:shd w:fill="auto" w:val="clear"/>
-        <w:spacing w:after="0" w:before="0" w:line="360" w:lineRule="auto"/>
-        <w:ind w:left="1440" w:right="0" w:hanging="360"/>
-        <w:jc w:val="left"/>
-        <w:rPr/>
-      </w:pPr>
-      <w:r>
-        <w:rPr>
-          <w:rFonts w:ascii="Arial" w:cs="Arial" w:eastAsia="Arial" w:hAnsi="Arial"/>
-          <w:b w:val="0"/>
-          <w:bCs w:val="0"/>
-          <w:i w:val="0"/>
-          <w:iCs w:val="0"/>
-          <w:smallCaps w:val="0"/>
-          <w:strike w:val="0"/>
-          <w:color w:val="404040"/>
-          <w:sz w:val="24"/>
-          <w:szCs w:val="24"/>
-          <w:u w:val="none"/>
-          <w:shd w:fill="auto" w:val="clear"/>
-          <w:vertAlign w:val="baseline"/>
-          <w:rtl w:val="0"/>
-        </w:rPr>
-        <w:t xml:space="preserve">Fecha de nacimiento.</w:t>
-      </w:r>
-    </w:p>
-    <w:p>
-      <w:pPr>
-        <w:keepNext w:val="0"/>
-        <w:keepLines w:val="0"/>
-        <w:pageBreakBefore w:val="0"/>
-        <w:widowControl w:val="1"/>
-        <w:numPr>
-          <w:ilvl w:val="1"/>
-          <w:numId w:val="3"/>
-        </w:numPr>
-        <w:pBdr>
-          <w:top w:space="0" w:sz="0" w:val="nil"/>
-          <w:left w:space="0" w:sz="0" w:val="nil"/>
-          <w:bottom w:space="0" w:sz="0" w:val="nil"/>
-          <w:right w:space="0" w:sz="0" w:val="nil"/>
-          <w:between w:space="0" w:sz="0" w:val="nil"/>
-        </w:pBdr>
-        <w:shd w:fill="auto" w:val="clear"/>
-        <w:spacing w:after="0" w:before="0" w:line="360" w:lineRule="auto"/>
-        <w:ind w:left="1440" w:right="0" w:hanging="360"/>
-        <w:jc w:val="left"/>
-        <w:rPr/>
-      </w:pPr>
-      <w:r>
-        <w:rPr>
-          <w:rFonts w:ascii="Arial" w:cs="Arial" w:eastAsia="Arial" w:hAnsi="Arial"/>
-          <w:b w:val="0"/>
-          <w:bCs w:val="0"/>
-          <w:i w:val="0"/>
-          <w:iCs w:val="0"/>
-          <w:smallCaps w:val="0"/>
-          <w:strike w:val="0"/>
-          <w:color w:val="404040"/>
-          <w:sz w:val="24"/>
-          <w:szCs w:val="24"/>
-          <w:u w:val="none"/>
-          <w:shd w:fill="auto" w:val="clear"/>
-          <w:vertAlign w:val="baseline"/>
-          <w:rtl w:val="0"/>
-        </w:rPr>
-        <w:t xml:space="preserve">Nacionalidad.</w:t>
-      </w:r>
-    </w:p>
-    <w:p>
-      <w:pPr>
-        <w:keepNext w:val="0"/>
-        <w:keepLines w:val="0"/>
-        <w:pageBreakBefore w:val="0"/>
-        <w:widowControl w:val="1"/>
-        <w:numPr>
-          <w:ilvl w:val="1"/>
-          <w:numId w:val="3"/>
-        </w:numPr>
-        <w:pBdr>
-          <w:top w:space="0" w:sz="0" w:val="nil"/>
-          <w:left w:space="0" w:sz="0" w:val="nil"/>
-          <w:bottom w:space="0" w:sz="0" w:val="nil"/>
-          <w:right w:space="0" w:sz="0" w:val="nil"/>
-          <w:between w:space="0" w:sz="0" w:val="nil"/>
-        </w:pBdr>
-        <w:shd w:fill="auto" w:val="clear"/>
-        <w:spacing w:after="160" w:before="0" w:line="360" w:lineRule="auto"/>
-        <w:ind w:left="1440" w:right="0" w:hanging="360"/>
-        <w:jc w:val="left"/>
-        <w:rPr/>
-      </w:pPr>
-      <w:r>
-        <w:rPr>
-          <w:rFonts w:ascii="Arial" w:cs="Arial" w:eastAsia="Arial" w:hAnsi="Arial"/>
-          <w:b w:val="0"/>
-          <w:bCs w:val="0"/>
-          <w:i w:val="0"/>
-          <w:iCs w:val="0"/>
-          <w:smallCaps w:val="0"/>
-          <w:strike w:val="0"/>
-          <w:color w:val="404040"/>
-          <w:sz w:val="24"/>
-          <w:szCs w:val="24"/>
-          <w:u w:val="none"/>
-          <w:shd w:fill="auto" w:val="clear"/>
-          <w:vertAlign w:val="baseline"/>
-          <w:rtl w:val="0"/>
-        </w:rPr>
-        <w:t xml:space="preserve">Un número de teléfono de contacto o correo electrónico (si es que la persona lo proporciona).</w:t>
-      </w:r>
-    </w:p>
-    <w:p>
-      <w:pPr>
-        <w:ind w:left="459" w:firstLine="0"/>
-        <w:rPr/>
-      </w:pPr>
-      <w:r>
-        <w:br w:type="page"/>
-      </w:r>
-      <w:r>
-        <w:rPr>
-          <w:rtl w:val="0"/>
-        </w:rPr>
-      </w:r>
-    </w:p>
-    <w:p>
-      <w:pPr>
-        <w:rPr/>
-      </w:pPr>
-      <w:r>
-        <w:rPr>
-          <w:rtl w:val="0"/>
-        </w:rPr>
-        <w:t xml:space="preserve">Podrías comenzar identificando a las personas que participan del negocio de la empresa., por ejemplo, la entidad Pasajero y sus atributos (características) en notación Barker deberá quedar como la siguiente imagen: </w:t>
+          <w:rtl w:val="0"/>
+        </w:rPr>
+        <w:t xml:space="preserve">Figura 1</w:t>
       </w:r>
     </w:p>
     <w:p>
@@ -2048,57 +1737,41 @@
         <w:spacing w:line="240" w:lineRule="auto"/>
         <w:ind w:firstLine="0"/>
         <w:rPr>
-          <w:b w:val="1"/>
-          <w:bCs w:val="1"/>
-        </w:rPr>
-      </w:pPr>
-      <w:r>
-        <w:rPr>
-          <w:b w:val="1"/>
-          <w:bCs w:val="1"/>
-          <w:rtl w:val="0"/>
-        </w:rPr>
-        <w:t xml:space="preserve">Figura 1</w:t>
+          <w:i w:val="1"/>
+          <w:iCs w:val="1"/>
+        </w:rPr>
+      </w:pPr>
+      <w:r>
+        <w:rPr>
+          <w:i w:val="1"/>
+          <w:iCs w:val="1"/>
+          <w:rtl w:val="0"/>
+        </w:rPr>
+        <w:t xml:space="preserve">Vista de usuario: los espacios que no se rellenaron son optativos</w:t>
       </w:r>
     </w:p>
     <w:p>
       <w:pPr>
         <w:spacing w:line="240" w:lineRule="auto"/>
         <w:ind w:firstLine="0"/>
-        <w:rPr>
-          <w:i w:val="1"/>
-          <w:iCs w:val="1"/>
-        </w:rPr>
-      </w:pPr>
-      <w:r>
-        <w:rPr>
-          <w:i w:val="1"/>
-          <w:iCs w:val="1"/>
-          <w:rtl w:val="0"/>
-        </w:rPr>
-        <w:t xml:space="preserve">Ejemplo entidad Pasajero</w:t>
-      </w:r>
-    </w:p>
-    <w:p>
-      <w:pPr>
         <w:rPr/>
       </w:pPr>
       <w:r>
         <w:rPr/>
         <w:drawing>
           <wp:inline distB="0" distT="0" distL="0" distR="0">
-            <wp:extent cx="2230151" cy="1475695"/>
+            <wp:extent cx="5913662" cy="3246718"/>
             <wp:effectExtent b="0" l="0" r="0" t="0"/>
-            <wp:docPr descr="Ejemplo entidad Pasajero " id="2116379869" name="image11.png"/>
+            <wp:docPr descr="Esta figura muestra el modelo relacional que conecta la entidad Cheque con la entidad Persona mediante una relación de emisión. Cada cheque, identificado por su id_cheque, tiene atributos como fecha_emision y monto. En el caso de los espacios no rellenados, estos se consideran optativos y no afectan el flujo general del modelo. Una persona, representada con su rut_persona, dv_persona y nom_persona, puede emitir uno o más cheques. " id="2116379869" name="image6.png"/>
             <a:graphic>
               <a:graphicData uri="http://schemas.openxmlformats.org/drawingml/2006/picture">
                 <pic:pic>
                   <pic:nvPicPr>
-                    <pic:cNvPr descr="Ejemplo entidad Pasajero " id="0" name="image11.png"/>
+                    <pic:cNvPr descr="Esta figura muestra el modelo relacional que conecta la entidad Cheque con la entidad Persona mediante una relación de emisión. Cada cheque, identificado por su id_cheque, tiene atributos como fecha_emision y monto. En el caso de los espacios no rellenados, estos se consideran optativos y no afectan el flujo general del modelo. Una persona, representada con su rut_persona, dv_persona y nom_persona, puede emitir uno o más cheques. " id="0" name="image6.png"/>
                     <pic:cNvPicPr preferRelativeResize="0"/>
                   </pic:nvPicPr>
                   <pic:blipFill>
-                    <a:blip r:embed="rId10"/>
+                    <a:blip r:embed="rId14"/>
                     <a:srcRect b="0" l="0" r="0" t="0"/>
                     <a:stretch>
                       <a:fillRect/>
@@ -2107,7 +1780,7 @@
                   <pic:spPr>
                     <a:xfrm>
                       <a:off x="0" y="0"/>
-                      <a:ext cx="2230151" cy="1475695"/>
+                      <a:ext cx="5913662" cy="3246718"/>
                     </a:xfrm>
                     <a:prstGeom prst="rect"/>
                     <a:ln/>
@@ -2130,50 +1803,53 @@
       </w:pPr>
       <w:r>
         <w:rPr>
-          <w:rtl w:val="0"/>
-        </w:rPr>
-      </w:r>
-    </w:p>
-    <w:p>
-      <w:pPr>
-        <w:ind w:left="459" w:firstLine="0"/>
+          <w:i w:val="1"/>
+          <w:iCs w:val="1"/>
+          <w:rtl w:val="0"/>
+        </w:rPr>
+        <w:t xml:space="preserve">Nota.</w:t>
+      </w:r>
+      <w:r>
+        <w:rPr>
+          <w:rtl w:val="0"/>
+        </w:rPr>
+        <w:t xml:space="preserve"> La imagen muestra la vista de usuario de tipos de contratos.</w:t>
+      </w:r>
+    </w:p>
+    <w:p>
+      <w:pPr>
+        <w:rPr/>
+      </w:pPr>
+      <w:r>
+        <w:br w:type="page"/>
+      </w:r>
+      <w:r>
+        <w:rPr>
+          <w:rtl w:val="0"/>
+        </w:rPr>
+      </w:r>
+    </w:p>
+    <w:p>
+      <w:pPr>
+        <w:pStyle w:val="Heading2"/>
+        <w:ind w:firstLine="0"/>
+        <w:rPr/>
+      </w:pPr>
+      <w:r>
+        <w:rPr>
+          <w:rtl w:val="0"/>
+        </w:rPr>
+        <w:t xml:space="preserve">Instrucciones de entrega</w:t>
+      </w:r>
+    </w:p>
+    <w:p>
+      <w:pPr>
+        <w:rPr/>
+      </w:pPr>
+      <w:r>
         <w:rPr>
           <w:b w:val="1"/>
           <w:bCs w:val="1"/>
-          <w:sz w:val="32"/>
-          <w:szCs w:val="32"/>
-        </w:rPr>
-      </w:pPr>
-      <w:r>
-        <w:br w:type="page"/>
-      </w:r>
-      <w:r>
-        <w:rPr>
-          <w:rtl w:val="0"/>
-        </w:rPr>
-      </w:r>
-    </w:p>
-    <w:p>
-      <w:pPr>
-        <w:pStyle w:val="Heading2"/>
-        <w:ind w:firstLine="0"/>
-        <w:rPr/>
-      </w:pPr>
-      <w:r>
-        <w:rPr>
-          <w:rtl w:val="0"/>
-        </w:rPr>
-        <w:t xml:space="preserve">Instrucciones de entrega</w:t>
-      </w:r>
-    </w:p>
-    <w:p>
-      <w:pPr>
-        <w:rPr/>
-      </w:pPr>
-      <w:r>
-        <w:rPr>
-          <w:b w:val="1"/>
-          <w:bCs w:val="1"/>
           <w:rtl w:val="0"/>
         </w:rPr>
         <w:t xml:space="preserve">Paso 1:</w:t>
@@ -2182,14 +1858,14 @@
         <w:rPr>
           <w:rtl w:val="0"/>
         </w:rPr>
-        <w:t xml:space="preserve"> Para llevar a cabo este proceso, tendrás que utilizar la herramienta Oracle SQL Data Modeler disponible de descarga a través del siguiente enlace:  </w:t>
-      </w:r>
-    </w:p>
-    <w:p>
-      <w:pPr>
-        <w:rPr/>
-      </w:pPr>
-      <w:hyperlink r:id="rId11">
+        <w:t xml:space="preserve"> Para llevar a cabo este proceso, tendrás que utilizar la herramienta Oracle SQL Data Modeler, disponible de descarga a través del siguiente enlace:  </w:t>
+      </w:r>
+    </w:p>
+    <w:p>
+      <w:pPr>
+        <w:rPr/>
+      </w:pPr>
+      <w:hyperlink r:id="rId15">
         <w:r>
           <w:rPr>
             <w:color w:val="0563c1"/>
@@ -2288,7 +1964,7 @@
           <w:between w:space="0" w:sz="0" w:val="nil"/>
         </w:pBdr>
         <w:shd w:fill="auto" w:val="clear"/>
-        <w:spacing w:after="0" w:before="0" w:line="360" w:lineRule="auto"/>
+        <w:spacing w:after="160" w:before="0" w:line="360" w:lineRule="auto"/>
         <w:ind w:left="720" w:right="0" w:hanging="360"/>
         <w:jc w:val="left"/>
         <w:rPr/>
@@ -2315,45 +1991,6 @@
     </w:p>
     <w:p>
       <w:pPr>
-        <w:keepNext w:val="0"/>
-        <w:keepLines w:val="0"/>
-        <w:pageBreakBefore w:val="0"/>
-        <w:widowControl w:val="1"/>
-        <w:pBdr>
-          <w:top w:space="0" w:sz="0" w:val="nil"/>
-          <w:left w:space="0" w:sz="0" w:val="nil"/>
-          <w:bottom w:space="0" w:sz="0" w:val="nil"/>
-          <w:right w:space="0" w:sz="0" w:val="nil"/>
-          <w:between w:space="0" w:sz="0" w:val="nil"/>
-        </w:pBdr>
-        <w:shd w:fill="auto" w:val="clear"/>
-        <w:spacing w:after="160" w:before="0" w:line="360" w:lineRule="auto"/>
-        <w:ind w:left="720" w:right="0" w:hanging="360"/>
-        <w:jc w:val="left"/>
-        <w:rPr>
-          <w:rFonts w:ascii="Arial" w:cs="Arial" w:eastAsia="Arial" w:hAnsi="Arial"/>
-          <w:b w:val="0"/>
-          <w:bCs w:val="0"/>
-          <w:i w:val="0"/>
-          <w:iCs w:val="0"/>
-          <w:smallCaps w:val="0"/>
-          <w:strike w:val="0"/>
-          <w:color w:val="404040"/>
-          <w:sz w:val="24"/>
-          <w:szCs w:val="24"/>
-          <w:u w:val="none"/>
-          <w:shd w:fill="auto" w:val="clear"/>
-          <w:vertAlign w:val="baseline"/>
-        </w:rPr>
-      </w:pPr>
-      <w:r>
-        <w:rPr>
-          <w:rtl w:val="0"/>
-        </w:rPr>
-      </w:r>
-    </w:p>
-    <w:p>
-      <w:pPr>
         <w:ind w:firstLine="0"/>
         <w:rPr>
           <w:b w:val="1"/>
@@ -2372,9 +2009,8 @@
     <w:tbl>
       <w:tblPr>
         <w:tblStyle w:val="Table2"/>
-        <w:tblW w:w="10207.0" w:type="dxa"/>
+        <w:tblW w:w="9913.0" w:type="dxa"/>
         <w:jc w:val="left"/>
-        <w:tblInd w:w="-147.0" w:type="dxa"/>
         <w:tblBorders>
           <w:top w:color="000000" w:space="0" w:sz="4" w:val="single"/>
           <w:left w:color="000000" w:space="0" w:sz="4" w:val="single"/>
@@ -2384,22 +2020,22 @@
           <w:insideV w:color="000000" w:space="0" w:sz="4" w:val="single"/>
         </w:tblBorders>
         <w:tblLayout w:type="fixed"/>
-        <w:tblLook w:val="0600"/>
+        <w:tblLook w:val="0400"/>
       </w:tblPr>
       <w:tblGrid>
-        <w:gridCol w:w="5148"/>
-        <w:gridCol w:w="5059"/>
+        <w:gridCol w:w="5060"/>
+        <w:gridCol w:w="4853"/>
         <w:tblGridChange w:id="0">
           <w:tblGrid>
-            <w:gridCol w:w="5148"/>
-            <w:gridCol w:w="5059"/>
+            <w:gridCol w:w="5060"/>
+            <w:gridCol w:w="4853"/>
           </w:tblGrid>
         </w:tblGridChange>
       </w:tblGrid>
       <w:tr>
         <w:trPr>
           <w:cantSplit w:val="0"/>
-          <w:tblHeader w:val="1"/>
+          <w:tblHeader w:val="0"/>
         </w:trPr>
         <w:tc>
           <w:tcPr/>
@@ -2517,93 +2153,35 @@
       <w:tr>
         <w:trPr>
           <w:cantSplit w:val="0"/>
-          <w:trHeight w:val="5258" w:hRule="atLeast"/>
-          <w:tblHeader w:val="1"/>
+          <w:trHeight w:val="5156" w:hRule="atLeast"/>
+          <w:tblHeader w:val="0"/>
         </w:trPr>
         <w:tc>
           <w:tcPr/>
           <w:p>
             <w:pPr>
-              <w:keepNext w:val="0"/>
-              <w:keepLines w:val="0"/>
-              <w:pageBreakBefore w:val="0"/>
-              <w:widowControl w:val="1"/>
-              <w:pBdr>
-                <w:top w:space="0" w:sz="0" w:val="nil"/>
-                <w:left w:space="0" w:sz="0" w:val="nil"/>
-                <w:bottom w:space="0" w:sz="0" w:val="nil"/>
-                <w:right w:space="0" w:sz="0" w:val="nil"/>
-                <w:between w:space="0" w:sz="0" w:val="nil"/>
-              </w:pBdr>
-              <w:shd w:fill="auto" w:val="clear"/>
-              <w:spacing w:after="240" w:before="240" w:line="276" w:lineRule="auto"/>
-              <w:ind w:left="0" w:right="0" w:firstLine="0"/>
-              <w:jc w:val="left"/>
-              <w:rPr>
-                <w:rFonts w:ascii="Arial" w:cs="Arial" w:eastAsia="Arial" w:hAnsi="Arial"/>
-                <w:b w:val="0"/>
-                <w:bCs w:val="0"/>
-                <w:i w:val="0"/>
-                <w:iCs w:val="0"/>
-                <w:smallCaps w:val="0"/>
-                <w:strike w:val="0"/>
-                <w:color w:val="404040"/>
-                <w:sz w:val="24"/>
-                <w:szCs w:val="24"/>
-                <w:u w:val="none"/>
-                <w:shd w:fill="auto" w:val="clear"/>
-                <w:vertAlign w:val="baseline"/>
-              </w:rPr>
+              <w:ind w:firstLine="0"/>
+              <w:rPr/>
             </w:pPr>
             <w:r>
+              <w:rPr/>
+              <w:pict>
+                <v:shape id="_x0000_i1057" style="width:246pt;height:222pt;mso-width-percent:0;mso-height-percent:0;mso-width-percent:0;mso-height-percent:0" alt="" o:ole="" type="#_x0000_t75">
+                  <v:imagedata r:id="rId1" o:title=""/>
+                </v:shape>
+                <o:OLEObject DrawAspect="Content" r:id="rId2" ObjectID="_1845452836" ProgID="PBrush" ShapeID="_x0000_i1057" Type="Embed"/>
+              </w:pict>
+            </w:r>
+            <w:r>
               <w:rPr>
-                <w:rFonts w:ascii="Arial" w:cs="Arial" w:eastAsia="Arial" w:hAnsi="Arial"/>
-                <w:b w:val="0"/>
-                <w:bCs w:val="0"/>
-                <w:i w:val="0"/>
-                <w:iCs w:val="0"/>
-                <w:smallCaps w:val="0"/>
-                <w:strike w:val="0"/>
-                <w:color w:val="404040"/>
-                <w:sz w:val="24"/>
-                <w:szCs w:val="24"/>
-                <w:u w:val="none"/>
-                <w:shd w:fill="auto" w:val="clear"/>
-                <w:vertAlign w:val="baseline"/>
+                <w:rtl w:val="0"/>
               </w:rPr>
-              <w:drawing>
-                <wp:inline distB="0" distT="0" distL="0" distR="0">
-                  <wp:extent cx="3184983" cy="3235055"/>
-                  <wp:effectExtent b="0" l="0" r="0" t="0"/>
-                  <wp:docPr id="2116379868" name="image9.png"/>
-                  <a:graphic>
-                    <a:graphicData uri="http://schemas.openxmlformats.org/drawingml/2006/picture">
-                      <pic:pic>
-                        <pic:nvPicPr>
-                          <pic:cNvPr id="0" name="image9.png"/>
-                          <pic:cNvPicPr preferRelativeResize="0"/>
-                        </pic:nvPicPr>
-                        <pic:blipFill>
-                          <a:blip r:embed="rId12"/>
-                          <a:srcRect b="0" l="0" r="0" t="0"/>
-                          <a:stretch>
-                            <a:fillRect/>
-                          </a:stretch>
-                        </pic:blipFill>
-                        <pic:spPr>
-                          <a:xfrm>
-                            <a:off x="0" y="0"/>
-                            <a:ext cx="3184983" cy="3235055"/>
-                          </a:xfrm>
-                          <a:prstGeom prst="rect"/>
-                          <a:ln/>
-                        </pic:spPr>
-                      </pic:pic>
-                    </a:graphicData>
-                  </a:graphic>
-                </wp:inline>
-              </w:drawing>
             </w:r>
+          </w:p>
+          <w:p>
+            <w:pPr>
+              <w:rPr/>
+            </w:pPr>
             <w:r>
               <w:rPr>
                 <w:rtl w:val="0"/>
@@ -2615,85 +2193,16 @@
           <w:tcPr/>
           <w:p>
             <w:pPr>
-              <w:keepNext w:val="0"/>
-              <w:keepLines w:val="0"/>
-              <w:pageBreakBefore w:val="0"/>
-              <w:widowControl w:val="1"/>
-              <w:pBdr>
-                <w:top w:space="0" w:sz="0" w:val="nil"/>
-                <w:left w:space="0" w:sz="0" w:val="nil"/>
-                <w:bottom w:space="0" w:sz="0" w:val="nil"/>
-                <w:right w:space="0" w:sz="0" w:val="nil"/>
-                <w:between w:space="0" w:sz="0" w:val="nil"/>
-              </w:pBdr>
-              <w:shd w:fill="auto" w:val="clear"/>
-              <w:spacing w:after="240" w:before="240" w:line="276" w:lineRule="auto"/>
-              <w:ind w:left="0" w:right="0" w:firstLine="0"/>
-              <w:jc w:val="left"/>
-              <w:rPr>
-                <w:rFonts w:ascii="Arial" w:cs="Arial" w:eastAsia="Arial" w:hAnsi="Arial"/>
-                <w:b w:val="0"/>
-                <w:bCs w:val="0"/>
-                <w:i w:val="0"/>
-                <w:iCs w:val="0"/>
-                <w:smallCaps w:val="0"/>
-                <w:strike w:val="0"/>
-                <w:color w:val="404040"/>
-                <w:sz w:val="24"/>
-                <w:szCs w:val="24"/>
-                <w:u w:val="none"/>
-                <w:shd w:fill="auto" w:val="clear"/>
-                <w:vertAlign w:val="baseline"/>
-              </w:rPr>
+              <w:rPr/>
             </w:pPr>
             <w:r>
-              <w:rPr>
-                <w:rFonts w:ascii="Arial" w:cs="Arial" w:eastAsia="Arial" w:hAnsi="Arial"/>
-                <w:b w:val="0"/>
-                <w:bCs w:val="0"/>
-                <w:i w:val="0"/>
-                <w:iCs w:val="0"/>
-                <w:smallCaps w:val="0"/>
-                <w:strike w:val="0"/>
-                <w:color w:val="404040"/>
-                <w:sz w:val="24"/>
-                <w:szCs w:val="24"/>
-                <w:u w:val="none"/>
-                <w:shd w:fill="auto" w:val="clear"/>
-                <w:vertAlign w:val="baseline"/>
-              </w:rPr>
-              <w:drawing>
-                <wp:inline distB="0" distT="0" distL="0" distR="0">
-                  <wp:extent cx="3134203" cy="2707488"/>
-                  <wp:effectExtent b="0" l="0" r="0" t="0"/>
-                  <wp:docPr id="2116379871" name="image12.png"/>
-                  <a:graphic>
-                    <a:graphicData uri="http://schemas.openxmlformats.org/drawingml/2006/picture">
-                      <pic:pic>
-                        <pic:nvPicPr>
-                          <pic:cNvPr id="0" name="image12.png"/>
-                          <pic:cNvPicPr preferRelativeResize="0"/>
-                        </pic:nvPicPr>
-                        <pic:blipFill>
-                          <a:blip r:embed="rId13"/>
-                          <a:srcRect b="0" l="0" r="0" t="0"/>
-                          <a:stretch>
-                            <a:fillRect/>
-                          </a:stretch>
-                        </pic:blipFill>
-                        <pic:spPr>
-                          <a:xfrm>
-                            <a:off x="0" y="0"/>
-                            <a:ext cx="3134203" cy="2707488"/>
-                          </a:xfrm>
-                          <a:prstGeom prst="rect"/>
-                          <a:ln/>
-                        </pic:spPr>
-                      </pic:pic>
-                    </a:graphicData>
-                  </a:graphic>
-                </wp:inline>
-              </w:drawing>
+              <w:rPr/>
+              <w:pict>
+                <v:shape id="_x0000_i1058" style="width:235.5pt;height:188.25pt;mso-width-percent:0;mso-height-percent:0;mso-width-percent:0;mso-height-percent:0" alt="" o:ole="" type="#_x0000_t75">
+                  <v:imagedata r:id="rId3" o:title=""/>
+                </v:shape>
+                <o:OLEObject DrawAspect="Content" r:id="rId4" ObjectID="_1845452837" ProgID="PBrush" ShapeID="_x0000_i1058" Type="Embed"/>
+              </w:pict>
             </w:r>
             <w:r>
               <w:rPr>
@@ -2754,28 +2263,24 @@
     </w:p>
     <w:p>
       <w:pPr>
+        <w:rPr/>
+      </w:pPr>
+      <w:r>
+        <w:rPr>
+          <w:rtl w:val="0"/>
+        </w:rPr>
+      </w:r>
+    </w:p>
+    <w:p>
+      <w:pPr>
         <w:ind w:left="142" w:firstLine="0"/>
         <w:rPr>
           <w:b w:val="1"/>
           <w:bCs w:val="1"/>
         </w:rPr>
-      </w:pPr>
-      <w:r>
-        <w:rPr>
-          <w:rtl w:val="0"/>
-        </w:rPr>
-      </w:r>
-    </w:p>
-    <w:p>
-      <w:pPr>
-        <w:ind w:left="142" w:firstLine="0"/>
-        <w:rPr>
-          <w:b w:val="1"/>
-          <w:bCs w:val="1"/>
-        </w:rPr>
         <w:sectPr>
-          <w:headerReference r:id="rId14" w:type="default"/>
-          <w:footerReference r:id="rId15" w:type="default"/>
+          <w:headerReference r:id="rId16" w:type="default"/>
+          <w:footerReference r:id="rId17" w:type="default"/>
           <w:pgSz w:h="15840" w:w="12240" w:orient="portrait"/>
           <w:pgMar w:bottom="1417" w:top="1560" w:left="1134" w:right="1183" w:header="708" w:footer="708"/>
           <w:pgNumType w:start="1"/>
@@ -2789,18 +2294,18 @@
         </w:rPr>
         <w:drawing>
           <wp:inline distB="114300" distT="114300" distL="114300" distR="114300">
-            <wp:extent cx="6301105" cy="2832100"/>
+            <wp:extent cx="6301105" cy="2946400"/>
             <wp:effectExtent b="0" l="0" r="0" t="0"/>
-            <wp:docPr id="2116379867" name="image3.png"/>
+            <wp:docPr id="2116379865" name="image14.png"/>
             <a:graphic>
               <a:graphicData uri="http://schemas.openxmlformats.org/drawingml/2006/picture">
                 <pic:pic>
                   <pic:nvPicPr>
-                    <pic:cNvPr id="0" name="image3.png"/>
+                    <pic:cNvPr id="0" name="image14.png"/>
                     <pic:cNvPicPr preferRelativeResize="0"/>
                   </pic:nvPicPr>
                   <pic:blipFill>
-                    <a:blip r:embed="rId16"/>
+                    <a:blip r:embed="rId18"/>
                     <a:srcRect b="0" l="0" r="0" t="0"/>
                     <a:stretch>
                       <a:fillRect/>
@@ -2809,7 +2314,7 @@
                   <pic:spPr>
                     <a:xfrm>
                       <a:off x="0" y="0"/>
-                      <a:ext cx="6301105" cy="2832100"/>
+                      <a:ext cx="6301105" cy="2946400"/>
                     </a:xfrm>
                     <a:prstGeom prst="rect"/>
                     <a:ln/>
@@ -2851,29 +2356,24 @@
     </w:p>
     <w:p>
       <w:pPr>
-        <w:ind w:left="459" w:firstLine="0"/>
-        <w:jc w:val="center"/>
-        <w:rPr>
-          <w:b w:val="1"/>
-          <w:bCs w:val="1"/>
-        </w:rPr>
+        <w:rPr/>
       </w:pPr>
       <w:r>
         <w:rPr/>
         <w:drawing>
           <wp:inline distB="114300" distT="114300" distL="114300" distR="114300">
-            <wp:extent cx="6299835" cy="2755900"/>
+            <wp:extent cx="6301105" cy="2882900"/>
             <wp:effectExtent b="0" l="0" r="0" t="0"/>
-            <wp:docPr id="2116379864" name="image14.png"/>
+            <wp:docPr id="2116379877" name="image13.png"/>
             <a:graphic>
               <a:graphicData uri="http://schemas.openxmlformats.org/drawingml/2006/picture">
                 <pic:pic>
                   <pic:nvPicPr>
-                    <pic:cNvPr id="0" name="image14.png"/>
+                    <pic:cNvPr id="0" name="image13.png"/>
                     <pic:cNvPicPr preferRelativeResize="0"/>
                   </pic:nvPicPr>
                   <pic:blipFill>
-                    <a:blip r:embed="rId17"/>
+                    <a:blip r:embed="rId19"/>
                     <a:srcRect b="0" l="0" r="0" t="0"/>
                     <a:stretch>
                       <a:fillRect/>
@@ -2882,7 +2382,7 @@
                   <pic:spPr>
                     <a:xfrm>
                       <a:off x="0" y="0"/>
-                      <a:ext cx="6299835" cy="2755900"/>
+                      <a:ext cx="6301105" cy="2882900"/>
                     </a:xfrm>
                     <a:prstGeom prst="rect"/>
                     <a:ln/>
@@ -2894,6 +2394,69 @@
         </w:drawing>
       </w:r>
       <w:r>
+        <w:rPr>
+          <w:rtl w:val="0"/>
+        </w:rPr>
+      </w:r>
+    </w:p>
+    <w:p>
+      <w:pPr>
+        <w:rPr/>
+      </w:pPr>
+      <w:r>
+        <w:rPr>
+          <w:rtl w:val="0"/>
+        </w:rPr>
+      </w:r>
+    </w:p>
+    <w:p>
+      <w:pPr>
+        <w:keepNext w:val="0"/>
+        <w:keepLines w:val="0"/>
+        <w:pageBreakBefore w:val="0"/>
+        <w:widowControl w:val="1"/>
+        <w:pBdr>
+          <w:top w:space="0" w:sz="0" w:val="nil"/>
+          <w:left w:space="0" w:sz="0" w:val="nil"/>
+          <w:bottom w:space="0" w:sz="0" w:val="nil"/>
+          <w:right w:space="0" w:sz="0" w:val="nil"/>
+          <w:between w:space="0" w:sz="0" w:val="nil"/>
+        </w:pBdr>
+        <w:shd w:fill="auto" w:val="clear"/>
+        <w:spacing w:after="160" w:before="0" w:line="360" w:lineRule="auto"/>
+        <w:ind w:left="720" w:right="0" w:hanging="360"/>
+        <w:jc w:val="left"/>
+        <w:rPr>
+          <w:rFonts w:ascii="Arial" w:cs="Arial" w:eastAsia="Arial" w:hAnsi="Arial"/>
+          <w:b w:val="0"/>
+          <w:bCs w:val="0"/>
+          <w:i w:val="0"/>
+          <w:iCs w:val="0"/>
+          <w:smallCaps w:val="0"/>
+          <w:strike w:val="0"/>
+          <w:color w:val="404040"/>
+          <w:sz w:val="24"/>
+          <w:szCs w:val="24"/>
+          <w:u w:val="none"/>
+          <w:shd w:fill="auto" w:val="clear"/>
+          <w:vertAlign w:val="baseline"/>
+        </w:rPr>
+      </w:pPr>
+      <w:r>
+        <w:rPr>
+          <w:rtl w:val="0"/>
+        </w:rPr>
+      </w:r>
+    </w:p>
+    <w:p>
+      <w:pPr>
+        <w:ind w:left="459" w:firstLine="0"/>
+        <w:rPr>
+          <w:b w:val="1"/>
+          <w:bCs w:val="1"/>
+        </w:rPr>
+      </w:pPr>
+      <w:r>
         <w:br w:type="page"/>
       </w:r>
       <w:r>
@@ -2987,16 +2550,16 @@
           <wp:inline distB="0" distT="0" distL="0" distR="0">
             <wp:extent cx="4117165" cy="3207722"/>
             <wp:effectExtent b="0" l="0" r="0" t="0"/>
-            <wp:docPr descr="Ventana para guardar el archivo SQL" id="2116379870" name="image7.png"/>
+            <wp:docPr descr="Ventana para guardar el archivo SQL" id="2116379870" name="image12.png"/>
             <a:graphic>
               <a:graphicData uri="http://schemas.openxmlformats.org/drawingml/2006/picture">
                 <pic:pic>
                   <pic:nvPicPr>
-                    <pic:cNvPr descr="Ventana para guardar el archivo SQL" id="0" name="image7.png"/>
+                    <pic:cNvPr descr="Ventana para guardar el archivo SQL" id="0" name="image12.png"/>
                     <pic:cNvPicPr preferRelativeResize="0"/>
                   </pic:nvPicPr>
                   <pic:blipFill>
-                    <a:blip r:embed="rId18"/>
+                    <a:blip r:embed="rId20"/>
                     <a:srcRect b="0" l="0" r="0" t="0"/>
                     <a:stretch>
                       <a:fillRect/>
@@ -3050,7 +2613,7 @@
         </w:rPr>
         <w:t xml:space="preserve"> [Software]. Oracle. </w:t>
       </w:r>
-      <w:hyperlink r:id="rId19">
+      <w:hyperlink r:id="rId21">
         <w:r>
           <w:rPr>
             <w:color w:val="0563c1"/>
@@ -3077,22 +2640,8 @@
       </w:pPr>
       <w:r>
         <w:rPr>
-          <w:rtl w:val="0"/>
-        </w:rPr>
-      </w:r>
-    </w:p>
-    <w:p>
-      <w:pPr>
-        <w:ind w:firstLine="0"/>
-        <w:rPr>
           <w:b w:val="1"/>
           <w:bCs w:val="1"/>
-        </w:rPr>
-      </w:pPr>
-      <w:r>
-        <w:rPr>
-          <w:b w:val="1"/>
-          <w:bCs w:val="1"/>
           <w:rtl w:val="0"/>
         </w:rPr>
         <w:t xml:space="preserve">Figura 3</w:t>
@@ -3114,34 +2663,23 @@
         </w:rPr>
         <w:t xml:space="preserve">Ejemplo de archivos de diseño generado con SQL Developer Data Modeler</w:t>
       </w:r>
-    </w:p>
-    <w:p>
-      <w:pPr>
-        <w:ind w:left="360" w:hanging="360"/>
-        <w:rPr>
-          <w:b w:val="1"/>
-          <w:bCs w:val="1"/>
-          <w:sz w:val="44"/>
-          <w:szCs w:val="44"/>
-        </w:rPr>
-      </w:pPr>
       <w:r>
         <w:rPr/>
         <w:drawing>
           <wp:inline distB="0" distT="0" distL="0" distR="0">
-            <wp:extent cx="3743325" cy="904875"/>
+            <wp:extent cx="3657600" cy="904875"/>
             <wp:effectExtent b="0" l="0" r="0" t="0"/>
-            <wp:docPr descr="La figura muestra la estructura de archivos generada al guardar un modelo en Oracle Data Modeler. Se observa una carpeta denominada Modelo_Base, que contiene recursos asociados al modelo, y un archivo con extensión .dmd llamado Modelo_Base.dmd, que corresponde al archivo principal del modelo lógico o físico creado. Este formato organiza los datos y configuraciones necesarias para el trabajo con diagramas y relaciones." id="2116379873" name="image1.png"/>
+            <wp:docPr descr="La figura muestra la estructura de archivos generada al guardar un modelo en Oracle Data Modeler. Se observa una carpeta denominada Modelo_Base, que contiene recursos asociados al modelo, y un archivo con extensión .dmd llamado Modelo_Base.dmd, que corresponde al archivo principal del modelo lógico o físico creado. Este formato organiza los datos y configuraciones necesarias para el trabajo con diagramas y relaciones." id="2116379872" name="image9.png"/>
             <a:graphic>
               <a:graphicData uri="http://schemas.openxmlformats.org/drawingml/2006/picture">
                 <pic:pic>
                   <pic:nvPicPr>
-                    <pic:cNvPr descr="La figura muestra la estructura de archivos generada al guardar un modelo en Oracle Data Modeler. Se observa una carpeta denominada Modelo_Base, que contiene recursos asociados al modelo, y un archivo con extensión .dmd llamado Modelo_Base.dmd, que corresponde al archivo principal del modelo lógico o físico creado. Este formato organiza los datos y configuraciones necesarias para el trabajo con diagramas y relaciones." id="0" name="image1.png"/>
+                    <pic:cNvPr descr="La figura muestra la estructura de archivos generada al guardar un modelo en Oracle Data Modeler. Se observa una carpeta denominada Modelo_Base, que contiene recursos asociados al modelo, y un archivo con extensión .dmd llamado Modelo_Base.dmd, que corresponde al archivo principal del modelo lógico o físico creado. Este formato organiza los datos y configuraciones necesarias para el trabajo con diagramas y relaciones." id="0" name="image9.png"/>
                     <pic:cNvPicPr preferRelativeResize="0"/>
                   </pic:nvPicPr>
                   <pic:blipFill>
-                    <a:blip r:embed="rId20"/>
-                    <a:srcRect b="0" l="0" r="0" t="0"/>
+                    <a:blip r:embed="rId22"/>
+                    <a:srcRect b="0" l="2290" r="0" t="0"/>
                     <a:stretch>
                       <a:fillRect/>
                     </a:stretch>
@@ -3149,7 +2687,7 @@
                   <pic:spPr>
                     <a:xfrm>
                       <a:off x="0" y="0"/>
-                      <a:ext cx="3743325" cy="904875"/>
+                      <a:ext cx="3657600" cy="904875"/>
                     </a:xfrm>
                     <a:prstGeom prst="rect"/>
                     <a:ln/>
@@ -3161,40 +2699,27 @@
         </w:drawing>
       </w:r>
       <w:r>
-        <w:rPr>
-          <w:rtl w:val="0"/>
-        </w:rPr>
-      </w:r>
-    </w:p>
-    <w:p>
-      <w:pPr>
-        <w:ind w:left="459" w:firstLine="0"/>
+        <w:br w:type="page"/>
+      </w:r>
+      <w:r>
+        <w:rPr>
+          <w:rtl w:val="0"/>
+        </w:rPr>
+      </w:r>
+    </w:p>
+    <w:p>
+      <w:pPr>
+        <w:spacing w:line="240" w:lineRule="auto"/>
+        <w:ind w:firstLine="0"/>
         <w:rPr>
           <w:b w:val="1"/>
           <w:bCs w:val="1"/>
         </w:rPr>
       </w:pPr>
       <w:r>
-        <w:br w:type="page"/>
-      </w:r>
-      <w:r>
-        <w:rPr>
-          <w:rtl w:val="0"/>
-        </w:rPr>
-      </w:r>
-    </w:p>
-    <w:p>
-      <w:pPr>
-        <w:ind w:firstLine="0"/>
         <w:rPr>
           <w:b w:val="1"/>
           <w:bCs w:val="1"/>
-        </w:rPr>
-      </w:pPr>
-      <w:r>
-        <w:rPr>
-          <w:b w:val="1"/>
-          <w:bCs w:val="1"/>
           <w:rtl w:val="0"/>
         </w:rPr>
         <w:t xml:space="preserve">Figura 4</w:t>
@@ -3202,6 +2727,7 @@
     </w:p>
     <w:p>
       <w:pPr>
+        <w:spacing w:line="240" w:lineRule="auto"/>
         <w:ind w:firstLine="0"/>
         <w:rPr>
           <w:i w:val="1"/>
@@ -3227,16 +2753,16 @@
           <wp:inline distB="0" distT="0" distL="0" distR="0">
             <wp:extent cx="3810303" cy="2257425"/>
             <wp:effectExtent b="0" l="0" r="0" t="0"/>
-            <wp:docPr descr="La figura muestra el contenido detallado de la carpeta de recursos asociada a un modelo de Oracle Data Modeler. " id="2116379872" name="image13.png"/>
+            <wp:docPr descr="La figura muestra el contenido detallado de la carpeta de recursos asociada a un modelo de Oracle Data Modeler. " id="2116379871" name="image10.png"/>
             <a:graphic>
               <a:graphicData uri="http://schemas.openxmlformats.org/drawingml/2006/picture">
                 <pic:pic>
                   <pic:nvPicPr>
-                    <pic:cNvPr descr="La figura muestra el contenido detallado de la carpeta de recursos asociada a un modelo de Oracle Data Modeler. " id="0" name="image13.png"/>
+                    <pic:cNvPr descr="La figura muestra el contenido detallado de la carpeta de recursos asociada a un modelo de Oracle Data Modeler. " id="0" name="image10.png"/>
                     <pic:cNvPicPr preferRelativeResize="0"/>
                   </pic:nvPicPr>
                   <pic:blipFill>
-                    <a:blip r:embed="rId21"/>
+                    <a:blip r:embed="rId23"/>
                     <a:srcRect b="0" l="0" r="0" t="0"/>
                     <a:stretch>
                       <a:fillRect/>
@@ -3290,7 +2816,7 @@
         </w:rPr>
         <w:t xml:space="preserve"> [Software]. Oracle. </w:t>
       </w:r>
-      <w:hyperlink r:id="rId22">
+      <w:hyperlink r:id="rId24">
         <w:r>
           <w:rPr>
             <w:color w:val="0563c1"/>
@@ -3309,49 +2835,46 @@
     </w:p>
     <w:p>
       <w:pPr>
-        <w:ind w:firstLine="0"/>
+        <w:rPr/>
+      </w:pPr>
+      <w:r>
+        <w:rPr>
+          <w:rtl w:val="0"/>
+        </w:rPr>
+      </w:r>
+    </w:p>
+    <w:p>
+      <w:pPr>
+        <w:rPr/>
+      </w:pPr>
+      <w:r>
         <w:rPr>
           <w:b w:val="1"/>
           <w:bCs w:val="1"/>
-        </w:rPr>
-      </w:pPr>
-      <w:r>
-        <w:rPr>
-          <w:rtl w:val="0"/>
-        </w:rPr>
-      </w:r>
-    </w:p>
-    <w:p>
-      <w:pPr>
-        <w:rPr/>
-      </w:pPr>
-      <w:r>
+          <w:rtl w:val="0"/>
+        </w:rPr>
+        <w:t xml:space="preserve">Paso 3: </w:t>
+      </w:r>
+      <w:r>
+        <w:rPr>
+          <w:rtl w:val="0"/>
+        </w:rPr>
+        <w:t xml:space="preserve">Una vez generado el archivo .dmd y su subcarpeta correspondiente, todo este contenido debe comprimirse en un solo archivo ZIP o RAR.</w:t>
+      </w:r>
+    </w:p>
+    <w:p>
+      <w:pPr>
+        <w:spacing w:line="240" w:lineRule="auto"/>
+        <w:ind w:firstLine="0"/>
         <w:rPr>
           <w:b w:val="1"/>
           <w:bCs w:val="1"/>
-          <w:rtl w:val="0"/>
-        </w:rPr>
-        <w:t xml:space="preserve">Paso 3: </w:t>
-      </w:r>
-      <w:r>
-        <w:rPr>
-          <w:rtl w:val="0"/>
-        </w:rPr>
-        <w:t xml:space="preserve">Una vez generado el archivo .dmd y su subcarpeta correspondiente, todo este contenido debe comprimirse en un solo archivo ZIP o RAR.</w:t>
-      </w:r>
-    </w:p>
-    <w:p>
-      <w:pPr>
-        <w:ind w:firstLine="0"/>
+        </w:rPr>
+      </w:pPr>
+      <w:r>
         <w:rPr>
           <w:b w:val="1"/>
           <w:bCs w:val="1"/>
-        </w:rPr>
-      </w:pPr>
-      <w:r>
-        <w:rPr>
-          <w:b w:val="1"/>
-          <w:bCs w:val="1"/>
           <w:rtl w:val="0"/>
         </w:rPr>
         <w:t xml:space="preserve">Figura 5</w:t>
@@ -3359,6 +2882,7 @@
     </w:p>
     <w:p>
       <w:pPr>
+        <w:spacing w:line="240" w:lineRule="auto"/>
         <w:ind w:firstLine="0"/>
         <w:rPr>
           <w:i w:val="1"/>
@@ -3385,16 +2909,16 @@
           <wp:inline distB="0" distT="0" distL="0" distR="0">
             <wp:extent cx="2242268" cy="1259245"/>
             <wp:effectExtent b="0" l="0" r="0" t="0"/>
-            <wp:docPr descr="La figura muestra la estructura interna del archivo comprimido Encargo_Semanal.zip." id="2116379875" name="image6.png"/>
+            <wp:docPr descr="La figura muestra la estructura interna del archivo comprimido Encargo_Semanal.zip." id="2116379874" name="image4.png"/>
             <a:graphic>
               <a:graphicData uri="http://schemas.openxmlformats.org/drawingml/2006/picture">
                 <pic:pic>
                   <pic:nvPicPr>
-                    <pic:cNvPr descr="La figura muestra la estructura interna del archivo comprimido Encargo_Semanal.zip." id="0" name="image6.png"/>
+                    <pic:cNvPr descr="La figura muestra la estructura interna del archivo comprimido Encargo_Semanal.zip." id="0" name="image4.png"/>
                     <pic:cNvPicPr preferRelativeResize="0"/>
                   </pic:nvPicPr>
                   <pic:blipFill>
-                    <a:blip r:embed="rId23"/>
+                    <a:blip r:embed="rId25"/>
                     <a:srcRect b="0" l="0" r="0" t="0"/>
                     <a:stretch>
                       <a:fillRect/>
@@ -3434,13 +2958,13 @@
           <w:iCs w:val="1"/>
           <w:rtl w:val="0"/>
         </w:rPr>
-        <w:t xml:space="preserve">Nota. </w:t>
-      </w:r>
-      <w:r>
-        <w:rPr>
-          <w:rtl w:val="0"/>
-        </w:rPr>
-        <w:t xml:space="preserve">La figura muestra la estructura interna del archivo comprimido Encargo_Semanal.zip. Oracle. (s.f.). </w:t>
+        <w:t xml:space="preserve">Nota.</w:t>
+      </w:r>
+      <w:r>
+        <w:rPr>
+          <w:rtl w:val="0"/>
+        </w:rPr>
+        <w:t xml:space="preserve"> La figura muestra la estructura interna del archivo comprimido Encargo_Semanal.zip. Oracle. (s.f.). </w:t>
       </w:r>
       <w:r>
         <w:rPr>
@@ -3456,7 +2980,7 @@
         </w:rPr>
         <w:t xml:space="preserve"> [Software]. Oracle. </w:t>
       </w:r>
-      <w:hyperlink r:id="rId24">
+      <w:hyperlink r:id="rId26">
         <w:r>
           <w:rPr>
             <w:color w:val="0563c1"/>
@@ -3470,39 +2994,25 @@
         <w:rPr>
           <w:rtl w:val="0"/>
         </w:rPr>
-        <w:t xml:space="preserve"> </w:t>
-      </w:r>
-      <w:r>
-        <w:rPr>
-          <w:rtl w:val="0"/>
-        </w:rPr>
-      </w:r>
-    </w:p>
-    <w:p>
-      <w:pPr>
-        <w:ind w:firstLine="0"/>
+        <w:t xml:space="preserve"> </w:t>
+      </w:r>
+      <w:r>
+        <w:br w:type="page"/>
+      </w:r>
+      <w:r>
+        <w:rPr>
+          <w:rtl w:val="0"/>
+        </w:rPr>
+      </w:r>
+    </w:p>
+    <w:p>
+      <w:pPr>
+        <w:rPr/>
+      </w:pPr>
+      <w:r>
         <w:rPr>
           <w:b w:val="1"/>
           <w:bCs w:val="1"/>
-        </w:rPr>
-      </w:pPr>
-      <w:r>
-        <w:br w:type="page"/>
-      </w:r>
-      <w:r>
-        <w:rPr>
-          <w:rtl w:val="0"/>
-        </w:rPr>
-      </w:r>
-    </w:p>
-    <w:p>
-      <w:pPr>
-        <w:rPr/>
-      </w:pPr>
-      <w:r>
-        <w:rPr>
-          <w:b w:val="1"/>
-          <w:bCs w:val="1"/>
           <w:rtl w:val="0"/>
         </w:rPr>
         <w:t xml:space="preserve">Paso 4:</w:t>
@@ -3511,7 +3021,7 @@
         <w:rPr>
           <w:rtl w:val="0"/>
         </w:rPr>
-        <w:t xml:space="preserve"> este documento Word deberás subirlo al repositorio GitHub (sin comprimir). Si no has creado tu cuenta aún, puedes hacerlo a través del siguiente enlace: </w:t>
+        <w:t xml:space="preserve"> Este documento Word deberás subirlo al repositorio GitHub (sin comprimir). Si no has creado tu cuenta aún, puedes hacerlo a través del siguiente enlace: </w:t>
       </w:r>
     </w:p>
     <w:p>
@@ -3522,7 +3032,7 @@
         <w:ind w:firstLine="0"/>
         <w:rPr/>
       </w:pPr>
-      <w:hyperlink r:id="rId25">
+      <w:hyperlink r:id="rId27">
         <w:r>
           <w:rPr>
             <w:color w:val="0563c1"/>
@@ -3544,6 +3054,7 @@
         <w:tabs>
           <w:tab w:val="left" w:leader="none" w:pos="2790"/>
         </w:tabs>
+        <w:spacing w:line="240" w:lineRule="auto"/>
         <w:ind w:firstLine="0"/>
         <w:rPr>
           <w:b w:val="1"/>
@@ -3564,6 +3075,7 @@
         <w:tabs>
           <w:tab w:val="left" w:leader="none" w:pos="2790"/>
         </w:tabs>
+        <w:spacing w:line="240" w:lineRule="auto"/>
         <w:ind w:firstLine="0"/>
         <w:rPr>
           <w:i w:val="1"/>
@@ -3578,27 +3090,22 @@
         </w:rPr>
         <w:t xml:space="preserve">Repositorio en GitHub</w:t>
       </w:r>
-    </w:p>
-    <w:p>
-      <w:pPr>
-        <w:rPr/>
-      </w:pPr>
       <w:r>
         <w:rPr/>
         <w:drawing>
           <wp:inline distB="0" distT="0" distL="0" distR="0">
-            <wp:extent cx="6120755" cy="2432685"/>
+            <wp:extent cx="5965004" cy="2370783"/>
             <wp:effectExtent b="0" l="0" r="0" t="0"/>
-            <wp:docPr id="2116379874" name="image2.png"/>
+            <wp:docPr descr="Interfaz de usuario gráfica, Texto, Aplicación&#10;&#10;El contenido generado por IA puede ser incorrecto." id="2116379873" name="image8.png"/>
             <a:graphic>
               <a:graphicData uri="http://schemas.openxmlformats.org/drawingml/2006/picture">
                 <pic:pic>
                   <pic:nvPicPr>
-                    <pic:cNvPr id="0" name="image2.png"/>
+                    <pic:cNvPr descr="Interfaz de usuario gráfica, Texto, Aplicación&#10;&#10;El contenido generado por IA puede ser incorrecto." id="0" name="image8.png"/>
                     <pic:cNvPicPr preferRelativeResize="0"/>
                   </pic:nvPicPr>
                   <pic:blipFill>
-                    <a:blip r:embed="rId26"/>
+                    <a:blip r:embed="rId28"/>
                     <a:srcRect b="0" l="0" r="0" t="0"/>
                     <a:stretch>
                       <a:fillRect/>
@@ -3607,7 +3114,7 @@
                   <pic:spPr>
                     <a:xfrm>
                       <a:off x="0" y="0"/>
-                      <a:ext cx="6120755" cy="2432685"/>
+                      <a:ext cx="5965004" cy="2370783"/>
                     </a:xfrm>
                     <a:prstGeom prst="rect"/>
                     <a:ln/>
@@ -3620,6 +3127,20 @@
       </w:r>
       <w:r>
         <w:rPr>
+          <w:rtl w:val="0"/>
+        </w:rPr>
+      </w:r>
+    </w:p>
+    <w:p>
+      <w:pPr>
+        <w:tabs>
+          <w:tab w:val="left" w:leader="none" w:pos="2790"/>
+        </w:tabs>
+        <w:ind w:firstLine="0"/>
+        <w:rPr/>
+      </w:pPr>
+      <w:r>
+        <w:rPr>
           <w:i w:val="1"/>
           <w:iCs w:val="1"/>
           <w:rtl w:val="0"/>
@@ -3646,7 +3167,7 @@
         </w:rPr>
         <w:t xml:space="preserve"> </w:t>
       </w:r>
-      <w:hyperlink r:id="rId27">
+      <w:hyperlink r:id="rId29">
         <w:r>
           <w:rPr>
             <w:color w:val="0563c1"/>
@@ -3669,16 +3190,6 @@
       </w:pPr>
       <w:r>
         <w:rPr>
-          <w:rtl w:val="0"/>
-        </w:rPr>
-      </w:r>
-    </w:p>
-    <w:p>
-      <w:pPr>
-        <w:rPr/>
-      </w:pPr>
-      <w:r>
-        <w:rPr>
           <w:b w:val="1"/>
           <w:bCs w:val="1"/>
           <w:rtl w:val="0"/>
@@ -3694,6 +3205,8 @@
     </w:p>
     <w:p>
       <w:pPr>
+        <w:spacing w:line="240" w:lineRule="auto"/>
+        <w:ind w:firstLine="0"/>
         <w:rPr/>
       </w:pPr>
       <w:r>
@@ -3712,6 +3225,7 @@
     </w:p>
     <w:p>
       <w:pPr>
+        <w:spacing w:line="240" w:lineRule="auto"/>
         <w:ind w:firstLine="0"/>
         <w:rPr>
           <w:i w:val="1"/>
@@ -3733,18 +3247,18 @@
         </w:rPr>
         <w:drawing>
           <wp:inline distB="0" distT="0" distL="0" distR="0">
-            <wp:extent cx="6299835" cy="1733265"/>
+            <wp:extent cx="6155918" cy="1693669"/>
             <wp:effectExtent b="0" l="0" r="0" t="0"/>
-            <wp:docPr id="2116379877" name="image8.png"/>
+            <wp:docPr descr="Interfaz de usuario gráfica, Texto, Aplicación, Correo electrónico&#10;&#10;El contenido generado por IA puede ser incorrecto." id="2116379876" name="image7.png"/>
             <a:graphic>
               <a:graphicData uri="http://schemas.openxmlformats.org/drawingml/2006/picture">
                 <pic:pic>
                   <pic:nvPicPr>
-                    <pic:cNvPr id="0" name="image8.png"/>
+                    <pic:cNvPr descr="Interfaz de usuario gráfica, Texto, Aplicación, Correo electrónico&#10;&#10;El contenido generado por IA puede ser incorrecto." id="0" name="image7.png"/>
                     <pic:cNvPicPr preferRelativeResize="0"/>
                   </pic:nvPicPr>
                   <pic:blipFill>
-                    <a:blip r:embed="rId28"/>
+                    <a:blip r:embed="rId30"/>
                     <a:srcRect b="27115" l="0" r="0" t="0"/>
                     <a:stretch>
                       <a:fillRect/>
@@ -3753,7 +3267,7 @@
                   <pic:spPr>
                     <a:xfrm>
                       <a:off x="0" y="0"/>
-                      <a:ext cx="6299835" cy="1733265"/>
+                      <a:ext cx="6155918" cy="1693669"/>
                     </a:xfrm>
                     <a:prstGeom prst="rect"/>
                     <a:ln/>
@@ -3806,7 +3320,7 @@
         </w:rPr>
         <w:t xml:space="preserve"> </w:t>
       </w:r>
-      <w:hyperlink r:id="rId29">
+      <w:hyperlink r:id="rId31">
         <w:r>
           <w:rPr>
             <w:color w:val="0563c1"/>
@@ -3852,6 +3366,7 @@
     </w:p>
     <w:p>
       <w:pPr>
+        <w:spacing w:line="240" w:lineRule="auto"/>
         <w:ind w:firstLine="0"/>
         <w:rPr>
           <w:b w:val="1"/>
@@ -3869,6 +3384,7 @@
     </w:p>
     <w:p>
       <w:pPr>
+        <w:spacing w:line="240" w:lineRule="auto"/>
         <w:ind w:firstLine="0"/>
         <w:rPr>
           <w:i w:val="1"/>
@@ -3892,19 +3408,19 @@
         <w:rPr/>
         <w:drawing>
           <wp:inline distB="0" distT="0" distL="0" distR="0">
-            <wp:extent cx="6299835" cy="2197100"/>
+            <wp:extent cx="6195060" cy="2197100"/>
             <wp:effectExtent b="0" l="0" r="0" t="0"/>
-            <wp:docPr descr="Interfaz de usuario gráfica, Texto&#10;&#10;Descripción generada automáticamente" id="2116379876" name="image4.png"/>
+            <wp:docPr descr="Interfaz de usuario gráfica, Texto&#10;&#10;Descripción generada automáticamente" id="2116379875" name="image5.png"/>
             <a:graphic>
               <a:graphicData uri="http://schemas.openxmlformats.org/drawingml/2006/picture">
                 <pic:pic>
                   <pic:nvPicPr>
-                    <pic:cNvPr descr="Interfaz de usuario gráfica, Texto&#10;&#10;Descripción generada automáticamente" id="0" name="image4.png"/>
+                    <pic:cNvPr descr="Interfaz de usuario gráfica, Texto&#10;&#10;Descripción generada automáticamente" id="0" name="image5.png"/>
                     <pic:cNvPicPr preferRelativeResize="0"/>
                   </pic:nvPicPr>
                   <pic:blipFill>
-                    <a:blip r:embed="rId30"/>
-                    <a:srcRect b="0" l="0" r="0" t="26461"/>
+                    <a:blip r:embed="rId32"/>
+                    <a:srcRect b="0" l="1663" r="0" t="26461"/>
                     <a:stretch>
                       <a:fillRect/>
                     </a:stretch>
@@ -3912,7 +3428,7 @@
                   <pic:spPr>
                     <a:xfrm>
                       <a:off x="0" y="0"/>
-                      <a:ext cx="6299835" cy="2197100"/>
+                      <a:ext cx="6195060" cy="2197100"/>
                     </a:xfrm>
                     <a:prstGeom prst="rect"/>
                     <a:ln/>
@@ -3983,75 +3499,14 @@
     <w:p>
       <w:pPr>
         <w:rPr/>
-      </w:pPr>
-      <w:r>
-        <w:rPr>
-          <w:rtl w:val="0"/>
-        </w:rPr>
-      </w:r>
-    </w:p>
-    <w:p>
-      <w:pPr>
-        <w:rPr/>
-      </w:pPr>
-      <w:r>
-        <w:rPr>
-          <w:rtl w:val="0"/>
-        </w:rPr>
-      </w:r>
-    </w:p>
-    <w:p>
-      <w:pPr>
-        <w:rPr/>
-      </w:pPr>
-      <w:r>
-        <w:rPr>
-          <w:rtl w:val="0"/>
-        </w:rPr>
-      </w:r>
-    </w:p>
-    <w:p>
-      <w:pPr>
-        <w:rPr/>
-      </w:pPr>
-      <w:r>
-        <w:rPr>
-          <w:rtl w:val="0"/>
-        </w:rPr>
-      </w:r>
-    </w:p>
-    <w:p>
-      <w:pPr>
-        <w:rPr/>
-      </w:pPr>
-      <w:r>
-        <w:rPr>
-          <w:rtl w:val="0"/>
-        </w:rPr>
-      </w:r>
-    </w:p>
-    <w:p>
-      <w:pPr>
-        <w:ind w:firstLine="0"/>
-        <w:rPr>
-          <w:b w:val="1"/>
-          <w:bCs w:val="1"/>
-          <w:sz w:val="44"/>
-          <w:szCs w:val="44"/>
-        </w:rPr>
-      </w:pPr>
-      <w:r>
-        <w:br w:type="page"/>
-      </w:r>
-      <w:r>
-        <w:rPr>
-          <w:rtl w:val="0"/>
-        </w:rPr>
-      </w:r>
-    </w:p>
-    <w:p>
-      <w:pPr>
-        <w:rPr/>
+        <w:sectPr>
+          <w:headerReference r:id="rId33" w:type="default"/>
+          <w:footerReference r:id="rId34" w:type="default"/>
+          <w:type w:val="nextPage"/>
+          <w:pgSz w:h="15840" w:w="12240" w:orient="portrait"/>
+          <w:pgMar w:bottom="1417" w:top="1560" w:left="1134" w:right="1183" w:header="708" w:footer="708"/>
+          <w:titlePg w:val="1"/>
+        </w:sectPr>
       </w:pPr>
       <w:r>
         <w:rPr>
@@ -4145,20 +3600,20 @@
               <wp:anchor allowOverlap="1" behindDoc="0" distB="0" distT="0" distL="114300" distR="114300" hidden="0" layoutInCell="1" locked="0" relativeHeight="0" simplePos="0">
                 <wp:simplePos x="0" y="0"/>
                 <wp:positionH relativeFrom="column">
-                  <wp:posOffset>-379793</wp:posOffset>
+                  <wp:posOffset>-379411</wp:posOffset>
                 </wp:positionH>
                 <wp:positionV relativeFrom="paragraph">
-                  <wp:posOffset>396115</wp:posOffset>
+                  <wp:posOffset>421745</wp:posOffset>
                 </wp:positionV>
                 <wp:extent cx="7029525" cy="4509525"/>
                 <wp:effectExtent b="0" l="0" r="0" t="0"/>
                 <wp:wrapNone/>
-                <wp:docPr id="2116379861" name=""/>
+                <wp:docPr id="2116379862" name=""/>
                 <a:graphic>
                   <a:graphicData uri="http://schemas.microsoft.com/office/word/2010/wordprocessingShape">
                     <wps:wsp>
                       <wps:cNvSpPr/>
-                      <wps:cNvPr id="5" name="Shape 5"/>
+                      <wps:cNvPr id="13" name="Shape 13"/>
                       <wps:spPr>
                         <a:xfrm>
                           <a:off x="1836000" y="1530000"/>
@@ -4202,24 +3657,24 @@
               <wp:anchor allowOverlap="1" behindDoc="0" distB="0" distT="0" distL="114300" distR="114300" hidden="0" layoutInCell="1" locked="0" relativeHeight="0" simplePos="0">
                 <wp:simplePos x="0" y="0"/>
                 <wp:positionH relativeFrom="column">
-                  <wp:posOffset>-379793</wp:posOffset>
+                  <wp:posOffset>-379411</wp:posOffset>
                 </wp:positionH>
                 <wp:positionV relativeFrom="paragraph">
-                  <wp:posOffset>396115</wp:posOffset>
+                  <wp:posOffset>421745</wp:posOffset>
                 </wp:positionV>
                 <wp:extent cx="7029525" cy="4509525"/>
                 <wp:effectExtent b="0" l="0" r="0" t="0"/>
                 <wp:wrapNone/>
-                <wp:docPr id="2116379861" name="image18.png"/>
+                <wp:docPr id="2116379862" name="image20.png"/>
                 <a:graphic>
                   <a:graphicData uri="http://schemas.openxmlformats.org/drawingml/2006/picture">
                     <pic:pic>
                       <pic:nvPicPr>
-                        <pic:cNvPr id="0" name="image18.png"/>
+                        <pic:cNvPr id="0" name="image20.png"/>
                         <pic:cNvPicPr preferRelativeResize="0"/>
                       </pic:nvPicPr>
                       <pic:blipFill>
-                        <a:blip r:embed="rId8"/>
+                        <a:blip r:embed="rId12"/>
                         <a:srcRect/>
                         <a:stretch>
                           <a:fillRect/>
@@ -4281,6 +3736,16 @@
           <w:rtl w:val="0"/>
         </w:rPr>
       </w:r>
+    </w:p>
+    <w:p>
+      <w:pPr>
+        <w:rPr/>
+      </w:pPr>
+      <w:r>
+        <w:rPr>
+          <w:rtl w:val="0"/>
+        </w:rPr>
+      </w:r>
       <w:r>
         <w:drawing>
           <wp:anchor allowOverlap="1" behindDoc="0" distB="0" distT="0" distL="114300" distR="114300" hidden="0" layoutInCell="1" locked="0" relativeHeight="0" simplePos="0">
@@ -4294,16 +3759,16 @@
             <wp:extent cx="2990850" cy="1179195"/>
             <wp:effectExtent b="0" l="0" r="0" t="0"/>
             <wp:wrapNone/>
-            <wp:docPr descr="Duoc UC Online" id="2116379863" name="image5.png"/>
+            <wp:docPr descr="Duoc UC Online" id="2116379868" name="image11.png"/>
             <a:graphic>
               <a:graphicData uri="http://schemas.openxmlformats.org/drawingml/2006/picture">
                 <pic:pic>
                   <pic:nvPicPr>
-                    <pic:cNvPr descr="Duoc UC Online" id="0" name="image5.png"/>
+                    <pic:cNvPr descr="Duoc UC Online" id="0" name="image11.png"/>
                     <pic:cNvPicPr preferRelativeResize="0"/>
                   </pic:nvPicPr>
                   <pic:blipFill>
-                    <a:blip r:embed="rId31"/>
+                    <a:blip r:embed="rId35"/>
                     <a:srcRect b="0" l="0" r="0" t="0"/>
                     <a:stretch>
                       <a:fillRect/>
@@ -4468,7 +3933,7 @@
       </w:r>
     </w:p>
     <w:sectPr>
-      <w:footerReference r:id="rId32" w:type="first"/>
+      <w:footerReference r:id="rId36" w:type="first"/>
       <w:type w:val="nextPage"/>
       <w:pgSz w:h="15840" w:w="12240" w:orient="portrait"/>
       <w:pgMar w:bottom="284" w:top="1559" w:left="1134" w:right="1185" w:header="709" w:footer="283"/>
@@ -4558,7 +4023,7 @@
               <wp:extent cx="1195705" cy="288290"/>
               <wp:effectExtent b="0" l="0" r="0" t="0"/>
               <wp:wrapNone/>
-              <wp:docPr id="2116379862" name=""/>
+              <wp:docPr id="2116379858" name=""/>
               <a:graphic>
                 <a:graphicData uri="http://schemas.microsoft.com/office/word/2010/wordprocessingGroup">
                   <wpg:wgp>
@@ -4583,7 +4048,288 @@
                       </wpg:grpSpPr>
                       <wps:wsp>
                         <wps:cNvSpPr/>
-                        <wps:cNvPr id="7" name="Shape 7"/>
+                        <wps:cNvPr id="3" name="Shape 3"/>
+                        <wps:spPr>
+                          <a:xfrm>
+                            <a:off x="0" y="0"/>
+                            <a:ext cx="1195700" cy="288275"/>
+                          </a:xfrm>
+                          <a:prstGeom prst="rect">
+                            <a:avLst/>
+                          </a:prstGeom>
+                          <a:noFill/>
+                          <a:ln>
+                            <a:noFill/>
+                          </a:ln>
+                        </wps:spPr>
+                        <wps:txbx>
+                          <w:txbxContent>
+                            <w:p>
+                              <w:pPr>
+                                <w:spacing w:after="0" w:before="0" w:line="240"/>
+                                <w:ind w:left="0" w:right="0" w:firstLine="0"/>
+                                <w:jc w:val="left"/>
+                                <w:textDirection w:val="btLr"/>
+                              </w:pPr>
+                            </w:p>
+                          </w:txbxContent>
+                        </wps:txbx>
+                        <wps:bodyPr anchorCtr="0" anchor="ctr" bIns="91425" lIns="91425" spcFirstLastPara="1" rIns="91425" wrap="square" tIns="91425">
+                          <a:noAutofit/>
+                        </wps:bodyPr>
+                      </wps:wsp>
+                      <pic:pic>
+                        <pic:nvPicPr>
+                          <pic:cNvPr descr="Logotipo&#10;&#10;Descripción generada automáticamente" id="4" name="Shape 4"/>
+                          <pic:cNvPicPr preferRelativeResize="0"/>
+                        </pic:nvPicPr>
+                        <pic:blipFill rotWithShape="1">
+                          <a:blip r:embed="rId5">
+                            <a:alphaModFix/>
+                          </a:blip>
+                          <a:srcRect b="0" l="0" r="0" t="0"/>
+                          <a:stretch/>
+                        </pic:blipFill>
+                        <pic:spPr>
+                          <a:xfrm>
+                            <a:off x="60385" y="0"/>
+                            <a:ext cx="806450" cy="288290"/>
+                          </a:xfrm>
+                          <a:prstGeom prst="rect">
+                            <a:avLst/>
+                          </a:prstGeom>
+                          <a:noFill/>
+                          <a:ln>
+                            <a:noFill/>
+                          </a:ln>
+                        </pic:spPr>
+                      </pic:pic>
+                      <wps:wsp>
+                        <wps:cNvSpPr/>
+                        <wps:cNvPr id="5" name="Shape 5"/>
+                        <wps:spPr>
+                          <a:xfrm>
+                            <a:off x="0" y="0"/>
+                            <a:ext cx="1195705" cy="279400"/>
+                          </a:xfrm>
+                          <a:prstGeom prst="roundRect">
+                            <a:avLst>
+                              <a:gd fmla="val 50000" name="adj"/>
+                            </a:avLst>
+                          </a:prstGeom>
+                          <a:noFill/>
+                          <a:ln cap="flat" cmpd="sng" w="19050">
+                            <a:solidFill>
+                              <a:srgbClr val="D8D8D8"/>
+                            </a:solidFill>
+                            <a:prstDash val="solid"/>
+                            <a:miter lim="8000"/>
+                            <a:headEnd len="sm" w="sm" type="none"/>
+                            <a:tailEnd len="sm" w="sm" type="none"/>
+                          </a:ln>
+                        </wps:spPr>
+                        <wps:txbx>
+                          <w:txbxContent>
+                            <w:p>
+                              <w:pPr>
+                                <w:spacing w:after="0" w:before="0" w:line="240"/>
+                                <w:ind w:left="0" w:right="0" w:firstLine="0"/>
+                                <w:jc w:val="left"/>
+                                <w:textDirection w:val="btLr"/>
+                              </w:pPr>
+                            </w:p>
+                          </w:txbxContent>
+                        </wps:txbx>
+                        <wps:bodyPr anchorCtr="0" anchor="ctr" bIns="91425" lIns="91425" spcFirstLastPara="1" rIns="91425" wrap="square" tIns="91425">
+                          <a:noAutofit/>
+                        </wps:bodyPr>
+                      </wps:wsp>
+                      <wps:wsp>
+                        <wps:cNvCnPr/>
+                        <wps:spPr>
+                          <a:xfrm>
+                            <a:off x="862642" y="60385"/>
+                            <a:ext cx="0" cy="153670"/>
+                          </a:xfrm>
+                          <a:prstGeom prst="straightConnector1">
+                            <a:avLst/>
+                          </a:prstGeom>
+                          <a:noFill/>
+                          <a:ln cap="flat" cmpd="sng" w="12700">
+                            <a:solidFill>
+                              <a:srgbClr val="D8D8D8"/>
+                            </a:solidFill>
+                            <a:prstDash val="solid"/>
+                            <a:miter lim="8000"/>
+                            <a:headEnd len="sm" w="sm" type="none"/>
+                            <a:tailEnd len="sm" w="sm" type="none"/>
+                          </a:ln>
+                        </wps:spPr>
+                        <wps:bodyPr anchorCtr="0" anchor="ctr" bIns="91425" lIns="91425" spcFirstLastPara="1" rIns="91425" wrap="square" tIns="91425">
+                          <a:noAutofit/>
+                        </wps:bodyPr>
+                      </wps:wsp>
+                    </wpg:grpSp>
+                  </wpg:wgp>
+                </a:graphicData>
+              </a:graphic>
+            </wp:anchor>
+          </w:drawing>
+        </mc:Choice>
+        <mc:Fallback>
+          <w:drawing>
+            <wp:anchor allowOverlap="1" behindDoc="0" distB="0" distT="0" distL="114300" distR="114300" hidden="0" layoutInCell="1" locked="0" relativeHeight="0" simplePos="0">
+              <wp:simplePos x="0" y="0"/>
+              <wp:positionH relativeFrom="column">
+                <wp:posOffset>5206256</wp:posOffset>
+              </wp:positionH>
+              <wp:positionV relativeFrom="paragraph">
+                <wp:posOffset>-48019</wp:posOffset>
+              </wp:positionV>
+              <wp:extent cx="1195705" cy="288290"/>
+              <wp:effectExtent b="0" l="0" r="0" t="0"/>
+              <wp:wrapNone/>
+              <wp:docPr id="2116379858" name="image15.png"/>
+              <a:graphic>
+                <a:graphicData uri="http://schemas.openxmlformats.org/drawingml/2006/picture">
+                  <pic:pic>
+                    <pic:nvPicPr>
+                      <pic:cNvPr id="0" name="image15.png"/>
+                      <pic:cNvPicPr preferRelativeResize="0"/>
+                    </pic:nvPicPr>
+                    <pic:blipFill>
+                      <a:blip r:embed="rId6"/>
+                      <a:srcRect/>
+                      <a:stretch>
+                        <a:fillRect/>
+                      </a:stretch>
+                    </pic:blipFill>
+                    <pic:spPr>
+                      <a:xfrm>
+                        <a:off x="0" y="0"/>
+                        <a:ext cx="1195705" cy="288290"/>
+                      </a:xfrm>
+                      <a:prstGeom prst="rect"/>
+                      <a:ln/>
+                    </pic:spPr>
+                  </pic:pic>
+                </a:graphicData>
+              </a:graphic>
+            </wp:anchor>
+          </w:drawing>
+        </mc:Fallback>
+      </mc:AlternateContent>
+    </w:r>
+  </w:p>
+</w:ftr>
+</file>
+
+<file path=word/footer2.xml><?xml version="1.0" encoding="utf-8"?>
+<w:ftr xmlns:mc="http://schemas.openxmlformats.org/markup-compatibility/2006" xmlns:o="urn:schemas-microsoft-com:office:office" xmlns:r="http://schemas.openxmlformats.org/officeDocument/2006/relationships" xmlns:m="http://schemas.openxmlformats.org/officeDocument/2006/math" xmlns:v="urn:schemas-microsoft-com:vml" xmlns:wp="http://schemas.openxmlformats.org/drawingml/2006/wordprocessingDrawing" xmlns:w10="urn:schemas-microsoft-com:office:word" xmlns:w="http://schemas.openxmlformats.org/wordprocessingml/2006/main" xmlns:wne="http://schemas.microsoft.com/office/word/2006/wordml" xmlns:sl="http://schemas.openxmlformats.org/schemaLibrary/2006/main" xmlns:a="http://schemas.openxmlformats.org/drawingml/2006/main" xmlns:pic="http://schemas.openxmlformats.org/drawingml/2006/picture" xmlns:c="http://schemas.openxmlformats.org/drawingml/2006/chart" xmlns:lc="http://schemas.openxmlformats.org/drawingml/2006/lockedCanvas" xmlns:dgm="http://schemas.openxmlformats.org/drawingml/2006/diagram" xmlns:wps="http://schemas.microsoft.com/office/word/2010/wordprocessingShape" xmlns:wpg="http://schemas.microsoft.com/office/word/2010/wordprocessingGroup" xmlns:w14="http://schemas.microsoft.com/office/word/2010/wordml" xmlns:w15="http://schemas.microsoft.com/office/word/2012/wordml" xmlns:w16="http://schemas.microsoft.com/office/word/2018/wordml" xmlns:w16cex="http://schemas.microsoft.com/office/word/2018/wordml/cex" xmlns:w16cid="http://schemas.microsoft.com/office/word/2016/wordml/cid" xmlns="http://schemas.microsoft.com/office/tasks/2019/documenttasks" xmlns:cr="http://schemas.microsoft.com/office/comments/2020/reactions">
+  <w:p>
+    <w:pPr>
+      <w:keepNext w:val="0"/>
+      <w:keepLines w:val="0"/>
+      <w:pageBreakBefore w:val="0"/>
+      <w:widowControl w:val="1"/>
+      <w:pBdr>
+        <w:top w:space="0" w:sz="0" w:val="nil"/>
+        <w:left w:space="0" w:sz="0" w:val="nil"/>
+        <w:bottom w:space="0" w:sz="0" w:val="nil"/>
+        <w:right w:space="0" w:sz="0" w:val="nil"/>
+        <w:between w:space="0" w:sz="0" w:val="nil"/>
+      </w:pBdr>
+      <w:shd w:fill="auto" w:val="clear"/>
+      <w:tabs>
+        <w:tab w:val="center" w:leader="none" w:pos="4419"/>
+        <w:tab w:val="right" w:leader="none" w:pos="8838"/>
+      </w:tabs>
+      <w:spacing w:after="0" w:before="0" w:line="240" w:lineRule="auto"/>
+      <w:ind w:left="0" w:right="0" w:firstLine="0"/>
+      <w:jc w:val="right"/>
+      <w:rPr>
+        <w:rFonts w:ascii="Arial" w:cs="Arial" w:eastAsia="Arial" w:hAnsi="Arial"/>
+        <w:b w:val="0"/>
+        <w:bCs w:val="0"/>
+        <w:i w:val="0"/>
+        <w:iCs w:val="0"/>
+        <w:smallCaps w:val="0"/>
+        <w:strike w:val="0"/>
+        <w:color w:val="404040"/>
+        <w:sz w:val="24"/>
+        <w:szCs w:val="24"/>
+        <w:u w:val="none"/>
+        <w:shd w:fill="auto" w:val="clear"/>
+        <w:vertAlign w:val="baseline"/>
+      </w:rPr>
+    </w:pPr>
+    <w:r>
+      <w:rPr>
+        <w:rFonts w:ascii="Arial" w:cs="Arial" w:eastAsia="Arial" w:hAnsi="Arial"/>
+        <w:b w:val="0"/>
+        <w:bCs w:val="0"/>
+        <w:i w:val="0"/>
+        <w:iCs w:val="0"/>
+        <w:smallCaps w:val="0"/>
+        <w:strike w:val="0"/>
+        <w:color w:val="404040"/>
+        <w:sz w:val="24"/>
+        <w:szCs w:val="24"/>
+        <w:u w:val="none"/>
+        <w:shd w:fill="auto" w:val="clear"/>
+        <w:vertAlign w:val="baseline"/>
+      </w:rPr>
+      <w:fldChar w:fldCharType="begin"/>
+      <w:instrText xml:space="preserve">PAGE</w:instrText>
+      <w:fldChar w:fldCharType="separate"/>
+      <w:fldChar w:fldCharType="end"/>
+    </w:r>
+    <w:r>
+      <w:rPr>
+        <w:rtl w:val="0"/>
+      </w:rPr>
+    </w:r>
+    <w:r>
+      <mc:AlternateContent>
+        <mc:Choice Requires="wpg">
+          <w:drawing>
+            <wp:anchor allowOverlap="1" behindDoc="0" distB="0" distT="0" distL="114300" distR="114300" hidden="0" layoutInCell="1" locked="0" relativeHeight="0" simplePos="0">
+              <wp:simplePos x="0" y="0"/>
+              <wp:positionH relativeFrom="column">
+                <wp:posOffset>5206256</wp:posOffset>
+              </wp:positionH>
+              <wp:positionV relativeFrom="paragraph">
+                <wp:posOffset>-48019</wp:posOffset>
+              </wp:positionV>
+              <wp:extent cx="1195705" cy="288290"/>
+              <wp:effectExtent b="0" l="0" r="0" t="0"/>
+              <wp:wrapNone/>
+              <wp:docPr id="2116379859" name=""/>
+              <a:graphic>
+                <a:graphicData uri="http://schemas.microsoft.com/office/word/2010/wordprocessingGroup">
+                  <wpg:wgp>
+                    <wpg:cNvGrpSpPr/>
+                    <wpg:grpSpPr>
+                      <a:xfrm>
+                        <a:off x="4738600" y="3626325"/>
+                        <a:ext cx="1195705" cy="288290"/>
+                        <a:chOff x="4738600" y="3626325"/>
+                        <a:chExt cx="1214800" cy="298475"/>
+                      </a:xfrm>
+                    </wpg:grpSpPr>
+                    <wpg:grpSp>
+                      <wpg:cNvGrpSpPr/>
+                      <wpg:grpSpPr>
+                        <a:xfrm>
+                          <a:off x="4748148" y="3635855"/>
+                          <a:ext cx="1195705" cy="288290"/>
+                          <a:chOff x="0" y="0"/>
+                          <a:chExt cx="1195705" cy="288290"/>
+                        </a:xfrm>
+                      </wpg:grpSpPr>
+                      <wps:wsp>
+                        <wps:cNvSpPr/>
+                        <wps:cNvPr id="3" name="Shape 3"/>
                         <wps:spPr>
                           <a:xfrm>
                             <a:off x="0" y="0"/>
@@ -4619,7 +4365,7 @@
                           <pic:cNvPicPr preferRelativeResize="0"/>
                         </pic:nvPicPr>
                         <pic:blipFill rotWithShape="1">
-                          <a:blip r:embed="rId1">
+                          <a:blip r:embed="rId5">
                             <a:alphaModFix/>
                           </a:blip>
                           <a:srcRect b="0" l="0" r="0" t="0"/>
@@ -4724,16 +4470,16 @@
               <wp:extent cx="1195705" cy="288290"/>
               <wp:effectExtent b="0" l="0" r="0" t="0"/>
               <wp:wrapNone/>
-              <wp:docPr id="2116379862" name="image19.png"/>
+              <wp:docPr id="2116379859" name="image17.png"/>
               <a:graphic>
                 <a:graphicData uri="http://schemas.openxmlformats.org/drawingml/2006/picture">
                   <pic:pic>
                     <pic:nvPicPr>
-                      <pic:cNvPr id="0" name="image19.png"/>
+                      <pic:cNvPr id="0" name="image17.png"/>
                       <pic:cNvPicPr preferRelativeResize="0"/>
                     </pic:nvPicPr>
                     <pic:blipFill>
-                      <a:blip r:embed="rId2"/>
+                      <a:blip r:embed="rId6"/>
                       <a:srcRect/>
                       <a:stretch>
                         <a:fillRect/>
@@ -4759,7 +4505,7 @@
 </w:ftr>
 </file>
 
-<file path=word/footer2.xml><?xml version="1.0" encoding="utf-8"?>
+<file path=word/footer3.xml><?xml version="1.0" encoding="utf-8"?>
 <w:ftr xmlns:mc="http://schemas.openxmlformats.org/markup-compatibility/2006" xmlns:o="urn:schemas-microsoft-com:office:office" xmlns:r="http://schemas.openxmlformats.org/officeDocument/2006/relationships" xmlns:m="http://schemas.openxmlformats.org/officeDocument/2006/math" xmlns:v="urn:schemas-microsoft-com:vml" xmlns:wp="http://schemas.openxmlformats.org/drawingml/2006/wordprocessingDrawing" xmlns:w10="urn:schemas-microsoft-com:office:word" xmlns:w="http://schemas.openxmlformats.org/wordprocessingml/2006/main" xmlns:wne="http://schemas.microsoft.com/office/word/2006/wordml" xmlns:sl="http://schemas.openxmlformats.org/schemaLibrary/2006/main" xmlns:a="http://schemas.openxmlformats.org/drawingml/2006/main" xmlns:pic="http://schemas.openxmlformats.org/drawingml/2006/picture" xmlns:c="http://schemas.openxmlformats.org/drawingml/2006/chart" xmlns:lc="http://schemas.openxmlformats.org/drawingml/2006/lockedCanvas" xmlns:dgm="http://schemas.openxmlformats.org/drawingml/2006/diagram" xmlns:wps="http://schemas.microsoft.com/office/word/2010/wordprocessingShape" xmlns:wpg="http://schemas.microsoft.com/office/word/2010/wordprocessingGroup" xmlns:w14="http://schemas.microsoft.com/office/word/2010/wordml" xmlns:w15="http://schemas.microsoft.com/office/word/2012/wordml" xmlns:w16="http://schemas.microsoft.com/office/word/2018/wordml" xmlns:w16cex="http://schemas.microsoft.com/office/word/2018/wordml/cex" xmlns:w16cid="http://schemas.microsoft.com/office/word/2016/wordml/cid" xmlns="http://schemas.microsoft.com/office/tasks/2019/documenttasks" xmlns:cr="http://schemas.microsoft.com/office/comments/2020/reactions">
   <w:p>
     <w:pPr>
@@ -4874,16 +4620,121 @@
           <wp:extent cx="2066290" cy="560705"/>
           <wp:effectExtent b="0" l="0" r="0" t="0"/>
           <wp:wrapNone/>
-          <wp:docPr id="2116379865" name="image10.png"/>
+          <wp:docPr id="2116379866" name="image3.png"/>
           <a:graphic>
             <a:graphicData uri="http://schemas.openxmlformats.org/drawingml/2006/picture">
               <pic:pic>
                 <pic:nvPicPr>
-                  <pic:cNvPr id="0" name="image10.png"/>
+                  <pic:cNvPr id="0" name="image3.png"/>
                   <pic:cNvPicPr preferRelativeResize="0"/>
                 </pic:nvPicPr>
                 <pic:blipFill>
-                  <a:blip r:embed="rId1"/>
+                  <a:blip r:embed="rId5"/>
+                  <a:srcRect b="0" l="0" r="0" t="0"/>
+                  <a:stretch>
+                    <a:fillRect/>
+                  </a:stretch>
+                </pic:blipFill>
+                <pic:spPr>
+                  <a:xfrm>
+                    <a:off x="0" y="0"/>
+                    <a:ext cx="2066290" cy="560705"/>
+                  </a:xfrm>
+                  <a:prstGeom prst="rect"/>
+                  <a:ln/>
+                </pic:spPr>
+              </pic:pic>
+            </a:graphicData>
+          </a:graphic>
+        </wp:anchor>
+      </w:drawing>
+    </w:r>
+    <w:r>
+      <w:rPr>
+        <w:rtl w:val="0"/>
+      </w:rPr>
+    </w:r>
+  </w:p>
+</w:hdr>
+</file>
+
+<file path=word/header2.xml><?xml version="1.0" encoding="utf-8"?>
+<w:hdr xmlns:mc="http://schemas.openxmlformats.org/markup-compatibility/2006" xmlns:o="urn:schemas-microsoft-com:office:office" xmlns:r="http://schemas.openxmlformats.org/officeDocument/2006/relationships" xmlns:m="http://schemas.openxmlformats.org/officeDocument/2006/math" xmlns:v="urn:schemas-microsoft-com:vml" xmlns:wp="http://schemas.openxmlformats.org/drawingml/2006/wordprocessingDrawing" xmlns:w10="urn:schemas-microsoft-com:office:word" xmlns:w="http://schemas.openxmlformats.org/wordprocessingml/2006/main" xmlns:wne="http://schemas.microsoft.com/office/word/2006/wordml" xmlns:sl="http://schemas.openxmlformats.org/schemaLibrary/2006/main" xmlns:a="http://schemas.openxmlformats.org/drawingml/2006/main" xmlns:pic="http://schemas.openxmlformats.org/drawingml/2006/picture" xmlns:c="http://schemas.openxmlformats.org/drawingml/2006/chart" xmlns:lc="http://schemas.openxmlformats.org/drawingml/2006/lockedCanvas" xmlns:dgm="http://schemas.openxmlformats.org/drawingml/2006/diagram" xmlns:wps="http://schemas.microsoft.com/office/word/2010/wordprocessingShape" xmlns:wpg="http://schemas.microsoft.com/office/word/2010/wordprocessingGroup" xmlns:w14="http://schemas.microsoft.com/office/word/2010/wordml" xmlns:w15="http://schemas.microsoft.com/office/word/2012/wordml" xmlns:w16="http://schemas.microsoft.com/office/word/2018/wordml" xmlns:w16cex="http://schemas.microsoft.com/office/word/2018/wordml/cex" xmlns:w16cid="http://schemas.microsoft.com/office/word/2016/wordml/cid" xmlns="http://schemas.microsoft.com/office/tasks/2019/documenttasks" xmlns:cr="http://schemas.microsoft.com/office/comments/2020/reactions">
+  <w:p>
+    <w:pPr>
+      <w:keepNext w:val="0"/>
+      <w:keepLines w:val="0"/>
+      <w:pageBreakBefore w:val="0"/>
+      <w:widowControl w:val="1"/>
+      <w:pBdr>
+        <w:top w:space="0" w:sz="0" w:val="nil"/>
+        <w:left w:space="0" w:sz="0" w:val="nil"/>
+        <w:bottom w:space="0" w:sz="0" w:val="nil"/>
+        <w:right w:space="0" w:sz="0" w:val="nil"/>
+        <w:between w:space="0" w:sz="0" w:val="nil"/>
+      </w:pBdr>
+      <w:shd w:fill="auto" w:val="clear"/>
+      <w:tabs>
+        <w:tab w:val="center" w:leader="none" w:pos="4419"/>
+        <w:tab w:val="right" w:leader="none" w:pos="8838"/>
+      </w:tabs>
+      <w:spacing w:after="0" w:before="0" w:line="240" w:lineRule="auto"/>
+      <w:ind w:left="0" w:right="0" w:firstLine="0"/>
+      <w:jc w:val="left"/>
+      <w:rPr>
+        <w:rFonts w:ascii="Arial" w:cs="Arial" w:eastAsia="Arial" w:hAnsi="Arial"/>
+        <w:b w:val="0"/>
+        <w:bCs w:val="0"/>
+        <w:i w:val="0"/>
+        <w:iCs w:val="0"/>
+        <w:smallCaps w:val="0"/>
+        <w:strike w:val="0"/>
+        <w:color w:val="404040"/>
+        <w:sz w:val="24"/>
+        <w:szCs w:val="24"/>
+        <w:u w:val="none"/>
+        <w:shd w:fill="auto" w:val="clear"/>
+        <w:vertAlign w:val="baseline"/>
+      </w:rPr>
+    </w:pPr>
+    <w:r>
+      <w:rPr>
+        <w:rFonts w:ascii="Arial" w:cs="Arial" w:eastAsia="Arial" w:hAnsi="Arial"/>
+        <w:b w:val="0"/>
+        <w:bCs w:val="0"/>
+        <w:i w:val="0"/>
+        <w:iCs w:val="0"/>
+        <w:smallCaps w:val="0"/>
+        <w:strike w:val="0"/>
+        <w:color w:val="000000"/>
+        <w:sz w:val="24"/>
+        <w:szCs w:val="24"/>
+        <w:u w:val="none"/>
+        <w:shd w:fill="auto" w:val="clear"/>
+        <w:vertAlign w:val="baseline"/>
+      </w:rPr>
+      <w:drawing>
+        <wp:anchor allowOverlap="1" behindDoc="0" distB="0" distT="0" distL="114300" distR="114300" hidden="0" layoutInCell="1" locked="0" relativeHeight="0" simplePos="0">
+          <wp:simplePos x="0" y="0"/>
+          <wp:positionH relativeFrom="margin">
+            <wp:posOffset>4344670</wp:posOffset>
+          </wp:positionH>
+          <wp:positionV relativeFrom="margin">
+            <wp:posOffset>-967629</wp:posOffset>
+          </wp:positionV>
+          <wp:extent cx="2066290" cy="560705"/>
+          <wp:effectExtent b="0" l="0" r="0" t="0"/>
+          <wp:wrapNone/>
+          <wp:docPr id="2116379864" name="image3.png"/>
+          <a:graphic>
+            <a:graphicData uri="http://schemas.openxmlformats.org/drawingml/2006/picture">
+              <pic:pic>
+                <pic:nvPicPr>
+                  <pic:cNvPr id="0" name="image3.png"/>
+                  <pic:cNvPicPr preferRelativeResize="0"/>
+                </pic:nvPicPr>
+                <pic:blipFill>
+                  <a:blip r:embed="rId5"/>
                   <a:srcRect b="0" l="0" r="0" t="0"/>
                   <a:stretch>
                     <a:fillRect/>
@@ -5118,7 +4969,7 @@
   </w:abstractNum>
   <w:abstractNum w:abstractNumId="3">
     <w:lvl w:ilvl="0">
-      <w:start w:val="1"/>
+      <w:start w:val="0"/>
       <w:numFmt w:val="bullet"/>
       <w:lvlText w:val="●"/>
       <w:lvlJc w:val="left"/>
@@ -5411,7 +5262,7 @@
   </w:style>
   <w:style w:type="character" w:styleId="TtuloCar" w:customStyle="1">
     <w:name w:val="Título Car"/>
-    <w:aliases w:val="Título-portada Car"/>
+    <w:aliases w:val="Título-portada Car,portada-titulo Car"/>
     <w:basedOn w:val="Fuentedeprrafopredeter"/>
     <w:link w:val="Ttulo"/>
     <w:uiPriority w:val="10"/>
@@ -5618,7 +5469,6 @@
       <w:numPr>
         <w:numId w:val="4"/>
       </w:numPr>
-      <w:ind w:left="360"/>
       <w:contextualSpacing w:val="1"/>
     </w:pPr>
     <w:rPr>
@@ -5865,7 +5715,7 @@
     <w:basedOn w:val="Normal"/>
     <w:uiPriority w:val="1"/>
     <w:qFormat w:val="1"/>
-    <w:rsid w:val="00220E71"/>
+    <w:rsid w:val="00C20947"/>
     <w:pPr>
       <w:spacing w:line="259" w:lineRule="auto"/>
     </w:pPr>
@@ -5875,28 +5725,6 @@
       <w:kern w:val="0"/>
       <w:sz w:val="36"/>
       <w:szCs w:val="36"/>
-    </w:rPr>
-  </w:style>
-  <w:style w:type="paragraph" w:styleId="portada-bajada" w:customStyle="1">
-    <w:name w:val="portada-bajada"/>
-    <w:basedOn w:val="Normal"/>
-    <w:qFormat w:val="1"/>
-    <w:rsid w:val="002260F7"/>
-    <w:rPr>
-      <w:kern w:val="0"/>
-      <w:sz w:val="44"/>
-    </w:rPr>
-  </w:style>
-  <w:style w:type="character" w:styleId="Mencinsinresolver">
-    <w:name w:val="Unresolved Mention"/>
-    <w:basedOn w:val="Fuentedeprrafopredeter"/>
-    <w:uiPriority w:val="99"/>
-    <w:semiHidden w:val="1"/>
-    <w:unhideWhenUsed w:val="1"/>
-    <w:rsid w:val="00EB6411"/>
-    <w:rPr>
-      <w:color w:val="605e5c"/>
-      <w:shd w:color="auto" w:fill="e1dfdd" w:val="clear"/>
     </w:rPr>
   </w:style>
   <w:style w:type="paragraph" w:styleId="Subtitle">
@@ -5920,14 +5748,17 @@
   </w:style>
   <w:style w:type="table" w:styleId="Table1">
     <w:basedOn w:val="TableNormal"/>
+    <w:pPr>
+      <w:spacing w:after="0" w:line="240" w:lineRule="auto"/>
+    </w:pPr>
     <w:tblPr>
       <w:tblStyleRowBandSize w:val="1"/>
       <w:tblStyleColBandSize w:val="1"/>
       <w:tblCellMar>
         <w:top w:w="0.0" w:type="dxa"/>
-        <w:left w:w="0.0" w:type="dxa"/>
+        <w:left w:w="108.0" w:type="dxa"/>
         <w:bottom w:w="0.0" w:type="dxa"/>
-        <w:right w:w="0.0" w:type="dxa"/>
+        <w:right w:w="108.0" w:type="dxa"/>
       </w:tblCellMar>
     </w:tblPr>
   </w:style>
@@ -6213,7 +6044,7 @@
 
 <file path=customXML/item1.xml><?xml version="1.0" encoding="utf-8"?>
 <go:gDocsCustomXmlDataStorage xmlns:go="http://customooxmlschemas.google.com/" xmlns:r="http://schemas.openxmlformats.org/officeDocument/2006/relationships" uri="GoogleDocsCustomDataVersion2">
-  <go:docsCustomData xmlns:go="http://customooxmlschemas.google.com/" roundtripDataSignature="AMtx7mhIDxpCpZPh8AkHrHcMUUFv9xqRRA==">CgMxLjA4AHIhMUtnTF9Vd3RmMVJaUUktcFc3SElqaC1vdklVbkZ2SGRP</go:docsCustomData>
+  <go:docsCustomData xmlns:go="http://customooxmlschemas.google.com/" roundtripDataSignature="AMtx7mhYFDcCzYKnABXjf91x2j8B2iadLw==">CgMxLjA4AHIhMXJSS1ZqcXZJamN3TnJwam4zdFl3Y0c1VTkxMnd1ZTd1</go:docsCustomData>
 </go:gDocsCustomXmlDataStorage>
 </file>
 

--- a/encargo_semanal.docx
+++ b/encargo_semanal.docx
@@ -2,48 +2,6 @@
 <file path=word/document.xml><?xml version="1.0" encoding="utf-8"?>
 <w:document xmlns:mc="http://schemas.openxmlformats.org/markup-compatibility/2006" xmlns:o="urn:schemas-microsoft-com:office:office" xmlns:r="http://schemas.openxmlformats.org/officeDocument/2006/relationships" xmlns:m="http://schemas.openxmlformats.org/officeDocument/2006/math" xmlns:v="urn:schemas-microsoft-com:vml" xmlns:wp="http://schemas.openxmlformats.org/drawingml/2006/wordprocessingDrawing" xmlns:w10="urn:schemas-microsoft-com:office:word" xmlns:w="http://schemas.openxmlformats.org/wordprocessingml/2006/main" xmlns:wne="http://schemas.microsoft.com/office/word/2006/wordml" xmlns:sl="http://schemas.openxmlformats.org/schemaLibrary/2006/main" xmlns:a="http://schemas.openxmlformats.org/drawingml/2006/main" xmlns:pic="http://schemas.openxmlformats.org/drawingml/2006/picture" xmlns:c="http://schemas.openxmlformats.org/drawingml/2006/chart" xmlns:lc="http://schemas.openxmlformats.org/drawingml/2006/lockedCanvas" xmlns:dgm="http://schemas.openxmlformats.org/drawingml/2006/diagram" xmlns:wps="http://schemas.microsoft.com/office/word/2010/wordprocessingShape" xmlns:wpg="http://schemas.microsoft.com/office/word/2010/wordprocessingGroup" xmlns:w14="http://schemas.microsoft.com/office/word/2010/wordml" xmlns:w15="http://schemas.microsoft.com/office/word/2012/wordml" xmlns:w16="http://schemas.microsoft.com/office/word/2018/wordml" xmlns:w16cex="http://schemas.microsoft.com/office/word/2018/wordml/cex" xmlns:w16cid="http://schemas.microsoft.com/office/word/2016/wordml/cid" xmlns="http://schemas.microsoft.com/office/tasks/2019/documenttasks" xmlns:cr="http://schemas.microsoft.com/office/comments/2020/reactions">
   <w:body>
-    <w:p>
-      <w:pPr>
-        <w:keepNext w:val="0"/>
-        <w:keepLines w:val="0"/>
-        <w:pageBreakBefore w:val="0"/>
-        <w:widowControl w:val="0"/>
-        <w:pBdr>
-          <w:top w:space="0" w:sz="0" w:val="nil"/>
-          <w:left w:space="0" w:sz="0" w:val="nil"/>
-          <w:bottom w:space="0" w:sz="0" w:val="nil"/>
-          <w:right w:space="0" w:sz="0" w:val="nil"/>
-          <w:between w:space="0" w:sz="0" w:val="nil"/>
-        </w:pBdr>
-        <w:shd w:fill="auto" w:val="clear"/>
-        <w:spacing w:after="0" w:before="0" w:line="276" w:lineRule="auto"/>
-        <w:ind w:left="0" w:right="0" w:firstLine="0"/>
-        <w:jc w:val="left"/>
-      </w:pPr>
-      <w:r>
-        <w:pict>
-          <v:shapetype id="_x0000_t75" coordsize="21600,21600" filled="f" stroked="f" o:spt="75.0" o:preferrelative="t" path="m@4@5l@4@11@9@11@9@5xe">
-            <v:stroke joinstyle="miter"/>
-            <v:formulas>
-              <v:f eqn="if lineDrawn pixelLineWidth 0"/>
-              <v:f eqn="sum @0 1 0"/>
-              <v:f eqn="sum 0 0 @1"/>
-              <v:f eqn="prod @2 1 2"/>
-              <v:f eqn="prod @3 21600 pixelWidth"/>
-              <v:f eqn="prod @3 21600 pixelHeight"/>
-              <v:f eqn="sum @0 0 1"/>
-              <v:f eqn="prod @6 1 2"/>
-              <v:f eqn="prod @7 21600 pixelWidth"/>
-              <v:f eqn="sum @8 21600 0"/>
-              <v:f eqn="prod @7 21600 pixelHeight"/>
-              <v:f eqn="sum @10 21600 0"/>
-            </v:formulas>
-            <v:path o:connecttype="rect" o:extrusionok="f" gradientshapeok="t"/>
-            <o:lock v:ext="edit" aspectratio="t"/>
-          </v:shapetype>
-        </w:pict>
-      </w:r>
-    </w:p>
     <w:p>
       <w:pPr>
         <w:rPr/>
@@ -66,16 +24,16 @@
             <wp:extent cx="2066290" cy="560705"/>
             <wp:effectExtent b="0" l="0" r="0" t="0"/>
             <wp:wrapNone/>
-            <wp:docPr id="2116379867" name="image3.png"/>
+            <wp:docPr id="2118972027" name="image1.png"/>
             <a:graphic>
               <a:graphicData uri="http://schemas.openxmlformats.org/drawingml/2006/picture">
                 <pic:pic>
                   <pic:nvPicPr>
-                    <pic:cNvPr id="0" name="image3.png"/>
+                    <pic:cNvPr id="0" name="image1.png"/>
                     <pic:cNvPicPr preferRelativeResize="0"/>
                   </pic:nvPicPr>
                   <pic:blipFill>
-                    <a:blip r:embed="rId11"/>
+                    <a:blip r:embed="rId7"/>
                     <a:srcRect b="0" l="0" r="0" t="0"/>
                     <a:stretch>
                       <a:fillRect/>
@@ -110,12 +68,12 @@
                 <wp:extent cx="4796790" cy="272415"/>
                 <wp:effectExtent b="0" l="0" r="0" t="0"/>
                 <wp:wrapNone/>
-                <wp:docPr id="2116379863" name=""/>
+                <wp:docPr id="2118972016" name=""/>
                 <a:graphic>
                   <a:graphicData uri="http://schemas.microsoft.com/office/word/2010/wordprocessingShape">
                     <wps:wsp>
                       <wps:cNvSpPr/>
-                      <wps:cNvPr id="14" name="Shape 14"/>
+                      <wps:cNvPr id="7" name="Shape 7"/>
                       <wps:spPr>
                         <a:xfrm>
                           <a:off x="2952368" y="3648555"/>
@@ -167,16 +125,16 @@
                 <wp:extent cx="4796790" cy="272415"/>
                 <wp:effectExtent b="0" l="0" r="0" t="0"/>
                 <wp:wrapNone/>
-                <wp:docPr id="2116379863" name="image21.png"/>
+                <wp:docPr id="2118972016" name="image19.png"/>
                 <a:graphic>
                   <a:graphicData uri="http://schemas.openxmlformats.org/drawingml/2006/picture">
                     <pic:pic>
                       <pic:nvPicPr>
-                        <pic:cNvPr id="0" name="image21.png"/>
+                        <pic:cNvPr id="0" name="image19.png"/>
                         <pic:cNvPicPr preferRelativeResize="0"/>
                       </pic:nvPicPr>
                       <pic:blipFill>
-                        <a:blip r:embed="rId12"/>
+                        <a:blip r:embed="rId8"/>
                         <a:srcRect/>
                         <a:stretch>
                           <a:fillRect/>
@@ -213,12 +171,12 @@
                 <wp:extent cx="7054229" cy="3857625"/>
                 <wp:effectExtent b="0" l="0" r="0" t="0"/>
                 <wp:wrapNone/>
-                <wp:docPr id="2116379860" name=""/>
+                <wp:docPr id="2118972017" name=""/>
                 <a:graphic>
                   <a:graphicData uri="http://schemas.microsoft.com/office/word/2010/wordprocessingShape">
                     <wps:wsp>
                       <wps:cNvSpPr/>
-                      <wps:cNvPr id="11" name="Shape 11"/>
+                      <wps:cNvPr id="8" name="Shape 8"/>
                       <wps:spPr>
                         <a:xfrm>
                           <a:off x="1823648" y="1855950"/>
@@ -230,7 +188,7 @@
                           </a:avLst>
                         </a:prstGeom>
                         <a:blipFill rotWithShape="1">
-                          <a:blip r:embed="rId13">
+                          <a:blip r:embed="rId9">
                             <a:alphaModFix/>
                           </a:blip>
                           <a:stretch>
@@ -275,16 +233,16 @@
                 <wp:extent cx="7054229" cy="3857625"/>
                 <wp:effectExtent b="0" l="0" r="0" t="0"/>
                 <wp:wrapNone/>
-                <wp:docPr id="2116379860" name="image18.png"/>
+                <wp:docPr id="2118972017" name="image20.png"/>
                 <a:graphic>
                   <a:graphicData uri="http://schemas.openxmlformats.org/drawingml/2006/picture">
                     <pic:pic>
                       <pic:nvPicPr>
-                        <pic:cNvPr id="0" name="image18.png"/>
+                        <pic:cNvPr id="0" name="image20.png"/>
                         <pic:cNvPicPr preferRelativeResize="0"/>
                       </pic:nvPicPr>
                       <pic:blipFill>
-                        <a:blip r:embed="rId12"/>
+                        <a:blip r:embed="rId8"/>
                         <a:srcRect/>
                         <a:stretch>
                           <a:fillRect/>
@@ -389,12 +347,9 @@
     </w:p>
     <w:p>
       <w:pPr>
+        <w:pStyle w:val="Title"/>
         <w:ind w:firstLine="0"/>
-        <w:rPr>
-          <w:color w:val="333333"/>
-          <w:sz w:val="32"/>
-          <w:szCs w:val="32"/>
-        </w:rPr>
+        <w:rPr/>
       </w:pPr>
       <w:r>
         <w:rPr>
@@ -423,24 +378,24 @@
               <wp:anchor allowOverlap="1" behindDoc="0" distB="0" distT="0" distL="114300" distR="114300" hidden="0" layoutInCell="1" locked="0" relativeHeight="0" simplePos="0">
                 <wp:simplePos x="0" y="0"/>
                 <wp:positionH relativeFrom="column">
-                  <wp:posOffset>-320464</wp:posOffset>
+                  <wp:posOffset>-322800</wp:posOffset>
                 </wp:positionH>
                 <wp:positionV relativeFrom="paragraph">
-                  <wp:posOffset>446722</wp:posOffset>
+                  <wp:posOffset>438517</wp:posOffset>
                 </wp:positionV>
-                <wp:extent cx="118110" cy="729525"/>
+                <wp:extent cx="134620" cy="910541"/>
                 <wp:effectExtent b="0" l="0" r="0" t="0"/>
                 <wp:wrapNone/>
-                <wp:docPr id="2116379861" name=""/>
+                <wp:docPr id="2118972018" name=""/>
                 <a:graphic>
                   <a:graphicData uri="http://schemas.microsoft.com/office/word/2010/wordprocessingShape">
                     <wps:wsp>
                       <wps:cNvSpPr/>
-                      <wps:cNvPr id="12" name="Shape 12"/>
+                      <wps:cNvPr id="9" name="Shape 9"/>
                       <wps:spPr>
                         <a:xfrm>
-                          <a:off x="5291708" y="3420000"/>
-                          <a:ext cx="108585" cy="720000"/>
+                          <a:off x="5283453" y="3329492"/>
+                          <a:ext cx="125095" cy="901016"/>
                         </a:xfrm>
                         <a:prstGeom prst="roundRect">
                           <a:avLst>
@@ -480,24 +435,24 @@
               <wp:anchor allowOverlap="1" behindDoc="0" distB="0" distT="0" distL="114300" distR="114300" hidden="0" layoutInCell="1" locked="0" relativeHeight="0" simplePos="0">
                 <wp:simplePos x="0" y="0"/>
                 <wp:positionH relativeFrom="column">
-                  <wp:posOffset>-320464</wp:posOffset>
+                  <wp:posOffset>-322800</wp:posOffset>
                 </wp:positionH>
                 <wp:positionV relativeFrom="paragraph">
-                  <wp:posOffset>446722</wp:posOffset>
+                  <wp:posOffset>438517</wp:posOffset>
                 </wp:positionV>
-                <wp:extent cx="118110" cy="729525"/>
+                <wp:extent cx="134620" cy="910541"/>
                 <wp:effectExtent b="0" l="0" r="0" t="0"/>
                 <wp:wrapNone/>
-                <wp:docPr id="2116379861" name="image19.png"/>
+                <wp:docPr id="2118972018" name="image21.png"/>
                 <a:graphic>
                   <a:graphicData uri="http://schemas.openxmlformats.org/drawingml/2006/picture">
                     <pic:pic>
                       <pic:nvPicPr>
-                        <pic:cNvPr id="0" name="image19.png"/>
+                        <pic:cNvPr id="0" name="image21.png"/>
                         <pic:cNvPicPr preferRelativeResize="0"/>
                       </pic:nvPicPr>
                       <pic:blipFill>
-                        <a:blip r:embed="rId12"/>
+                        <a:blip r:embed="rId8"/>
                         <a:srcRect/>
                         <a:stretch>
                           <a:fillRect/>
@@ -506,7 +461,7 @@
                       <pic:spPr>
                         <a:xfrm>
                           <a:off x="0" y="0"/>
-                          <a:ext cx="118110" cy="729525"/>
+                          <a:ext cx="134620" cy="910541"/>
                         </a:xfrm>
                         <a:prstGeom prst="rect"/>
                         <a:ln/>
@@ -570,7 +525,7 @@
           <w:vertAlign w:val="baseline"/>
           <w:rtl w:val="0"/>
         </w:rPr>
-        <w:t xml:space="preserve">Semana 3</w:t>
+        <w:t xml:space="preserve">Semana 5</w:t>
       </w:r>
     </w:p>
     <w:p>
@@ -638,6 +593,16 @@
     </w:p>
     <w:p>
       <w:pPr>
+        <w:rPr/>
+      </w:pPr>
+      <w:r>
+        <w:rPr>
+          <w:rtl w:val="0"/>
+        </w:rPr>
+      </w:r>
+    </w:p>
+    <w:p>
+      <w:pPr>
         <w:keepNext w:val="0"/>
         <w:keepLines w:val="0"/>
         <w:pageBreakBefore w:val="0"/>
@@ -692,49 +657,45 @@
     <w:tbl>
       <w:tblPr>
         <w:tblStyle w:val="Table1"/>
-        <w:tblW w:w="9913.0" w:type="dxa"/>
+        <w:tblW w:w="9900.0" w:type="dxa"/>
         <w:jc w:val="left"/>
         <w:tblBorders>
-          <w:top w:color="000000" w:space="0" w:sz="4" w:val="single"/>
-          <w:left w:color="000000" w:space="0" w:sz="4" w:val="single"/>
-          <w:bottom w:color="000000" w:space="0" w:sz="4" w:val="single"/>
-          <w:right w:color="000000" w:space="0" w:sz="4" w:val="single"/>
-          <w:insideH w:color="000000" w:space="0" w:sz="4" w:val="single"/>
-          <w:insideV w:color="000000" w:space="0" w:sz="4" w:val="single"/>
+          <w:top w:color="000000" w:space="0" w:sz="6" w:val="single"/>
+          <w:left w:color="000000" w:space="0" w:sz="6" w:val="single"/>
+          <w:bottom w:color="000000" w:space="0" w:sz="6" w:val="single"/>
+          <w:right w:color="000000" w:space="0" w:sz="6" w:val="single"/>
         </w:tblBorders>
         <w:tblLayout w:type="fixed"/>
         <w:tblLook w:val="0600"/>
       </w:tblPr>
       <w:tblGrid>
-        <w:gridCol w:w="4961"/>
-        <w:gridCol w:w="4952"/>
+        <w:gridCol w:w="4950"/>
+        <w:gridCol w:w="4950"/>
         <w:tblGridChange w:id="0">
           <w:tblGrid>
-            <w:gridCol w:w="4961"/>
-            <w:gridCol w:w="4952"/>
+            <w:gridCol w:w="4950"/>
+            <w:gridCol w:w="4950"/>
           </w:tblGrid>
         </w:tblGridChange>
       </w:tblGrid>
       <w:tr>
         <w:trPr>
           <w:cantSplit w:val="0"/>
-          <w:trHeight w:val="510" w:hRule="atLeast"/>
+          <w:trHeight w:val="300" w:hRule="atLeast"/>
           <w:tblHeader w:val="1"/>
         </w:trPr>
         <w:tc>
           <w:tcPr>
             <w:tcBorders>
-              <w:top w:color="404040" w:space="0" w:sz="4" w:val="single"/>
-              <w:left w:color="404040" w:space="0" w:sz="4" w:val="single"/>
-              <w:bottom w:color="404040" w:space="0" w:sz="4" w:val="single"/>
-              <w:right w:color="404040" w:space="0" w:sz="4" w:val="single"/>
+              <w:top w:color="404040" w:space="0" w:sz="6" w:val="single"/>
+              <w:left w:color="404040" w:space="0" w:sz="6" w:val="single"/>
+              <w:bottom w:color="404040" w:space="0" w:sz="6" w:val="single"/>
+              <w:right w:color="404040" w:space="0" w:sz="6" w:val="single"/>
             </w:tcBorders>
             <w:vAlign w:val="center"/>
           </w:tcPr>
           <w:p>
             <w:pPr>
-              <w:spacing w:before="120" w:lineRule="auto"/>
-              <w:ind w:firstLine="0"/>
               <w:rPr/>
             </w:pPr>
             <w:r>
@@ -749,30 +710,29 @@
               <w:rPr>
                 <w:rtl w:val="0"/>
               </w:rPr>
+              <w:t xml:space="preserve"> </w:t>
             </w:r>
           </w:p>
         </w:tc>
         <w:tc>
           <w:tcPr>
             <w:tcBorders>
-              <w:top w:color="404040" w:space="0" w:sz="4" w:val="single"/>
-              <w:left w:color="404040" w:space="0" w:sz="4" w:val="single"/>
-              <w:bottom w:color="404040" w:space="0" w:sz="4" w:val="single"/>
-              <w:right w:color="404040" w:space="0" w:sz="4" w:val="single"/>
+              <w:top w:color="404040" w:space="0" w:sz="6" w:val="single"/>
+              <w:left w:color="404040" w:space="0" w:sz="6" w:val="single"/>
+              <w:bottom w:color="404040" w:space="0" w:sz="6" w:val="single"/>
+              <w:right w:color="404040" w:space="0" w:sz="6" w:val="single"/>
             </w:tcBorders>
             <w:vAlign w:val="center"/>
           </w:tcPr>
           <w:p>
             <w:pPr>
-              <w:spacing w:before="120" w:lineRule="auto"/>
-              <w:ind w:firstLine="0"/>
               <w:rPr/>
             </w:pPr>
             <w:r>
               <w:rPr>
                 <w:rtl w:val="0"/>
               </w:rPr>
-              <w:t xml:space="preserve">Francisca Muñoz</w:t>
+              <w:t xml:space="preserve"> Francisca Muñoz</w:t>
             </w:r>
           </w:p>
         </w:tc>
@@ -780,88 +740,21 @@
       <w:tr>
         <w:trPr>
           <w:cantSplit w:val="0"/>
-          <w:trHeight w:val="531" w:hRule="atLeast"/>
+          <w:trHeight w:val="300" w:hRule="atLeast"/>
           <w:tblHeader w:val="1"/>
         </w:trPr>
         <w:tc>
           <w:tcPr>
             <w:tcBorders>
-              <w:top w:color="404040" w:space="0" w:sz="4" w:val="single"/>
-              <w:left w:color="404040" w:space="0" w:sz="4" w:val="single"/>
-              <w:bottom w:color="404040" w:space="0" w:sz="4" w:val="single"/>
-              <w:right w:color="404040" w:space="0" w:sz="4" w:val="single"/>
+              <w:top w:color="404040" w:space="0" w:sz="6" w:val="single"/>
+              <w:left w:color="404040" w:space="0" w:sz="6" w:val="single"/>
+              <w:bottom w:color="404040" w:space="0" w:sz="6" w:val="single"/>
+              <w:right w:color="404040" w:space="0" w:sz="6" w:val="single"/>
             </w:tcBorders>
             <w:vAlign w:val="center"/>
           </w:tcPr>
           <w:p>
             <w:pPr>
-              <w:spacing w:before="120" w:lineRule="auto"/>
-              <w:ind w:firstLine="0"/>
-              <w:rPr>
-                <w:b w:val="1"/>
-                <w:bCs w:val="1"/>
-              </w:rPr>
-            </w:pPr>
-            <w:r>
-              <w:rPr>
-                <w:b w:val="1"/>
-                <w:bCs w:val="1"/>
-                <w:rtl w:val="0"/>
-              </w:rPr>
-              <w:t xml:space="preserve">Asignatura: modelamiento de bases de datos</w:t>
-            </w:r>
-          </w:p>
-        </w:tc>
-        <w:tc>
-          <w:tcPr>
-            <w:tcBorders>
-              <w:top w:color="404040" w:space="0" w:sz="4" w:val="single"/>
-              <w:left w:color="404040" w:space="0" w:sz="4" w:val="single"/>
-              <w:bottom w:color="404040" w:space="0" w:sz="4" w:val="single"/>
-              <w:right w:color="404040" w:space="0" w:sz="4" w:val="single"/>
-            </w:tcBorders>
-            <w:vAlign w:val="center"/>
-          </w:tcPr>
-          <w:p>
-            <w:pPr>
-              <w:spacing w:before="120" w:lineRule="auto"/>
-              <w:ind w:firstLine="0"/>
-              <w:rPr>
-                <w:b w:val="1"/>
-                <w:bCs w:val="1"/>
-              </w:rPr>
-            </w:pPr>
-            <w:r>
-              <w:rPr>
-                <w:b w:val="1"/>
-                <w:bCs w:val="1"/>
-                <w:rtl w:val="0"/>
-              </w:rPr>
-              <w:t xml:space="preserve">Carrera: analista programador</w:t>
-            </w:r>
-          </w:p>
-        </w:tc>
-      </w:tr>
-      <w:tr>
-        <w:trPr>
-          <w:cantSplit w:val="0"/>
-          <w:trHeight w:val="536" w:hRule="atLeast"/>
-          <w:tblHeader w:val="1"/>
-        </w:trPr>
-        <w:tc>
-          <w:tcPr>
-            <w:tcBorders>
-              <w:top w:color="404040" w:space="0" w:sz="4" w:val="single"/>
-              <w:left w:color="404040" w:space="0" w:sz="4" w:val="single"/>
-              <w:bottom w:color="404040" w:space="0" w:sz="4" w:val="single"/>
-              <w:right w:color="404040" w:space="0" w:sz="4" w:val="single"/>
-            </w:tcBorders>
-            <w:vAlign w:val="center"/>
-          </w:tcPr>
-          <w:p>
-            <w:pPr>
-              <w:spacing w:before="120" w:lineRule="auto"/>
-              <w:ind w:firstLine="0"/>
               <w:rPr/>
             </w:pPr>
             <w:r>
@@ -870,29 +763,28 @@
                 <w:bCs w:val="1"/>
                 <w:rtl w:val="0"/>
               </w:rPr>
-              <w:t xml:space="preserve">Profesor: Sebastián Vásquez</w:t>
+              <w:t xml:space="preserve">Asignatura:</w:t>
             </w:r>
             <w:r>
               <w:rPr>
                 <w:rtl w:val="0"/>
               </w:rPr>
+              <w:t xml:space="preserve"> Modelamiento de base de datos</w:t>
             </w:r>
           </w:p>
         </w:tc>
         <w:tc>
           <w:tcPr>
             <w:tcBorders>
-              <w:top w:color="404040" w:space="0" w:sz="4" w:val="single"/>
-              <w:left w:color="404040" w:space="0" w:sz="4" w:val="single"/>
-              <w:bottom w:color="404040" w:space="0" w:sz="4" w:val="single"/>
-              <w:right w:color="404040" w:space="0" w:sz="4" w:val="single"/>
+              <w:top w:color="404040" w:space="0" w:sz="6" w:val="single"/>
+              <w:left w:color="404040" w:space="0" w:sz="6" w:val="single"/>
+              <w:bottom w:color="404040" w:space="0" w:sz="6" w:val="single"/>
+              <w:right w:color="404040" w:space="0" w:sz="6" w:val="single"/>
             </w:tcBorders>
             <w:vAlign w:val="center"/>
           </w:tcPr>
           <w:p>
             <w:pPr>
-              <w:spacing w:before="120" w:lineRule="auto"/>
-              <w:ind w:firstLine="0"/>
               <w:rPr/>
             </w:pPr>
             <w:r>
@@ -901,12 +793,80 @@
                 <w:bCs w:val="1"/>
                 <w:rtl w:val="0"/>
               </w:rPr>
-              <w:t xml:space="preserve">Fecha: 31/08/2026 </w:t>
+              <w:t xml:space="preserve">Carrera:</w:t>
             </w:r>
             <w:r>
               <w:rPr>
                 <w:rtl w:val="0"/>
               </w:rPr>
+              <w:t xml:space="preserve"> Analista programnador</w:t>
+            </w:r>
+          </w:p>
+        </w:tc>
+      </w:tr>
+      <w:tr>
+        <w:trPr>
+          <w:cantSplit w:val="0"/>
+          <w:trHeight w:val="300" w:hRule="atLeast"/>
+          <w:tblHeader w:val="1"/>
+        </w:trPr>
+        <w:tc>
+          <w:tcPr>
+            <w:tcBorders>
+              <w:top w:color="404040" w:space="0" w:sz="6" w:val="single"/>
+              <w:left w:color="404040" w:space="0" w:sz="6" w:val="single"/>
+              <w:bottom w:color="404040" w:space="0" w:sz="6" w:val="single"/>
+              <w:right w:color="404040" w:space="0" w:sz="6" w:val="single"/>
+            </w:tcBorders>
+            <w:vAlign w:val="center"/>
+          </w:tcPr>
+          <w:p>
+            <w:pPr>
+              <w:rPr/>
+            </w:pPr>
+            <w:r>
+              <w:rPr>
+                <w:b w:val="1"/>
+                <w:bCs w:val="1"/>
+                <w:rtl w:val="0"/>
+              </w:rPr>
+              <w:t xml:space="preserve">Profesor:</w:t>
+            </w:r>
+            <w:r>
+              <w:rPr>
+                <w:rtl w:val="0"/>
+              </w:rPr>
+              <w:t xml:space="preserve"> Sebastián Vásquez</w:t>
+            </w:r>
+          </w:p>
+        </w:tc>
+        <w:tc>
+          <w:tcPr>
+            <w:tcBorders>
+              <w:top w:color="404040" w:space="0" w:sz="6" w:val="single"/>
+              <w:left w:color="404040" w:space="0" w:sz="6" w:val="single"/>
+              <w:bottom w:color="404040" w:space="0" w:sz="6" w:val="single"/>
+              <w:right w:color="404040" w:space="0" w:sz="6" w:val="single"/>
+            </w:tcBorders>
+            <w:vAlign w:val="center"/>
+          </w:tcPr>
+          <w:p>
+            <w:pPr>
+              <w:rPr/>
+            </w:pPr>
+            <w:r>
+              <w:rPr>
+                <w:b w:val="1"/>
+                <w:bCs w:val="1"/>
+                <w:rtl w:val="0"/>
+              </w:rPr>
+              <w:t xml:space="preserve">Fecha:</w:t>
+            </w:r>
+            <w:r>
+              <w:rPr>
+                <w:rtl w:val="0"/>
+              </w:rPr>
+              <w:t xml:space="preserve"> 14/09/2026</w:t>
             </w:r>
           </w:p>
         </w:tc>
@@ -946,7 +906,7 @@
         <w:rPr>
           <w:rtl w:val="0"/>
         </w:rPr>
-        <w:t xml:space="preserve">En esta tercera semana, realizarás una actividad sumativa individual llamada "Modelando jerarquía entre entidades", donde deberás dar solución al caso de negocio planteado, desarrollando un Modelo Entidad-Relación-Extendido (MER-E) basado en un contexto de la vida real. En esta actividad, será necesario que:</w:t>
+        <w:t xml:space="preserve">En esta quinta semana, realizarás una actividad sumativa individual llamada "Transformando el MER en Modelo Relacional", donde deberás dar solución al caso de negocio planteado, desarrollando un Modelo Entidad-Relación-Extendido (MER-E) Normalizado. En esta actividad, será necesario que:</w:t>
       </w:r>
     </w:p>
     <w:p>
@@ -1053,7 +1013,7 @@
           <w:between w:space="0" w:sz="0" w:val="nil"/>
         </w:pBdr>
         <w:shd w:fill="auto" w:val="clear"/>
-        <w:spacing w:after="160" w:before="0" w:line="360" w:lineRule="auto"/>
+        <w:spacing w:after="0" w:before="0" w:line="360" w:lineRule="auto"/>
         <w:ind w:left="720" w:right="0" w:hanging="360"/>
         <w:jc w:val="left"/>
         <w:rPr/>
@@ -1080,6 +1040,49 @@
     </w:p>
     <w:p>
       <w:pPr>
+        <w:keepNext w:val="0"/>
+        <w:keepLines w:val="0"/>
+        <w:pageBreakBefore w:val="0"/>
+        <w:widowControl w:val="1"/>
+        <w:numPr>
+          <w:ilvl w:val="0"/>
+          <w:numId w:val="3"/>
+        </w:numPr>
+        <w:pBdr>
+          <w:top w:space="0" w:sz="0" w:val="nil"/>
+          <w:left w:space="0" w:sz="0" w:val="nil"/>
+          <w:bottom w:space="0" w:sz="0" w:val="nil"/>
+          <w:right w:space="0" w:sz="0" w:val="nil"/>
+          <w:between w:space="0" w:sz="0" w:val="nil"/>
+        </w:pBdr>
+        <w:shd w:fill="auto" w:val="clear"/>
+        <w:spacing w:after="160" w:before="0" w:line="360" w:lineRule="auto"/>
+        <w:ind w:left="720" w:right="0" w:hanging="360"/>
+        <w:jc w:val="left"/>
+        <w:rPr/>
+      </w:pPr>
+      <w:r>
+        <w:rPr>
+          <w:rFonts w:ascii="Arial" w:cs="Arial" w:eastAsia="Arial" w:hAnsi="Arial"/>
+          <w:b w:val="0"/>
+          <w:bCs w:val="0"/>
+          <w:i w:val="0"/>
+          <w:iCs w:val="0"/>
+          <w:smallCaps w:val="0"/>
+          <w:strike w:val="0"/>
+          <w:color w:val="404040"/>
+          <w:sz w:val="24"/>
+          <w:szCs w:val="24"/>
+          <w:u w:val="none"/>
+          <w:shd w:fill="auto" w:val="clear"/>
+          <w:vertAlign w:val="baseline"/>
+          <w:rtl w:val="0"/>
+        </w:rPr>
+        <w:t xml:space="preserve">Finalmente transformar a Modelo Relacional Normalizado.</w:t>
+      </w:r>
+    </w:p>
+    <w:p>
+      <w:pPr>
         <w:rPr/>
       </w:pPr>
       <w:r>
@@ -1103,98 +1106,869 @@
     </w:p>
     <w:p>
       <w:pPr>
-        <w:rPr/>
-      </w:pPr>
-      <w:r>
-        <w:rPr>
-          <w:rtl w:val="0"/>
-        </w:rPr>
-        <w:t xml:space="preserve">Para llevar a cabo la actividad sumativa de la semana, a continuación te presentaremos el</w:t>
-        <w:br w:type="textWrapping"/>
-        <w:t xml:space="preserve">contexto de negocio que deberás analizar en detalle:</w:t>
-      </w:r>
-    </w:p>
-    <w:p>
-      <w:pPr>
+        <w:ind w:firstLine="0"/>
+        <w:rPr>
+          <w:b w:val="1"/>
+          <w:bCs w:val="1"/>
+        </w:rPr>
+      </w:pPr>
+      <w:r>
+        <w:rPr>
+          <w:rtl w:val="0"/>
+        </w:rPr>
+        <w:t xml:space="preserve">Para llevar a cabo la actividad sumativa de la semana, a continuación te presentaremos el contexto de negocio que deberás analizar en detalle:</w:t>
+      </w:r>
+      <w:r>
+        <w:rPr>
+          <w:rtl w:val="0"/>
+        </w:rPr>
+      </w:r>
+    </w:p>
+    <w:p>
+      <w:pPr>
+        <w:pStyle w:val="Heading3"/>
+        <w:ind w:firstLine="0"/>
+        <w:rPr/>
+      </w:pPr>
+      <w:r>
+        <w:rPr>
+          <w:rtl w:val="0"/>
+        </w:rPr>
+        <w:t xml:space="preserve">Contexto caso: Retail Solari S.A</w:t>
+      </w:r>
+    </w:p>
+    <w:p>
+      <w:pPr>
+        <w:rPr/>
+      </w:pPr>
+      <w:r>
+        <w:rPr>
+          <w:rtl w:val="0"/>
+        </w:rPr>
+        <w:t xml:space="preserve">Solari S.A. es una empresa argentina dedicada a la comercialización de productos de consumo esencial, con el propósito de satisfacer las necesidades de consumidores individuales. Hace seis años se instala la compañía en Chile y actualmente ofrece una amplia variedad de productos, que abarcan diferentes marcas y modelos, los cuales se agrupan en diversas categorías. Los productos se adquieren de varios proveedores y se distribuyen a través de sucursales ubicadas en cincuenta comunas a lo largo del país.</w:t>
+      </w:r>
+    </w:p>
+    <w:p>
+      <w:pPr>
+        <w:ind w:firstLine="0"/>
+        <w:rPr/>
+      </w:pPr>
+      <w:r>
+        <w:rPr>
+          <w:rtl w:val="0"/>
+        </w:rPr>
+        <w:t xml:space="preserve">Los productos que comercializa la empresa provienen de varios proveedores nacionales e internacionales, lo que le permite diversificar su oferta y adaptarse a las demandas del mercado local. A través de una red de distribución que incluye sucursales en cincuenta comunas de todo Chile, Solari garantiza que sus productos lleguen de manera eficiente a sus consumidores. Este modelo de distribución le permite cubrir una extensa área geográfica, asegurando su presencia tanto en grandes ciudades como en localidades más pequeñas, lo que facilita el acceso de los consumidores a productos esenciales en diferentes partes del país.</w:t>
+      </w:r>
+    </w:p>
+    <w:p>
+      <w:pPr>
+        <w:rPr/>
+      </w:pPr>
+      <w:r>
+        <w:rPr>
+          <w:rtl w:val="0"/>
+        </w:rPr>
+        <w:t xml:space="preserve">En resumen, Solari S.A. es una empresa que, con su modelo de negocio enfocado en la variedad y accesibilidad de productos de consumo básico, ha logrado establecer una sólida presencia en Chile, beneficiando a los consumidores de diferentes sectores socioeconómicos y contribuyendo al desarrollo del comercio minorista en la región.</w:t>
+      </w:r>
+    </w:p>
+    <w:p>
+      <w:pPr>
+        <w:rPr/>
+      </w:pPr>
+      <w:r>
+        <w:rPr>
+          <w:rtl w:val="0"/>
+        </w:rPr>
+        <w:t xml:space="preserve">Hace algunos años, se intentó desarrollar una base de datos relacional para almacenar y gestionar toda la operación de la empresa. Sin embargo, debido a las constantes reestructuraciones en el área de informática, el diseño e implementación de la base de datos no se completó, quedando únicamente un modelo conceptual incompleto, sin normalizar y con varias omisiones lógicas.</w:t>
+      </w:r>
+    </w:p>
+    <w:p>
+      <w:pPr>
+        <w:rPr/>
+      </w:pPr>
+      <w:r>
+        <w:rPr>
+          <w:rtl w:val="0"/>
+        </w:rPr>
+        <w:t xml:space="preserve">Como parte del equipo de implementación, deberán:</w:t>
+      </w:r>
+    </w:p>
+    <w:p>
+      <w:pPr>
+        <w:keepNext w:val="0"/>
+        <w:keepLines w:val="0"/>
+        <w:pageBreakBefore w:val="0"/>
+        <w:widowControl w:val="1"/>
+        <w:numPr>
+          <w:ilvl w:val="0"/>
+          <w:numId w:val="4"/>
+        </w:numPr>
+        <w:pBdr>
+          <w:top w:space="0" w:sz="0" w:val="nil"/>
+          <w:left w:space="0" w:sz="0" w:val="nil"/>
+          <w:bottom w:space="0" w:sz="0" w:val="nil"/>
+          <w:right w:space="0" w:sz="0" w:val="nil"/>
+          <w:between w:space="0" w:sz="0" w:val="nil"/>
+        </w:pBdr>
+        <w:shd w:fill="auto" w:val="clear"/>
+        <w:spacing w:after="0" w:before="0" w:line="360" w:lineRule="auto"/>
+        <w:ind w:left="709" w:right="0" w:hanging="360"/>
+        <w:jc w:val="left"/>
+        <w:rPr/>
+      </w:pPr>
+      <w:r>
+        <w:rPr>
+          <w:rFonts w:ascii="Arial" w:cs="Arial" w:eastAsia="Arial" w:hAnsi="Arial"/>
+          <w:b w:val="0"/>
+          <w:bCs w:val="0"/>
+          <w:i w:val="0"/>
+          <w:iCs w:val="0"/>
+          <w:smallCaps w:val="0"/>
+          <w:strike w:val="0"/>
+          <w:color w:val="404040"/>
+          <w:sz w:val="24"/>
+          <w:szCs w:val="24"/>
+          <w:u w:val="none"/>
+          <w:shd w:fill="auto" w:val="clear"/>
+          <w:vertAlign w:val="baseline"/>
+          <w:rtl w:val="0"/>
+        </w:rPr>
+        <w:t xml:space="preserve">Analizar la información proporcionada (basada en planillas como las vistas anteriores).</w:t>
+      </w:r>
+    </w:p>
+    <w:p>
+      <w:pPr>
+        <w:keepNext w:val="0"/>
+        <w:keepLines w:val="0"/>
+        <w:pageBreakBefore w:val="0"/>
+        <w:widowControl w:val="1"/>
+        <w:numPr>
+          <w:ilvl w:val="0"/>
+          <w:numId w:val="4"/>
+        </w:numPr>
+        <w:pBdr>
+          <w:top w:space="0" w:sz="0" w:val="nil"/>
+          <w:left w:space="0" w:sz="0" w:val="nil"/>
+          <w:bottom w:space="0" w:sz="0" w:val="nil"/>
+          <w:right w:space="0" w:sz="0" w:val="nil"/>
+          <w:between w:space="0" w:sz="0" w:val="nil"/>
+        </w:pBdr>
+        <w:shd w:fill="auto" w:val="clear"/>
+        <w:spacing w:after="0" w:before="0" w:line="360" w:lineRule="auto"/>
+        <w:ind w:left="709" w:right="0" w:hanging="360"/>
+        <w:jc w:val="left"/>
+        <w:rPr/>
+      </w:pPr>
+      <w:r>
+        <w:rPr>
+          <w:rFonts w:ascii="Arial" w:cs="Arial" w:eastAsia="Arial" w:hAnsi="Arial"/>
+          <w:b w:val="0"/>
+          <w:bCs w:val="0"/>
+          <w:i w:val="0"/>
+          <w:iCs w:val="0"/>
+          <w:smallCaps w:val="0"/>
+          <w:strike w:val="0"/>
+          <w:color w:val="404040"/>
+          <w:sz w:val="24"/>
+          <w:szCs w:val="24"/>
+          <w:u w:val="none"/>
+          <w:shd w:fill="auto" w:val="clear"/>
+          <w:vertAlign w:val="baseline"/>
+          <w:rtl w:val="0"/>
+        </w:rPr>
+        <w:t xml:space="preserve">Normalizar los datos siguiendo las tres primeras formas normales.</w:t>
+      </w:r>
+    </w:p>
+    <w:p>
+      <w:pPr>
+        <w:keepNext w:val="0"/>
+        <w:keepLines w:val="0"/>
+        <w:pageBreakBefore w:val="0"/>
+        <w:widowControl w:val="1"/>
+        <w:numPr>
+          <w:ilvl w:val="0"/>
+          <w:numId w:val="4"/>
+        </w:numPr>
+        <w:pBdr>
+          <w:top w:space="0" w:sz="0" w:val="nil"/>
+          <w:left w:space="0" w:sz="0" w:val="nil"/>
+          <w:bottom w:space="0" w:sz="0" w:val="nil"/>
+          <w:right w:space="0" w:sz="0" w:val="nil"/>
+          <w:between w:space="0" w:sz="0" w:val="nil"/>
+        </w:pBdr>
+        <w:shd w:fill="auto" w:val="clear"/>
+        <w:spacing w:after="0" w:before="0" w:line="360" w:lineRule="auto"/>
+        <w:ind w:left="709" w:right="0" w:hanging="360"/>
+        <w:jc w:val="left"/>
+        <w:rPr/>
+      </w:pPr>
+      <w:r>
+        <w:rPr>
+          <w:rFonts w:ascii="Arial" w:cs="Arial" w:eastAsia="Arial" w:hAnsi="Arial"/>
+          <w:b w:val="0"/>
+          <w:bCs w:val="0"/>
+          <w:i w:val="0"/>
+          <w:iCs w:val="0"/>
+          <w:smallCaps w:val="0"/>
+          <w:strike w:val="0"/>
+          <w:color w:val="404040"/>
+          <w:sz w:val="24"/>
+          <w:szCs w:val="24"/>
+          <w:u w:val="none"/>
+          <w:shd w:fill="auto" w:val="clear"/>
+          <w:vertAlign w:val="baseline"/>
+          <w:rtl w:val="0"/>
+        </w:rPr>
+        <w:t xml:space="preserve">Construir el Modelo Entidad-Relación Extendido (MER-E) y el Modelo Relacional resultante.</w:t>
+      </w:r>
+    </w:p>
+    <w:p>
+      <w:pPr>
+        <w:keepNext w:val="0"/>
+        <w:keepLines w:val="0"/>
+        <w:pageBreakBefore w:val="0"/>
+        <w:widowControl w:val="1"/>
+        <w:numPr>
+          <w:ilvl w:val="0"/>
+          <w:numId w:val="4"/>
+        </w:numPr>
+        <w:pBdr>
+          <w:top w:space="0" w:sz="0" w:val="nil"/>
+          <w:left w:space="0" w:sz="0" w:val="nil"/>
+          <w:bottom w:space="0" w:sz="0" w:val="nil"/>
+          <w:right w:space="0" w:sz="0" w:val="nil"/>
+          <w:between w:space="0" w:sz="0" w:val="nil"/>
+        </w:pBdr>
+        <w:shd w:fill="auto" w:val="clear"/>
+        <w:spacing w:after="160" w:before="0" w:line="360" w:lineRule="auto"/>
+        <w:ind w:left="709" w:right="0" w:hanging="360"/>
+        <w:jc w:val="left"/>
+        <w:rPr/>
+      </w:pPr>
+      <w:r>
+        <w:rPr>
+          <w:rFonts w:ascii="Arial" w:cs="Arial" w:eastAsia="Arial" w:hAnsi="Arial"/>
+          <w:b w:val="0"/>
+          <w:bCs w:val="0"/>
+          <w:i w:val="0"/>
+          <w:iCs w:val="0"/>
+          <w:smallCaps w:val="0"/>
+          <w:strike w:val="0"/>
+          <w:color w:val="404040"/>
+          <w:sz w:val="24"/>
+          <w:szCs w:val="24"/>
+          <w:u w:val="none"/>
+          <w:shd w:fill="auto" w:val="clear"/>
+          <w:vertAlign w:val="baseline"/>
+          <w:rtl w:val="0"/>
+        </w:rPr>
+        <w:t xml:space="preserve">Generar el script DDL para crear las tablas en Oracle SQL.</w:t>
+      </w:r>
+    </w:p>
+    <w:p>
+      <w:pPr>
+        <w:ind w:firstLine="0"/>
+        <w:rPr/>
+      </w:pPr>
+      <w:r>
+        <w:rPr>
+          <w:rtl w:val="0"/>
+        </w:rPr>
+        <w:t xml:space="preserve">En consecuencia, en esta fase del desarrollo es necesario generar el Modelo Relacional Normalizado a partir del Modelo Entidad Relación (MER) conceptual no normalizado (ver Figura 1) que quedó como evidencia del trabajo anterior.</w:t>
+      </w:r>
+    </w:p>
+    <w:p>
+      <w:pPr>
+        <w:ind w:firstLine="0"/>
+        <w:rPr/>
+      </w:pPr>
+      <w:r>
+        <w:rPr>
+          <w:rtl w:val="0"/>
+        </w:rPr>
+        <w:t xml:space="preserve">Como primer paso, se debe modificar el MER presentado en la Figura 1 y convertirlo en un Modelo Entidad Relación-Extendido (MER-E) Normalizado, aplicando las tres primeras formas normales, tal como se abordó en las experiencias anteriores. </w:t>
+      </w:r>
+    </w:p>
+    <w:p>
+      <w:pPr>
+        <w:ind w:firstLine="0"/>
+        <w:rPr/>
+      </w:pPr>
+      <w:r>
+        <w:rPr>
+          <w:rtl w:val="0"/>
+        </w:rPr>
+        <w:t xml:space="preserve">Luego, será necesario aplicar las reglas de transformación pertinentes para generar las tablas, claves primarias, claves foráneas, las restricciones y todas relaciones del modelo relacional (MR).</w:t>
+      </w:r>
+    </w:p>
+    <w:p>
+      <w:pPr>
+        <w:ind w:firstLine="0"/>
+        <w:rPr/>
+      </w:pPr>
+      <w:r>
+        <w:rPr>
+          <w:rtl w:val="0"/>
+        </w:rPr>
+        <w:t xml:space="preserve">Finalmente deberás generar el Script DDL con la creación de las tablas del modelo físico.</w:t>
+      </w:r>
+    </w:p>
+    <w:p>
+      <w:pPr>
+        <w:spacing w:line="240" w:lineRule="auto"/>
+        <w:ind w:firstLine="0"/>
+        <w:rPr>
+          <w:b w:val="1"/>
+          <w:bCs w:val="1"/>
+        </w:rPr>
+      </w:pPr>
+      <w:r>
+        <w:rPr>
+          <w:b w:val="1"/>
+          <w:bCs w:val="1"/>
+          <w:rtl w:val="0"/>
+        </w:rPr>
+        <w:t xml:space="preserve">Figura 1</w:t>
+      </w:r>
+    </w:p>
+    <w:p>
+      <w:pPr>
+        <w:spacing w:line="240" w:lineRule="auto"/>
+        <w:ind w:firstLine="0"/>
+        <w:rPr>
+          <w:i w:val="1"/>
+          <w:iCs w:val="1"/>
+        </w:rPr>
+      </w:pPr>
+      <w:r>
+        <w:rPr>
+          <w:i w:val="1"/>
+          <w:iCs w:val="1"/>
+          <w:rtl w:val="0"/>
+        </w:rPr>
+        <w:t xml:space="preserve">Modelo MER incompleto que se debe normalizar y convertir a MR</w:t>
+      </w:r>
+    </w:p>
+    <w:p>
+      <w:pPr>
+        <w:spacing w:after="240" w:before="240" w:lineRule="auto"/>
         <w:ind w:firstLine="0"/>
         <w:rPr>
           <w:rFonts w:ascii="Arial" w:cs="Arial" w:eastAsia="Arial" w:hAnsi="Arial"/>
           <w:b w:val="1"/>
           <w:bCs w:val="1"/>
+          <w:i w:val="1"/>
+          <w:iCs w:val="1"/>
+          <w:sz w:val="22"/>
+          <w:szCs w:val="22"/>
+        </w:rPr>
+      </w:pPr>
+      <w:r>
+        <w:rPr/>
+        <w:drawing>
+          <wp:inline distB="0" distT="0" distL="0" distR="0">
+            <wp:extent cx="6288582" cy="3406213"/>
+            <wp:effectExtent b="0" l="0" r="0" t="0"/>
+            <wp:docPr descr="La imagen presenta un diagrama Entidad–Relación (ER) de una base de datos. Se identifican las entidades Producto, Proveedor, Sucursal, Cliente y Comuna, representadas mediante rectángulos azules que contienen sus respectivos atributos. La entidad Producto incluye información como identificador, nombre, descripción, fecha de vencimiento, marca, modelo, categoría y monto de venta. Proveedor almacena datos como RUT, nombre, teléfono, dirección, correo electrónico, sitio web y código postal. Cliente contiene el identificador del cliente, nombre completo, teléfono y código de comuna. Comuna registra el código de comuna, nombre y código de región. La entidad asociativa Boleta_Venta, representada en color naranjo, almacena el atributo cantidad y establece la relación entre los productos vendidos y los clientes. Las entidades están conectadas mediante líneas que representan las relaciones entre las tablas, ilustrando la estructura lógica de una base de datos relacional para la gestión de ventas." id="2118972029" name="image5.png"/>
+            <a:graphic>
+              <a:graphicData uri="http://schemas.openxmlformats.org/drawingml/2006/picture">
+                <pic:pic>
+                  <pic:nvPicPr>
+                    <pic:cNvPr descr="La imagen presenta un diagrama Entidad–Relación (ER) de una base de datos. Se identifican las entidades Producto, Proveedor, Sucursal, Cliente y Comuna, representadas mediante rectángulos azules que contienen sus respectivos atributos. La entidad Producto incluye información como identificador, nombre, descripción, fecha de vencimiento, marca, modelo, categoría y monto de venta. Proveedor almacena datos como RUT, nombre, teléfono, dirección, correo electrónico, sitio web y código postal. Cliente contiene el identificador del cliente, nombre completo, teléfono y código de comuna. Comuna registra el código de comuna, nombre y código de región. La entidad asociativa Boleta_Venta, representada en color naranjo, almacena el atributo cantidad y establece la relación entre los productos vendidos y los clientes. Las entidades están conectadas mediante líneas que representan las relaciones entre las tablas, ilustrando la estructura lógica de una base de datos relacional para la gestión de ventas." id="0" name="image5.png"/>
+                    <pic:cNvPicPr preferRelativeResize="0"/>
+                  </pic:nvPicPr>
+                  <pic:blipFill>
+                    <a:blip r:embed="rId10"/>
+                    <a:srcRect b="0" l="2538" r="0" t="0"/>
+                    <a:stretch>
+                      <a:fillRect/>
+                    </a:stretch>
+                  </pic:blipFill>
+                  <pic:spPr>
+                    <a:xfrm>
+                      <a:off x="0" y="0"/>
+                      <a:ext cx="6288582" cy="3406213"/>
+                    </a:xfrm>
+                    <a:prstGeom prst="rect"/>
+                    <a:ln/>
+                  </pic:spPr>
+                </pic:pic>
+              </a:graphicData>
+            </a:graphic>
+          </wp:inline>
+        </w:drawing>
+      </w:r>
+      <w:r>
+        <w:rPr>
+          <w:rtl w:val="0"/>
+        </w:rPr>
+      </w:r>
+    </w:p>
+    <w:p>
+      <w:pPr>
+        <w:ind w:firstLine="0"/>
+        <w:rPr>
+          <w:b w:val="1"/>
+          <w:bCs w:val="1"/>
+        </w:rPr>
+      </w:pPr>
+      <w:r>
+        <w:rPr>
+          <w:i w:val="1"/>
+          <w:iCs w:val="1"/>
+          <w:rtl w:val="0"/>
+        </w:rPr>
+        <w:t xml:space="preserve">Nota.</w:t>
+      </w:r>
+      <w:r>
+        <w:rPr>
+          <w:b w:val="1"/>
+          <w:bCs w:val="1"/>
+          <w:rtl w:val="0"/>
+        </w:rPr>
+        <w:t xml:space="preserve"> </w:t>
+      </w:r>
+      <w:r>
+        <w:rPr>
+          <w:rtl w:val="0"/>
+        </w:rPr>
+        <w:t xml:space="preserve">En la figura se presenta un modelo de datos que ilustra las relaciones entre varias entidades: PRODUCTO, PROVEEDOR, COMUNA, SUCURSAL y CLIENTE. Oracle. (s.f.). </w:t>
+      </w:r>
+      <w:r>
+        <w:rPr>
+          <w:i w:val="1"/>
+          <w:iCs w:val="1"/>
+          <w:rtl w:val="0"/>
+        </w:rPr>
+        <w:t xml:space="preserve">Oracle SQL Developer Data Modeler</w:t>
+      </w:r>
+      <w:r>
+        <w:rPr>
+          <w:rtl w:val="0"/>
+        </w:rPr>
+        <w:t xml:space="preserve"> [Software]. </w:t>
+      </w:r>
+      <w:hyperlink r:id="rId11">
+        <w:r>
+          <w:rPr>
+            <w:color w:val="0563c1"/>
+            <w:u w:val="single"/>
+            <w:rtl w:val="0"/>
+          </w:rPr>
+          <w:t xml:space="preserve">https://www.oracle.com/cl/database/sqldeveloper/technologies/sql-data-modeler/</w:t>
+        </w:r>
+      </w:hyperlink>
+      <w:r>
+        <w:rPr>
+          <w:rtl w:val="0"/>
+        </w:rPr>
+        <w:t xml:space="preserve"> </w:t>
+      </w:r>
+      <w:r>
+        <w:rPr>
+          <w:rtl w:val="0"/>
+        </w:rPr>
+      </w:r>
+    </w:p>
+    <w:p>
+      <w:pPr>
+        <w:ind w:firstLine="0"/>
+        <w:rPr>
+          <w:b w:val="1"/>
+          <w:bCs w:val="1"/>
+        </w:rPr>
+      </w:pPr>
+      <w:r>
+        <w:rPr>
+          <w:rtl w:val="0"/>
+        </w:rPr>
+      </w:r>
+    </w:p>
+    <w:p>
+      <w:pPr>
+        <w:ind w:left="459" w:firstLine="0"/>
+        <w:rPr>
+          <w:rFonts w:ascii="Arial" w:cs="Arial" w:eastAsia="Arial" w:hAnsi="Arial"/>
+          <w:b w:val="1"/>
+          <w:bCs w:val="1"/>
+        </w:rPr>
+      </w:pPr>
+      <w:r>
+        <w:br w:type="page"/>
+      </w:r>
+      <w:r>
+        <w:rPr>
+          <w:rtl w:val="0"/>
+        </w:rPr>
+      </w:r>
+    </w:p>
+    <w:p>
+      <w:pPr>
+        <w:pStyle w:val="Heading3"/>
+        <w:ind w:firstLine="0"/>
+        <w:rPr>
+          <w:color w:val="000000"/>
+        </w:rPr>
+      </w:pPr>
+      <w:r>
+        <w:rPr>
+          <w:rtl w:val="0"/>
+        </w:rPr>
+        <w:t xml:space="preserve">Reglas de negocio</w:t>
+      </w:r>
+      <w:r>
+        <w:rPr>
+          <w:rtl w:val="0"/>
+        </w:rPr>
+      </w:r>
+    </w:p>
+    <w:p>
+      <w:pPr>
+        <w:keepNext w:val="0"/>
+        <w:keepLines w:val="0"/>
+        <w:pageBreakBefore w:val="0"/>
+        <w:widowControl w:val="1"/>
+        <w:numPr>
+          <w:ilvl w:val="0"/>
+          <w:numId w:val="1"/>
+        </w:numPr>
+        <w:pBdr>
+          <w:top w:space="0" w:sz="0" w:val="nil"/>
+          <w:left w:space="0" w:sz="0" w:val="nil"/>
+          <w:bottom w:space="0" w:sz="0" w:val="nil"/>
+          <w:right w:space="0" w:sz="0" w:val="nil"/>
+          <w:between w:space="0" w:sz="0" w:val="nil"/>
+        </w:pBdr>
+        <w:shd w:fill="auto" w:val="clear"/>
+        <w:spacing w:after="0" w:before="0" w:line="360" w:lineRule="auto"/>
+        <w:ind w:left="360" w:right="0" w:hanging="360"/>
+        <w:jc w:val="left"/>
+        <w:rPr/>
+      </w:pPr>
+      <w:r>
+        <w:rPr>
+          <w:rFonts w:ascii="Arial" w:cs="Arial" w:eastAsia="Arial" w:hAnsi="Arial"/>
+          <w:b w:val="0"/>
+          <w:bCs w:val="0"/>
+          <w:i w:val="0"/>
+          <w:iCs w:val="0"/>
+          <w:smallCaps w:val="0"/>
+          <w:strike w:val="0"/>
           <w:color w:val="404040"/>
           <w:sz w:val="24"/>
           <w:szCs w:val="24"/>
-        </w:rPr>
+          <w:u w:val="none"/>
+          <w:shd w:fill="auto" w:val="clear"/>
+          <w:vertAlign w:val="baseline"/>
+          <w:rtl w:val="0"/>
+        </w:rPr>
+        <w:t xml:space="preserve">La empresa tiene sucursales en 50 de las 346 comunas del país, y una comuna podría tener más de una sucursal. </w:t>
+      </w:r>
+    </w:p>
+    <w:p>
+      <w:pPr>
+        <w:keepNext w:val="0"/>
+        <w:keepLines w:val="0"/>
+        <w:pageBreakBefore w:val="0"/>
+        <w:widowControl w:val="1"/>
+        <w:numPr>
+          <w:ilvl w:val="0"/>
+          <w:numId w:val="1"/>
+        </w:numPr>
+        <w:pBdr>
+          <w:top w:space="0" w:sz="0" w:val="nil"/>
+          <w:left w:space="0" w:sz="0" w:val="nil"/>
+          <w:bottom w:space="0" w:sz="0" w:val="nil"/>
+          <w:right w:space="0" w:sz="0" w:val="nil"/>
+          <w:between w:space="0" w:sz="0" w:val="nil"/>
+        </w:pBdr>
+        <w:shd w:fill="auto" w:val="clear"/>
+        <w:spacing w:after="0" w:before="0" w:line="360" w:lineRule="auto"/>
+        <w:ind w:left="360" w:right="0" w:hanging="360"/>
+        <w:jc w:val="left"/>
+        <w:rPr/>
       </w:pPr>
       <w:r>
         <w:rPr>
           <w:rFonts w:ascii="Arial" w:cs="Arial" w:eastAsia="Arial" w:hAnsi="Arial"/>
-          <w:b w:val="1"/>
-          <w:bCs w:val="1"/>
+          <w:b w:val="0"/>
+          <w:bCs w:val="0"/>
+          <w:i w:val="0"/>
+          <w:iCs w:val="0"/>
+          <w:smallCaps w:val="0"/>
+          <w:strike w:val="0"/>
           <w:color w:val="404040"/>
           <w:sz w:val="24"/>
           <w:szCs w:val="24"/>
-          <w:rtl w:val="0"/>
-        </w:rPr>
-        <w:t xml:space="preserve">CONTEXTO CASO: Compañía HiLogic Solutions </w:t>
-      </w:r>
-    </w:p>
-    <w:p>
-      <w:pPr>
-        <w:ind w:firstLine="0"/>
-        <w:rPr/>
-      </w:pPr>
-      <w:r>
-        <w:rPr>
-          <w:rtl w:val="0"/>
-        </w:rPr>
-        <w:t xml:space="preserve">HiLogic Solutions es una empresa especializada en la comercialización de productos y servicios tecnológicos, con el objetivo de satisfacer las necesidades tanto de empresas como de consumidores individuales. En un mercado caracterizado por la constante innovación, HiLogic se ha consolidado como un actor clave, ofreciendo soluciones tecnológicas avanzadas en áreas como hardware, dispositivos móviles y equipos de comunicación. </w:t>
-      </w:r>
-    </w:p>
-    <w:p>
-      <w:pPr>
-        <w:rPr/>
-      </w:pPr>
-      <w:r>
-        <w:rPr>
-          <w:rtl w:val="0"/>
-        </w:rPr>
-        <w:t xml:space="preserve">Actualmente la empresa ofrece una variedad de productos de tecnología a un muy buen precio, tales como: PC, teléfonos celulares, módems, notebooks, impresoras, dispositivos tecnológicos, y una variedad de accesorios, que ofrece en ocho sucursales ubicadas estratégicamente.  Existe la posibilidad de abrir cinco nuevas sucursales en los próximos años. </w:t>
-      </w:r>
-      <w:r>
-        <w:br w:type="page"/>
-      </w:r>
-      <w:r>
-        <w:rPr>
-          <w:rtl w:val="0"/>
-        </w:rPr>
-      </w:r>
-    </w:p>
-    <w:p>
-      <w:pPr>
-        <w:rPr/>
-      </w:pPr>
-      <w:r>
-        <w:rPr>
-          <w:rtl w:val="0"/>
-        </w:rPr>
-        <w:t xml:space="preserve">En los últimos periodos de facturación, la compañía ha enfrentado diversos problemas relacionados con la cuadratura de los ingresos por ventas y en las comisiones asociadas a ventas que eventualmente se asignan a vendedores y supervisores contratados. Por este motivo, ha decidido recopilar la información relevante para implementar una base de datos de calidad en el corto plazo.</w:t>
-      </w:r>
-    </w:p>
-    <w:p>
-      <w:pPr>
-        <w:ind w:firstLine="0"/>
-        <w:rPr/>
-      </w:pPr>
-      <w:r>
-        <w:rPr>
-          <w:rtl w:val="0"/>
-        </w:rPr>
-        <w:t xml:space="preserve">Para esta fase del desarrollo, se solicita la generación del modelo Entidad-Relación Extendido (MER-E), según los requisitos de negocio detallados a continuación.</w:t>
-      </w:r>
-    </w:p>
-    <w:p>
-      <w:pPr>
+          <w:u w:val="none"/>
+          <w:shd w:fill="auto" w:val="clear"/>
+          <w:vertAlign w:val="baseline"/>
+          <w:rtl w:val="0"/>
+        </w:rPr>
+        <w:t xml:space="preserve">Cada sucursal debe transferir su identificación a los productos que vende.</w:t>
+      </w:r>
+    </w:p>
+    <w:p>
+      <w:pPr>
+        <w:keepNext w:val="0"/>
+        <w:keepLines w:val="0"/>
+        <w:pageBreakBefore w:val="0"/>
+        <w:widowControl w:val="1"/>
+        <w:numPr>
+          <w:ilvl w:val="0"/>
+          <w:numId w:val="1"/>
+        </w:numPr>
+        <w:pBdr>
+          <w:top w:space="0" w:sz="0" w:val="nil"/>
+          <w:left w:space="0" w:sz="0" w:val="nil"/>
+          <w:bottom w:space="0" w:sz="0" w:val="nil"/>
+          <w:right w:space="0" w:sz="0" w:val="nil"/>
+          <w:between w:space="0" w:sz="0" w:val="nil"/>
+        </w:pBdr>
+        <w:shd w:fill="auto" w:val="clear"/>
+        <w:spacing w:after="0" w:before="0" w:line="360" w:lineRule="auto"/>
+        <w:ind w:left="360" w:right="0" w:hanging="360"/>
+        <w:jc w:val="left"/>
+        <w:rPr/>
+      </w:pPr>
+      <w:r>
+        <w:rPr>
+          <w:rFonts w:ascii="Arial" w:cs="Arial" w:eastAsia="Arial" w:hAnsi="Arial"/>
+          <w:b w:val="0"/>
+          <w:bCs w:val="0"/>
+          <w:i w:val="0"/>
+          <w:iCs w:val="0"/>
+          <w:smallCaps w:val="0"/>
+          <w:strike w:val="0"/>
+          <w:color w:val="404040"/>
+          <w:sz w:val="24"/>
+          <w:szCs w:val="24"/>
+          <w:u w:val="none"/>
+          <w:shd w:fill="auto" w:val="clear"/>
+          <w:vertAlign w:val="baseline"/>
+          <w:rtl w:val="0"/>
+        </w:rPr>
+        <w:t xml:space="preserve">Existen del orden de 9000 productos distintos a la venta.</w:t>
+      </w:r>
+    </w:p>
+    <w:p>
+      <w:pPr>
+        <w:keepNext w:val="0"/>
+        <w:keepLines w:val="0"/>
+        <w:pageBreakBefore w:val="0"/>
+        <w:widowControl w:val="1"/>
+        <w:numPr>
+          <w:ilvl w:val="0"/>
+          <w:numId w:val="1"/>
+        </w:numPr>
+        <w:pBdr>
+          <w:top w:space="0" w:sz="0" w:val="nil"/>
+          <w:left w:space="0" w:sz="0" w:val="nil"/>
+          <w:bottom w:space="0" w:sz="0" w:val="nil"/>
+          <w:right w:space="0" w:sz="0" w:val="nil"/>
+          <w:between w:space="0" w:sz="0" w:val="nil"/>
+        </w:pBdr>
+        <w:shd w:fill="auto" w:val="clear"/>
+        <w:spacing w:after="0" w:before="0" w:line="360" w:lineRule="auto"/>
+        <w:ind w:left="360" w:right="0" w:hanging="360"/>
+        <w:jc w:val="left"/>
+        <w:rPr/>
+      </w:pPr>
+      <w:r>
+        <w:rPr>
+          <w:rFonts w:ascii="Arial" w:cs="Arial" w:eastAsia="Arial" w:hAnsi="Arial"/>
+          <w:b w:val="0"/>
+          <w:bCs w:val="0"/>
+          <w:i w:val="0"/>
+          <w:iCs w:val="0"/>
+          <w:smallCaps w:val="0"/>
+          <w:strike w:val="0"/>
+          <w:color w:val="404040"/>
+          <w:sz w:val="24"/>
+          <w:szCs w:val="24"/>
+          <w:u w:val="none"/>
+          <w:shd w:fill="auto" w:val="clear"/>
+          <w:vertAlign w:val="baseline"/>
+          <w:rtl w:val="0"/>
+        </w:rPr>
+        <w:t xml:space="preserve">Hay proveedores que en su mayoría son empresas, pero también pueden ser personas naturales con nombres y apellidos, por lo tanto, debes usar un discriminador para registrar el tipo de proveedor. </w:t>
+      </w:r>
+    </w:p>
+    <w:p>
+      <w:pPr>
+        <w:keepNext w:val="0"/>
+        <w:keepLines w:val="0"/>
+        <w:pageBreakBefore w:val="0"/>
+        <w:widowControl w:val="1"/>
+        <w:numPr>
+          <w:ilvl w:val="0"/>
+          <w:numId w:val="1"/>
+        </w:numPr>
+        <w:pBdr>
+          <w:top w:space="0" w:sz="0" w:val="nil"/>
+          <w:left w:space="0" w:sz="0" w:val="nil"/>
+          <w:bottom w:space="0" w:sz="0" w:val="nil"/>
+          <w:right w:space="0" w:sz="0" w:val="nil"/>
+          <w:between w:space="0" w:sz="0" w:val="nil"/>
+        </w:pBdr>
+        <w:shd w:fill="auto" w:val="clear"/>
+        <w:spacing w:after="0" w:before="0" w:line="360" w:lineRule="auto"/>
+        <w:ind w:left="360" w:right="0" w:hanging="360"/>
+        <w:jc w:val="left"/>
+        <w:rPr/>
+      </w:pPr>
+      <w:r>
+        <w:rPr>
+          <w:rFonts w:ascii="Arial" w:cs="Arial" w:eastAsia="Arial" w:hAnsi="Arial"/>
+          <w:b w:val="0"/>
+          <w:bCs w:val="0"/>
+          <w:i w:val="0"/>
+          <w:iCs w:val="0"/>
+          <w:smallCaps w:val="0"/>
+          <w:strike w:val="0"/>
+          <w:color w:val="404040"/>
+          <w:sz w:val="24"/>
+          <w:szCs w:val="24"/>
+          <w:u w:val="none"/>
+          <w:shd w:fill="auto" w:val="clear"/>
+          <w:vertAlign w:val="baseline"/>
+          <w:rtl w:val="0"/>
+        </w:rPr>
+        <w:t xml:space="preserve">Algunas empresas proveedoras tienen sitio web.</w:t>
+      </w:r>
+    </w:p>
+    <w:p>
+      <w:pPr>
+        <w:keepNext w:val="0"/>
+        <w:keepLines w:val="0"/>
+        <w:pageBreakBefore w:val="0"/>
+        <w:widowControl w:val="1"/>
+        <w:numPr>
+          <w:ilvl w:val="0"/>
+          <w:numId w:val="1"/>
+        </w:numPr>
+        <w:pBdr>
+          <w:top w:space="0" w:sz="0" w:val="nil"/>
+          <w:left w:space="0" w:sz="0" w:val="nil"/>
+          <w:bottom w:space="0" w:sz="0" w:val="nil"/>
+          <w:right w:space="0" w:sz="0" w:val="nil"/>
+          <w:between w:space="0" w:sz="0" w:val="nil"/>
+        </w:pBdr>
+        <w:shd w:fill="auto" w:val="clear"/>
+        <w:spacing w:after="0" w:before="0" w:line="360" w:lineRule="auto"/>
+        <w:ind w:left="360" w:right="0" w:hanging="360"/>
+        <w:jc w:val="left"/>
+        <w:rPr/>
+      </w:pPr>
+      <w:r>
+        <w:rPr>
+          <w:rFonts w:ascii="Arial" w:cs="Arial" w:eastAsia="Arial" w:hAnsi="Arial"/>
+          <w:b w:val="0"/>
+          <w:bCs w:val="0"/>
+          <w:i w:val="0"/>
+          <w:iCs w:val="0"/>
+          <w:smallCaps w:val="0"/>
+          <w:strike w:val="0"/>
+          <w:color w:val="404040"/>
+          <w:sz w:val="24"/>
+          <w:szCs w:val="24"/>
+          <w:u w:val="none"/>
+          <w:shd w:fill="auto" w:val="clear"/>
+          <w:vertAlign w:val="baseline"/>
+          <w:rtl w:val="0"/>
+        </w:rPr>
+        <w:t xml:space="preserve">Cada modelo de producto pertenece a una única marca de producto, y se sabe que una marca identifica a todos sus modelos, porque son propios. Además, considera que existen del orden de 1000 marcas distintas. Y que puede haber cientos de modelos para cada marca, por lo tanto, el identificador de un modelo está compuesto además por la marca que lo fabrica.</w:t>
+      </w:r>
+    </w:p>
+    <w:p>
+      <w:pPr>
+        <w:keepNext w:val="0"/>
+        <w:keepLines w:val="0"/>
+        <w:pageBreakBefore w:val="0"/>
+        <w:widowControl w:val="1"/>
+        <w:numPr>
+          <w:ilvl w:val="0"/>
+          <w:numId w:val="1"/>
+        </w:numPr>
+        <w:pBdr>
+          <w:top w:space="0" w:sz="0" w:val="nil"/>
+          <w:left w:space="0" w:sz="0" w:val="nil"/>
+          <w:bottom w:space="0" w:sz="0" w:val="nil"/>
+          <w:right w:space="0" w:sz="0" w:val="nil"/>
+          <w:between w:space="0" w:sz="0" w:val="nil"/>
+        </w:pBdr>
+        <w:shd w:fill="auto" w:val="clear"/>
+        <w:spacing w:after="0" w:before="0" w:line="360" w:lineRule="auto"/>
+        <w:ind w:left="360" w:right="0" w:hanging="360"/>
+        <w:jc w:val="left"/>
+        <w:rPr/>
+      </w:pPr>
+      <w:r>
+        <w:rPr>
+          <w:rFonts w:ascii="Arial" w:cs="Arial" w:eastAsia="Arial" w:hAnsi="Arial"/>
+          <w:b w:val="0"/>
+          <w:bCs w:val="0"/>
+          <w:i w:val="0"/>
+          <w:iCs w:val="0"/>
+          <w:smallCaps w:val="0"/>
+          <w:strike w:val="0"/>
+          <w:color w:val="404040"/>
+          <w:sz w:val="24"/>
+          <w:szCs w:val="24"/>
+          <w:u w:val="none"/>
+          <w:shd w:fill="auto" w:val="clear"/>
+          <w:vertAlign w:val="baseline"/>
+          <w:rtl w:val="0"/>
+        </w:rPr>
+        <w:t xml:space="preserve">Se debe considerar que hay productos de ciertas categorías que no vencen, y que no necesariamente se dispone en bodega de productos de todas las categorías definidas.</w:t>
+      </w:r>
+    </w:p>
+    <w:p>
+      <w:pPr>
+        <w:keepNext w:val="0"/>
+        <w:keepLines w:val="0"/>
+        <w:pageBreakBefore w:val="0"/>
+        <w:widowControl w:val="1"/>
+        <w:numPr>
+          <w:ilvl w:val="0"/>
+          <w:numId w:val="1"/>
+        </w:numPr>
+        <w:pBdr>
+          <w:top w:space="0" w:sz="0" w:val="nil"/>
+          <w:left w:space="0" w:sz="0" w:val="nil"/>
+          <w:bottom w:space="0" w:sz="0" w:val="nil"/>
+          <w:right w:space="0" w:sz="0" w:val="nil"/>
+          <w:between w:space="0" w:sz="0" w:val="nil"/>
+        </w:pBdr>
+        <w:shd w:fill="auto" w:val="clear"/>
+        <w:spacing w:after="160" w:before="0" w:line="360" w:lineRule="auto"/>
+        <w:ind w:left="360" w:right="0" w:hanging="360"/>
+        <w:jc w:val="left"/>
+        <w:rPr/>
+      </w:pPr>
+      <w:r>
+        <w:rPr>
+          <w:rFonts w:ascii="Arial" w:cs="Arial" w:eastAsia="Arial" w:hAnsi="Arial"/>
+          <w:b w:val="0"/>
+          <w:bCs w:val="0"/>
+          <w:i w:val="0"/>
+          <w:iCs w:val="0"/>
+          <w:smallCaps w:val="0"/>
+          <w:strike w:val="0"/>
+          <w:color w:val="404040"/>
+          <w:sz w:val="24"/>
+          <w:szCs w:val="24"/>
+          <w:u w:val="none"/>
+          <w:shd w:fill="auto" w:val="clear"/>
+          <w:vertAlign w:val="baseline"/>
+          <w:rtl w:val="0"/>
+        </w:rPr>
+        <w:t xml:space="preserve">Cuando un cliente adquiere una cierta cantidad de productos se le entrega una boleta de venta, y para cada venta se necesita registrar la cantidad de productos vendidos, la fecha de la venta y el monto total de la venta. Revisa la siguiente vista de usuario:</w:t>
+      </w:r>
+    </w:p>
+    <w:p>
+      <w:pPr>
+        <w:spacing w:line="240" w:lineRule="auto"/>
         <w:ind w:firstLine="0"/>
         <w:rPr>
           <w:b w:val="1"/>
@@ -1207,7 +1981,225 @@
           <w:bCs w:val="1"/>
           <w:rtl w:val="0"/>
         </w:rPr>
-        <w:t xml:space="preserve">Reglas de negocio:</w:t>
+        <w:t xml:space="preserve">Figura 2</w:t>
+      </w:r>
+    </w:p>
+    <w:p>
+      <w:pPr>
+        <w:spacing w:line="240" w:lineRule="auto"/>
+        <w:ind w:firstLine="0"/>
+        <w:rPr>
+          <w:i w:val="1"/>
+          <w:iCs w:val="1"/>
+        </w:rPr>
+      </w:pPr>
+      <w:r>
+        <w:rPr>
+          <w:i w:val="1"/>
+          <w:iCs w:val="1"/>
+          <w:rtl w:val="0"/>
+        </w:rPr>
+        <w:t xml:space="preserve">Vista de usuario</w:t>
+      </w:r>
+    </w:p>
+    <w:p>
+      <w:pPr>
+        <w:spacing w:line="240" w:lineRule="auto"/>
+        <w:ind w:firstLine="0"/>
+        <w:rPr>
+          <w:i w:val="1"/>
+          <w:iCs w:val="1"/>
+        </w:rPr>
+      </w:pPr>
+      <w:r>
+        <w:rPr>
+          <w:rtl w:val="0"/>
+        </w:rPr>
+      </w:r>
+      <w:r>
+        <w:drawing>
+          <wp:anchor allowOverlap="1" behindDoc="0" distB="0" distT="0" distL="114300" distR="114300" hidden="0" layoutInCell="1" locked="0" relativeHeight="0" simplePos="0">
+            <wp:simplePos x="0" y="0"/>
+            <wp:positionH relativeFrom="column">
+              <wp:posOffset>22861</wp:posOffset>
+            </wp:positionH>
+            <wp:positionV relativeFrom="paragraph">
+              <wp:posOffset>20955</wp:posOffset>
+            </wp:positionV>
+            <wp:extent cx="2486025" cy="2019300"/>
+            <wp:effectExtent b="0" l="0" r="0" t="0"/>
+            <wp:wrapSquare wrapText="bothSides" distB="0" distT="0" distL="114300" distR="114300"/>
+            <wp:docPr descr="La imagen muestra el diseño de una boleta de venta en blanco utilizada para registrar una transacción comercial. En la parte superior derecha se visualizan el número de la boleta y la fecha de emisión. Debajo aparece un espacio destinado al nombre del cliente. En el centro se encuentra una tabla con tres columnas: cantidad, descripción del producto y precio unitario, junto con varias filas para ingresar los artículos vendidos. En la parte inferior derecha se ubica un recuadro destinado al total de la compra. El documento corresponde a un formato base de comprobante de venta, preparado para completar manualmente o mediante un sistema informático." id="2118972025" name="image2.png"/>
+            <a:graphic>
+              <a:graphicData uri="http://schemas.openxmlformats.org/drawingml/2006/picture">
+                <pic:pic>
+                  <pic:nvPicPr>
+                    <pic:cNvPr descr="La imagen muestra el diseño de una boleta de venta en blanco utilizada para registrar una transacción comercial. En la parte superior derecha se visualizan el número de la boleta y la fecha de emisión. Debajo aparece un espacio destinado al nombre del cliente. En el centro se encuentra una tabla con tres columnas: cantidad, descripción del producto y precio unitario, junto con varias filas para ingresar los artículos vendidos. En la parte inferior derecha se ubica un recuadro destinado al total de la compra. El documento corresponde a un formato base de comprobante de venta, preparado para completar manualmente o mediante un sistema informático." id="0" name="image2.png"/>
+                    <pic:cNvPicPr preferRelativeResize="0"/>
+                  </pic:nvPicPr>
+                  <pic:blipFill>
+                    <a:blip r:embed="rId12"/>
+                    <a:srcRect b="3544" l="5635" r="2417" t="5571"/>
+                    <a:stretch>
+                      <a:fillRect/>
+                    </a:stretch>
+                  </pic:blipFill>
+                  <pic:spPr>
+                    <a:xfrm>
+                      <a:off x="0" y="0"/>
+                      <a:ext cx="2486025" cy="2019300"/>
+                    </a:xfrm>
+                    <a:prstGeom prst="rect"/>
+                    <a:ln/>
+                  </pic:spPr>
+                </pic:pic>
+              </a:graphicData>
+            </a:graphic>
+          </wp:anchor>
+        </w:drawing>
+      </w:r>
+    </w:p>
+    <w:p>
+      <w:pPr>
+        <w:ind w:firstLine="0"/>
+        <w:rPr>
+          <w:i w:val="1"/>
+          <w:iCs w:val="1"/>
+        </w:rPr>
+      </w:pPr>
+      <w:r>
+        <w:rPr>
+          <w:rtl w:val="0"/>
+        </w:rPr>
+      </w:r>
+    </w:p>
+    <w:p>
+      <w:pPr>
+        <w:ind w:firstLine="0"/>
+        <w:rPr>
+          <w:i w:val="1"/>
+          <w:iCs w:val="1"/>
+        </w:rPr>
+      </w:pPr>
+      <w:r>
+        <w:rPr>
+          <w:rtl w:val="0"/>
+        </w:rPr>
+      </w:r>
+    </w:p>
+    <w:p>
+      <w:pPr>
+        <w:ind w:firstLine="0"/>
+        <w:rPr>
+          <w:i w:val="1"/>
+          <w:iCs w:val="1"/>
+        </w:rPr>
+      </w:pPr>
+      <w:r>
+        <w:rPr>
+          <w:rtl w:val="0"/>
+        </w:rPr>
+      </w:r>
+    </w:p>
+    <w:p>
+      <w:pPr>
+        <w:rPr/>
+      </w:pPr>
+      <w:r>
+        <w:rPr>
+          <w:i w:val="1"/>
+          <w:iCs w:val="1"/>
+          <w:rtl w:val="0"/>
+        </w:rPr>
+        <w:t xml:space="preserve">Nota.</w:t>
+      </w:r>
+      <w:r>
+        <w:rPr>
+          <w:rtl w:val="0"/>
+        </w:rPr>
+        <w:t xml:space="preserve"> En la figura se muestra un formato de boleta simplificado que incluye datos clave para registrar una transacción comercial.</w:t>
+      </w:r>
+      <w:r>
+        <w:br w:type="page"/>
+      </w:r>
+      <w:r>
+        <w:rPr>
+          <w:rtl w:val="0"/>
+        </w:rPr>
+      </w:r>
+    </w:p>
+    <w:p>
+      <w:pPr>
+        <w:pStyle w:val="Heading2"/>
+        <w:ind w:firstLine="0"/>
+        <w:rPr/>
+      </w:pPr>
+      <w:r>
+        <w:rPr>
+          <w:rtl w:val="0"/>
+        </w:rPr>
+        <w:t xml:space="preserve">Instrucciones de entrega</w:t>
+      </w:r>
+    </w:p>
+    <w:p>
+      <w:pPr>
+        <w:rPr/>
+      </w:pPr>
+      <w:r>
+        <w:rPr>
+          <w:b w:val="1"/>
+          <w:bCs w:val="1"/>
+          <w:rtl w:val="0"/>
+        </w:rPr>
+        <w:t xml:space="preserve">Paso 1:</w:t>
+      </w:r>
+      <w:r>
+        <w:rPr>
+          <w:rtl w:val="0"/>
+        </w:rPr>
+        <w:t xml:space="preserve"> Para llevar a cabo este proceso, tendrás que utilizar la herramienta Oracle SQL Data Modeler, disponible de descarga a través del siguiente enlace:  </w:t>
+      </w:r>
+    </w:p>
+    <w:p>
+      <w:pPr>
+        <w:rPr/>
+      </w:pPr>
+      <w:hyperlink r:id="rId13">
+        <w:r>
+          <w:rPr>
+            <w:color w:val="0563c1"/>
+            <w:u w:val="single"/>
+            <w:rtl w:val="0"/>
+          </w:rPr>
+          <w:t xml:space="preserve">https://www.oracle.com/database/sqldeveloper/technologies/sql-data-modeler/download/ </w:t>
+        </w:r>
+      </w:hyperlink>
+      <w:r>
+        <w:rPr>
+          <w:rtl w:val="0"/>
+        </w:rPr>
+        <w:t xml:space="preserve"> </w:t>
+      </w:r>
+    </w:p>
+    <w:p>
+      <w:pPr>
+        <w:rPr/>
+      </w:pPr>
+      <w:r>
+        <w:rPr>
+          <w:rtl w:val="0"/>
+        </w:rPr>
+      </w:r>
+    </w:p>
+    <w:p>
+      <w:pPr>
+        <w:rPr/>
+      </w:pPr>
+      <w:r>
+        <w:rPr>
+          <w:rtl w:val="0"/>
+        </w:rPr>
+        <w:t xml:space="preserve">Cuando tengas lista tu solución, deberás adjuntar en este documento 3 capturas de:</w:t>
       </w:r>
     </w:p>
     <w:p>
@@ -1231,20 +2223,7 @@
         <w:spacing w:after="0" w:before="0" w:line="360" w:lineRule="auto"/>
         <w:ind w:left="720" w:right="0" w:hanging="360"/>
         <w:jc w:val="left"/>
-        <w:rPr>
-          <w:b w:val="0"/>
-          <w:bCs w:val="0"/>
-          <w:i w:val="0"/>
-          <w:iCs w:val="0"/>
-          <w:smallCaps w:val="0"/>
-          <w:strike w:val="0"/>
-          <w:color w:val="404040"/>
-          <w:sz w:val="24"/>
-          <w:szCs w:val="24"/>
-          <w:u w:val="none"/>
-          <w:shd w:fill="auto" w:val="clear"/>
-          <w:vertAlign w:val="baseline"/>
-        </w:rPr>
+        <w:rPr/>
       </w:pPr>
       <w:r>
         <w:rPr>
@@ -1263,7 +2242,7 @@
           <w:vertAlign w:val="baseline"/>
           <w:rtl w:val="0"/>
         </w:rPr>
-        <w:t xml:space="preserve">La compañía tiene 8 sucursales ubicadas en distintas comunas. De las sucursales se requiere almacenar el “número de sucursal” que identifique a cada una de ellas, el nombre y la dirección completa. El nombre de la sucursal no puede repetirse en la base de datos.</w:t>
+        <w:t xml:space="preserve">Modelo Entidad-Relación-Extendido (MER-E) Normalizado solicitado en notación Barker.</w:t>
       </w:r>
     </w:p>
     <w:p>
@@ -1287,20 +2266,7 @@
         <w:spacing w:after="0" w:before="0" w:line="360" w:lineRule="auto"/>
         <w:ind w:left="720" w:right="0" w:hanging="360"/>
         <w:jc w:val="left"/>
-        <w:rPr>
-          <w:b w:val="0"/>
-          <w:bCs w:val="0"/>
-          <w:i w:val="0"/>
-          <w:iCs w:val="0"/>
-          <w:smallCaps w:val="0"/>
-          <w:strike w:val="0"/>
-          <w:color w:val="404040"/>
-          <w:sz w:val="24"/>
-          <w:szCs w:val="24"/>
-          <w:u w:val="none"/>
-          <w:shd w:fill="auto" w:val="clear"/>
-          <w:vertAlign w:val="baseline"/>
-        </w:rPr>
+        <w:rPr/>
       </w:pPr>
       <w:r>
         <w:rPr>
@@ -1319,7 +2285,7 @@
           <w:vertAlign w:val="baseline"/>
           <w:rtl w:val="0"/>
         </w:rPr>
-        <w:t xml:space="preserve">La compañía vende diferentes productos que se identifican por un código numérico, una descripción, un valor (precio unitario que puede estar entre los 2 mil pesos hasta los 5 millones de pesos), marca del producto y el stock disponible en la bodega. La cantidad de productos en bodega no puede superar las 3.000 unidades.</w:t>
+        <w:t xml:space="preserve">Modelo Relacional (MR) Normalizado.</w:t>
       </w:r>
     </w:p>
     <w:p>
@@ -1343,20 +2309,7 @@
         <w:spacing w:after="0" w:before="0" w:line="360" w:lineRule="auto"/>
         <w:ind w:left="720" w:right="0" w:hanging="360"/>
         <w:jc w:val="left"/>
-        <w:rPr>
-          <w:b w:val="0"/>
-          <w:bCs w:val="0"/>
-          <w:i w:val="0"/>
-          <w:iCs w:val="0"/>
-          <w:smallCaps w:val="0"/>
-          <w:strike w:val="0"/>
-          <w:color w:val="404040"/>
-          <w:sz w:val="24"/>
-          <w:szCs w:val="24"/>
-          <w:u w:val="none"/>
-          <w:shd w:fill="auto" w:val="clear"/>
-          <w:vertAlign w:val="baseline"/>
-        </w:rPr>
+        <w:rPr/>
       </w:pPr>
       <w:r>
         <w:rPr>
@@ -1375,7 +2328,7 @@
           <w:vertAlign w:val="baseline"/>
           <w:rtl w:val="0"/>
         </w:rPr>
-        <w:t xml:space="preserve">Los clientes pueden adquirir del orden de 5.000 productos distintos en cualquiera de las sucursales disponibles.</w:t>
+        <w:t xml:space="preserve">Script DDL generado con la herramienta Oracle Data Modeler.</w:t>
       </w:r>
     </w:p>
     <w:p>
@@ -1384,10 +2337,6 @@
         <w:keepLines w:val="0"/>
         <w:pageBreakBefore w:val="0"/>
         <w:widowControl w:val="1"/>
-        <w:numPr>
-          <w:ilvl w:val="0"/>
-          <w:numId w:val="2"/>
-        </w:numPr>
         <w:pBdr>
           <w:top w:space="0" w:sz="0" w:val="nil"/>
           <w:left w:space="0" w:sz="0" w:val="nil"/>
@@ -1396,25 +2345,9 @@
           <w:between w:space="0" w:sz="0" w:val="nil"/>
         </w:pBdr>
         <w:shd w:fill="auto" w:val="clear"/>
-        <w:spacing w:after="0" w:before="0" w:line="360" w:lineRule="auto"/>
+        <w:spacing w:after="160" w:before="0" w:line="360" w:lineRule="auto"/>
         <w:ind w:left="720" w:right="0" w:hanging="360"/>
         <w:jc w:val="left"/>
-        <w:rPr>
-          <w:b w:val="0"/>
-          <w:bCs w:val="0"/>
-          <w:i w:val="0"/>
-          <w:iCs w:val="0"/>
-          <w:smallCaps w:val="0"/>
-          <w:strike w:val="0"/>
-          <w:color w:val="404040"/>
-          <w:sz w:val="24"/>
-          <w:szCs w:val="24"/>
-          <w:u w:val="none"/>
-          <w:shd w:fill="auto" w:val="clear"/>
-          <w:vertAlign w:val="baseline"/>
-        </w:rPr>
-      </w:pPr>
-      <w:r>
         <w:rPr>
           <w:rFonts w:ascii="Arial" w:cs="Arial" w:eastAsia="Arial" w:hAnsi="Arial"/>
           <w:b w:val="0"/>
@@ -1429,569 +2362,17 @@
           <w:u w:val="none"/>
           <w:shd w:fill="auto" w:val="clear"/>
           <w:vertAlign w:val="baseline"/>
-          <w:rtl w:val="0"/>
-        </w:rPr>
-        <w:t xml:space="preserve">Cuando el cliente realiza una compra el vendedor le debe emitir una boleta con el siguiente detalle: número de boleta, fecha de boleta, monto de venta, cantidad de productos.</w:t>
-      </w:r>
-    </w:p>
-    <w:p>
-      <w:pPr>
-        <w:keepNext w:val="0"/>
-        <w:keepLines w:val="0"/>
-        <w:pageBreakBefore w:val="0"/>
-        <w:widowControl w:val="1"/>
-        <w:numPr>
-          <w:ilvl w:val="0"/>
-          <w:numId w:val="2"/>
-        </w:numPr>
-        <w:pBdr>
-          <w:top w:space="0" w:sz="0" w:val="nil"/>
-          <w:left w:space="0" w:sz="0" w:val="nil"/>
-          <w:bottom w:space="0" w:sz="0" w:val="nil"/>
-          <w:right w:space="0" w:sz="0" w:val="nil"/>
-          <w:between w:space="0" w:sz="0" w:val="nil"/>
-        </w:pBdr>
-        <w:shd w:fill="auto" w:val="clear"/>
-        <w:spacing w:after="0" w:before="0" w:line="360" w:lineRule="auto"/>
-        <w:ind w:left="720" w:right="0" w:hanging="360"/>
-        <w:jc w:val="left"/>
-        <w:rPr>
-          <w:b w:val="0"/>
-          <w:bCs w:val="0"/>
-          <w:i w:val="0"/>
-          <w:iCs w:val="0"/>
-          <w:smallCaps w:val="0"/>
-          <w:strike w:val="0"/>
-          <w:color w:val="404040"/>
-          <w:sz w:val="24"/>
-          <w:szCs w:val="24"/>
-          <w:u w:val="none"/>
-          <w:shd w:fill="auto" w:val="clear"/>
-          <w:vertAlign w:val="baseline"/>
-        </w:rPr>
-      </w:pPr>
-      <w:r>
-        <w:rPr>
-          <w:rFonts w:ascii="Arial" w:cs="Arial" w:eastAsia="Arial" w:hAnsi="Arial"/>
-          <w:b w:val="0"/>
-          <w:bCs w:val="0"/>
-          <w:i w:val="0"/>
-          <w:iCs w:val="0"/>
-          <w:smallCaps w:val="0"/>
-          <w:strike w:val="0"/>
-          <w:color w:val="404040"/>
-          <w:sz w:val="24"/>
-          <w:szCs w:val="24"/>
-          <w:u w:val="none"/>
-          <w:shd w:fill="auto" w:val="clear"/>
-          <w:vertAlign w:val="baseline"/>
-          <w:rtl w:val="0"/>
-        </w:rPr>
-        <w:t xml:space="preserve">Con el tiempo, los clientes acumulan puntos en función de las compras realizadas, lo que permite clasificar a dos tipos de clientes. Según el puntaje acumulado, se identifica al Cliente VIP, quien recibirá un porcentaje de descuento (entre 1% y 99.9%) en futuras compras. Por otro lado, los clientes Normales recibirán un descuento fijo en pesos, que se aplicará en la siguiente compra y tendrá un límite máximo de 20.000 pesos. </w:t>
-      </w:r>
-    </w:p>
-    <w:p>
-      <w:pPr>
-        <w:keepNext w:val="0"/>
-        <w:keepLines w:val="0"/>
-        <w:pageBreakBefore w:val="0"/>
-        <w:widowControl w:val="1"/>
-        <w:numPr>
-          <w:ilvl w:val="0"/>
-          <w:numId w:val="2"/>
-        </w:numPr>
-        <w:pBdr>
-          <w:top w:space="0" w:sz="0" w:val="nil"/>
-          <w:left w:space="0" w:sz="0" w:val="nil"/>
-          <w:bottom w:space="0" w:sz="0" w:val="nil"/>
-          <w:right w:space="0" w:sz="0" w:val="nil"/>
-          <w:between w:space="0" w:sz="0" w:val="nil"/>
-        </w:pBdr>
-        <w:shd w:fill="auto" w:val="clear"/>
-        <w:spacing w:after="0" w:before="0" w:line="360" w:lineRule="auto"/>
-        <w:ind w:left="720" w:right="0" w:hanging="360"/>
-        <w:jc w:val="left"/>
-        <w:rPr>
-          <w:b w:val="0"/>
-          <w:bCs w:val="0"/>
-          <w:i w:val="0"/>
-          <w:iCs w:val="0"/>
-          <w:smallCaps w:val="0"/>
-          <w:strike w:val="0"/>
-          <w:color w:val="404040"/>
-          <w:sz w:val="24"/>
-          <w:szCs w:val="24"/>
-          <w:u w:val="none"/>
-          <w:shd w:fill="auto" w:val="clear"/>
-          <w:vertAlign w:val="baseline"/>
-        </w:rPr>
-      </w:pPr>
-      <w:r>
-        <w:rPr>
-          <w:rFonts w:ascii="Arial" w:cs="Arial" w:eastAsia="Arial" w:hAnsi="Arial"/>
-          <w:b w:val="0"/>
-          <w:bCs w:val="0"/>
-          <w:i w:val="0"/>
-          <w:iCs w:val="0"/>
-          <w:smallCaps w:val="0"/>
-          <w:strike w:val="0"/>
-          <w:color w:val="404040"/>
-          <w:sz w:val="24"/>
-          <w:szCs w:val="24"/>
-          <w:u w:val="none"/>
-          <w:shd w:fill="auto" w:val="clear"/>
-          <w:vertAlign w:val="baseline"/>
-          <w:rtl w:val="0"/>
-        </w:rPr>
-        <w:t xml:space="preserve">Los trabajadores contratados pueden tener un sólo cargo en la empresa, tales como:  administrativo, gerente, supervisor, jefe de área, vendedores, etc.   Debe registrarse en el contrato a qué sucursal pertenecerán, que es parte de la identificación de contrato. No se debe permitir que un trabajador se cambie de sucursal, debe permanecer en la sucursal que lo contrató.</w:t>
-      </w:r>
-    </w:p>
-    <w:p>
-      <w:pPr>
-        <w:keepNext w:val="0"/>
-        <w:keepLines w:val="0"/>
-        <w:pageBreakBefore w:val="0"/>
-        <w:widowControl w:val="1"/>
-        <w:numPr>
-          <w:ilvl w:val="0"/>
-          <w:numId w:val="2"/>
-        </w:numPr>
-        <w:pBdr>
-          <w:top w:space="0" w:sz="0" w:val="nil"/>
-          <w:left w:space="0" w:sz="0" w:val="nil"/>
-          <w:bottom w:space="0" w:sz="0" w:val="nil"/>
-          <w:right w:space="0" w:sz="0" w:val="nil"/>
-          <w:between w:space="0" w:sz="0" w:val="nil"/>
-        </w:pBdr>
-        <w:shd w:fill="auto" w:val="clear"/>
-        <w:spacing w:after="0" w:before="0" w:line="360" w:lineRule="auto"/>
-        <w:ind w:left="720" w:right="0" w:hanging="360"/>
-        <w:jc w:val="left"/>
-        <w:rPr>
-          <w:b w:val="0"/>
-          <w:bCs w:val="0"/>
-          <w:i w:val="0"/>
-          <w:iCs w:val="0"/>
-          <w:smallCaps w:val="0"/>
-          <w:strike w:val="0"/>
-          <w:color w:val="404040"/>
-          <w:sz w:val="24"/>
-          <w:szCs w:val="24"/>
-          <w:u w:val="none"/>
-          <w:shd w:fill="auto" w:val="clear"/>
-          <w:vertAlign w:val="baseline"/>
-        </w:rPr>
-      </w:pPr>
-      <w:r>
-        <w:rPr>
-          <w:rFonts w:ascii="Arial" w:cs="Arial" w:eastAsia="Arial" w:hAnsi="Arial"/>
-          <w:b w:val="0"/>
-          <w:bCs w:val="0"/>
-          <w:i w:val="0"/>
-          <w:iCs w:val="0"/>
-          <w:smallCaps w:val="0"/>
-          <w:strike w:val="0"/>
-          <w:color w:val="404040"/>
-          <w:sz w:val="24"/>
-          <w:szCs w:val="24"/>
-          <w:u w:val="none"/>
-          <w:shd w:fill="auto" w:val="clear"/>
-          <w:vertAlign w:val="baseline"/>
-          <w:rtl w:val="0"/>
-        </w:rPr>
-        <w:t xml:space="preserve">Existe un listado de quince cargos en la empresa tipificados con código numérico y una descripción. Se sabe que hay cargos aún no han sido asignados.</w:t>
-      </w:r>
-    </w:p>
-    <w:p>
-      <w:pPr>
-        <w:keepNext w:val="0"/>
-        <w:keepLines w:val="0"/>
-        <w:pageBreakBefore w:val="0"/>
-        <w:widowControl w:val="1"/>
-        <w:numPr>
-          <w:ilvl w:val="0"/>
-          <w:numId w:val="2"/>
-        </w:numPr>
-        <w:pBdr>
-          <w:top w:space="0" w:sz="0" w:val="nil"/>
-          <w:left w:space="0" w:sz="0" w:val="nil"/>
-          <w:bottom w:space="0" w:sz="0" w:val="nil"/>
-          <w:right w:space="0" w:sz="0" w:val="nil"/>
-          <w:between w:space="0" w:sz="0" w:val="nil"/>
-        </w:pBdr>
-        <w:shd w:fill="auto" w:val="clear"/>
-        <w:spacing w:after="0" w:before="0" w:line="360" w:lineRule="auto"/>
-        <w:ind w:left="720" w:right="0" w:hanging="360"/>
-        <w:jc w:val="left"/>
-        <w:rPr>
-          <w:b w:val="0"/>
-          <w:bCs w:val="0"/>
-          <w:i w:val="0"/>
-          <w:iCs w:val="0"/>
-          <w:smallCaps w:val="0"/>
-          <w:strike w:val="0"/>
-          <w:color w:val="404040"/>
-          <w:sz w:val="24"/>
-          <w:szCs w:val="24"/>
-          <w:u w:val="none"/>
-          <w:shd w:fill="auto" w:val="clear"/>
-          <w:vertAlign w:val="baseline"/>
-        </w:rPr>
-      </w:pPr>
-      <w:r>
-        <w:rPr>
-          <w:rFonts w:ascii="Arial" w:cs="Arial" w:eastAsia="Arial" w:hAnsi="Arial"/>
-          <w:b w:val="0"/>
-          <w:bCs w:val="0"/>
-          <w:i w:val="0"/>
-          <w:iCs w:val="0"/>
-          <w:smallCaps w:val="0"/>
-          <w:strike w:val="0"/>
-          <w:color w:val="404040"/>
-          <w:sz w:val="24"/>
-          <w:szCs w:val="24"/>
-          <w:u w:val="none"/>
-          <w:shd w:fill="auto" w:val="clear"/>
-          <w:vertAlign w:val="baseline"/>
-          <w:rtl w:val="0"/>
-        </w:rPr>
-        <w:t xml:space="preserve">Está la posibilidad que un trabajador sea recontratado por la compañía en otra fecha posterior y en otra sucursal, para lo que habría que realizar un nuevo contrato.</w:t>
-      </w:r>
-    </w:p>
-    <w:p>
-      <w:pPr>
-        <w:keepNext w:val="0"/>
-        <w:keepLines w:val="0"/>
-        <w:pageBreakBefore w:val="0"/>
-        <w:widowControl w:val="1"/>
-        <w:numPr>
-          <w:ilvl w:val="0"/>
-          <w:numId w:val="2"/>
-        </w:numPr>
-        <w:pBdr>
-          <w:top w:space="0" w:sz="0" w:val="nil"/>
-          <w:left w:space="0" w:sz="0" w:val="nil"/>
-          <w:bottom w:space="0" w:sz="0" w:val="nil"/>
-          <w:right w:space="0" w:sz="0" w:val="nil"/>
-          <w:between w:space="0" w:sz="0" w:val="nil"/>
-        </w:pBdr>
-        <w:shd w:fill="auto" w:val="clear"/>
-        <w:spacing w:after="160" w:before="0" w:line="360" w:lineRule="auto"/>
-        <w:ind w:left="720" w:right="0" w:hanging="360"/>
-        <w:jc w:val="left"/>
-        <w:rPr>
-          <w:b w:val="0"/>
-          <w:bCs w:val="0"/>
-          <w:i w:val="0"/>
-          <w:iCs w:val="0"/>
-          <w:smallCaps w:val="0"/>
-          <w:strike w:val="0"/>
-          <w:color w:val="404040"/>
-          <w:sz w:val="24"/>
-          <w:szCs w:val="24"/>
-          <w:u w:val="none"/>
-          <w:shd w:fill="auto" w:val="clear"/>
-          <w:vertAlign w:val="baseline"/>
-        </w:rPr>
-      </w:pPr>
-      <w:r>
-        <w:rPr>
-          <w:rFonts w:ascii="Arial" w:cs="Arial" w:eastAsia="Arial" w:hAnsi="Arial"/>
-          <w:b w:val="0"/>
-          <w:bCs w:val="0"/>
-          <w:i w:val="0"/>
-          <w:iCs w:val="0"/>
-          <w:smallCaps w:val="0"/>
-          <w:strike w:val="0"/>
-          <w:color w:val="404040"/>
-          <w:sz w:val="24"/>
-          <w:szCs w:val="24"/>
-          <w:u w:val="none"/>
-          <w:shd w:fill="auto" w:val="clear"/>
-          <w:vertAlign w:val="baseline"/>
-          <w:rtl w:val="0"/>
-        </w:rPr>
-        <w:t xml:space="preserve">La empresa en los últimos años está recibiendo alumnos pasantes para capacitarlos en ventas, a los que se le realiza un contrato diferente al resto de los trabajadores con contrato indefinido (ver vista de usuario).  Por ejemplo: los practicantes pueden o no tener un cargo asignado, en cambio a los trabajadores con contrato indefinido se les debe registrar un cargo, una AFP, y un sistema de salud. Revisa en detalle la siguiente vista de usuario, para observar las diferencias contractuales.</w:t>
-      </w:r>
-    </w:p>
-    <w:p>
-      <w:pPr>
-        <w:spacing w:line="240" w:lineRule="auto"/>
-        <w:ind w:firstLine="0"/>
-        <w:rPr>
-          <w:b w:val="1"/>
-          <w:bCs w:val="1"/>
-        </w:rPr>
-      </w:pPr>
-      <w:r>
-        <w:rPr>
-          <w:b w:val="1"/>
-          <w:bCs w:val="1"/>
-          <w:rtl w:val="0"/>
-        </w:rPr>
-        <w:t xml:space="preserve">Figura 1</w:t>
-      </w:r>
-    </w:p>
-    <w:p>
-      <w:pPr>
-        <w:spacing w:line="240" w:lineRule="auto"/>
-        <w:ind w:firstLine="0"/>
-        <w:rPr>
-          <w:i w:val="1"/>
-          <w:iCs w:val="1"/>
-        </w:rPr>
-      </w:pPr>
-      <w:r>
-        <w:rPr>
-          <w:i w:val="1"/>
-          <w:iCs w:val="1"/>
-          <w:rtl w:val="0"/>
-        </w:rPr>
-        <w:t xml:space="preserve">Vista de usuario: los espacios que no se rellenaron son optativos</w:t>
-      </w:r>
-    </w:p>
-    <w:p>
-      <w:pPr>
-        <w:spacing w:line="240" w:lineRule="auto"/>
-        <w:ind w:firstLine="0"/>
-        <w:rPr/>
-      </w:pPr>
-      <w:r>
-        <w:rPr/>
-        <w:drawing>
-          <wp:inline distB="0" distT="0" distL="0" distR="0">
-            <wp:extent cx="5913662" cy="3246718"/>
-            <wp:effectExtent b="0" l="0" r="0" t="0"/>
-            <wp:docPr descr="Esta figura muestra el modelo relacional que conecta la entidad Cheque con la entidad Persona mediante una relación de emisión. Cada cheque, identificado por su id_cheque, tiene atributos como fecha_emision y monto. En el caso de los espacios no rellenados, estos se consideran optativos y no afectan el flujo general del modelo. Una persona, representada con su rut_persona, dv_persona y nom_persona, puede emitir uno o más cheques. " id="2116379869" name="image6.png"/>
-            <a:graphic>
-              <a:graphicData uri="http://schemas.openxmlformats.org/drawingml/2006/picture">
-                <pic:pic>
-                  <pic:nvPicPr>
-                    <pic:cNvPr descr="Esta figura muestra el modelo relacional que conecta la entidad Cheque con la entidad Persona mediante una relación de emisión. Cada cheque, identificado por su id_cheque, tiene atributos como fecha_emision y monto. En el caso de los espacios no rellenados, estos se consideran optativos y no afectan el flujo general del modelo. Una persona, representada con su rut_persona, dv_persona y nom_persona, puede emitir uno o más cheques. " id="0" name="image6.png"/>
-                    <pic:cNvPicPr preferRelativeResize="0"/>
-                  </pic:nvPicPr>
-                  <pic:blipFill>
-                    <a:blip r:embed="rId14"/>
-                    <a:srcRect b="0" l="0" r="0" t="0"/>
-                    <a:stretch>
-                      <a:fillRect/>
-                    </a:stretch>
-                  </pic:blipFill>
-                  <pic:spPr>
-                    <a:xfrm>
-                      <a:off x="0" y="0"/>
-                      <a:ext cx="5913662" cy="3246718"/>
-                    </a:xfrm>
-                    <a:prstGeom prst="rect"/>
-                    <a:ln/>
-                  </pic:spPr>
-                </pic:pic>
-              </a:graphicData>
-            </a:graphic>
-          </wp:inline>
-        </w:drawing>
-      </w:r>
-      <w:r>
-        <w:rPr>
-          <w:rtl w:val="0"/>
-        </w:rPr>
-      </w:r>
-    </w:p>
-    <w:p>
-      <w:pPr>
-        <w:rPr/>
-      </w:pPr>
-      <w:r>
-        <w:rPr>
-          <w:i w:val="1"/>
-          <w:iCs w:val="1"/>
-          <w:rtl w:val="0"/>
-        </w:rPr>
-        <w:t xml:space="preserve">Nota.</w:t>
-      </w:r>
-      <w:r>
-        <w:rPr>
-          <w:rtl w:val="0"/>
-        </w:rPr>
-        <w:t xml:space="preserve"> La imagen muestra la vista de usuario de tipos de contratos.</w:t>
-      </w:r>
-    </w:p>
-    <w:p>
-      <w:pPr>
-        <w:rPr/>
-      </w:pPr>
-      <w:r>
-        <w:br w:type="page"/>
-      </w:r>
-      <w:r>
-        <w:rPr>
-          <w:rtl w:val="0"/>
-        </w:rPr>
-      </w:r>
-    </w:p>
-    <w:p>
-      <w:pPr>
-        <w:pStyle w:val="Heading2"/>
-        <w:ind w:firstLine="0"/>
-        <w:rPr/>
-      </w:pPr>
-      <w:r>
-        <w:rPr>
-          <w:rtl w:val="0"/>
-        </w:rPr>
-        <w:t xml:space="preserve">Instrucciones de entrega</w:t>
-      </w:r>
-    </w:p>
-    <w:p>
-      <w:pPr>
-        <w:rPr/>
-      </w:pPr>
-      <w:r>
-        <w:rPr>
-          <w:b w:val="1"/>
-          <w:bCs w:val="1"/>
-          <w:rtl w:val="0"/>
-        </w:rPr>
-        <w:t xml:space="preserve">Paso 1:</w:t>
-      </w:r>
-      <w:r>
-        <w:rPr>
-          <w:rtl w:val="0"/>
-        </w:rPr>
-        <w:t xml:space="preserve"> Para llevar a cabo este proceso, tendrás que utilizar la herramienta Oracle SQL Data Modeler, disponible de descarga a través del siguiente enlace:  </w:t>
-      </w:r>
-    </w:p>
-    <w:p>
-      <w:pPr>
-        <w:rPr/>
-      </w:pPr>
-      <w:hyperlink r:id="rId15">
-        <w:r>
-          <w:rPr>
-            <w:color w:val="0563c1"/>
-            <w:u w:val="single"/>
-            <w:rtl w:val="0"/>
-          </w:rPr>
-          <w:t xml:space="preserve">https://www.oracle.com/database/sqldeveloper/technologies/sql-data-modeler/download/ </w:t>
-        </w:r>
-      </w:hyperlink>
-      <w:r>
-        <w:rPr>
-          <w:rtl w:val="0"/>
-        </w:rPr>
-        <w:t xml:space="preserve"> </w:t>
-      </w:r>
-    </w:p>
-    <w:p>
-      <w:pPr>
-        <w:rPr/>
-      </w:pPr>
-      <w:r>
-        <w:rPr>
-          <w:rtl w:val="0"/>
-        </w:rPr>
-      </w:r>
-    </w:p>
-    <w:p>
-      <w:pPr>
-        <w:rPr/>
-      </w:pPr>
-      <w:r>
-        <w:rPr>
-          <w:rtl w:val="0"/>
-        </w:rPr>
-        <w:t xml:space="preserve">Cuando tengas lista tu solución, deberás adjuntar en este documento dos capturas de:</w:t>
-      </w:r>
-    </w:p>
-    <w:p>
-      <w:pPr>
-        <w:keepNext w:val="0"/>
-        <w:keepLines w:val="0"/>
-        <w:pageBreakBefore w:val="0"/>
-        <w:widowControl w:val="1"/>
-        <w:numPr>
-          <w:ilvl w:val="0"/>
-          <w:numId w:val="1"/>
-        </w:numPr>
-        <w:pBdr>
-          <w:top w:space="0" w:sz="0" w:val="nil"/>
-          <w:left w:space="0" w:sz="0" w:val="nil"/>
-          <w:bottom w:space="0" w:sz="0" w:val="nil"/>
-          <w:right w:space="0" w:sz="0" w:val="nil"/>
-          <w:between w:space="0" w:sz="0" w:val="nil"/>
-        </w:pBdr>
-        <w:shd w:fill="auto" w:val="clear"/>
-        <w:spacing w:after="0" w:before="0" w:line="360" w:lineRule="auto"/>
-        <w:ind w:left="720" w:right="0" w:hanging="360"/>
-        <w:jc w:val="left"/>
-        <w:rPr/>
-      </w:pPr>
-      <w:r>
-        <w:rPr>
-          <w:rFonts w:ascii="Arial" w:cs="Arial" w:eastAsia="Arial" w:hAnsi="Arial"/>
-          <w:b w:val="0"/>
-          <w:bCs w:val="0"/>
-          <w:i w:val="0"/>
-          <w:iCs w:val="0"/>
-          <w:smallCaps w:val="0"/>
-          <w:strike w:val="0"/>
-          <w:color w:val="404040"/>
-          <w:sz w:val="24"/>
-          <w:szCs w:val="24"/>
-          <w:u w:val="none"/>
-          <w:shd w:fill="auto" w:val="clear"/>
-          <w:vertAlign w:val="baseline"/>
-          <w:rtl w:val="0"/>
-        </w:rPr>
-        <w:t xml:space="preserve">Modelo Entidad-Relación (MER) solicitado en notación Barker.</w:t>
-      </w:r>
-    </w:p>
-    <w:p>
-      <w:pPr>
-        <w:keepNext w:val="0"/>
-        <w:keepLines w:val="0"/>
-        <w:pageBreakBefore w:val="0"/>
-        <w:widowControl w:val="1"/>
-        <w:numPr>
-          <w:ilvl w:val="0"/>
-          <w:numId w:val="1"/>
-        </w:numPr>
-        <w:pBdr>
-          <w:top w:space="0" w:sz="0" w:val="nil"/>
-          <w:left w:space="0" w:sz="0" w:val="nil"/>
-          <w:bottom w:space="0" w:sz="0" w:val="nil"/>
-          <w:right w:space="0" w:sz="0" w:val="nil"/>
-          <w:between w:space="0" w:sz="0" w:val="nil"/>
-        </w:pBdr>
-        <w:shd w:fill="auto" w:val="clear"/>
-        <w:spacing w:after="160" w:before="0" w:line="360" w:lineRule="auto"/>
-        <w:ind w:left="720" w:right="0" w:hanging="360"/>
-        <w:jc w:val="left"/>
-        <w:rPr/>
-      </w:pPr>
-      <w:r>
-        <w:rPr>
-          <w:rFonts w:ascii="Arial" w:cs="Arial" w:eastAsia="Arial" w:hAnsi="Arial"/>
-          <w:b w:val="0"/>
-          <w:bCs w:val="0"/>
-          <w:i w:val="0"/>
-          <w:iCs w:val="0"/>
-          <w:smallCaps w:val="0"/>
-          <w:strike w:val="0"/>
-          <w:color w:val="404040"/>
-          <w:sz w:val="24"/>
-          <w:szCs w:val="24"/>
-          <w:u w:val="none"/>
-          <w:shd w:fill="auto" w:val="clear"/>
-          <w:vertAlign w:val="baseline"/>
-          <w:rtl w:val="0"/>
-        </w:rPr>
-        <w:t xml:space="preserve">Modelo en notación de Bachman o Ingeniería de la Información para apreciar los tipos de datos.</w:t>
-      </w:r>
-    </w:p>
-    <w:p>
-      <w:pPr>
-        <w:ind w:firstLine="0"/>
+        </w:rPr>
+      </w:pPr>
+      <w:r>
+        <w:rPr>
+          <w:rtl w:val="0"/>
+        </w:rPr>
+      </w:r>
+    </w:p>
+    <w:p>
+      <w:pPr>
+        <w:ind w:left="360" w:hanging="360"/>
         <w:rPr>
           <w:b w:val="1"/>
           <w:bCs w:val="1"/>
@@ -2009,8 +2390,9 @@
     <w:tbl>
       <w:tblPr>
         <w:tblStyle w:val="Table2"/>
-        <w:tblW w:w="9913.0" w:type="dxa"/>
+        <w:tblW w:w="10062.0" w:type="dxa"/>
         <w:jc w:val="left"/>
+        <w:tblInd w:w="-147.0" w:type="dxa"/>
         <w:tblBorders>
           <w:top w:color="000000" w:space="0" w:sz="4" w:val="single"/>
           <w:left w:color="000000" w:space="0" w:sz="4" w:val="single"/>
@@ -2020,25 +2402,30 @@
           <w:insideV w:color="000000" w:space="0" w:sz="4" w:val="single"/>
         </w:tblBorders>
         <w:tblLayout w:type="fixed"/>
-        <w:tblLook w:val="0400"/>
+        <w:tblLook w:val="0600"/>
       </w:tblPr>
       <w:tblGrid>
-        <w:gridCol w:w="5060"/>
-        <w:gridCol w:w="4853"/>
+        <w:gridCol w:w="3828"/>
+        <w:gridCol w:w="3354"/>
+        <w:gridCol w:w="2880"/>
         <w:tblGridChange w:id="0">
           <w:tblGrid>
-            <w:gridCol w:w="5060"/>
-            <w:gridCol w:w="4853"/>
+            <w:gridCol w:w="3828"/>
+            <w:gridCol w:w="3354"/>
+            <w:gridCol w:w="2880"/>
           </w:tblGrid>
         </w:tblGridChange>
       </w:tblGrid>
       <w:tr>
         <w:trPr>
           <w:cantSplit w:val="0"/>
+          <w:trHeight w:val="300" w:hRule="atLeast"/>
           <w:tblHeader w:val="0"/>
         </w:trPr>
         <w:tc>
-          <w:tcPr/>
+          <w:tcPr>
+            <w:shd w:fill="ececec" w:val="clear"/>
+          </w:tcPr>
           <w:p>
             <w:pPr>
               <w:keepNext w:val="0"/>
@@ -2089,12 +2476,14 @@
                 <w:vertAlign w:val="baseline"/>
                 <w:rtl w:val="0"/>
               </w:rPr>
-              <w:t xml:space="preserve">Modelo Entidad-Relación (MER)</w:t>
+              <w:t xml:space="preserve">Modelo MER-E Normalizado en notación Barker</w:t>
             </w:r>
           </w:p>
         </w:tc>
         <w:tc>
-          <w:tcPr/>
+          <w:tcPr>
+            <w:shd w:fill="ececec" w:val="clear"/>
+          </w:tcPr>
           <w:p>
             <w:pPr>
               <w:keepNext w:val="0"/>
@@ -2145,7 +2534,65 @@
                 <w:vertAlign w:val="baseline"/>
                 <w:rtl w:val="0"/>
               </w:rPr>
-              <w:t xml:space="preserve">Modelo en notación de Bachman o Ingeniería de la Información</w:t>
+              <w:t xml:space="preserve">Modelo Relacional Normalizado</w:t>
+            </w:r>
+          </w:p>
+        </w:tc>
+        <w:tc>
+          <w:tcPr>
+            <w:shd w:fill="ececec" w:val="clear"/>
+          </w:tcPr>
+          <w:p>
+            <w:pPr>
+              <w:keepNext w:val="0"/>
+              <w:keepLines w:val="0"/>
+              <w:pageBreakBefore w:val="0"/>
+              <w:widowControl w:val="1"/>
+              <w:pBdr>
+                <w:top w:space="0" w:sz="0" w:val="nil"/>
+                <w:left w:space="0" w:sz="0" w:val="nil"/>
+                <w:bottom w:space="0" w:sz="0" w:val="nil"/>
+                <w:right w:space="0" w:sz="0" w:val="nil"/>
+                <w:between w:space="0" w:sz="0" w:val="nil"/>
+              </w:pBdr>
+              <w:shd w:fill="auto" w:val="clear"/>
+              <w:spacing w:after="120" w:before="120" w:line="240" w:lineRule="auto"/>
+              <w:ind w:left="0" w:right="0" w:firstLine="0"/>
+              <w:jc w:val="center"/>
+              <w:rPr>
+                <w:rFonts w:ascii="Arial" w:cs="Arial" w:eastAsia="Arial" w:hAnsi="Arial"/>
+                <w:b w:val="1"/>
+                <w:bCs w:val="1"/>
+                <w:i w:val="0"/>
+                <w:iCs w:val="0"/>
+                <w:smallCaps w:val="0"/>
+                <w:strike w:val="0"/>
+                <w:color w:val="404040"/>
+                <w:sz w:val="24"/>
+                <w:szCs w:val="24"/>
+                <w:u w:val="none"/>
+                <w:shd w:fill="auto" w:val="clear"/>
+                <w:vertAlign w:val="baseline"/>
+              </w:rPr>
+            </w:pPr>
+            <w:r>
+              <w:rPr>
+                <w:rFonts w:ascii="Arial" w:cs="Arial" w:eastAsia="Arial" w:hAnsi="Arial"/>
+                <w:b w:val="1"/>
+                <w:bCs w:val="1"/>
+                <w:i w:val="0"/>
+                <w:iCs w:val="0"/>
+                <w:smallCaps w:val="0"/>
+                <w:strike w:val="0"/>
+                <w:color w:val="404040"/>
+                <w:sz w:val="24"/>
+                <w:szCs w:val="24"/>
+                <w:u w:val="none"/>
+                <w:shd w:fill="auto" w:val="clear"/>
+                <w:vertAlign w:val="baseline"/>
+                <w:rtl w:val="0"/>
+              </w:rPr>
+              <w:t xml:space="preserve">Script DDL</w:t>
             </w:r>
           </w:p>
         </w:tc>
@@ -2153,35 +2600,95 @@
       <w:tr>
         <w:trPr>
           <w:cantSplit w:val="0"/>
-          <w:trHeight w:val="5156" w:hRule="atLeast"/>
+          <w:trHeight w:val="4615" w:hRule="atLeast"/>
           <w:tblHeader w:val="0"/>
         </w:trPr>
         <w:tc>
-          <w:tcPr/>
+          <w:tcPr>
+            <w:shd w:fill="ececec" w:val="clear"/>
+          </w:tcPr>
           <w:p>
             <w:pPr>
-              <w:ind w:firstLine="0"/>
-              <w:rPr/>
+              <w:keepNext w:val="0"/>
+              <w:keepLines w:val="0"/>
+              <w:pageBreakBefore w:val="0"/>
+              <w:widowControl w:val="1"/>
+              <w:pBdr>
+                <w:top w:space="0" w:sz="0" w:val="nil"/>
+                <w:left w:space="0" w:sz="0" w:val="nil"/>
+                <w:bottom w:space="0" w:sz="0" w:val="nil"/>
+                <w:right w:space="0" w:sz="0" w:val="nil"/>
+                <w:between w:space="0" w:sz="0" w:val="nil"/>
+              </w:pBdr>
+              <w:shd w:fill="auto" w:val="clear"/>
+              <w:spacing w:after="240" w:before="240" w:line="276" w:lineRule="auto"/>
+              <w:ind w:left="0" w:right="0" w:firstLine="0"/>
+              <w:jc w:val="center"/>
+              <w:rPr>
+                <w:rFonts w:ascii="Arial" w:cs="Arial" w:eastAsia="Arial" w:hAnsi="Arial"/>
+                <w:b w:val="0"/>
+                <w:bCs w:val="0"/>
+                <w:i w:val="0"/>
+                <w:iCs w:val="0"/>
+                <w:smallCaps w:val="0"/>
+                <w:strike w:val="0"/>
+                <w:color w:val="404040"/>
+                <w:sz w:val="24"/>
+                <w:szCs w:val="24"/>
+                <w:u w:val="none"/>
+                <w:shd w:fill="auto" w:val="clear"/>
+                <w:vertAlign w:val="baseline"/>
+              </w:rPr>
             </w:pPr>
             <w:r>
-              <w:rPr/>
-              <w:pict>
-                <v:shape id="_x0000_i1057" style="width:246pt;height:222pt;mso-width-percent:0;mso-height-percent:0;mso-width-percent:0;mso-height-percent:0" alt="" o:ole="" type="#_x0000_t75">
-                  <v:imagedata r:id="rId1" o:title=""/>
-                </v:shape>
-                <o:OLEObject DrawAspect="Content" r:id="rId2" ObjectID="_1845452836" ProgID="PBrush" ShapeID="_x0000_i1057" Type="Embed"/>
-              </w:pict>
+              <w:rPr>
+                <w:rFonts w:ascii="Arial" w:cs="Arial" w:eastAsia="Arial" w:hAnsi="Arial"/>
+                <w:b w:val="0"/>
+                <w:bCs w:val="0"/>
+                <w:i w:val="0"/>
+                <w:iCs w:val="0"/>
+                <w:smallCaps w:val="0"/>
+                <w:strike w:val="0"/>
+                <w:color w:val="404040"/>
+                <w:sz w:val="24"/>
+                <w:szCs w:val="24"/>
+                <w:u w:val="none"/>
+                <w:shd w:fill="auto" w:val="clear"/>
+                <w:vertAlign w:val="baseline"/>
+              </w:rPr>
+              <w:drawing>
+                <wp:inline distB="0" distT="0" distL="0" distR="0">
+                  <wp:extent cx="2233763" cy="2569677"/>
+                  <wp:effectExtent b="0" l="0" r="0" t="0"/>
+                  <wp:docPr descr="La imagen presenta un diagrama Entidad–Relación (ER) que representa la estructura de una base de datos para administrar información de academias. Se observan las entidades Región, Comuna, Director, Tipo Academia y Academia, representadas mediante rectángulos azules que contienen sus respectivos atributos. La entidad Región almacena el identificador y nombre de la región, mientras que Comuna registra el identificador y nombre de la comuna. La entidad Director incluye datos personales como identificador, RUT, apellidos, nombres, nacionalidad, estado civil, teléfono, correo electrónico y profesión. Tipo Academia contiene el identificador y nombre del tipo de academia. Finalmente, Academia almacena el identificador, nombre, ubicación, código postal y sitio web. Las entidades están conectadas mediante líneas que representan las relaciones entre las tablas, mostrando la organización lógica de la base de datos y las dependencias entre regiones, comunas, directores, tipos de academia y academias." id="2118972031" name="image7.png"/>
+                  <a:graphic>
+                    <a:graphicData uri="http://schemas.openxmlformats.org/drawingml/2006/picture">
+                      <pic:pic>
+                        <pic:nvPicPr>
+                          <pic:cNvPr descr="La imagen presenta un diagrama Entidad–Relación (ER) que representa la estructura de una base de datos para administrar información de academias. Se observan las entidades Región, Comuna, Director, Tipo Academia y Academia, representadas mediante rectángulos azules que contienen sus respectivos atributos. La entidad Región almacena el identificador y nombre de la región, mientras que Comuna registra el identificador y nombre de la comuna. La entidad Director incluye datos personales como identificador, RUT, apellidos, nombres, nacionalidad, estado civil, teléfono, correo electrónico y profesión. Tipo Academia contiene el identificador y nombre del tipo de academia. Finalmente, Academia almacena el identificador, nombre, ubicación, código postal y sitio web. Las entidades están conectadas mediante líneas que representan las relaciones entre las tablas, mostrando la organización lógica de la base de datos y las dependencias entre regiones, comunas, directores, tipos de academia y academias." id="0" name="image7.png"/>
+                          <pic:cNvPicPr preferRelativeResize="0"/>
+                        </pic:nvPicPr>
+                        <pic:blipFill>
+                          <a:blip r:embed="rId14"/>
+                          <a:srcRect b="0" l="5749" r="4322" t="0"/>
+                          <a:stretch>
+                            <a:fillRect/>
+                          </a:stretch>
+                        </pic:blipFill>
+                        <pic:spPr>
+                          <a:xfrm>
+                            <a:off x="0" y="0"/>
+                            <a:ext cx="2233763" cy="2569677"/>
+                          </a:xfrm>
+                          <a:prstGeom prst="rect"/>
+                          <a:ln/>
+                        </pic:spPr>
+                      </pic:pic>
+                    </a:graphicData>
+                  </a:graphic>
+                </wp:inline>
+              </w:drawing>
             </w:r>
-            <w:r>
-              <w:rPr>
-                <w:rtl w:val="0"/>
-              </w:rPr>
-            </w:r>
-          </w:p>
-          <w:p>
-            <w:pPr>
-              <w:rPr/>
-            </w:pPr>
             <w:r>
               <w:rPr>
                 <w:rtl w:val="0"/>
@@ -2190,19 +2697,202 @@
           </w:p>
         </w:tc>
         <w:tc>
-          <w:tcPr/>
+          <w:tcPr>
+            <w:shd w:fill="ececec" w:val="clear"/>
+          </w:tcPr>
           <w:p>
             <w:pPr>
-              <w:rPr/>
+              <w:keepNext w:val="0"/>
+              <w:keepLines w:val="0"/>
+              <w:pageBreakBefore w:val="0"/>
+              <w:widowControl w:val="1"/>
+              <w:pBdr>
+                <w:top w:space="0" w:sz="0" w:val="nil"/>
+                <w:left w:space="0" w:sz="0" w:val="nil"/>
+                <w:bottom w:space="0" w:sz="0" w:val="nil"/>
+                <w:right w:space="0" w:sz="0" w:val="nil"/>
+                <w:between w:space="0" w:sz="0" w:val="nil"/>
+              </w:pBdr>
+              <w:shd w:fill="auto" w:val="clear"/>
+              <w:spacing w:after="240" w:before="240" w:line="276" w:lineRule="auto"/>
+              <w:ind w:left="0" w:right="0" w:firstLine="0"/>
+              <w:jc w:val="center"/>
+              <w:rPr>
+                <w:rFonts w:ascii="Arial" w:cs="Arial" w:eastAsia="Arial" w:hAnsi="Arial"/>
+                <w:b w:val="0"/>
+                <w:bCs w:val="0"/>
+                <w:i w:val="0"/>
+                <w:iCs w:val="0"/>
+                <w:smallCaps w:val="0"/>
+                <w:strike w:val="0"/>
+                <w:color w:val="404040"/>
+                <w:sz w:val="24"/>
+                <w:szCs w:val="24"/>
+                <w:u w:val="none"/>
+                <w:shd w:fill="auto" w:val="clear"/>
+                <w:vertAlign w:val="baseline"/>
+              </w:rPr>
             </w:pPr>
             <w:r>
-              <w:rPr/>
-              <w:pict>
-                <v:shape id="_x0000_i1058" style="width:235.5pt;height:188.25pt;mso-width-percent:0;mso-height-percent:0;mso-width-percent:0;mso-height-percent:0" alt="" o:ole="" type="#_x0000_t75">
-                  <v:imagedata r:id="rId3" o:title=""/>
-                </v:shape>
-                <o:OLEObject DrawAspect="Content" r:id="rId4" ObjectID="_1845452837" ProgID="PBrush" ShapeID="_x0000_i1058" Type="Embed"/>
-              </w:pict>
+              <w:rPr>
+                <w:rFonts w:ascii="Arial" w:cs="Arial" w:eastAsia="Arial" w:hAnsi="Arial"/>
+                <w:b w:val="0"/>
+                <w:bCs w:val="0"/>
+                <w:i w:val="0"/>
+                <w:iCs w:val="0"/>
+                <w:smallCaps w:val="0"/>
+                <w:strike w:val="0"/>
+                <w:color w:val="404040"/>
+                <w:sz w:val="24"/>
+                <w:szCs w:val="24"/>
+                <w:u w:val="none"/>
+                <w:shd w:fill="auto" w:val="clear"/>
+                <w:vertAlign w:val="baseline"/>
+                <w:rtl w:val="0"/>
+              </w:rPr>
+              <w:t xml:space="preserve">C</w:t>
+            </w:r>
+            <w:r>
+              <w:rPr>
+                <w:rFonts w:ascii="Arial" w:cs="Arial" w:eastAsia="Arial" w:hAnsi="Arial"/>
+                <w:b w:val="0"/>
+                <w:bCs w:val="0"/>
+                <w:i w:val="0"/>
+                <w:iCs w:val="0"/>
+                <w:smallCaps w:val="0"/>
+                <w:strike w:val="0"/>
+                <w:color w:val="404040"/>
+                <w:sz w:val="24"/>
+                <w:szCs w:val="24"/>
+                <w:u w:val="none"/>
+                <w:shd w:fill="auto" w:val="clear"/>
+                <w:vertAlign w:val="baseline"/>
+              </w:rPr>
+              <w:drawing>
+                <wp:inline distB="0" distT="0" distL="0" distR="0">
+                  <wp:extent cx="1960792" cy="2612870"/>
+                  <wp:effectExtent b="0" l="0" r="0" t="0"/>
+                  <wp:docPr descr="La imagen muestra un diagrama físico de una base de datos relacional, donde cada tabla presenta sus atributos, tipos de datos y relaciones mediante claves primarias y foráneas. Se observan las tablas Nacionalidad, Director, Región, Comuna, Tipo_Ami (tipo de academia), Academia y Dirección. La tabla Director almacena información personal y referencia la tabla Nacionalidad. La tabla Comuna depende de Región, mientras que Dirección se relaciona con Comuna y con Academia. Asimismo, Academia se vincula con Tipo_Ami para clasificar cada establecimiento. Las líneas que conectan las tablas representan las relaciones entre ellas y muestran cómo se organiza la información para garantizar la integridad y consistencia de los datos dentro de la base de datos." id="2118972030" name="image6.png"/>
+                  <a:graphic>
+                    <a:graphicData uri="http://schemas.openxmlformats.org/drawingml/2006/picture">
+                      <pic:pic>
+                        <pic:nvPicPr>
+                          <pic:cNvPr descr="La imagen muestra un diagrama físico de una base de datos relacional, donde cada tabla presenta sus atributos, tipos de datos y relaciones mediante claves primarias y foráneas. Se observan las tablas Nacionalidad, Director, Región, Comuna, Tipo_Ami (tipo de academia), Academia y Dirección. La tabla Director almacena información personal y referencia la tabla Nacionalidad. La tabla Comuna depende de Región, mientras que Dirección se relaciona con Comuna y con Academia. Asimismo, Academia se vincula con Tipo_Ami para clasificar cada establecimiento. Las líneas que conectan las tablas representan las relaciones entre ellas y muestran cómo se organiza la información para garantizar la integridad y consistencia de los datos dentro de la base de datos." id="0" name="image6.png"/>
+                          <pic:cNvPicPr preferRelativeResize="0"/>
+                        </pic:nvPicPr>
+                        <pic:blipFill>
+                          <a:blip r:embed="rId15"/>
+                          <a:srcRect b="0" l="0" r="0" t="0"/>
+                          <a:stretch>
+                            <a:fillRect/>
+                          </a:stretch>
+                        </pic:blipFill>
+                        <pic:spPr>
+                          <a:xfrm>
+                            <a:off x="0" y="0"/>
+                            <a:ext cx="1960792" cy="2612870"/>
+                          </a:xfrm>
+                          <a:prstGeom prst="rect"/>
+                          <a:ln/>
+                        </pic:spPr>
+                      </pic:pic>
+                    </a:graphicData>
+                  </a:graphic>
+                </wp:inline>
+              </w:drawing>
+            </w:r>
+            <w:r>
+              <w:rPr>
+                <w:rtl w:val="0"/>
+              </w:rPr>
+            </w:r>
+          </w:p>
+        </w:tc>
+        <w:tc>
+          <w:tcPr>
+            <w:shd w:fill="ececec" w:val="clear"/>
+          </w:tcPr>
+          <w:p>
+            <w:pPr>
+              <w:keepNext w:val="0"/>
+              <w:keepLines w:val="0"/>
+              <w:pageBreakBefore w:val="0"/>
+              <w:widowControl w:val="1"/>
+              <w:pBdr>
+                <w:top w:space="0" w:sz="0" w:val="nil"/>
+                <w:left w:space="0" w:sz="0" w:val="nil"/>
+                <w:bottom w:space="0" w:sz="0" w:val="nil"/>
+                <w:right w:space="0" w:sz="0" w:val="nil"/>
+                <w:between w:space="0" w:sz="0" w:val="nil"/>
+              </w:pBdr>
+              <w:shd w:fill="auto" w:val="clear"/>
+              <w:spacing w:after="240" w:before="240" w:line="276" w:lineRule="auto"/>
+              <w:ind w:left="0" w:right="0" w:firstLine="0"/>
+              <w:jc w:val="center"/>
+              <w:rPr>
+                <w:rFonts w:ascii="Arial" w:cs="Arial" w:eastAsia="Arial" w:hAnsi="Arial"/>
+                <w:b w:val="0"/>
+                <w:bCs w:val="0"/>
+                <w:i w:val="0"/>
+                <w:iCs w:val="0"/>
+                <w:smallCaps w:val="0"/>
+                <w:strike w:val="0"/>
+                <w:color w:val="404040"/>
+                <w:sz w:val="24"/>
+                <w:szCs w:val="24"/>
+                <w:u w:val="none"/>
+                <w:shd w:fill="auto" w:val="clear"/>
+                <w:vertAlign w:val="baseline"/>
+              </w:rPr>
+            </w:pPr>
+            <w:r>
+              <w:rPr>
+                <w:rFonts w:ascii="Arial" w:cs="Arial" w:eastAsia="Arial" w:hAnsi="Arial"/>
+                <w:b w:val="0"/>
+                <w:bCs w:val="0"/>
+                <w:i w:val="0"/>
+                <w:iCs w:val="0"/>
+                <w:smallCaps w:val="0"/>
+                <w:strike w:val="0"/>
+                <w:color w:val="404040"/>
+                <w:sz w:val="24"/>
+                <w:szCs w:val="24"/>
+                <w:u w:val="none"/>
+                <w:shd w:fill="auto" w:val="clear"/>
+                <w:vertAlign w:val="baseline"/>
+              </w:rPr>
+              <w:drawing>
+                <wp:inline distB="0" distT="0" distL="0" distR="0">
+                  <wp:extent cx="1658437" cy="2275531"/>
+                  <wp:effectExtent b="0" l="0" r="0" t="0"/>
+                  <wp:docPr descr="La imagen muestra el editor de archivos DDL de Oracle Database con un script SQL destinado a la creación de la estructura de una base de datos. En el código se observa la instrucción CREATE TABLE para definir la tabla Paciente, especificando columnas como RUT, dígito verificador, nombres, apellidos, fecha de nacimiento, teléfono y ciudad, junto con sus respectivos tipos de datos y restricciones de obligatoriedad. Posteriormente, se incorpora una restricción mediante ALTER TABLE para validar los valores permitidos del dígito verificador y se define la clave primaria de la tabla. Más abajo comienza la creación de la tabla Receta, donde se establecen atributos relacionados con la atención médica, como identificadores de receta, observación, profesional que registra la información, boleta, diagnóstico, médico y paciente. La imagen ejemplifica el uso del lenguaje DDL (Data Definition Language) para definir la estructura, restricciones e integridad de una base de datos relacional en Oracle." id="2118972033" name="image11.png"/>
+                  <a:graphic>
+                    <a:graphicData uri="http://schemas.openxmlformats.org/drawingml/2006/picture">
+                      <pic:pic>
+                        <pic:nvPicPr>
+                          <pic:cNvPr descr="La imagen muestra el editor de archivos DDL de Oracle Database con un script SQL destinado a la creación de la estructura de una base de datos. En el código se observa la instrucción CREATE TABLE para definir la tabla Paciente, especificando columnas como RUT, dígito verificador, nombres, apellidos, fecha de nacimiento, teléfono y ciudad, junto con sus respectivos tipos de datos y restricciones de obligatoriedad. Posteriormente, se incorpora una restricción mediante ALTER TABLE para validar los valores permitidos del dígito verificador y se define la clave primaria de la tabla. Más abajo comienza la creación de la tabla Receta, donde se establecen atributos relacionados con la atención médica, como identificadores de receta, observación, profesional que registra la información, boleta, diagnóstico, médico y paciente. La imagen ejemplifica el uso del lenguaje DDL (Data Definition Language) para definir la estructura, restricciones e integridad de una base de datos relacional en Oracle." id="0" name="image11.png"/>
+                          <pic:cNvPicPr preferRelativeResize="0"/>
+                        </pic:nvPicPr>
+                        <pic:blipFill>
+                          <a:blip r:embed="rId16"/>
+                          <a:srcRect b="0" l="0" r="0" t="0"/>
+                          <a:stretch>
+                            <a:fillRect/>
+                          </a:stretch>
+                        </pic:blipFill>
+                        <pic:spPr>
+                          <a:xfrm>
+                            <a:off x="0" y="0"/>
+                            <a:ext cx="1658437" cy="2275531"/>
+                          </a:xfrm>
+                          <a:prstGeom prst="rect"/>
+                          <a:ln/>
+                        </pic:spPr>
+                      </pic:pic>
+                    </a:graphicData>
+                  </a:graphic>
+                </wp:inline>
+              </w:drawing>
             </w:r>
             <w:r>
               <w:rPr>
@@ -2215,18 +2905,11 @@
     </w:tbl>
     <w:p>
       <w:pPr>
-        <w:rPr/>
-      </w:pPr>
-      <w:r>
-        <w:rPr>
-          <w:rtl w:val="0"/>
-        </w:rPr>
-      </w:r>
-    </w:p>
-    <w:p>
-      <w:pPr>
-        <w:ind w:left="459" w:firstLine="0"/>
-        <w:rPr/>
+        <w:ind w:firstLine="0"/>
+        <w:rPr>
+          <w:b w:val="1"/>
+          <w:bCs w:val="1"/>
+        </w:rPr>
       </w:pPr>
       <w:r>
         <w:br w:type="page"/>
@@ -2258,54 +2941,39 @@
         <w:rPr>
           <w:rtl w:val="0"/>
         </w:rPr>
-        <w:t xml:space="preserve">Modelo Entidad-Relación (MER):</w:t>
-      </w:r>
-    </w:p>
-    <w:p>
-      <w:pPr>
-        <w:rPr/>
-      </w:pPr>
-      <w:r>
-        <w:rPr>
-          <w:rtl w:val="0"/>
-        </w:rPr>
-      </w:r>
-    </w:p>
-    <w:p>
-      <w:pPr>
-        <w:ind w:left="142" w:firstLine="0"/>
-        <w:rPr>
-          <w:b w:val="1"/>
-          <w:bCs w:val="1"/>
-        </w:rPr>
-        <w:sectPr>
-          <w:headerReference r:id="rId16" w:type="default"/>
-          <w:footerReference r:id="rId17" w:type="default"/>
-          <w:pgSz w:h="15840" w:w="12240" w:orient="portrait"/>
-          <w:pgMar w:bottom="1417" w:top="1560" w:left="1134" w:right="1183" w:header="708" w:footer="708"/>
-          <w:pgNumType w:start="1"/>
-          <w:titlePg w:val="1"/>
-        </w:sectPr>
-      </w:pPr>
-      <w:r>
-        <w:rPr>
-          <w:b w:val="1"/>
-          <w:bCs w:val="1"/>
-        </w:rPr>
+        <w:t xml:space="preserve">Modelo Entidad Relación-Extendido Normalizado (MER-E) en notación Barker:</w:t>
+      </w:r>
+    </w:p>
+    <w:p>
+      <w:pPr>
+        <w:rPr/>
+      </w:pPr>
+      <w:r>
+        <w:rPr>
+          <w:rtl w:val="0"/>
+        </w:rPr>
+      </w:r>
+    </w:p>
+    <w:p>
+      <w:pPr>
+        <w:rPr/>
+      </w:pPr>
+      <w:r>
+        <w:rPr/>
         <w:drawing>
           <wp:inline distB="114300" distT="114300" distL="114300" distR="114300">
-            <wp:extent cx="6301105" cy="2946400"/>
+            <wp:extent cx="6301105" cy="3733800"/>
             <wp:effectExtent b="0" l="0" r="0" t="0"/>
-            <wp:docPr id="2116379865" name="image14.png"/>
+            <wp:docPr id="2118972023" name="image8.png"/>
             <a:graphic>
               <a:graphicData uri="http://schemas.openxmlformats.org/drawingml/2006/picture">
                 <pic:pic>
                   <pic:nvPicPr>
-                    <pic:cNvPr id="0" name="image14.png"/>
+                    <pic:cNvPr id="0" name="image8.png"/>
                     <pic:cNvPicPr preferRelativeResize="0"/>
                   </pic:nvPicPr>
                   <pic:blipFill>
-                    <a:blip r:embed="rId18"/>
+                    <a:blip r:embed="rId17"/>
                     <a:srcRect b="0" l="0" r="0" t="0"/>
                     <a:stretch>
                       <a:fillRect/>
@@ -2314,7 +2982,7 @@
                   <pic:spPr>
                     <a:xfrm>
                       <a:off x="0" y="0"/>
-                      <a:ext cx="6301105" cy="2946400"/>
+                      <a:ext cx="6301105" cy="3733800"/>
                     </a:xfrm>
                     <a:prstGeom prst="rect"/>
                     <a:ln/>
@@ -2333,6 +3001,48 @@
     </w:p>
     <w:p>
       <w:pPr>
+        <w:rPr/>
+      </w:pPr>
+      <w:r>
+        <w:rPr>
+          <w:rtl w:val="0"/>
+        </w:rPr>
+      </w:r>
+    </w:p>
+    <w:p>
+      <w:pPr>
+        <w:rPr/>
+      </w:pPr>
+      <w:r>
+        <w:rPr>
+          <w:rtl w:val="0"/>
+        </w:rPr>
+      </w:r>
+    </w:p>
+    <w:p>
+      <w:pPr>
+        <w:ind w:left="142" w:firstLine="0"/>
+        <w:rPr>
+          <w:b w:val="1"/>
+          <w:bCs w:val="1"/>
+        </w:rPr>
+        <w:sectPr>
+          <w:headerReference r:id="rId18" w:type="default"/>
+          <w:footerReference r:id="rId19" w:type="default"/>
+          <w:pgSz w:h="15840" w:w="12240" w:orient="portrait"/>
+          <w:pgMar w:bottom="1417" w:top="1560" w:left="1134" w:right="1183" w:header="708" w:footer="708"/>
+          <w:pgNumType w:start="1"/>
+          <w:titlePg w:val="1"/>
+        </w:sectPr>
+      </w:pPr>
+      <w:r>
+        <w:rPr>
+          <w:rtl w:val="0"/>
+        </w:rPr>
+      </w:r>
+    </w:p>
+    <w:p>
+      <w:pPr>
         <w:pStyle w:val="Heading3"/>
         <w:ind w:firstLine="0"/>
         <w:rPr/>
@@ -2341,221 +3051,46 @@
         <w:rPr>
           <w:rtl w:val="0"/>
         </w:rPr>
-        <w:t xml:space="preserve">Modelo en notación de Bachman o Ingeniería de la Información:</w:t>
-      </w:r>
-    </w:p>
-    <w:p>
-      <w:pPr>
-        <w:rPr/>
-      </w:pPr>
-      <w:r>
-        <w:rPr>
-          <w:rtl w:val="0"/>
-        </w:rPr>
-      </w:r>
-    </w:p>
-    <w:p>
-      <w:pPr>
-        <w:rPr/>
-      </w:pPr>
-      <w:r>
-        <w:rPr/>
+        <w:t xml:space="preserve">Modelo Relacional (MR) Normalizado:</w:t>
+      </w:r>
+    </w:p>
+    <w:p>
+      <w:pPr>
+        <w:ind w:firstLine="0"/>
+        <w:rPr>
+          <w:b w:val="1"/>
+          <w:bCs w:val="1"/>
+        </w:rPr>
+      </w:pPr>
+      <w:r>
+        <w:rPr>
+          <w:rtl w:val="0"/>
+        </w:rPr>
+      </w:r>
+    </w:p>
+    <w:p>
+      <w:pPr>
+        <w:ind w:left="459" w:firstLine="0"/>
+        <w:rPr>
+          <w:b w:val="1"/>
+          <w:bCs w:val="1"/>
+        </w:rPr>
+      </w:pPr>
+      <w:r>
+        <w:rPr>
+          <w:b w:val="1"/>
+          <w:bCs w:val="1"/>
+        </w:rPr>
         <w:drawing>
           <wp:inline distB="114300" distT="114300" distL="114300" distR="114300">
-            <wp:extent cx="6301105" cy="2882900"/>
+            <wp:extent cx="5705383" cy="3576638"/>
             <wp:effectExtent b="0" l="0" r="0" t="0"/>
-            <wp:docPr id="2116379877" name="image13.png"/>
+            <wp:docPr id="2118972024" name="image9.png"/>
             <a:graphic>
               <a:graphicData uri="http://schemas.openxmlformats.org/drawingml/2006/picture">
                 <pic:pic>
                   <pic:nvPicPr>
-                    <pic:cNvPr id="0" name="image13.png"/>
-                    <pic:cNvPicPr preferRelativeResize="0"/>
-                  </pic:nvPicPr>
-                  <pic:blipFill>
-                    <a:blip r:embed="rId19"/>
-                    <a:srcRect b="0" l="0" r="0" t="0"/>
-                    <a:stretch>
-                      <a:fillRect/>
-                    </a:stretch>
-                  </pic:blipFill>
-                  <pic:spPr>
-                    <a:xfrm>
-                      <a:off x="0" y="0"/>
-                      <a:ext cx="6301105" cy="2882900"/>
-                    </a:xfrm>
-                    <a:prstGeom prst="rect"/>
-                    <a:ln/>
-                  </pic:spPr>
-                </pic:pic>
-              </a:graphicData>
-            </a:graphic>
-          </wp:inline>
-        </w:drawing>
-      </w:r>
-      <w:r>
-        <w:rPr>
-          <w:rtl w:val="0"/>
-        </w:rPr>
-      </w:r>
-    </w:p>
-    <w:p>
-      <w:pPr>
-        <w:rPr/>
-      </w:pPr>
-      <w:r>
-        <w:rPr>
-          <w:rtl w:val="0"/>
-        </w:rPr>
-      </w:r>
-    </w:p>
-    <w:p>
-      <w:pPr>
-        <w:keepNext w:val="0"/>
-        <w:keepLines w:val="0"/>
-        <w:pageBreakBefore w:val="0"/>
-        <w:widowControl w:val="1"/>
-        <w:pBdr>
-          <w:top w:space="0" w:sz="0" w:val="nil"/>
-          <w:left w:space="0" w:sz="0" w:val="nil"/>
-          <w:bottom w:space="0" w:sz="0" w:val="nil"/>
-          <w:right w:space="0" w:sz="0" w:val="nil"/>
-          <w:between w:space="0" w:sz="0" w:val="nil"/>
-        </w:pBdr>
-        <w:shd w:fill="auto" w:val="clear"/>
-        <w:spacing w:after="160" w:before="0" w:line="360" w:lineRule="auto"/>
-        <w:ind w:left="720" w:right="0" w:hanging="360"/>
-        <w:jc w:val="left"/>
-        <w:rPr>
-          <w:rFonts w:ascii="Arial" w:cs="Arial" w:eastAsia="Arial" w:hAnsi="Arial"/>
-          <w:b w:val="0"/>
-          <w:bCs w:val="0"/>
-          <w:i w:val="0"/>
-          <w:iCs w:val="0"/>
-          <w:smallCaps w:val="0"/>
-          <w:strike w:val="0"/>
-          <w:color w:val="404040"/>
-          <w:sz w:val="24"/>
-          <w:szCs w:val="24"/>
-          <w:u w:val="none"/>
-          <w:shd w:fill="auto" w:val="clear"/>
-          <w:vertAlign w:val="baseline"/>
-        </w:rPr>
-      </w:pPr>
-      <w:r>
-        <w:rPr>
-          <w:rtl w:val="0"/>
-        </w:rPr>
-      </w:r>
-    </w:p>
-    <w:p>
-      <w:pPr>
-        <w:ind w:left="459" w:firstLine="0"/>
-        <w:rPr>
-          <w:b w:val="1"/>
-          <w:bCs w:val="1"/>
-        </w:rPr>
-      </w:pPr>
-      <w:r>
-        <w:br w:type="page"/>
-      </w:r>
-      <w:r>
-        <w:rPr>
-          <w:rtl w:val="0"/>
-        </w:rPr>
-      </w:r>
-    </w:p>
-    <w:p>
-      <w:pPr>
-        <w:ind w:firstLine="0"/>
-        <w:rPr>
-          <w:b w:val="1"/>
-          <w:bCs w:val="1"/>
-        </w:rPr>
-      </w:pPr>
-      <w:r>
-        <w:rPr>
-          <w:b w:val="1"/>
-          <w:bCs w:val="1"/>
-          <w:rtl w:val="0"/>
-        </w:rPr>
-        <w:t xml:space="preserve">Paso 2: </w:t>
-      </w:r>
-    </w:p>
-    <w:p>
-      <w:pPr>
-        <w:rPr/>
-      </w:pPr>
-      <w:r>
-        <w:rPr>
-          <w:rtl w:val="0"/>
-        </w:rPr>
-        <w:t xml:space="preserve">Además, tendrás que descargar el resultado y generar un archivo DMD y una subcarpeta.</w:t>
-      </w:r>
-    </w:p>
-    <w:p>
-      <w:pPr>
-        <w:rPr/>
-      </w:pPr>
-      <w:r>
-        <w:rPr>
-          <w:rtl w:val="0"/>
-        </w:rPr>
-        <w:t xml:space="preserve">Para ello, tendrás que hacer clic en la opción “Guardar como” del menú “Archivo”, lo que desplegará el submenú que se ilustra en la siguiente imagen:</w:t>
-      </w:r>
-    </w:p>
-    <w:p>
-      <w:pPr>
-        <w:ind w:firstLine="0"/>
-        <w:rPr>
-          <w:b w:val="1"/>
-          <w:bCs w:val="1"/>
-        </w:rPr>
-      </w:pPr>
-      <w:r>
-        <w:rPr>
-          <w:b w:val="1"/>
-          <w:bCs w:val="1"/>
-          <w:rtl w:val="0"/>
-        </w:rPr>
-        <w:t xml:space="preserve">Figura 2</w:t>
-      </w:r>
-    </w:p>
-    <w:p>
-      <w:pPr>
-        <w:rPr/>
-      </w:pPr>
-      <w:r>
-        <w:rPr>
-          <w:i w:val="1"/>
-          <w:iCs w:val="1"/>
-          <w:rtl w:val="0"/>
-        </w:rPr>
-        <w:t xml:space="preserve">Cómo guardar Diseño en un archivo .dmd</w:t>
-      </w:r>
-      <w:r>
-        <w:rPr>
-          <w:rtl w:val="0"/>
-        </w:rPr>
-        <w:t xml:space="preserve"> </w:t>
-      </w:r>
-    </w:p>
-    <w:p>
-      <w:pPr>
-        <w:rPr/>
-      </w:pPr>
-      <w:r>
-        <w:rPr/>
-        <w:drawing>
-          <wp:inline distB="0" distT="0" distL="0" distR="0">
-            <wp:extent cx="4117165" cy="3207722"/>
-            <wp:effectExtent b="0" l="0" r="0" t="0"/>
-            <wp:docPr descr="Ventana para guardar el archivo SQL" id="2116379870" name="image12.png"/>
-            <a:graphic>
-              <a:graphicData uri="http://schemas.openxmlformats.org/drawingml/2006/picture">
-                <pic:pic>
-                  <pic:nvPicPr>
-                    <pic:cNvPr descr="Ventana para guardar el archivo SQL" id="0" name="image12.png"/>
+                    <pic:cNvPr id="0" name="image9.png"/>
                     <pic:cNvPicPr preferRelativeResize="0"/>
                   </pic:nvPicPr>
                   <pic:blipFill>
@@ -2568,7 +3103,7 @@
                   <pic:spPr>
                     <a:xfrm>
                       <a:off x="0" y="0"/>
-                      <a:ext cx="4117165" cy="3207722"/>
+                      <a:ext cx="5705383" cy="3576638"/>
                     </a:xfrm>
                     <a:prstGeom prst="rect"/>
                     <a:ln/>
@@ -2583,21 +3118,336 @@
         <w:rPr>
           <w:rtl w:val="0"/>
         </w:rPr>
-        <w:br w:type="textWrapping"/>
-      </w:r>
+      </w:r>
+    </w:p>
+    <w:p>
+      <w:pPr>
+        <w:ind w:left="459" w:firstLine="0"/>
+        <w:rPr>
+          <w:b w:val="1"/>
+          <w:bCs w:val="1"/>
+        </w:rPr>
+      </w:pPr>
+      <w:r>
+        <w:rPr>
+          <w:rtl w:val="0"/>
+        </w:rPr>
+      </w:r>
+    </w:p>
+    <w:p>
+      <w:pPr>
+        <w:ind w:left="459" w:firstLine="0"/>
+        <w:rPr>
+          <w:b w:val="1"/>
+          <w:bCs w:val="1"/>
+        </w:rPr>
+      </w:pPr>
+      <w:r>
+        <w:rPr>
+          <w:rtl w:val="0"/>
+        </w:rPr>
+      </w:r>
+    </w:p>
+    <w:p>
+      <w:pPr>
+        <w:ind w:left="459" w:firstLine="0"/>
+        <w:rPr>
+          <w:b w:val="1"/>
+          <w:bCs w:val="1"/>
+        </w:rPr>
+      </w:pPr>
+      <w:r>
+        <w:rPr>
+          <w:rtl w:val="0"/>
+        </w:rPr>
+      </w:r>
+    </w:p>
+    <w:p>
+      <w:pPr>
+        <w:ind w:left="459" w:firstLine="0"/>
+        <w:rPr>
+          <w:b w:val="1"/>
+          <w:bCs w:val="1"/>
+        </w:rPr>
+      </w:pPr>
+      <w:r>
+        <w:rPr>
+          <w:rtl w:val="0"/>
+        </w:rPr>
+      </w:r>
+    </w:p>
+    <w:p>
+      <w:pPr>
+        <w:ind w:left="459" w:firstLine="0"/>
+        <w:rPr>
+          <w:b w:val="1"/>
+          <w:bCs w:val="1"/>
+        </w:rPr>
+      </w:pPr>
+      <w:r>
+        <w:rPr>
+          <w:rtl w:val="0"/>
+        </w:rPr>
+      </w:r>
+    </w:p>
+    <w:p>
+      <w:pPr>
+        <w:ind w:left="459" w:firstLine="0"/>
+        <w:rPr>
+          <w:b w:val="1"/>
+          <w:bCs w:val="1"/>
+        </w:rPr>
+      </w:pPr>
+      <w:r>
+        <w:rPr>
+          <w:rtl w:val="0"/>
+        </w:rPr>
+      </w:r>
+    </w:p>
+    <w:p>
+      <w:pPr>
+        <w:ind w:left="459" w:firstLine="0"/>
+        <w:rPr>
+          <w:b w:val="1"/>
+          <w:bCs w:val="1"/>
+        </w:rPr>
+      </w:pPr>
+      <w:r>
+        <w:rPr>
+          <w:rtl w:val="0"/>
+        </w:rPr>
+      </w:r>
+    </w:p>
+    <w:p>
+      <w:pPr>
+        <w:ind w:left="459" w:firstLine="0"/>
+        <w:rPr>
+          <w:b w:val="1"/>
+          <w:bCs w:val="1"/>
+        </w:rPr>
+      </w:pPr>
+      <w:r>
+        <w:rPr>
+          <w:rtl w:val="0"/>
+        </w:rPr>
+      </w:r>
+    </w:p>
+    <w:p>
+      <w:pPr>
+        <w:ind w:left="459" w:firstLine="0"/>
+        <w:rPr>
+          <w:b w:val="1"/>
+          <w:bCs w:val="1"/>
+        </w:rPr>
+      </w:pPr>
+      <w:r>
+        <w:rPr>
+          <w:rtl w:val="0"/>
+        </w:rPr>
+      </w:r>
+    </w:p>
+    <w:p>
+      <w:pPr>
+        <w:ind w:left="0" w:firstLine="0"/>
+        <w:rPr>
+          <w:b w:val="1"/>
+          <w:bCs w:val="1"/>
+        </w:rPr>
+      </w:pPr>
+      <w:r>
+        <w:rPr>
+          <w:rtl w:val="0"/>
+        </w:rPr>
+      </w:r>
+    </w:p>
+    <w:p>
+      <w:pPr>
+        <w:pStyle w:val="Heading3"/>
+        <w:ind w:firstLine="0"/>
+        <w:rPr/>
+      </w:pPr>
+      <w:r>
+        <w:rPr>
+          <w:rtl w:val="0"/>
+        </w:rPr>
+        <w:t xml:space="preserve">Script obtenido con la herramienta, a partir de tu Modelo Relacional</w:t>
+      </w:r>
+    </w:p>
+    <w:p>
+      <w:pPr>
+        <w:rPr/>
+      </w:pPr>
+      <w:r>
+        <w:rPr>
+          <w:rtl w:val="0"/>
+        </w:rPr>
+      </w:r>
+    </w:p>
+    <w:p>
+      <w:pPr>
+        <w:rPr/>
+      </w:pPr>
+      <w:r>
+        <w:rPr/>
+        <w:drawing>
+          <wp:inline distB="114300" distT="114300" distL="114300" distR="114300">
+            <wp:extent cx="6301105" cy="4000500"/>
+            <wp:effectExtent b="0" l="0" r="0" t="0"/>
+            <wp:docPr id="2118972021" name="image3.png"/>
+            <a:graphic>
+              <a:graphicData uri="http://schemas.openxmlformats.org/drawingml/2006/picture">
+                <pic:pic>
+                  <pic:nvPicPr>
+                    <pic:cNvPr id="0" name="image3.png"/>
+                    <pic:cNvPicPr preferRelativeResize="0"/>
+                  </pic:nvPicPr>
+                  <pic:blipFill>
+                    <a:blip r:embed="rId21"/>
+                    <a:srcRect b="0" l="0" r="0" t="0"/>
+                    <a:stretch>
+                      <a:fillRect/>
+                    </a:stretch>
+                  </pic:blipFill>
+                  <pic:spPr>
+                    <a:xfrm>
+                      <a:off x="0" y="0"/>
+                      <a:ext cx="6301105" cy="4000500"/>
+                    </a:xfrm>
+                    <a:prstGeom prst="rect"/>
+                    <a:ln/>
+                  </pic:spPr>
+                </pic:pic>
+              </a:graphicData>
+            </a:graphic>
+          </wp:inline>
+        </w:drawing>
+      </w:r>
+      <w:r>
+        <w:rPr>
+          <w:rtl w:val="0"/>
+        </w:rPr>
+      </w:r>
+    </w:p>
+    <w:p>
+      <w:pPr>
+        <w:rPr/>
+      </w:pPr>
+      <w:r>
+        <w:rPr>
+          <w:rtl w:val="0"/>
+        </w:rPr>
+      </w:r>
+    </w:p>
+    <w:p>
+      <w:pPr>
+        <w:ind w:firstLine="0"/>
+        <w:rPr>
+          <w:b w:val="1"/>
+          <w:bCs w:val="1"/>
+        </w:rPr>
+      </w:pPr>
+      <w:r>
+        <w:rPr>
+          <w:b w:val="1"/>
+          <w:bCs w:val="1"/>
+          <w:rtl w:val="0"/>
+        </w:rPr>
+        <w:t xml:space="preserve">Paso 2: </w:t>
+      </w:r>
+    </w:p>
+    <w:p>
+      <w:pPr>
+        <w:rPr/>
+      </w:pPr>
+      <w:r>
+        <w:rPr>
+          <w:rtl w:val="0"/>
+        </w:rPr>
+        <w:t xml:space="preserve">Además, tendrás que descargar el resultado y generar un archivo DMD y una subcarpeta. Para ello, tendrás que hacer clic en la opción “Guardar como” del menú “Archivo”, lo que desplegará el submenú que se ilustra en la siguiente imagen:</w:t>
+      </w:r>
+    </w:p>
+    <w:p>
+      <w:pPr>
+        <w:spacing w:line="240" w:lineRule="auto"/>
+        <w:ind w:firstLine="0"/>
+        <w:rPr>
+          <w:b w:val="1"/>
+          <w:bCs w:val="1"/>
+        </w:rPr>
+      </w:pPr>
+      <w:r>
+        <w:rPr>
+          <w:b w:val="1"/>
+          <w:bCs w:val="1"/>
+          <w:rtl w:val="0"/>
+        </w:rPr>
+        <w:t xml:space="preserve">Figura 3</w:t>
+      </w:r>
+    </w:p>
+    <w:p>
+      <w:pPr>
+        <w:spacing w:line="240" w:lineRule="auto"/>
+        <w:ind w:firstLine="0"/>
+        <w:rPr/>
+      </w:pPr>
       <w:r>
         <w:rPr>
           <w:i w:val="1"/>
           <w:iCs w:val="1"/>
           <w:rtl w:val="0"/>
         </w:rPr>
-        <w:t xml:space="preserve">Nota. </w:t>
-      </w:r>
-      <w:r>
-        <w:rPr>
-          <w:rtl w:val="0"/>
-        </w:rPr>
-        <w:t xml:space="preserve">Ejemplo de diseño guardado como archivo .dmd con sus respectivas subcarpetas. Oracle. (s.f.). </w:t>
+        <w:t xml:space="preserve">Cómo guardar Diseño en un archivo .dmd</w:t>
+      </w:r>
+      <w:r>
+        <w:rPr>
+          <w:rtl w:val="0"/>
+        </w:rPr>
+      </w:r>
+    </w:p>
+    <w:p>
+      <w:pPr>
+        <w:rPr/>
+      </w:pPr>
+      <w:r>
+        <w:rPr/>
+        <w:drawing>
+          <wp:inline distB="0" distT="0" distL="0" distR="0">
+            <wp:extent cx="3803907" cy="2963660"/>
+            <wp:effectExtent b="0" l="0" r="0" t="0"/>
+            <wp:docPr descr="Ventana para guardar el archivo SQL" id="2118972032" name="image10.png"/>
+            <a:graphic>
+              <a:graphicData uri="http://schemas.openxmlformats.org/drawingml/2006/picture">
+                <pic:pic>
+                  <pic:nvPicPr>
+                    <pic:cNvPr descr="Ventana para guardar el archivo SQL" id="0" name="image10.png"/>
+                    <pic:cNvPicPr preferRelativeResize="0"/>
+                  </pic:nvPicPr>
+                  <pic:blipFill>
+                    <a:blip r:embed="rId22"/>
+                    <a:srcRect b="0" l="0" r="0" t="0"/>
+                    <a:stretch>
+                      <a:fillRect/>
+                    </a:stretch>
+                  </pic:blipFill>
+                  <pic:spPr>
+                    <a:xfrm>
+                      <a:off x="0" y="0"/>
+                      <a:ext cx="3803907" cy="2963660"/>
+                    </a:xfrm>
+                    <a:prstGeom prst="rect"/>
+                    <a:ln/>
+                  </pic:spPr>
+                </pic:pic>
+              </a:graphicData>
+            </a:graphic>
+          </wp:inline>
+        </w:drawing>
+      </w:r>
+      <w:r>
+        <w:rPr>
+          <w:rtl w:val="0"/>
+        </w:rPr>
+        <w:br w:type="textWrapping"/>
       </w:r>
       <w:r>
         <w:rPr>
@@ -2605,6 +3455,20 @@
           <w:iCs w:val="1"/>
           <w:rtl w:val="0"/>
         </w:rPr>
+        <w:t xml:space="preserve">Nota. </w:t>
+      </w:r>
+      <w:r>
+        <w:rPr>
+          <w:rtl w:val="0"/>
+        </w:rPr>
+        <w:t xml:space="preserve">Ejemplo de diseño guardado como archivo .dmd con sus respectivas subcarpetas. Oracle. (s.f.). </w:t>
+      </w:r>
+      <w:r>
+        <w:rPr>
+          <w:i w:val="1"/>
+          <w:iCs w:val="1"/>
+          <w:rtl w:val="0"/>
+        </w:rPr>
         <w:t xml:space="preserve">Oracle SQL Developer Data Modeler</w:t>
       </w:r>
       <w:r>
@@ -2613,7 +3477,7 @@
         </w:rPr>
         <w:t xml:space="preserve"> [Software]. Oracle. </w:t>
       </w:r>
-      <w:hyperlink r:id="rId21">
+      <w:hyperlink r:id="rId23">
         <w:r>
           <w:rPr>
             <w:color w:val="0563c1"/>
@@ -2632,6 +3496,17 @@
     </w:p>
     <w:p>
       <w:pPr>
+        <w:rPr/>
+      </w:pPr>
+      <w:r>
+        <w:rPr>
+          <w:rtl w:val="0"/>
+        </w:rPr>
+      </w:r>
+    </w:p>
+    <w:p>
+      <w:pPr>
+        <w:spacing w:line="240" w:lineRule="auto"/>
         <w:ind w:firstLine="0"/>
         <w:rPr>
           <w:b w:val="1"/>
@@ -2644,11 +3519,12 @@
           <w:bCs w:val="1"/>
           <w:rtl w:val="0"/>
         </w:rPr>
-        <w:t xml:space="preserve">Figura 3</w:t>
-      </w:r>
-    </w:p>
-    <w:p>
-      <w:pPr>
+        <w:t xml:space="preserve">Figura 4</w:t>
+      </w:r>
+    </w:p>
+    <w:p>
+      <w:pPr>
+        <w:spacing w:line="240" w:lineRule="auto"/>
         <w:ind w:firstLine="0"/>
         <w:rPr>
           <w:i w:val="1"/>
@@ -2663,23 +3539,32 @@
         </w:rPr>
         <w:t xml:space="preserve">Ejemplo de archivos de diseño generado con SQL Developer Data Modeler</w:t>
       </w:r>
+    </w:p>
+    <w:p>
+      <w:pPr>
+        <w:ind w:firstLine="0"/>
+        <w:rPr>
+          <w:b w:val="1"/>
+          <w:bCs w:val="1"/>
+        </w:rPr>
+      </w:pPr>
       <w:r>
         <w:rPr/>
         <w:drawing>
           <wp:inline distB="0" distT="0" distL="0" distR="0">
-            <wp:extent cx="3657600" cy="904875"/>
+            <wp:extent cx="3743325" cy="904875"/>
             <wp:effectExtent b="0" l="0" r="0" t="0"/>
-            <wp:docPr descr="La figura muestra la estructura de archivos generada al guardar un modelo en Oracle Data Modeler. Se observa una carpeta denominada Modelo_Base, que contiene recursos asociados al modelo, y un archivo con extensión .dmd llamado Modelo_Base.dmd, que corresponde al archivo principal del modelo lógico o físico creado. Este formato organiza los datos y configuraciones necesarias para el trabajo con diagramas y relaciones." id="2116379872" name="image9.png"/>
+            <wp:docPr descr="La figura muestra la estructura de archivos generada al guardar un modelo en Oracle Data Modeler. Se observa una carpeta denominada Modelo_Base, que contiene recursos asociados al modelo, y un archivo con extensión .dmd llamado Modelo_Base.dmd, que corresponde al archivo principal del modelo lógico o físico creado. Este formato organiza los datos y configuraciones necesarias para el trabajo con diagramas y relaciones." id="2118972035" name="image14.png"/>
             <a:graphic>
               <a:graphicData uri="http://schemas.openxmlformats.org/drawingml/2006/picture">
                 <pic:pic>
                   <pic:nvPicPr>
-                    <pic:cNvPr descr="La figura muestra la estructura de archivos generada al guardar un modelo en Oracle Data Modeler. Se observa una carpeta denominada Modelo_Base, que contiene recursos asociados al modelo, y un archivo con extensión .dmd llamado Modelo_Base.dmd, que corresponde al archivo principal del modelo lógico o físico creado. Este formato organiza los datos y configuraciones necesarias para el trabajo con diagramas y relaciones." id="0" name="image9.png"/>
+                    <pic:cNvPr descr="La figura muestra la estructura de archivos generada al guardar un modelo en Oracle Data Modeler. Se observa una carpeta denominada Modelo_Base, que contiene recursos asociados al modelo, y un archivo con extensión .dmd llamado Modelo_Base.dmd, que corresponde al archivo principal del modelo lógico o físico creado. Este formato organiza los datos y configuraciones necesarias para el trabajo con diagramas y relaciones." id="0" name="image14.png"/>
                     <pic:cNvPicPr preferRelativeResize="0"/>
                   </pic:nvPicPr>
                   <pic:blipFill>
-                    <a:blip r:embed="rId22"/>
-                    <a:srcRect b="0" l="2290" r="0" t="0"/>
+                    <a:blip r:embed="rId24"/>
+                    <a:srcRect b="0" l="0" r="0" t="0"/>
                     <a:stretch>
                       <a:fillRect/>
                     </a:stretch>
@@ -2687,7 +3572,7 @@
                   <pic:spPr>
                     <a:xfrm>
                       <a:off x="0" y="0"/>
-                      <a:ext cx="3657600" cy="904875"/>
+                      <a:ext cx="3743325" cy="904875"/>
                     </a:xfrm>
                     <a:prstGeom prst="rect"/>
                     <a:ln/>
@@ -2722,7 +3607,7 @@
           <w:bCs w:val="1"/>
           <w:rtl w:val="0"/>
         </w:rPr>
-        <w:t xml:space="preserve">Figura 4</w:t>
+        <w:t xml:space="preserve">Figura 5</w:t>
       </w:r>
     </w:p>
     <w:p>
@@ -2745,6 +3630,7 @@
     </w:p>
     <w:p>
       <w:pPr>
+        <w:ind w:firstLine="0"/>
         <w:rPr/>
       </w:pPr>
       <w:r>
@@ -2753,16 +3639,16 @@
           <wp:inline distB="0" distT="0" distL="0" distR="0">
             <wp:extent cx="3810303" cy="2257425"/>
             <wp:effectExtent b="0" l="0" r="0" t="0"/>
-            <wp:docPr descr="La figura muestra el contenido detallado de la carpeta de recursos asociada a un modelo de Oracle Data Modeler. " id="2116379871" name="image10.png"/>
+            <wp:docPr descr="La figura muestra el contenido detallado de la carpeta de recursos asociada a un modelo de Oracle Data Modeler. " id="2118972034" name="image12.png"/>
             <a:graphic>
               <a:graphicData uri="http://schemas.openxmlformats.org/drawingml/2006/picture">
                 <pic:pic>
                   <pic:nvPicPr>
-                    <pic:cNvPr descr="La figura muestra el contenido detallado de la carpeta de recursos asociada a un modelo de Oracle Data Modeler. " id="0" name="image10.png"/>
+                    <pic:cNvPr descr="La figura muestra el contenido detallado de la carpeta de recursos asociada a un modelo de Oracle Data Modeler. " id="0" name="image12.png"/>
                     <pic:cNvPicPr preferRelativeResize="0"/>
                   </pic:nvPicPr>
                   <pic:blipFill>
-                    <a:blip r:embed="rId23"/>
+                    <a:blip r:embed="rId25"/>
                     <a:srcRect b="0" l="0" r="0" t="0"/>
                     <a:stretch>
                       <a:fillRect/>
@@ -2814,171 +3700,7 @@
         <w:rPr>
           <w:rtl w:val="0"/>
         </w:rPr>
-        <w:t xml:space="preserve"> [Software]. Oracle. </w:t>
-      </w:r>
-      <w:hyperlink r:id="rId24">
-        <w:r>
-          <w:rPr>
-            <w:color w:val="0563c1"/>
-            <w:u w:val="single"/>
-            <w:rtl w:val="0"/>
-          </w:rPr>
-          <w:t xml:space="preserve">https://www.oracle.com/cl/database/sqldeveloper/technologies/sql-data-modeler/</w:t>
-        </w:r>
-      </w:hyperlink>
-      <w:r>
-        <w:rPr>
-          <w:rtl w:val="0"/>
-        </w:rPr>
-        <w:t xml:space="preserve"> </w:t>
-      </w:r>
-    </w:p>
-    <w:p>
-      <w:pPr>
-        <w:rPr/>
-      </w:pPr>
-      <w:r>
-        <w:rPr>
-          <w:rtl w:val="0"/>
-        </w:rPr>
-      </w:r>
-    </w:p>
-    <w:p>
-      <w:pPr>
-        <w:rPr/>
-      </w:pPr>
-      <w:r>
-        <w:rPr>
-          <w:b w:val="1"/>
-          <w:bCs w:val="1"/>
-          <w:rtl w:val="0"/>
-        </w:rPr>
-        <w:t xml:space="preserve">Paso 3: </w:t>
-      </w:r>
-      <w:r>
-        <w:rPr>
-          <w:rtl w:val="0"/>
-        </w:rPr>
-        <w:t xml:space="preserve">Una vez generado el archivo .dmd y su subcarpeta correspondiente, todo este contenido debe comprimirse en un solo archivo ZIP o RAR.</w:t>
-      </w:r>
-    </w:p>
-    <w:p>
-      <w:pPr>
-        <w:spacing w:line="240" w:lineRule="auto"/>
-        <w:ind w:firstLine="0"/>
-        <w:rPr>
-          <w:b w:val="1"/>
-          <w:bCs w:val="1"/>
-        </w:rPr>
-      </w:pPr>
-      <w:r>
-        <w:rPr>
-          <w:b w:val="1"/>
-          <w:bCs w:val="1"/>
-          <w:rtl w:val="0"/>
-        </w:rPr>
-        <w:t xml:space="preserve">Figura 5</w:t>
-      </w:r>
-    </w:p>
-    <w:p>
-      <w:pPr>
-        <w:spacing w:line="240" w:lineRule="auto"/>
-        <w:ind w:firstLine="0"/>
-        <w:rPr>
-          <w:i w:val="1"/>
-          <w:iCs w:val="1"/>
-        </w:rPr>
-      </w:pPr>
-      <w:r>
-        <w:rPr>
-          <w:i w:val="1"/>
-          <w:iCs w:val="1"/>
-          <w:rtl w:val="0"/>
-        </w:rPr>
-        <w:t xml:space="preserve">Contenido del archivo comprimido</w:t>
-      </w:r>
-    </w:p>
-    <w:p>
-      <w:pPr>
-        <w:ind w:firstLine="0"/>
-        <w:rPr/>
-      </w:pPr>
-      <w:r>
-        <w:rPr/>
-        <w:drawing>
-          <wp:inline distB="0" distT="0" distL="0" distR="0">
-            <wp:extent cx="2242268" cy="1259245"/>
-            <wp:effectExtent b="0" l="0" r="0" t="0"/>
-            <wp:docPr descr="La figura muestra la estructura interna del archivo comprimido Encargo_Semanal.zip." id="2116379874" name="image4.png"/>
-            <a:graphic>
-              <a:graphicData uri="http://schemas.openxmlformats.org/drawingml/2006/picture">
-                <pic:pic>
-                  <pic:nvPicPr>
-                    <pic:cNvPr descr="La figura muestra la estructura interna del archivo comprimido Encargo_Semanal.zip." id="0" name="image4.png"/>
-                    <pic:cNvPicPr preferRelativeResize="0"/>
-                  </pic:nvPicPr>
-                  <pic:blipFill>
-                    <a:blip r:embed="rId25"/>
-                    <a:srcRect b="0" l="0" r="0" t="0"/>
-                    <a:stretch>
-                      <a:fillRect/>
-                    </a:stretch>
-                  </pic:blipFill>
-                  <pic:spPr>
-                    <a:xfrm>
-                      <a:off x="0" y="0"/>
-                      <a:ext cx="2242268" cy="1259245"/>
-                    </a:xfrm>
-                    <a:prstGeom prst="rect"/>
-                    <a:ln/>
-                  </pic:spPr>
-                </pic:pic>
-              </a:graphicData>
-            </a:graphic>
-          </wp:inline>
-        </w:drawing>
-      </w:r>
-      <w:r>
-        <w:rPr>
-          <w:rtl w:val="0"/>
-        </w:rPr>
-      </w:r>
-    </w:p>
-    <w:p>
-      <w:pPr>
-        <w:ind w:firstLine="0"/>
-        <w:rPr>
-          <w:b w:val="1"/>
-          <w:bCs w:val="1"/>
-        </w:rPr>
-      </w:pPr>
-      <w:r>
-        <w:rPr>
-          <w:i w:val="1"/>
-          <w:iCs w:val="1"/>
-          <w:rtl w:val="0"/>
-        </w:rPr>
-        <w:t xml:space="preserve">Nota.</w:t>
-      </w:r>
-      <w:r>
-        <w:rPr>
-          <w:rtl w:val="0"/>
-        </w:rPr>
-        <w:t xml:space="preserve"> La figura muestra la estructura interna del archivo comprimido Encargo_Semanal.zip. Oracle. (s.f.). </w:t>
-      </w:r>
-      <w:r>
-        <w:rPr>
-          <w:i w:val="1"/>
-          <w:iCs w:val="1"/>
-          <w:rtl w:val="0"/>
-        </w:rPr>
-        <w:t xml:space="preserve">Oracle SQL Developer Data Modeler</w:t>
-      </w:r>
-      <w:r>
-        <w:rPr>
-          <w:rtl w:val="0"/>
-        </w:rPr>
-        <w:t xml:space="preserve"> [Software]. Oracle. </w:t>
+        <w:t xml:space="preserve"> [Software]. </w:t>
       </w:r>
       <w:hyperlink r:id="rId26">
         <w:r>
@@ -2994,8 +3716,187 @@
         <w:rPr>
           <w:rtl w:val="0"/>
         </w:rPr>
-        <w:t xml:space="preserve"> </w:t>
-      </w:r>
+        <w:t xml:space="preserve"> </w:t>
+      </w:r>
+    </w:p>
+    <w:p>
+      <w:pPr>
+        <w:ind w:firstLine="0"/>
+        <w:rPr/>
+      </w:pPr>
+      <w:r>
+        <w:rPr>
+          <w:rtl w:val="0"/>
+        </w:rPr>
+      </w:r>
+    </w:p>
+    <w:p>
+      <w:pPr>
+        <w:rPr/>
+      </w:pPr>
+      <w:r>
+        <w:rPr>
+          <w:b w:val="1"/>
+          <w:bCs w:val="1"/>
+          <w:rtl w:val="0"/>
+        </w:rPr>
+        <w:t xml:space="preserve">Paso 3: </w:t>
+      </w:r>
+      <w:r>
+        <w:rPr>
+          <w:rtl w:val="0"/>
+        </w:rPr>
+        <w:t xml:space="preserve">Una vez generado el archivo .dmd y su subcarpeta correspondiente, todo este contenido debe comprimirse en un solo archivo ZIP o RAR.</w:t>
+      </w:r>
+    </w:p>
+    <w:p>
+      <w:pPr>
+        <w:spacing w:line="240" w:lineRule="auto"/>
+        <w:ind w:firstLine="0"/>
+        <w:rPr>
+          <w:b w:val="1"/>
+          <w:bCs w:val="1"/>
+        </w:rPr>
+      </w:pPr>
+      <w:r>
+        <w:rPr>
+          <w:b w:val="1"/>
+          <w:bCs w:val="1"/>
+          <w:rtl w:val="0"/>
+        </w:rPr>
+        <w:t xml:space="preserve">Figura 6</w:t>
+      </w:r>
+    </w:p>
+    <w:p>
+      <w:pPr>
+        <w:spacing w:line="240" w:lineRule="auto"/>
+        <w:ind w:firstLine="0"/>
+        <w:rPr>
+          <w:i w:val="1"/>
+          <w:iCs w:val="1"/>
+        </w:rPr>
+      </w:pPr>
+      <w:r>
+        <w:rPr>
+          <w:i w:val="1"/>
+          <w:iCs w:val="1"/>
+          <w:rtl w:val="0"/>
+        </w:rPr>
+        <w:t xml:space="preserve">Contenido del archivo comprimido</w:t>
+      </w:r>
+    </w:p>
+    <w:p>
+      <w:pPr>
+        <w:ind w:firstLine="0"/>
+        <w:rPr/>
+      </w:pPr>
+      <w:r>
+        <w:rPr/>
+        <w:drawing>
+          <wp:inline distB="0" distT="0" distL="0" distR="0">
+            <wp:extent cx="2004308" cy="1125608"/>
+            <wp:effectExtent b="0" l="0" r="0" t="0"/>
+            <wp:docPr descr="La figura muestra la estructura interna del archivo comprimido Encargo_Semanal.zip." id="2118972038" name="image15.png"/>
+            <a:graphic>
+              <a:graphicData uri="http://schemas.openxmlformats.org/drawingml/2006/picture">
+                <pic:pic>
+                  <pic:nvPicPr>
+                    <pic:cNvPr descr="La figura muestra la estructura interna del archivo comprimido Encargo_Semanal.zip." id="0" name="image15.png"/>
+                    <pic:cNvPicPr preferRelativeResize="0"/>
+                  </pic:nvPicPr>
+                  <pic:blipFill>
+                    <a:blip r:embed="rId27"/>
+                    <a:srcRect b="0" l="0" r="0" t="0"/>
+                    <a:stretch>
+                      <a:fillRect/>
+                    </a:stretch>
+                  </pic:blipFill>
+                  <pic:spPr>
+                    <a:xfrm>
+                      <a:off x="0" y="0"/>
+                      <a:ext cx="2004308" cy="1125608"/>
+                    </a:xfrm>
+                    <a:prstGeom prst="rect"/>
+                    <a:ln/>
+                  </pic:spPr>
+                </pic:pic>
+              </a:graphicData>
+            </a:graphic>
+          </wp:inline>
+        </w:drawing>
+      </w:r>
+      <w:r>
+        <w:rPr>
+          <w:rtl w:val="0"/>
+        </w:rPr>
+      </w:r>
+    </w:p>
+    <w:p>
+      <w:pPr>
+        <w:ind w:firstLine="0"/>
+        <w:rPr>
+          <w:b w:val="1"/>
+          <w:bCs w:val="1"/>
+        </w:rPr>
+      </w:pPr>
+      <w:r>
+        <w:rPr>
+          <w:i w:val="1"/>
+          <w:iCs w:val="1"/>
+          <w:rtl w:val="0"/>
+        </w:rPr>
+        <w:t xml:space="preserve">Nota.</w:t>
+      </w:r>
+      <w:r>
+        <w:rPr>
+          <w:rtl w:val="0"/>
+        </w:rPr>
+        <w:t xml:space="preserve"> La figura muestra la estructura interna del archivo comprimido Encargo_Semanal.zip. Oracle. (s.f.). </w:t>
+      </w:r>
+      <w:r>
+        <w:rPr>
+          <w:i w:val="1"/>
+          <w:iCs w:val="1"/>
+          <w:rtl w:val="0"/>
+        </w:rPr>
+        <w:t xml:space="preserve">Oracle SQL Developer Data Modeler</w:t>
+      </w:r>
+      <w:r>
+        <w:rPr>
+          <w:rtl w:val="0"/>
+        </w:rPr>
+        <w:t xml:space="preserve"> [Software]. </w:t>
+      </w:r>
+      <w:hyperlink r:id="rId28">
+        <w:r>
+          <w:rPr>
+            <w:color w:val="0563c1"/>
+            <w:u w:val="single"/>
+            <w:rtl w:val="0"/>
+          </w:rPr>
+          <w:t xml:space="preserve">https://www.oracle.com/cl/database/sqldeveloper/technologies/sql-data-modeler/</w:t>
+        </w:r>
+      </w:hyperlink>
+      <w:r>
+        <w:rPr>
+          <w:rtl w:val="0"/>
+        </w:rPr>
+        <w:t xml:space="preserve"> </w:t>
+      </w:r>
+      <w:r>
+        <w:rPr>
+          <w:rtl w:val="0"/>
+        </w:rPr>
+      </w:r>
+    </w:p>
+    <w:p>
+      <w:pPr>
+        <w:ind w:firstLine="0"/>
+        <w:rPr>
+          <w:b w:val="1"/>
+          <w:bCs w:val="1"/>
+        </w:rPr>
+      </w:pPr>
       <w:r>
         <w:br w:type="page"/>
       </w:r>
@@ -3032,7 +3933,7 @@
         <w:ind w:firstLine="0"/>
         <w:rPr/>
       </w:pPr>
-      <w:hyperlink r:id="rId27">
+      <w:hyperlink r:id="rId29">
         <w:r>
           <w:rPr>
             <w:color w:val="0563c1"/>
@@ -3054,20 +3955,13 @@
         <w:tabs>
           <w:tab w:val="left" w:leader="none" w:pos="2790"/>
         </w:tabs>
-        <w:spacing w:line="240" w:lineRule="auto"/>
         <w:ind w:firstLine="0"/>
-        <w:rPr>
-          <w:b w:val="1"/>
-          <w:bCs w:val="1"/>
-        </w:rPr>
-      </w:pPr>
-      <w:r>
-        <w:rPr>
-          <w:b w:val="1"/>
-          <w:bCs w:val="1"/>
-          <w:rtl w:val="0"/>
-        </w:rPr>
-        <w:t xml:space="preserve">Figura 6</w:t>
+        <w:rPr/>
+      </w:pPr>
+      <w:r>
+        <w:rPr>
+          <w:rtl w:val="0"/>
+        </w:rPr>
       </w:r>
     </w:p>
     <w:p>
@@ -3078,6 +3972,27 @@
         <w:spacing w:line="240" w:lineRule="auto"/>
         <w:ind w:firstLine="0"/>
         <w:rPr>
+          <w:b w:val="1"/>
+          <w:bCs w:val="1"/>
+        </w:rPr>
+      </w:pPr>
+      <w:r>
+        <w:rPr>
+          <w:b w:val="1"/>
+          <w:bCs w:val="1"/>
+          <w:rtl w:val="0"/>
+        </w:rPr>
+        <w:t xml:space="preserve">Figura 7</w:t>
+      </w:r>
+    </w:p>
+    <w:p>
+      <w:pPr>
+        <w:tabs>
+          <w:tab w:val="left" w:leader="none" w:pos="2790"/>
+        </w:tabs>
+        <w:spacing w:line="240" w:lineRule="auto"/>
+        <w:ind w:firstLine="0"/>
+        <w:rPr>
           <w:i w:val="1"/>
           <w:iCs w:val="1"/>
         </w:rPr>
@@ -3096,16 +4011,16 @@
           <wp:inline distB="0" distT="0" distL="0" distR="0">
             <wp:extent cx="5965004" cy="2370783"/>
             <wp:effectExtent b="0" l="0" r="0" t="0"/>
-            <wp:docPr descr="Interfaz de usuario gráfica, Texto, Aplicación&#10;&#10;El contenido generado por IA puede ser incorrecto." id="2116379873" name="image8.png"/>
+            <wp:docPr descr="Interfaz de usuario gráfica, Texto, Aplicación&#10;&#10;El contenido generado por IA puede ser incorrecto." id="2118972036" name="image13.png"/>
             <a:graphic>
               <a:graphicData uri="http://schemas.openxmlformats.org/drawingml/2006/picture">
                 <pic:pic>
                   <pic:nvPicPr>
-                    <pic:cNvPr descr="Interfaz de usuario gráfica, Texto, Aplicación&#10;&#10;El contenido generado por IA puede ser incorrecto." id="0" name="image8.png"/>
+                    <pic:cNvPr descr="Interfaz de usuario gráfica, Texto, Aplicación&#10;&#10;El contenido generado por IA puede ser incorrecto." id="0" name="image13.png"/>
                     <pic:cNvPicPr preferRelativeResize="0"/>
                   </pic:nvPicPr>
                   <pic:blipFill>
-                    <a:blip r:embed="rId28"/>
+                    <a:blip r:embed="rId30"/>
                     <a:srcRect b="0" l="0" r="0" t="0"/>
                     <a:stretch>
                       <a:fillRect/>
@@ -3167,159 +4082,6 @@
         </w:rPr>
         <w:t xml:space="preserve"> </w:t>
       </w:r>
-      <w:hyperlink r:id="rId29">
-        <w:r>
-          <w:rPr>
-            <w:color w:val="0563c1"/>
-            <w:u w:val="single"/>
-            <w:rtl w:val="0"/>
-          </w:rPr>
-          <w:t xml:space="preserve">https://github.com/  </w:t>
-        </w:r>
-      </w:hyperlink>
-      <w:r>
-        <w:rPr>
-          <w:rtl w:val="0"/>
-        </w:rPr>
-        <w:t xml:space="preserve"> </w:t>
-      </w:r>
-    </w:p>
-    <w:p>
-      <w:pPr>
-        <w:rPr/>
-      </w:pPr>
-      <w:r>
-        <w:rPr>
-          <w:b w:val="1"/>
-          <w:bCs w:val="1"/>
-          <w:rtl w:val="0"/>
-        </w:rPr>
-        <w:t xml:space="preserve">Paso 5: </w:t>
-      </w:r>
-      <w:r>
-        <w:rPr>
-          <w:rtl w:val="0"/>
-        </w:rPr>
-        <w:t xml:space="preserve">Posteriormente, desde el repositorio, deberás generar un enlace de tu proyecto:   </w:t>
-      </w:r>
-    </w:p>
-    <w:p>
-      <w:pPr>
-        <w:spacing w:line="240" w:lineRule="auto"/>
-        <w:ind w:firstLine="0"/>
-        <w:rPr/>
-      </w:pPr>
-      <w:r>
-        <w:rPr>
-          <w:b w:val="1"/>
-          <w:bCs w:val="1"/>
-          <w:rtl w:val="0"/>
-        </w:rPr>
-        <w:t xml:space="preserve">Figura 7</w:t>
-      </w:r>
-      <w:r>
-        <w:rPr>
-          <w:rtl w:val="0"/>
-        </w:rPr>
-      </w:r>
-    </w:p>
-    <w:p>
-      <w:pPr>
-        <w:spacing w:line="240" w:lineRule="auto"/>
-        <w:ind w:firstLine="0"/>
-        <w:rPr>
-          <w:i w:val="1"/>
-          <w:iCs w:val="1"/>
-        </w:rPr>
-      </w:pPr>
-      <w:r>
-        <w:rPr>
-          <w:i w:val="1"/>
-          <w:iCs w:val="1"/>
-          <w:rtl w:val="0"/>
-        </w:rPr>
-        <w:t xml:space="preserve">Enlace de proyecto GitHub </w:t>
-      </w:r>
-      <w:r>
-        <w:rPr>
-          <w:i w:val="1"/>
-          <w:iCs w:val="1"/>
-        </w:rPr>
-        <w:drawing>
-          <wp:inline distB="0" distT="0" distL="0" distR="0">
-            <wp:extent cx="6155918" cy="1693669"/>
-            <wp:effectExtent b="0" l="0" r="0" t="0"/>
-            <wp:docPr descr="Interfaz de usuario gráfica, Texto, Aplicación, Correo electrónico&#10;&#10;El contenido generado por IA puede ser incorrecto." id="2116379876" name="image7.png"/>
-            <a:graphic>
-              <a:graphicData uri="http://schemas.openxmlformats.org/drawingml/2006/picture">
-                <pic:pic>
-                  <pic:nvPicPr>
-                    <pic:cNvPr descr="Interfaz de usuario gráfica, Texto, Aplicación, Correo electrónico&#10;&#10;El contenido generado por IA puede ser incorrecto." id="0" name="image7.png"/>
-                    <pic:cNvPicPr preferRelativeResize="0"/>
-                  </pic:nvPicPr>
-                  <pic:blipFill>
-                    <a:blip r:embed="rId30"/>
-                    <a:srcRect b="27115" l="0" r="0" t="0"/>
-                    <a:stretch>
-                      <a:fillRect/>
-                    </a:stretch>
-                  </pic:blipFill>
-                  <pic:spPr>
-                    <a:xfrm>
-                      <a:off x="0" y="0"/>
-                      <a:ext cx="6155918" cy="1693669"/>
-                    </a:xfrm>
-                    <a:prstGeom prst="rect"/>
-                    <a:ln/>
-                  </pic:spPr>
-                </pic:pic>
-              </a:graphicData>
-            </a:graphic>
-          </wp:inline>
-        </w:drawing>
-      </w:r>
-      <w:r>
-        <w:rPr>
-          <w:rtl w:val="0"/>
-        </w:rPr>
-      </w:r>
-    </w:p>
-    <w:p>
-      <w:pPr>
-        <w:ind w:firstLine="0"/>
-        <w:rPr>
-          <w:b w:val="1"/>
-          <w:bCs w:val="1"/>
-        </w:rPr>
-      </w:pPr>
-      <w:r>
-        <w:rPr>
-          <w:i w:val="1"/>
-          <w:iCs w:val="1"/>
-          <w:rtl w:val="0"/>
-        </w:rPr>
-        <w:t xml:space="preserve">Nota. </w:t>
-      </w:r>
-      <w:r>
-        <w:rPr>
-          <w:rtl w:val="0"/>
-        </w:rPr>
-        <w:t xml:space="preserve">Ejemplo genérico de donde se extrae un enlace en GitHub. GitHub (s.f.). </w:t>
-      </w:r>
-      <w:r>
-        <w:rPr>
-          <w:i w:val="1"/>
-          <w:iCs w:val="1"/>
-          <w:rtl w:val="0"/>
-        </w:rPr>
-        <w:t xml:space="preserve">GitHub.</w:t>
-      </w:r>
-      <w:r>
-        <w:rPr>
-          <w:rtl w:val="0"/>
-        </w:rPr>
-        <w:t xml:space="preserve"> </w:t>
-      </w:r>
       <w:hyperlink r:id="rId31">
         <w:r>
           <w:rPr>
@@ -3334,11 +4096,16 @@
         <w:rPr>
           <w:rtl w:val="0"/>
         </w:rPr>
-        <w:t xml:space="preserve">   </w:t>
-      </w:r>
-      <w:r>
-        <w:br w:type="page"/>
-      </w:r>
+      </w:r>
+    </w:p>
+    <w:p>
+      <w:pPr>
+        <w:tabs>
+          <w:tab w:val="left" w:leader="none" w:pos="2790"/>
+        </w:tabs>
+        <w:ind w:firstLine="0"/>
+        <w:rPr/>
+      </w:pPr>
       <w:r>
         <w:rPr>
           <w:rtl w:val="0"/>
@@ -3355,31 +4122,33 @@
           <w:bCs w:val="1"/>
           <w:rtl w:val="0"/>
         </w:rPr>
-        <w:t xml:space="preserve">Paso 6:</w:t>
-      </w:r>
-      <w:r>
-        <w:rPr>
-          <w:rtl w:val="0"/>
-        </w:rPr>
-        <w:t xml:space="preserve"> Finalmente, deberás subir al AVA este documento Word sin comprimir (con las capturas Barker y Bachman o Ingeniería de la información) y el enlace de tu repositorio GitHub en la sección “Entrega”. </w:t>
+        <w:t xml:space="preserve">Paso 5: </w:t>
+      </w:r>
+      <w:r>
+        <w:rPr>
+          <w:rtl w:val="0"/>
+        </w:rPr>
+        <w:t xml:space="preserve">Posteriormente, desde el repositorio, deberás generar un enlace de tu proyecto:   </w:t>
       </w:r>
     </w:p>
     <w:p>
       <w:pPr>
         <w:spacing w:line="240" w:lineRule="auto"/>
         <w:ind w:firstLine="0"/>
+        <w:rPr/>
+      </w:pPr>
+      <w:r>
         <w:rPr>
           <w:b w:val="1"/>
           <w:bCs w:val="1"/>
-        </w:rPr>
-      </w:pPr>
-      <w:r>
-        <w:rPr>
-          <w:b w:val="1"/>
-          <w:bCs w:val="1"/>
           <w:rtl w:val="0"/>
         </w:rPr>
         <w:t xml:space="preserve">Figura 8</w:t>
+      </w:r>
+      <w:r>
+        <w:rPr>
+          <w:rtl w:val="0"/>
+        </w:rPr>
       </w:r>
     </w:p>
     <w:p>
@@ -3397,30 +4166,28 @@
           <w:iCs w:val="1"/>
           <w:rtl w:val="0"/>
         </w:rPr>
-        <w:t xml:space="preserve">Visualización de entrega en el AVA</w:t>
-      </w:r>
-    </w:p>
-    <w:p>
-      <w:pPr>
-        <w:rPr/>
-      </w:pPr>
-      <w:r>
-        <w:rPr/>
+        <w:t xml:space="preserve">Enlace de proyecto GitHub </w:t>
+      </w:r>
+      <w:r>
+        <w:rPr>
+          <w:i w:val="1"/>
+          <w:iCs w:val="1"/>
+        </w:rPr>
         <w:drawing>
           <wp:inline distB="0" distT="0" distL="0" distR="0">
-            <wp:extent cx="6195060" cy="2197100"/>
+            <wp:extent cx="5509016" cy="1515688"/>
             <wp:effectExtent b="0" l="0" r="0" t="0"/>
-            <wp:docPr descr="Interfaz de usuario gráfica, Texto&#10;&#10;Descripción generada automáticamente" id="2116379875" name="image5.png"/>
+            <wp:docPr descr="Interfaz de usuario gráfica, Texto, Aplicación, Correo electrónico&#10;&#10;El contenido generado por IA puede ser incorrecto." id="2118972037" name="image17.png"/>
             <a:graphic>
               <a:graphicData uri="http://schemas.openxmlformats.org/drawingml/2006/picture">
                 <pic:pic>
                   <pic:nvPicPr>
-                    <pic:cNvPr descr="Interfaz de usuario gráfica, Texto&#10;&#10;Descripción generada automáticamente" id="0" name="image5.png"/>
+                    <pic:cNvPr descr="Interfaz de usuario gráfica, Texto, Aplicación, Correo electrónico&#10;&#10;El contenido generado por IA puede ser incorrecto." id="0" name="image17.png"/>
                     <pic:cNvPicPr preferRelativeResize="0"/>
                   </pic:nvPicPr>
                   <pic:blipFill>
                     <a:blip r:embed="rId32"/>
-                    <a:srcRect b="0" l="1663" r="0" t="26461"/>
+                    <a:srcRect b="27115" l="0" r="0" t="0"/>
                     <a:stretch>
                       <a:fillRect/>
                     </a:stretch>
@@ -3428,7 +4195,7 @@
                   <pic:spPr>
                     <a:xfrm>
                       <a:off x="0" y="0"/>
-                      <a:ext cx="6195060" cy="2197100"/>
+                      <a:ext cx="5509016" cy="1515688"/>
                     </a:xfrm>
                     <a:prstGeom prst="rect"/>
                     <a:ln/>
@@ -3443,65 +4210,130 @@
         <w:rPr>
           <w:rtl w:val="0"/>
         </w:rPr>
-        <w:br w:type="textWrapping"/>
-      </w:r>
-    </w:p>
-    <w:p>
-      <w:pPr>
-        <w:rPr/>
-      </w:pPr>
-      <w:r>
-        <w:rPr>
-          <w:rtl w:val="0"/>
-        </w:rPr>
-      </w:r>
-    </w:p>
-    <w:p>
-      <w:pPr>
-        <w:rPr/>
-      </w:pPr>
-      <w:r>
-        <w:rPr>
-          <w:rtl w:val="0"/>
-        </w:rPr>
-      </w:r>
-    </w:p>
-    <w:p>
-      <w:pPr>
-        <w:rPr/>
-      </w:pPr>
-      <w:r>
-        <w:rPr>
-          <w:rtl w:val="0"/>
-        </w:rPr>
-      </w:r>
-    </w:p>
-    <w:p>
-      <w:pPr>
-        <w:rPr/>
-      </w:pPr>
-      <w:r>
-        <w:rPr>
-          <w:rtl w:val="0"/>
-        </w:rPr>
-      </w:r>
-    </w:p>
-    <w:p>
-      <w:pPr>
-        <w:rPr/>
-      </w:pPr>
-      <w:r>
-        <w:rPr>
-          <w:rtl w:val="0"/>
-        </w:rPr>
+      </w:r>
+    </w:p>
+    <w:p>
+      <w:pPr>
+        <w:ind w:firstLine="0"/>
+        <w:rPr>
+          <w:b w:val="1"/>
+          <w:bCs w:val="1"/>
+        </w:rPr>
+      </w:pPr>
+      <w:r>
+        <w:rPr>
+          <w:i w:val="1"/>
+          <w:iCs w:val="1"/>
+          <w:rtl w:val="0"/>
+        </w:rPr>
+        <w:t xml:space="preserve">Nota. </w:t>
+      </w:r>
+      <w:r>
+        <w:rPr>
+          <w:rtl w:val="0"/>
+        </w:rPr>
+        <w:t xml:space="preserve">Ejemplo genérico de donde se extrae un enlace en GitHub. GitHub (s.f.). </w:t>
+      </w:r>
+      <w:r>
+        <w:rPr>
+          <w:i w:val="1"/>
+          <w:iCs w:val="1"/>
+          <w:rtl w:val="0"/>
+        </w:rPr>
+        <w:t xml:space="preserve">GitHub.</w:t>
+      </w:r>
+      <w:r>
+        <w:rPr>
+          <w:rtl w:val="0"/>
+        </w:rPr>
+        <w:t xml:space="preserve"> </w:t>
+      </w:r>
+      <w:hyperlink r:id="rId33">
+        <w:r>
+          <w:rPr>
+            <w:color w:val="0563c1"/>
+            <w:u w:val="single"/>
+            <w:rtl w:val="0"/>
+          </w:rPr>
+          <w:t xml:space="preserve">https://github.com/</w:t>
+        </w:r>
+      </w:hyperlink>
+      <w:r>
+        <w:rPr>
+          <w:rtl w:val="0"/>
+        </w:rPr>
+        <w:t xml:space="preserve">  </w:t>
+      </w:r>
+      <w:r>
+        <w:br w:type="page"/>
+      </w:r>
+      <w:r>
+        <w:rPr>
+          <w:rtl w:val="0"/>
+        </w:rPr>
+      </w:r>
+    </w:p>
+    <w:p>
+      <w:pPr>
+        <w:rPr/>
+      </w:pPr>
+      <w:r>
+        <w:rPr>
+          <w:b w:val="1"/>
+          <w:bCs w:val="1"/>
+          <w:rtl w:val="0"/>
+        </w:rPr>
+        <w:t xml:space="preserve">Paso 6:</w:t>
+      </w:r>
+      <w:r>
+        <w:rPr>
+          <w:rtl w:val="0"/>
+        </w:rPr>
+        <w:t xml:space="preserve"> Finalmente, deberás subir al AVA este documento Word sin comprimir (con las capturas Barker y Bachman o Ingeniería de la información) y el enlace de tu repositorio GitHub en la sección “Entrega”. </w:t>
+      </w:r>
+    </w:p>
+    <w:p>
+      <w:pPr>
+        <w:spacing w:line="240" w:lineRule="auto"/>
+        <w:ind w:firstLine="0"/>
+        <w:rPr>
+          <w:b w:val="1"/>
+          <w:bCs w:val="1"/>
+        </w:rPr>
+      </w:pPr>
+      <w:r>
+        <w:rPr>
+          <w:b w:val="1"/>
+          <w:bCs w:val="1"/>
+          <w:rtl w:val="0"/>
+        </w:rPr>
+        <w:t xml:space="preserve">Figura 9</w:t>
+      </w:r>
+    </w:p>
+    <w:p>
+      <w:pPr>
+        <w:spacing w:line="240" w:lineRule="auto"/>
+        <w:ind w:firstLine="0"/>
+        <w:rPr>
+          <w:i w:val="1"/>
+          <w:iCs w:val="1"/>
+        </w:rPr>
+      </w:pPr>
+      <w:r>
+        <w:rPr>
+          <w:i w:val="1"/>
+          <w:iCs w:val="1"/>
+          <w:rtl w:val="0"/>
+        </w:rPr>
+        <w:t xml:space="preserve">Visualización de entrega en el AVA</w:t>
       </w:r>
     </w:p>
     <w:p>
       <w:pPr>
         <w:rPr/>
         <w:sectPr>
-          <w:headerReference r:id="rId33" w:type="default"/>
-          <w:footerReference r:id="rId34" w:type="default"/>
+          <w:headerReference r:id="rId34" w:type="default"/>
+          <w:footerReference r:id="rId35" w:type="default"/>
           <w:type w:val="nextPage"/>
           <w:pgSz w:h="15840" w:w="12240" w:orient="portrait"/>
           <w:pgMar w:bottom="1417" w:top="1560" w:left="1134" w:right="1183" w:header="708" w:footer="708"/>
@@ -3509,33 +4341,73 @@
         </w:sectPr>
       </w:pPr>
       <w:r>
-        <w:rPr>
-          <w:rtl w:val="0"/>
-        </w:rPr>
-      </w:r>
-    </w:p>
-    <w:p>
-      <w:pPr>
-        <w:rPr/>
-      </w:pPr>
-      <w:r>
-        <w:rPr>
-          <w:rtl w:val="0"/>
-        </w:rPr>
-      </w:r>
-    </w:p>
-    <w:p>
-      <w:pPr>
-        <w:rPr/>
-      </w:pPr>
-      <w:r>
-        <w:rPr>
-          <w:rtl w:val="0"/>
-        </w:rPr>
-      </w:r>
-    </w:p>
-    <w:p>
-      <w:pPr>
+        <w:rPr/>
+        <w:drawing>
+          <wp:inline distB="0" distT="0" distL="0" distR="0">
+            <wp:extent cx="6299835" cy="2197100"/>
+            <wp:effectExtent b="0" l="0" r="0" t="0"/>
+            <wp:docPr descr="Interfaz de usuario gráfica, Texto&#10;&#10;Descripción generada automáticamente" id="2118972039" name="image16.png"/>
+            <a:graphic>
+              <a:graphicData uri="http://schemas.openxmlformats.org/drawingml/2006/picture">
+                <pic:pic>
+                  <pic:nvPicPr>
+                    <pic:cNvPr descr="Interfaz de usuario gráfica, Texto&#10;&#10;Descripción generada automáticamente" id="0" name="image16.png"/>
+                    <pic:cNvPicPr preferRelativeResize="0"/>
+                  </pic:nvPicPr>
+                  <pic:blipFill>
+                    <a:blip r:embed="rId36"/>
+                    <a:srcRect b="0" l="0" r="0" t="26461"/>
+                    <a:stretch>
+                      <a:fillRect/>
+                    </a:stretch>
+                  </pic:blipFill>
+                  <pic:spPr>
+                    <a:xfrm>
+                      <a:off x="0" y="0"/>
+                      <a:ext cx="6299835" cy="2197100"/>
+                    </a:xfrm>
+                    <a:prstGeom prst="rect"/>
+                    <a:ln/>
+                  </pic:spPr>
+                </pic:pic>
+              </a:graphicData>
+            </a:graphic>
+          </wp:inline>
+        </w:drawing>
+      </w:r>
+      <w:r>
+        <w:rPr>
+          <w:rtl w:val="0"/>
+        </w:rPr>
+        <w:br w:type="textWrapping"/>
+      </w:r>
+    </w:p>
+    <w:p>
+      <w:pPr>
+        <w:rPr/>
+      </w:pPr>
+      <w:r>
+        <w:rPr>
+          <w:rtl w:val="0"/>
+        </w:rPr>
+      </w:r>
+    </w:p>
+    <w:p>
+      <w:pPr>
+        <w:ind w:firstLine="0"/>
+        <w:jc w:val="center"/>
+        <w:rPr/>
+      </w:pPr>
+      <w:r>
+        <w:rPr>
+          <w:rtl w:val="0"/>
+        </w:rPr>
+      </w:r>
+    </w:p>
+    <w:p>
+      <w:pPr>
+        <w:ind w:firstLine="0"/>
+        <w:jc w:val="center"/>
         <w:rPr/>
       </w:pPr>
       <w:r>
@@ -3600,20 +4472,20 @@
               <wp:anchor allowOverlap="1" behindDoc="0" distB="0" distT="0" distL="114300" distR="114300" hidden="0" layoutInCell="1" locked="0" relativeHeight="0" simplePos="0">
                 <wp:simplePos x="0" y="0"/>
                 <wp:positionH relativeFrom="column">
-                  <wp:posOffset>-379411</wp:posOffset>
+                  <wp:posOffset>-379793</wp:posOffset>
                 </wp:positionH>
                 <wp:positionV relativeFrom="paragraph">
-                  <wp:posOffset>421745</wp:posOffset>
+                  <wp:posOffset>396115</wp:posOffset>
                 </wp:positionV>
                 <wp:extent cx="7029525" cy="4509525"/>
                 <wp:effectExtent b="0" l="0" r="0" t="0"/>
                 <wp:wrapNone/>
-                <wp:docPr id="2116379862" name=""/>
+                <wp:docPr id="2118972020" name=""/>
                 <a:graphic>
                   <a:graphicData uri="http://schemas.microsoft.com/office/word/2010/wordprocessingShape">
                     <wps:wsp>
                       <wps:cNvSpPr/>
-                      <wps:cNvPr id="13" name="Shape 13"/>
+                      <wps:cNvPr id="14" name="Shape 14"/>
                       <wps:spPr>
                         <a:xfrm>
                           <a:off x="1836000" y="1530000"/>
@@ -3657,24 +4529,24 @@
               <wp:anchor allowOverlap="1" behindDoc="0" distB="0" distT="0" distL="114300" distR="114300" hidden="0" layoutInCell="1" locked="0" relativeHeight="0" simplePos="0">
                 <wp:simplePos x="0" y="0"/>
                 <wp:positionH relativeFrom="column">
-                  <wp:posOffset>-379411</wp:posOffset>
+                  <wp:posOffset>-379793</wp:posOffset>
                 </wp:positionH>
                 <wp:positionV relativeFrom="paragraph">
-                  <wp:posOffset>421745</wp:posOffset>
+                  <wp:posOffset>396115</wp:posOffset>
                 </wp:positionV>
                 <wp:extent cx="7029525" cy="4509525"/>
                 <wp:effectExtent b="0" l="0" r="0" t="0"/>
                 <wp:wrapNone/>
-                <wp:docPr id="2116379862" name="image20.png"/>
+                <wp:docPr id="2118972020" name="image23.png"/>
                 <a:graphic>
                   <a:graphicData uri="http://schemas.openxmlformats.org/drawingml/2006/picture">
                     <pic:pic>
                       <pic:nvPicPr>
-                        <pic:cNvPr id="0" name="image20.png"/>
+                        <pic:cNvPr id="0" name="image23.png"/>
                         <pic:cNvPicPr preferRelativeResize="0"/>
                       </pic:nvPicPr>
                       <pic:blipFill>
-                        <a:blip r:embed="rId12"/>
+                        <a:blip r:embed="rId8"/>
                         <a:srcRect/>
                         <a:stretch>
                           <a:fillRect/>
@@ -3759,16 +4631,16 @@
             <wp:extent cx="2990850" cy="1179195"/>
             <wp:effectExtent b="0" l="0" r="0" t="0"/>
             <wp:wrapNone/>
-            <wp:docPr descr="Duoc UC Online" id="2116379868" name="image11.png"/>
+            <wp:docPr descr="Duoc UC Online" id="2118972026" name="image4.png"/>
             <a:graphic>
               <a:graphicData uri="http://schemas.openxmlformats.org/drawingml/2006/picture">
                 <pic:pic>
                   <pic:nvPicPr>
-                    <pic:cNvPr descr="Duoc UC Online" id="0" name="image11.png"/>
+                    <pic:cNvPr descr="Duoc UC Online" id="0" name="image4.png"/>
                     <pic:cNvPicPr preferRelativeResize="0"/>
                   </pic:nvPicPr>
                   <pic:blipFill>
-                    <a:blip r:embed="rId35"/>
+                    <a:blip r:embed="rId37"/>
                     <a:srcRect b="0" l="0" r="0" t="0"/>
                     <a:stretch>
                       <a:fillRect/>
@@ -3933,7 +4805,7 @@
       </w:r>
     </w:p>
     <w:sectPr>
-      <w:footerReference r:id="rId36" w:type="first"/>
+      <w:footerReference r:id="rId38" w:type="first"/>
       <w:type w:val="nextPage"/>
       <w:pgSz w:h="15840" w:w="12240" w:orient="portrait"/>
       <w:pgMar w:bottom="284" w:top="1559" w:left="1134" w:right="1185" w:header="709" w:footer="283"/>
@@ -4023,7 +4895,7 @@
               <wp:extent cx="1195705" cy="288290"/>
               <wp:effectExtent b="0" l="0" r="0" t="0"/>
               <wp:wrapNone/>
-              <wp:docPr id="2116379858" name=""/>
+              <wp:docPr id="2118972019" name=""/>
               <a:graphic>
                 <a:graphicData uri="http://schemas.microsoft.com/office/word/2010/wordprocessingGroup">
                   <wpg:wgp>
@@ -4080,11 +4952,11 @@
                       </wps:wsp>
                       <pic:pic>
                         <pic:nvPicPr>
-                          <pic:cNvPr descr="Logotipo&#10;&#10;Descripción generada automáticamente" id="4" name="Shape 4"/>
+                          <pic:cNvPr descr="Logotipo&#10;&#10;Descripción generada automáticamente" id="11" name="Shape 11"/>
                           <pic:cNvPicPr preferRelativeResize="0"/>
                         </pic:nvPicPr>
                         <pic:blipFill rotWithShape="1">
-                          <a:blip r:embed="rId5">
+                          <a:blip r:embed="rId1">
                             <a:alphaModFix/>
                           </a:blip>
                           <a:srcRect b="0" l="0" r="0" t="0"/>
@@ -4106,7 +4978,7 @@
                       </pic:pic>
                       <wps:wsp>
                         <wps:cNvSpPr/>
-                        <wps:cNvPr id="5" name="Shape 5"/>
+                        <wps:cNvPr id="12" name="Shape 12"/>
                         <wps:spPr>
                           <a:xfrm>
                             <a:off x="0" y="0"/>
@@ -4189,16 +5061,16 @@
               <wp:extent cx="1195705" cy="288290"/>
               <wp:effectExtent b="0" l="0" r="0" t="0"/>
               <wp:wrapNone/>
-              <wp:docPr id="2116379858" name="image15.png"/>
+              <wp:docPr id="2118972019" name="image22.png"/>
               <a:graphic>
                 <a:graphicData uri="http://schemas.openxmlformats.org/drawingml/2006/picture">
                   <pic:pic>
                     <pic:nvPicPr>
-                      <pic:cNvPr id="0" name="image15.png"/>
+                      <pic:cNvPr id="0" name="image22.png"/>
                       <pic:cNvPicPr preferRelativeResize="0"/>
                     </pic:nvPicPr>
                     <pic:blipFill>
-                      <a:blip r:embed="rId6"/>
+                      <a:blip r:embed="rId2"/>
                       <a:srcRect/>
                       <a:stretch>
                         <a:fillRect/>
@@ -4304,7 +5176,7 @@
               <wp:extent cx="1195705" cy="288290"/>
               <wp:effectExtent b="0" l="0" r="0" t="0"/>
               <wp:wrapNone/>
-              <wp:docPr id="2116379859" name=""/>
+              <wp:docPr id="2118972015" name=""/>
               <a:graphic>
                 <a:graphicData uri="http://schemas.microsoft.com/office/word/2010/wordprocessingGroup">
                   <wpg:wgp>
@@ -4361,11 +5233,11 @@
                       </wps:wsp>
                       <pic:pic>
                         <pic:nvPicPr>
-                          <pic:cNvPr descr="Logotipo&#10;&#10;Descripción generada automáticamente" id="8" name="Shape 8"/>
+                          <pic:cNvPr descr="Logotipo&#10;&#10;Descripción generada automáticamente" id="4" name="Shape 4"/>
                           <pic:cNvPicPr preferRelativeResize="0"/>
                         </pic:nvPicPr>
                         <pic:blipFill rotWithShape="1">
-                          <a:blip r:embed="rId5">
+                          <a:blip r:embed="rId1">
                             <a:alphaModFix/>
                           </a:blip>
                           <a:srcRect b="0" l="0" r="0" t="0"/>
@@ -4387,7 +5259,7 @@
                       </pic:pic>
                       <wps:wsp>
                         <wps:cNvSpPr/>
-                        <wps:cNvPr id="9" name="Shape 9"/>
+                        <wps:cNvPr id="5" name="Shape 5"/>
                         <wps:spPr>
                           <a:xfrm>
                             <a:off x="0" y="0"/>
@@ -4470,16 +5342,16 @@
               <wp:extent cx="1195705" cy="288290"/>
               <wp:effectExtent b="0" l="0" r="0" t="0"/>
               <wp:wrapNone/>
-              <wp:docPr id="2116379859" name="image17.png"/>
+              <wp:docPr id="2118972015" name="image18.png"/>
               <a:graphic>
                 <a:graphicData uri="http://schemas.openxmlformats.org/drawingml/2006/picture">
                   <pic:pic>
                     <pic:nvPicPr>
-                      <pic:cNvPr id="0" name="image17.png"/>
+                      <pic:cNvPr id="0" name="image18.png"/>
                       <pic:cNvPicPr preferRelativeResize="0"/>
                     </pic:nvPicPr>
                     <pic:blipFill>
-                      <a:blip r:embed="rId6"/>
+                      <a:blip r:embed="rId2"/>
                       <a:srcRect/>
                       <a:stretch>
                         <a:fillRect/>
@@ -4620,16 +5492,16 @@
           <wp:extent cx="2066290" cy="560705"/>
           <wp:effectExtent b="0" l="0" r="0" t="0"/>
           <wp:wrapNone/>
-          <wp:docPr id="2116379866" name="image3.png"/>
+          <wp:docPr id="2118972022" name="image1.png"/>
           <a:graphic>
             <a:graphicData uri="http://schemas.openxmlformats.org/drawingml/2006/picture">
               <pic:pic>
                 <pic:nvPicPr>
-                  <pic:cNvPr id="0" name="image3.png"/>
+                  <pic:cNvPr id="0" name="image1.png"/>
                   <pic:cNvPicPr preferRelativeResize="0"/>
                 </pic:nvPicPr>
                 <pic:blipFill>
-                  <a:blip r:embed="rId5"/>
+                  <a:blip r:embed="rId1"/>
                   <a:srcRect b="0" l="0" r="0" t="0"/>
                   <a:stretch>
                     <a:fillRect/>
@@ -4725,16 +5597,16 @@
           <wp:extent cx="2066290" cy="560705"/>
           <wp:effectExtent b="0" l="0" r="0" t="0"/>
           <wp:wrapNone/>
-          <wp:docPr id="2116379864" name="image3.png"/>
+          <wp:docPr id="2118972028" name="image1.png"/>
           <a:graphic>
             <a:graphicData uri="http://schemas.openxmlformats.org/drawingml/2006/picture">
               <pic:pic>
                 <pic:nvPicPr>
-                  <pic:cNvPr id="0" name="image3.png"/>
+                  <pic:cNvPr id="0" name="image1.png"/>
                   <pic:cNvPicPr preferRelativeResize="0"/>
                 </pic:nvPicPr>
                 <pic:blipFill>
-                  <a:blip r:embed="rId5"/>
+                  <a:blip r:embed="rId1"/>
                   <a:srcRect b="0" l="0" r="0" t="0"/>
                   <a:stretch>
                     <a:fillRect/>
@@ -4768,103 +5640,11 @@
   <w:abstractNum w:abstractNumId="1">
     <w:lvl w:ilvl="0">
       <w:start w:val="1"/>
-      <w:numFmt w:val="lowerLetter"/>
-      <w:lvlText w:val="%1)"/>
-      <w:lvlJc w:val="left"/>
-      <w:pPr>
-        <w:ind w:left="720" w:hanging="360"/>
-      </w:pPr>
-      <w:rPr/>
-    </w:lvl>
-    <w:lvl w:ilvl="1">
-      <w:start w:val="1"/>
-      <w:numFmt w:val="lowerLetter"/>
-      <w:lvlText w:val="%2."/>
-      <w:lvlJc w:val="left"/>
-      <w:pPr>
-        <w:ind w:left="1440" w:hanging="360"/>
-      </w:pPr>
-      <w:rPr/>
-    </w:lvl>
-    <w:lvl w:ilvl="2">
-      <w:start w:val="1"/>
-      <w:numFmt w:val="lowerRoman"/>
-      <w:lvlText w:val="%3."/>
-      <w:lvlJc w:val="right"/>
-      <w:pPr>
-        <w:ind w:left="2160" w:hanging="180"/>
-      </w:pPr>
-      <w:rPr/>
-    </w:lvl>
-    <w:lvl w:ilvl="3">
-      <w:start w:val="1"/>
-      <w:numFmt w:val="decimal"/>
-      <w:lvlText w:val="%4."/>
-      <w:lvlJc w:val="left"/>
-      <w:pPr>
-        <w:ind w:left="2880" w:hanging="360"/>
-      </w:pPr>
-      <w:rPr/>
-    </w:lvl>
-    <w:lvl w:ilvl="4">
-      <w:start w:val="1"/>
-      <w:numFmt w:val="lowerLetter"/>
-      <w:lvlText w:val="%5."/>
-      <w:lvlJc w:val="left"/>
-      <w:pPr>
-        <w:ind w:left="3600" w:hanging="360"/>
-      </w:pPr>
-      <w:rPr/>
-    </w:lvl>
-    <w:lvl w:ilvl="5">
-      <w:start w:val="1"/>
-      <w:numFmt w:val="lowerRoman"/>
-      <w:lvlText w:val="%6."/>
-      <w:lvlJc w:val="right"/>
-      <w:pPr>
-        <w:ind w:left="4320" w:hanging="180"/>
-      </w:pPr>
-      <w:rPr/>
-    </w:lvl>
-    <w:lvl w:ilvl="6">
-      <w:start w:val="1"/>
-      <w:numFmt w:val="decimal"/>
-      <w:lvlText w:val="%7."/>
-      <w:lvlJc w:val="left"/>
-      <w:pPr>
-        <w:ind w:left="5040" w:hanging="360"/>
-      </w:pPr>
-      <w:rPr/>
-    </w:lvl>
-    <w:lvl w:ilvl="7">
-      <w:start w:val="1"/>
-      <w:numFmt w:val="lowerLetter"/>
-      <w:lvlText w:val="%8."/>
-      <w:lvlJc w:val="left"/>
-      <w:pPr>
-        <w:ind w:left="5760" w:hanging="360"/>
-      </w:pPr>
-      <w:rPr/>
-    </w:lvl>
-    <w:lvl w:ilvl="8">
-      <w:start w:val="1"/>
-      <w:numFmt w:val="lowerRoman"/>
-      <w:lvlText w:val="%9."/>
-      <w:lvlJc w:val="right"/>
-      <w:pPr>
-        <w:ind w:left="6480" w:hanging="180"/>
-      </w:pPr>
-      <w:rPr/>
-    </w:lvl>
-  </w:abstractNum>
-  <w:abstractNum w:abstractNumId="2">
-    <w:lvl w:ilvl="0">
-      <w:start w:val="1"/>
       <w:numFmt w:val="bullet"/>
       <w:lvlText w:val="●"/>
       <w:lvlJc w:val="left"/>
       <w:pPr>
-        <w:ind w:left="720" w:hanging="360"/>
+        <w:ind w:left="360" w:hanging="360"/>
       </w:pPr>
       <w:rPr>
         <w:rFonts w:ascii="Noto Sans Symbols" w:cs="Noto Sans Symbols" w:eastAsia="Noto Sans Symbols" w:hAnsi="Noto Sans Symbols"/>
@@ -4876,7 +5656,7 @@
       <w:lvlText w:val="o"/>
       <w:lvlJc w:val="left"/>
       <w:pPr>
-        <w:ind w:left="1440" w:hanging="360"/>
+        <w:ind w:left="1080" w:hanging="360"/>
       </w:pPr>
       <w:rPr>
         <w:rFonts w:ascii="Courier New" w:cs="Courier New" w:eastAsia="Courier New" w:hAnsi="Courier New"/>
@@ -4888,7 +5668,7 @@
       <w:lvlText w:val="▪"/>
       <w:lvlJc w:val="left"/>
       <w:pPr>
-        <w:ind w:left="2160" w:hanging="360"/>
+        <w:ind w:left="1800" w:hanging="360"/>
       </w:pPr>
       <w:rPr>
         <w:rFonts w:ascii="Noto Sans Symbols" w:cs="Noto Sans Symbols" w:eastAsia="Noto Sans Symbols" w:hAnsi="Noto Sans Symbols"/>
@@ -4900,7 +5680,7 @@
       <w:lvlText w:val="●"/>
       <w:lvlJc w:val="left"/>
       <w:pPr>
-        <w:ind w:left="2880" w:hanging="360"/>
+        <w:ind w:left="2520" w:hanging="360"/>
       </w:pPr>
       <w:rPr>
         <w:rFonts w:ascii="Noto Sans Symbols" w:cs="Noto Sans Symbols" w:eastAsia="Noto Sans Symbols" w:hAnsi="Noto Sans Symbols"/>
@@ -4912,7 +5692,7 @@
       <w:lvlText w:val="o"/>
       <w:lvlJc w:val="left"/>
       <w:pPr>
-        <w:ind w:left="3600" w:hanging="360"/>
+        <w:ind w:left="3240" w:hanging="360"/>
       </w:pPr>
       <w:rPr>
         <w:rFonts w:ascii="Courier New" w:cs="Courier New" w:eastAsia="Courier New" w:hAnsi="Courier New"/>
@@ -4924,7 +5704,7 @@
       <w:lvlText w:val="▪"/>
       <w:lvlJc w:val="left"/>
       <w:pPr>
-        <w:ind w:left="4320" w:hanging="360"/>
+        <w:ind w:left="3960" w:hanging="360"/>
       </w:pPr>
       <w:rPr>
         <w:rFonts w:ascii="Noto Sans Symbols" w:cs="Noto Sans Symbols" w:eastAsia="Noto Sans Symbols" w:hAnsi="Noto Sans Symbols"/>
@@ -4936,7 +5716,7 @@
       <w:lvlText w:val="●"/>
       <w:lvlJc w:val="left"/>
       <w:pPr>
-        <w:ind w:left="5040" w:hanging="360"/>
+        <w:ind w:left="4680" w:hanging="360"/>
       </w:pPr>
       <w:rPr>
         <w:rFonts w:ascii="Noto Sans Symbols" w:cs="Noto Sans Symbols" w:eastAsia="Noto Sans Symbols" w:hAnsi="Noto Sans Symbols"/>
@@ -4948,7 +5728,7 @@
       <w:lvlText w:val="o"/>
       <w:lvlJc w:val="left"/>
       <w:pPr>
-        <w:ind w:left="5760" w:hanging="360"/>
+        <w:ind w:left="5400" w:hanging="360"/>
       </w:pPr>
       <w:rPr>
         <w:rFonts w:ascii="Courier New" w:cs="Courier New" w:eastAsia="Courier New" w:hAnsi="Courier New"/>
@@ -4960,11 +5740,103 @@
       <w:lvlText w:val="▪"/>
       <w:lvlJc w:val="left"/>
       <w:pPr>
-        <w:ind w:left="6480" w:hanging="360"/>
+        <w:ind w:left="6120" w:hanging="360"/>
       </w:pPr>
       <w:rPr>
         <w:rFonts w:ascii="Noto Sans Symbols" w:cs="Noto Sans Symbols" w:eastAsia="Noto Sans Symbols" w:hAnsi="Noto Sans Symbols"/>
       </w:rPr>
+    </w:lvl>
+  </w:abstractNum>
+  <w:abstractNum w:abstractNumId="2">
+    <w:lvl w:ilvl="0">
+      <w:start w:val="1"/>
+      <w:numFmt w:val="lowerLetter"/>
+      <w:lvlText w:val="%1)"/>
+      <w:lvlJc w:val="left"/>
+      <w:pPr>
+        <w:ind w:left="720" w:hanging="360"/>
+      </w:pPr>
+      <w:rPr/>
+    </w:lvl>
+    <w:lvl w:ilvl="1">
+      <w:start w:val="1"/>
+      <w:numFmt w:val="lowerLetter"/>
+      <w:lvlText w:val="%2."/>
+      <w:lvlJc w:val="left"/>
+      <w:pPr>
+        <w:ind w:left="1440" w:hanging="360"/>
+      </w:pPr>
+      <w:rPr/>
+    </w:lvl>
+    <w:lvl w:ilvl="2">
+      <w:start w:val="1"/>
+      <w:numFmt w:val="lowerRoman"/>
+      <w:lvlText w:val="%3."/>
+      <w:lvlJc w:val="right"/>
+      <w:pPr>
+        <w:ind w:left="2160" w:hanging="180"/>
+      </w:pPr>
+      <w:rPr/>
+    </w:lvl>
+    <w:lvl w:ilvl="3">
+      <w:start w:val="1"/>
+      <w:numFmt w:val="decimal"/>
+      <w:lvlText w:val="%4."/>
+      <w:lvlJc w:val="left"/>
+      <w:pPr>
+        <w:ind w:left="2880" w:hanging="360"/>
+      </w:pPr>
+      <w:rPr/>
+    </w:lvl>
+    <w:lvl w:ilvl="4">
+      <w:start w:val="1"/>
+      <w:numFmt w:val="lowerLetter"/>
+      <w:lvlText w:val="%5."/>
+      <w:lvlJc w:val="left"/>
+      <w:pPr>
+        <w:ind w:left="3600" w:hanging="360"/>
+      </w:pPr>
+      <w:rPr/>
+    </w:lvl>
+    <w:lvl w:ilvl="5">
+      <w:start w:val="1"/>
+      <w:numFmt w:val="lowerRoman"/>
+      <w:lvlText w:val="%6."/>
+      <w:lvlJc w:val="right"/>
+      <w:pPr>
+        <w:ind w:left="4320" w:hanging="180"/>
+      </w:pPr>
+      <w:rPr/>
+    </w:lvl>
+    <w:lvl w:ilvl="6">
+      <w:start w:val="1"/>
+      <w:numFmt w:val="decimal"/>
+      <w:lvlText w:val="%7."/>
+      <w:lvlJc w:val="left"/>
+      <w:pPr>
+        <w:ind w:left="5040" w:hanging="360"/>
+      </w:pPr>
+      <w:rPr/>
+    </w:lvl>
+    <w:lvl w:ilvl="7">
+      <w:start w:val="1"/>
+      <w:numFmt w:val="lowerLetter"/>
+      <w:lvlText w:val="%8."/>
+      <w:lvlJc w:val="left"/>
+      <w:pPr>
+        <w:ind w:left="5760" w:hanging="360"/>
+      </w:pPr>
+      <w:rPr/>
+    </w:lvl>
+    <w:lvl w:ilvl="8">
+      <w:start w:val="1"/>
+      <w:numFmt w:val="lowerRoman"/>
+      <w:lvlText w:val="%9."/>
+      <w:lvlJc w:val="right"/>
+      <w:pPr>
+        <w:ind w:left="6480" w:hanging="180"/>
+      </w:pPr>
+      <w:rPr/>
     </w:lvl>
   </w:abstractNum>
   <w:abstractNum w:abstractNumId="3">
@@ -5071,6 +5943,116 @@
       <w:lvlJc w:val="left"/>
       <w:pPr>
         <w:ind w:left="6480" w:hanging="360"/>
+      </w:pPr>
+      <w:rPr>
+        <w:rFonts w:ascii="Noto Sans Symbols" w:cs="Noto Sans Symbols" w:eastAsia="Noto Sans Symbols" w:hAnsi="Noto Sans Symbols"/>
+      </w:rPr>
+    </w:lvl>
+  </w:abstractNum>
+  <w:abstractNum w:abstractNumId="4">
+    <w:lvl w:ilvl="0">
+      <w:start w:val="1"/>
+      <w:numFmt w:val="bullet"/>
+      <w:lvlText w:val="●"/>
+      <w:lvlJc w:val="left"/>
+      <w:pPr>
+        <w:ind w:left="709" w:hanging="359.99999999999994"/>
+      </w:pPr>
+      <w:rPr>
+        <w:rFonts w:ascii="Noto Sans Symbols" w:cs="Noto Sans Symbols" w:eastAsia="Noto Sans Symbols" w:hAnsi="Noto Sans Symbols"/>
+      </w:rPr>
+    </w:lvl>
+    <w:lvl w:ilvl="1">
+      <w:start w:val="1"/>
+      <w:numFmt w:val="bullet"/>
+      <w:lvlText w:val="o"/>
+      <w:lvlJc w:val="left"/>
+      <w:pPr>
+        <w:ind w:left="1429" w:hanging="360"/>
+      </w:pPr>
+      <w:rPr>
+        <w:rFonts w:ascii="Courier New" w:cs="Courier New" w:eastAsia="Courier New" w:hAnsi="Courier New"/>
+      </w:rPr>
+    </w:lvl>
+    <w:lvl w:ilvl="2">
+      <w:start w:val="1"/>
+      <w:numFmt w:val="bullet"/>
+      <w:lvlText w:val="▪"/>
+      <w:lvlJc w:val="left"/>
+      <w:pPr>
+        <w:ind w:left="2149" w:hanging="360"/>
+      </w:pPr>
+      <w:rPr>
+        <w:rFonts w:ascii="Noto Sans Symbols" w:cs="Noto Sans Symbols" w:eastAsia="Noto Sans Symbols" w:hAnsi="Noto Sans Symbols"/>
+      </w:rPr>
+    </w:lvl>
+    <w:lvl w:ilvl="3">
+      <w:start w:val="1"/>
+      <w:numFmt w:val="bullet"/>
+      <w:lvlText w:val="●"/>
+      <w:lvlJc w:val="left"/>
+      <w:pPr>
+        <w:ind w:left="2869" w:hanging="360"/>
+      </w:pPr>
+      <w:rPr>
+        <w:rFonts w:ascii="Noto Sans Symbols" w:cs="Noto Sans Symbols" w:eastAsia="Noto Sans Symbols" w:hAnsi="Noto Sans Symbols"/>
+      </w:rPr>
+    </w:lvl>
+    <w:lvl w:ilvl="4">
+      <w:start w:val="1"/>
+      <w:numFmt w:val="bullet"/>
+      <w:lvlText w:val="o"/>
+      <w:lvlJc w:val="left"/>
+      <w:pPr>
+        <w:ind w:left="3589" w:hanging="360"/>
+      </w:pPr>
+      <w:rPr>
+        <w:rFonts w:ascii="Courier New" w:cs="Courier New" w:eastAsia="Courier New" w:hAnsi="Courier New"/>
+      </w:rPr>
+    </w:lvl>
+    <w:lvl w:ilvl="5">
+      <w:start w:val="1"/>
+      <w:numFmt w:val="bullet"/>
+      <w:lvlText w:val="▪"/>
+      <w:lvlJc w:val="left"/>
+      <w:pPr>
+        <w:ind w:left="4309" w:hanging="360"/>
+      </w:pPr>
+      <w:rPr>
+        <w:rFonts w:ascii="Noto Sans Symbols" w:cs="Noto Sans Symbols" w:eastAsia="Noto Sans Symbols" w:hAnsi="Noto Sans Symbols"/>
+      </w:rPr>
+    </w:lvl>
+    <w:lvl w:ilvl="6">
+      <w:start w:val="1"/>
+      <w:numFmt w:val="bullet"/>
+      <w:lvlText w:val="●"/>
+      <w:lvlJc w:val="left"/>
+      <w:pPr>
+        <w:ind w:left="5029" w:hanging="360"/>
+      </w:pPr>
+      <w:rPr>
+        <w:rFonts w:ascii="Noto Sans Symbols" w:cs="Noto Sans Symbols" w:eastAsia="Noto Sans Symbols" w:hAnsi="Noto Sans Symbols"/>
+      </w:rPr>
+    </w:lvl>
+    <w:lvl w:ilvl="7">
+      <w:start w:val="1"/>
+      <w:numFmt w:val="bullet"/>
+      <w:lvlText w:val="o"/>
+      <w:lvlJc w:val="left"/>
+      <w:pPr>
+        <w:ind w:left="5749" w:hanging="360"/>
+      </w:pPr>
+      <w:rPr>
+        <w:rFonts w:ascii="Courier New" w:cs="Courier New" w:eastAsia="Courier New" w:hAnsi="Courier New"/>
+      </w:rPr>
+    </w:lvl>
+    <w:lvl w:ilvl="8">
+      <w:start w:val="1"/>
+      <w:numFmt w:val="bullet"/>
+      <w:lvlText w:val="▪"/>
+      <w:lvlJc w:val="left"/>
+      <w:pPr>
+        <w:ind w:left="6469" w:hanging="360"/>
       </w:pPr>
       <w:rPr>
         <w:rFonts w:ascii="Noto Sans Symbols" w:cs="Noto Sans Symbols" w:eastAsia="Noto Sans Symbols" w:hAnsi="Noto Sans Symbols"/>
@@ -5085,6 +6067,9 @@
   </w:num>
   <w:num w:numId="3">
     <w:abstractNumId w:val="3"/>
+  </w:num>
+  <w:num w:numId="4">
+    <w:abstractNumId w:val="4"/>
   </w:num>
 </w:numbering>
 </file>
@@ -5467,8 +6452,9 @@
     <w:rsid w:val="00C06AEE"/>
     <w:pPr>
       <w:numPr>
-        <w:numId w:val="4"/>
+        <w:numId w:val="5"/>
       </w:numPr>
+      <w:ind w:left="360"/>
       <w:contextualSpacing w:val="1"/>
     </w:pPr>
     <w:rPr>
@@ -5673,9 +6659,10 @@
     <w:basedOn w:val="Normal"/>
     <w:autoRedefine w:val="1"/>
     <w:qFormat w:val="1"/>
-    <w:rsid w:val="00E86514"/>
+    <w:rsid w:val="0007642F"/>
     <w:pPr>
       <w:spacing w:after="240" w:before="240" w:line="276" w:lineRule="auto"/>
+      <w:jc w:val="center"/>
     </w:pPr>
     <w:rPr>
       <w:kern w:val="0"/>
@@ -5710,12 +6697,12 @@
       <w:szCs w:val="44"/>
     </w:rPr>
   </w:style>
-  <w:style w:type="paragraph" w:styleId="Epgrafe" w:customStyle="1">
-    <w:name w:val="Epígrafe"/>
+  <w:style w:type="paragraph" w:styleId="Epgrafe1" w:customStyle="1">
+    <w:name w:val="Epígrafe1"/>
     <w:basedOn w:val="Normal"/>
     <w:uiPriority w:val="1"/>
     <w:qFormat w:val="1"/>
-    <w:rsid w:val="00C20947"/>
+    <w:rsid w:val="00220E71"/>
     <w:pPr>
       <w:spacing w:line="259" w:lineRule="auto"/>
     </w:pPr>
@@ -5725,6 +6712,144 @@
       <w:kern w:val="0"/>
       <w:sz w:val="36"/>
       <w:szCs w:val="36"/>
+    </w:rPr>
+  </w:style>
+  <w:style w:type="paragraph" w:styleId="portada-bajada" w:customStyle="1">
+    <w:name w:val="portada-bajada"/>
+    <w:basedOn w:val="Normal"/>
+    <w:qFormat w:val="1"/>
+    <w:rsid w:val="002260F7"/>
+    <w:rPr>
+      <w:kern w:val="0"/>
+      <w:sz w:val="44"/>
+    </w:rPr>
+  </w:style>
+  <w:style w:type="paragraph" w:styleId="NormalWeb">
+    <w:name w:val="Normal (Web)"/>
+    <w:basedOn w:val="Normal"/>
+    <w:uiPriority w:val="99"/>
+    <w:semiHidden w:val="1"/>
+    <w:unhideWhenUsed w:val="1"/>
+    <w:rsid w:val="002D0796"/>
+    <w:pPr>
+      <w:spacing w:after="100" w:afterAutospacing="1" w:before="100" w:beforeAutospacing="1" w:line="240" w:lineRule="auto"/>
+    </w:pPr>
+    <w:rPr>
+      <w:rFonts w:ascii="Times New Roman" w:cs="Times New Roman" w:eastAsia="Times New Roman" w:hAnsi="Times New Roman"/>
+      <w:color w:val="auto"/>
+      <w:kern w:val="0"/>
+      <w:szCs w:val="24"/>
+      <w:lang w:eastAsia="es-MX" w:val="es-MX"/>
+    </w:rPr>
+  </w:style>
+  <w:style w:type="character" w:styleId="Fuerte">
+    <w:name w:val="Strong"/>
+    <w:basedOn w:val="Fuentedeprrafopredeter"/>
+    <w:uiPriority w:val="22"/>
+    <w:qFormat w:val="1"/>
+    <w:rsid w:val="00F343ED"/>
+    <w:rPr>
+      <w:b w:val="1"/>
+      <w:bCs w:val="1"/>
+    </w:rPr>
+  </w:style>
+  <w:style w:type="paragraph" w:styleId="Textodeglobo">
+    <w:name w:val="Balloon Text"/>
+    <w:basedOn w:val="Normal"/>
+    <w:link w:val="TextodegloboCar"/>
+    <w:uiPriority w:val="99"/>
+    <w:semiHidden w:val="1"/>
+    <w:unhideWhenUsed w:val="1"/>
+    <w:rsid w:val="00F343ED"/>
+    <w:pPr>
+      <w:spacing w:after="0" w:line="240" w:lineRule="auto"/>
+    </w:pPr>
+    <w:rPr>
+      <w:rFonts w:ascii="Tahoma" w:cs="Tahoma" w:hAnsi="Tahoma"/>
+      <w:sz w:val="16"/>
+      <w:szCs w:val="16"/>
+    </w:rPr>
+  </w:style>
+  <w:style w:type="character" w:styleId="TextodegloboCar" w:customStyle="1">
+    <w:name w:val="Texto de globo Car"/>
+    <w:basedOn w:val="Fuentedeprrafopredeter"/>
+    <w:link w:val="Textodeglobo"/>
+    <w:uiPriority w:val="99"/>
+    <w:semiHidden w:val="1"/>
+    <w:rsid w:val="00F343ED"/>
+    <w:rPr>
+      <w:rFonts w:ascii="Tahoma" w:cs="Tahoma" w:hAnsi="Tahoma"/>
+      <w:color w:val="404040" w:themeColor="text1" w:themeTint="0000BF"/>
+      <w:sz w:val="16"/>
+      <w:szCs w:val="16"/>
+    </w:rPr>
+  </w:style>
+  <w:style w:type="character" w:styleId="normaltextrun" w:customStyle="1">
+    <w:name w:val="normaltextrun"/>
+    <w:basedOn w:val="Fuentedeprrafopredeter"/>
+    <w:rsid w:val="000335E8"/>
+  </w:style>
+  <w:style w:type="paragraph" w:styleId="Textocomentario">
+    <w:name w:val="annotation text"/>
+    <w:basedOn w:val="Normal"/>
+    <w:link w:val="TextocomentarioCar"/>
+    <w:uiPriority w:val="99"/>
+    <w:semiHidden w:val="1"/>
+    <w:unhideWhenUsed w:val="1"/>
+    <w:pPr>
+      <w:spacing w:line="240" w:lineRule="auto"/>
+    </w:pPr>
+    <w:rPr>
+      <w:sz w:val="20"/>
+      <w:szCs w:val="20"/>
+    </w:rPr>
+  </w:style>
+  <w:style w:type="character" w:styleId="TextocomentarioCar" w:customStyle="1">
+    <w:name w:val="Texto comentario Car"/>
+    <w:basedOn w:val="Fuentedeprrafopredeter"/>
+    <w:link w:val="Textocomentario"/>
+    <w:uiPriority w:val="99"/>
+    <w:semiHidden w:val="1"/>
+    <w:rPr>
+      <w:rFonts w:ascii="Arial" w:hAnsi="Arial"/>
+      <w:color w:val="404040" w:themeColor="text1" w:themeTint="0000BF"/>
+      <w:sz w:val="20"/>
+      <w:szCs w:val="20"/>
+    </w:rPr>
+  </w:style>
+  <w:style w:type="character" w:styleId="Refdecomentario">
+    <w:name w:val="annotation reference"/>
+    <w:basedOn w:val="Fuentedeprrafopredeter"/>
+    <w:uiPriority w:val="99"/>
+    <w:semiHidden w:val="1"/>
+    <w:unhideWhenUsed w:val="1"/>
+    <w:rPr>
+      <w:sz w:val="16"/>
+      <w:szCs w:val="16"/>
+    </w:rPr>
+  </w:style>
+  <w:style w:type="character" w:styleId="Mencinsinresolver">
+    <w:name w:val="Unresolved Mention"/>
+    <w:basedOn w:val="Fuentedeprrafopredeter"/>
+    <w:uiPriority w:val="99"/>
+    <w:semiHidden w:val="1"/>
+    <w:unhideWhenUsed w:val="1"/>
+    <w:rsid w:val="002A5944"/>
+    <w:rPr>
+      <w:color w:val="605e5c"/>
+      <w:shd w:color="auto" w:fill="e1dfdd" w:val="clear"/>
+    </w:rPr>
+  </w:style>
+  <w:style w:type="character" w:styleId="Hipervnculovisitado">
+    <w:name w:val="FollowedHyperlink"/>
+    <w:basedOn w:val="Fuentedeprrafopredeter"/>
+    <w:uiPriority w:val="99"/>
+    <w:semiHidden w:val="1"/>
+    <w:unhideWhenUsed w:val="1"/>
+    <w:rsid w:val="00667231"/>
+    <w:rPr>
+      <w:color w:val="954f72" w:themeColor="followedHyperlink"/>
+      <w:u w:val="single"/>
     </w:rPr>
   </w:style>
   <w:style w:type="paragraph" w:styleId="Subtitle">
@@ -5748,17 +6873,14 @@
   </w:style>
   <w:style w:type="table" w:styleId="Table1">
     <w:basedOn w:val="TableNormal"/>
-    <w:pPr>
-      <w:spacing w:after="0" w:line="240" w:lineRule="auto"/>
-    </w:pPr>
     <w:tblPr>
       <w:tblStyleRowBandSize w:val="1"/>
       <w:tblStyleColBandSize w:val="1"/>
       <w:tblCellMar>
         <w:top w:w="0.0" w:type="dxa"/>
-        <w:left w:w="108.0" w:type="dxa"/>
+        <w:left w:w="0.0" w:type="dxa"/>
         <w:bottom w:w="0.0" w:type="dxa"/>
-        <w:right w:w="108.0" w:type="dxa"/>
+        <w:right w:w="0.0" w:type="dxa"/>
       </w:tblCellMar>
     </w:tblPr>
   </w:style>
@@ -6044,7 +7166,7 @@
 
 <file path=customXML/item1.xml><?xml version="1.0" encoding="utf-8"?>
 <go:gDocsCustomXmlDataStorage xmlns:go="http://customooxmlschemas.google.com/" xmlns:r="http://schemas.openxmlformats.org/officeDocument/2006/relationships" uri="GoogleDocsCustomDataVersion2">
-  <go:docsCustomData xmlns:go="http://customooxmlschemas.google.com/" roundtripDataSignature="AMtx7mhYFDcCzYKnABXjf91x2j8B2iadLw==">CgMxLjA4AHIhMXJSS1ZqcXZJamN3TnJwam4zdFl3Y0c1VTkxMnd1ZTd1</go:docsCustomData>
+  <go:docsCustomData xmlns:go="http://customooxmlschemas.google.com/" roundtripDataSignature="AMtx7mghRZtkTRa7wNaZwwGvsDlRto0Oeg==">CgMxLjA4AHIhMU1vM1lZbjFWQ2N3U3VkTmJkSDBQWHJPeWlTWXR4dUxB</go:docsCustomData>
 </go:gDocsCustomXmlDataStorage>
 </file>
 
